--- a/sensing_methods_chapter.docx
+++ b/sensing_methods_chapter.docx
@@ -229,25 +229,437 @@
         <w:pStyle w:val="FirstParagraph"/>
       </w:pPr>
       <w:r>
-        <w:t xml:space="preserve">What makes up a day? Pull from EMA paper and make an establishing timeline</w:t>
-      </w:r>
-    </w:p>
-    <w:bookmarkEnd w:id="32"/>
-    <w:bookmarkStart w:id="37" w:name="data-collection"/>
-    <w:p>
-      <w:pPr>
-        <w:pStyle w:val="Heading1"/>
-      </w:pPr>
-      <w:r>
-        <w:t xml:space="preserve">Data Collection</w:t>
-      </w:r>
-    </w:p>
-    <w:p>
-      <w:pPr>
-        <w:pStyle w:val="FirstParagraph"/>
-      </w:pPr>
-      <w:r>
-        <w:t xml:space="preserve">Overview. Who’s done what.</w:t>
+        <w:t xml:space="preserve">Everyday learning inputs—visual experiences, object interactions, and social exchanges—are filtered through infants’ motor systems. In this chapter, I focus on two aspects of movement: position and restraint. Position refers to the configuration of the body with respect to gravity, such as lying supine on the back, prone on the stomach (whether stationary or crawling), sitting, or standing upright (whether stationary or walking). Infants’ position from moment to moment shapes their view of objects and faces</w:t>
+      </w:r>
+      <w:r>
+        <w:t xml:space="preserve"> </w:t>
+      </w:r>
+      <w:r>
+        <w:t xml:space="preserve">(</w:t>
+      </w:r>
+      <w:hyperlink w:anchor="ref-KretchFranchak2014">
+        <w:r>
+          <w:rPr>
+            <w:rStyle w:val="Hyperlink"/>
+          </w:rPr>
+          <w:t xml:space="preserve">Kretch et al., 2014</w:t>
+        </w:r>
+      </w:hyperlink>
+      <w:r>
+        <w:t xml:space="preserve">;</w:t>
+      </w:r>
+      <w:r>
+        <w:t xml:space="preserve"> </w:t>
+      </w:r>
+      <w:hyperlink w:anchor="ref-LuoFranchak2020">
+        <w:r>
+          <w:rPr>
+            <w:rStyle w:val="Hyperlink"/>
+          </w:rPr>
+          <w:t xml:space="preserve">Luo &amp; Franchak, 2020</w:t>
+        </w:r>
+      </w:hyperlink>
+      <w:r>
+        <w:t xml:space="preserve">)</w:t>
+      </w:r>
+      <w:r>
+        <w:t xml:space="preserve">, constrains how they explore objects in their hands</w:t>
+      </w:r>
+      <w:r>
+        <w:t xml:space="preserve"> </w:t>
+      </w:r>
+      <w:r>
+        <w:t xml:space="preserve">(</w:t>
+      </w:r>
+      <w:hyperlink w:anchor="ref-KretchMarcinowski2022">
+        <w:r>
+          <w:rPr>
+            <w:rStyle w:val="Hyperlink"/>
+          </w:rPr>
+          <w:t xml:space="preserve">Kretch et al., 2022</w:t>
+        </w:r>
+      </w:hyperlink>
+      <w:r>
+        <w:t xml:space="preserve">;</w:t>
+      </w:r>
+      <w:r>
+        <w:t xml:space="preserve"> </w:t>
+      </w:r>
+      <w:hyperlink w:anchor="ref-SoskaAdolph2014">
+        <w:r>
+          <w:rPr>
+            <w:rStyle w:val="Hyperlink"/>
+          </w:rPr>
+          <w:t xml:space="preserve">Soska &amp; Adolph, 2014</w:t>
+        </w:r>
+      </w:hyperlink>
+      <w:r>
+        <w:t xml:space="preserve">)</w:t>
+      </w:r>
+      <w:r>
+        <w:t xml:space="preserve">, and predicts the frequency of adults’ speech</w:t>
+      </w:r>
+      <w:r>
+        <w:t xml:space="preserve"> </w:t>
+      </w:r>
+      <w:r>
+        <w:t xml:space="preserve">(</w:t>
+      </w:r>
+      <w:hyperlink w:anchor="ref-RouseyTang2026">
+        <w:r>
+          <w:rPr>
+            <w:rStyle w:val="Hyperlink"/>
+          </w:rPr>
+          <w:t xml:space="preserve">Rousey et al., 2026</w:t>
+        </w:r>
+      </w:hyperlink>
+      <w:r>
+        <w:t xml:space="preserve">)</w:t>
+      </w:r>
+      <w:r>
+        <w:t xml:space="preserve">. Restraint refers to infants’ opportunity to switch positions</w:t>
+      </w:r>
+      <w:r>
+        <w:t xml:space="preserve"> </w:t>
+      </w:r>
+      <w:r>
+        <w:t xml:space="preserve">(</w:t>
+      </w:r>
+      <w:hyperlink w:anchor="ref-WangHRousey2026">
+        <w:r>
+          <w:rPr>
+            <w:rStyle w:val="Hyperlink"/>
+            <w:b/>
+            <w:bCs/>
+          </w:rPr>
+          <w:t xml:space="preserve">WangHRousey2026?</w:t>
+        </w:r>
+      </w:hyperlink>
+      <w:r>
+        <w:t xml:space="preserve">)</w:t>
+      </w:r>
+      <w:r>
+        <w:t xml:space="preserve">. When infants are restrained, such as held in a caregiver’s arms or strapped into a car seat or high chair, they cannot change positions. When unrestrained, infants can voluntarily switch between positions in their motor skill repertoire. Restraint also shapes everyday learning inputs: Infants have broader views of the environment when carried off the ground</w:t>
+      </w:r>
+      <w:r>
+        <w:t xml:space="preserve"> </w:t>
+      </w:r>
+      <w:r>
+        <w:t xml:space="preserve">(</w:t>
+      </w:r>
+      <w:hyperlink w:anchor="ref-KretchAdolph2015">
+        <w:r>
+          <w:rPr>
+            <w:rStyle w:val="Hyperlink"/>
+          </w:rPr>
+          <w:t xml:space="preserve">Kretch &amp; Adolph, 2015</w:t>
+        </w:r>
+      </w:hyperlink>
+      <w:r>
+        <w:t xml:space="preserve">)</w:t>
+      </w:r>
+      <w:r>
+        <w:t xml:space="preserve">, but infants have less access to objects</w:t>
+      </w:r>
+      <w:r>
+        <w:t xml:space="preserve"> </w:t>
+      </w:r>
+      <w:r>
+        <w:t xml:space="preserve">(</w:t>
+      </w:r>
+      <w:hyperlink w:anchor="ref-FranchakKadooka2024">
+        <w:r>
+          <w:rPr>
+            <w:rStyle w:val="Hyperlink"/>
+          </w:rPr>
+          <w:t xml:space="preserve">Franchak, Kadooka, et al., 2024</w:t>
+        </w:r>
+      </w:hyperlink>
+      <w:r>
+        <w:t xml:space="preserve">)</w:t>
+      </w:r>
+      <w:r>
+        <w:t xml:space="preserve"> </w:t>
+      </w:r>
+      <w:r>
+        <w:t xml:space="preserve">and hear less adult speech when restrained</w:t>
+      </w:r>
+      <w:r>
+        <w:t xml:space="preserve"> </w:t>
+      </w:r>
+      <w:r>
+        <w:t xml:space="preserve">(</w:t>
+      </w:r>
+      <w:hyperlink w:anchor="ref-MalachowskiSalo2023">
+        <w:r>
+          <w:rPr>
+            <w:rStyle w:val="Hyperlink"/>
+          </w:rPr>
+          <w:t xml:space="preserve">Malachowski et al., 2023</w:t>
+        </w:r>
+      </w:hyperlink>
+      <w:r>
+        <w:t xml:space="preserve">)</w:t>
+      </w:r>
+      <w:r>
+        <w:t xml:space="preserve">.</w:t>
+      </w:r>
+    </w:p>
+    <w:p>
+      <w:pPr>
+        <w:pStyle w:val="BodyText"/>
+      </w:pPr>
+      <w:r>
+        <w:t xml:space="preserve">Thus, infants’ opportunities for learning depending on how much time they spend in different positions and restraint in everyday life, which vary according to infants’ age, motor skill development, and caregiving choices. With age, infants spend less time supine and restrained and spend more time sitting and standing</w:t>
+      </w:r>
+      <w:r>
+        <w:t xml:space="preserve"> </w:t>
+      </w:r>
+      <w:r>
+        <w:t xml:space="preserve">(</w:t>
+      </w:r>
+      <w:hyperlink w:anchor="ref-Franchak2019aa">
+        <w:r>
+          <w:rPr>
+            <w:rStyle w:val="Hyperlink"/>
+          </w:rPr>
+          <w:t xml:space="preserve">Franchak, 2019</w:t>
+        </w:r>
+      </w:hyperlink>
+      <w:r>
+        <w:t xml:space="preserve">;</w:t>
+      </w:r>
+      <w:r>
+        <w:t xml:space="preserve"> </w:t>
+      </w:r>
+      <w:hyperlink w:anchor="ref-FranchakKadooka2024">
+        <w:r>
+          <w:rPr>
+            <w:rStyle w:val="Hyperlink"/>
+          </w:rPr>
+          <w:t xml:space="preserve">Franchak, Kadooka, et al., 2024</w:t>
+        </w:r>
+      </w:hyperlink>
+      <w:r>
+        <w:t xml:space="preserve">;</w:t>
+      </w:r>
+      <w:r>
+        <w:t xml:space="preserve"> </w:t>
+      </w:r>
+      <w:hyperlink w:anchor="ref-FranchakRousey2026">
+        <w:r>
+          <w:rPr>
+            <w:rStyle w:val="Hyperlink"/>
+          </w:rPr>
+          <w:t xml:space="preserve">Franchak, Rousey, et al., 2026</w:t>
+        </w:r>
+      </w:hyperlink>
+      <w:r>
+        <w:t xml:space="preserve">;</w:t>
+      </w:r>
+      <w:r>
+        <w:t xml:space="preserve"> </w:t>
+      </w:r>
+      <w:hyperlink w:anchor="ref-KretchLuna2025">
+        <w:r>
+          <w:rPr>
+            <w:rStyle w:val="Hyperlink"/>
+          </w:rPr>
+          <w:t xml:space="preserve">Kretch et al., 2025</w:t>
+        </w:r>
+      </w:hyperlink>
+      <w:r>
+        <w:t xml:space="preserve">)</w:t>
+      </w:r>
+      <w:r>
+        <w:t xml:space="preserve">. Infants who can sit independently spend more time sitting unrestrained</w:t>
+      </w:r>
+      <w:r>
+        <w:t xml:space="preserve"> </w:t>
+      </w:r>
+      <w:r>
+        <w:t xml:space="preserve">(</w:t>
+      </w:r>
+      <w:hyperlink w:anchor="ref-KretchLuna2025">
+        <w:r>
+          <w:rPr>
+            <w:rStyle w:val="Hyperlink"/>
+          </w:rPr>
+          <w:t xml:space="preserve">Kretch et al., 2025</w:t>
+        </w:r>
+      </w:hyperlink>
+      <w:r>
+        <w:t xml:space="preserve">)</w:t>
+      </w:r>
+      <w:r>
+        <w:t xml:space="preserve">, and infants who can walk independently spend more time standing upright</w:t>
+      </w:r>
+      <w:r>
+        <w:t xml:space="preserve"> </w:t>
+      </w:r>
+      <w:r>
+        <w:t xml:space="preserve">(</w:t>
+      </w:r>
+      <w:hyperlink w:anchor="ref-FranchakRousey2026">
+        <w:r>
+          <w:rPr>
+            <w:rStyle w:val="Hyperlink"/>
+          </w:rPr>
+          <w:t xml:space="preserve">Franchak, Rousey, et al., 2026</w:t>
+        </w:r>
+      </w:hyperlink>
+      <w:r>
+        <w:t xml:space="preserve">)</w:t>
+      </w:r>
+      <w:r>
+        <w:t xml:space="preserve">. Despite these developmental trends, there are considerable individual differences that likely depend on caregiving practices and daily routines. Whereas some caregivers may choose to more often use specialized devices likes swings, jumpers, and exersaucers</w:t>
+      </w:r>
+      <w:r>
+        <w:t xml:space="preserve"> </w:t>
+      </w:r>
+      <w:r>
+        <w:t xml:space="preserve">(</w:t>
+      </w:r>
+      <w:hyperlink w:anchor="ref-CallahanSisler1997">
+        <w:r>
+          <w:rPr>
+            <w:rStyle w:val="Hyperlink"/>
+          </w:rPr>
+          <w:t xml:space="preserve">Callahan &amp; Sisler, 1997</w:t>
+        </w:r>
+      </w:hyperlink>
+      <w:r>
+        <w:t xml:space="preserve">;</w:t>
+      </w:r>
+      <w:r>
+        <w:t xml:space="preserve"> </w:t>
+      </w:r>
+      <w:hyperlink w:anchor="ref-KarasikKuchirko2022">
+        <w:r>
+          <w:rPr>
+            <w:rStyle w:val="Hyperlink"/>
+          </w:rPr>
+          <w:t xml:space="preserve">Karasik et al., 2022</w:t>
+        </w:r>
+      </w:hyperlink>
+      <w:r>
+        <w:t xml:space="preserve">)</w:t>
+      </w:r>
+      <w:r>
+        <w:t xml:space="preserve">, others may more often choose to hold infants in their arms or position infants on the floor. Caregivers’ choices about daily activities, such as errands and meals, also matter: Infants spend more time restrained when out of the house on errands and during mealtime</w:t>
+      </w:r>
+      <w:r>
+        <w:t xml:space="preserve"> </w:t>
+      </w:r>
+      <w:r>
+        <w:t xml:space="preserve">(</w:t>
+      </w:r>
+      <w:hyperlink w:anchor="ref-FranchakFord2026">
+        <w:r>
+          <w:rPr>
+            <w:rStyle w:val="Hyperlink"/>
+          </w:rPr>
+          <w:t xml:space="preserve">Franchak, Ford, et al., 2026</w:t>
+        </w:r>
+      </w:hyperlink>
+      <w:r>
+        <w:t xml:space="preserve">)</w:t>
+      </w:r>
+      <w:r>
+        <w:t xml:space="preserve">.</w:t>
+      </w:r>
+    </w:p>
+    <w:p>
+      <w:pPr>
+        <w:pStyle w:val="BodyText"/>
+      </w:pPr>
+      <w:r>
+        <w:t xml:space="preserve">Consequently, position and restraint are distributed heterogeneously throughout the day</w:t>
+      </w:r>
+      <w:r>
+        <w:t xml:space="preserve"> </w:t>
+      </w:r>
+      <w:r>
+        <w:t xml:space="preserve">(</w:t>
+      </w:r>
+      <w:hyperlink w:anchor="ref-FranchakTang2024">
+        <w:r>
+          <w:rPr>
+            <w:rStyle w:val="Hyperlink"/>
+          </w:rPr>
+          <w:t xml:space="preserve">Franchak, Tang, et al., 2024</w:t>
+        </w:r>
+      </w:hyperlink>
+      <w:r>
+        <w:t xml:space="preserve">;</w:t>
+      </w:r>
+      <w:r>
+        <w:t xml:space="preserve"> </w:t>
+      </w:r>
+      <w:hyperlink w:anchor="ref-FranchakRousey2026">
+        <w:r>
+          <w:rPr>
+            <w:rStyle w:val="Hyperlink"/>
+          </w:rPr>
+          <w:t xml:space="preserve">Franchak, Rousey, et al., 2026</w:t>
+        </w:r>
+      </w:hyperlink>
+      <w:r>
+        <w:t xml:space="preserve">)</w:t>
+      </w:r>
+      <w:r>
+        <w:t xml:space="preserve">. An hour spent playing might involve a long bout of time unrestrained during which the infant switches between sitting, prone, and standing positions. An hour spent eating a meal might involve a continuous bout of sitting while restrained in a high chair. An hour spent playing, fussing, and nursing could involve frequent switches between laying on the couch, crawling on the floor, and being held in caregivers’ arms. This poses a challenge for researchers who wish to measure everyday position and restraint, because sampling any single hour might fail to capture the full variation in movement across a day. Most video observations of infants’ home behavior sample 1-2 hours at most</w:t>
+      </w:r>
+      <w:r>
+        <w:t xml:space="preserve"> </w:t>
+      </w:r>
+      <w:r>
+        <w:t xml:space="preserve">(e.g.,</w:t>
+      </w:r>
+      <w:r>
+        <w:t xml:space="preserve"> </w:t>
+      </w:r>
+      <w:hyperlink w:anchor="ref-HerzbergFletcher2021">
+        <w:r>
+          <w:rPr>
+            <w:rStyle w:val="Hyperlink"/>
+          </w:rPr>
+          <w:t xml:space="preserve">Herzberg et al., 2021</w:t>
+        </w:r>
+      </w:hyperlink>
+      <w:r>
+        <w:t xml:space="preserve">)</w:t>
+      </w:r>
+      <w:r>
+        <w:t xml:space="preserve">, meaning that other parts of the daily routine go unobserved. Capturing a full waking day of infants’ movements on video would also mean labor-intensive video coding, which could take as many as 5 hours per hour video to annotate</w:t>
+      </w:r>
+      <w:r>
+        <w:t xml:space="preserve"> </w:t>
+      </w:r>
+      <w:r>
+        <w:t xml:space="preserve">(</w:t>
+      </w:r>
+      <w:hyperlink w:anchor="ref-FranchakTang2024">
+        <w:r>
+          <w:rPr>
+            <w:rStyle w:val="Hyperlink"/>
+          </w:rPr>
+          <w:t xml:space="preserve">Franchak, Tang, et al., 2024</w:t>
+        </w:r>
+      </w:hyperlink>
+      <w:r>
+        <w:t xml:space="preserve">)</w:t>
+      </w:r>
+      <w:r>
+        <w:t xml:space="preserve">.</w:t>
+      </w:r>
+    </w:p>
+    <w:p>
+      <w:pPr>
+        <w:pStyle w:val="BodyText"/>
+      </w:pPr>
+      <w:r>
+        <w:t xml:space="preserve">Analogous challenge for wearable IMUs. What’s been done already.</w:t>
       </w:r>
       <w:r>
         <w:t xml:space="preserve"> </w:t>
@@ -288,7 +700,7 @@
           <w:rPr>
             <w:rStyle w:val="Hyperlink"/>
           </w:rPr>
-          <w:t xml:space="preserve">Franchak et al., 2024</w:t>
+          <w:t xml:space="preserve">Franchak, Tang, et al., 2024</w:t>
         </w:r>
       </w:hyperlink>
       <w:r>
@@ -311,12 +723,14 @@
       <w:r>
         <w:t xml:space="preserve"> </w:t>
       </w:r>
-      <w:hyperlink w:anchor="ref-WangHRouseyHFranchakJM2026">
+      <w:hyperlink w:anchor="ref-WangHRousey2026">
         <w:r>
           <w:rPr>
             <w:rStyle w:val="Hyperlink"/>
+            <w:b/>
+            <w:bCs/>
           </w:rPr>
-          <w:t xml:space="preserve">Wang, H. Rousey, H. Franchak, J. M., 2026</w:t>
+          <w:t xml:space="preserve">WangHRousey2026?</w:t>
         </w:r>
       </w:hyperlink>
       <w:r>
@@ -326,43 +740,95 @@
         <w:t xml:space="preserve">.</w:t>
       </w:r>
     </w:p>
-    <w:bookmarkStart w:id="33" w:name="inertial-movement-units"/>
+    <w:bookmarkEnd w:id="32"/>
+    <w:bookmarkStart w:id="36" w:name="data-collection"/>
+    <w:p>
+      <w:pPr>
+        <w:pStyle w:val="Heading1"/>
+      </w:pPr>
+      <w:r>
+        <w:t xml:space="preserve">Data Collection</w:t>
+      </w:r>
+    </w:p>
+    <w:p>
+      <w:pPr>
+        <w:pStyle w:val="FirstParagraph"/>
+      </w:pPr>
+      <w:r>
+        <w:t xml:space="preserve">Some past work in the lab. Focus here is in the home. Current limits (driving/strollers).</w:t>
+      </w:r>
+    </w:p>
+    <w:bookmarkStart w:id="33" w:name="sensor-garment"/>
     <w:p>
       <w:pPr>
         <w:pStyle w:val="Heading2"/>
       </w:pPr>
       <w:r>
-        <w:t xml:space="preserve">Inertial Movement Units</w:t>
+        <w:t xml:space="preserve">Sensor Garment</w:t>
+      </w:r>
+    </w:p>
+    <w:p>
+      <w:pPr>
+        <w:pStyle w:val="FirstParagraph"/>
+      </w:pPr>
+      <w:r>
+        <w:t xml:space="preserve">Interior pockets with closures for safety Accel and gyro Number of sensors Sensor placement Maiju’s approach; other work w/ chestworn sensor (Greenspan)</w:t>
       </w:r>
     </w:p>
     <w:bookmarkEnd w:id="33"/>
-    <w:bookmarkStart w:id="34" w:name="sensor-garment"/>
+    <w:bookmarkStart w:id="34" w:name="capturing-ground-truth-video"/>
     <w:p>
       <w:pPr>
         <w:pStyle w:val="Heading2"/>
       </w:pPr>
       <w:r>
-        <w:t xml:space="preserve">Sensor Garment</w:t>
+        <w:t xml:space="preserve">Capturing Ground Truth Video</w:t>
+      </w:r>
+    </w:p>
+    <w:p>
+      <w:pPr>
+        <w:pStyle w:val="FirstParagraph"/>
+      </w:pPr>
+      <w:r>
+        <w:t xml:space="preserve">Synchronization Amount of data Coverage of positions (e.g. sitting variations) and mix of freeplay</w:t>
       </w:r>
     </w:p>
     <w:bookmarkEnd w:id="34"/>
-    <w:bookmarkStart w:id="35" w:name="capturing-ground-truth-video"/>
+    <w:bookmarkStart w:id="35" w:name="full-day-or-multiple-day-considerations"/>
     <w:p>
       <w:pPr>
         <w:pStyle w:val="Heading2"/>
       </w:pPr>
       <w:r>
-        <w:t xml:space="preserve">Capturing Ground Truth Video</w:t>
+        <w:t xml:space="preserve">Full-Day or Multiple-Day Considerations</w:t>
+      </w:r>
+    </w:p>
+    <w:p>
+      <w:pPr>
+        <w:pStyle w:val="FirstParagraph"/>
+      </w:pPr>
+      <w:r>
+        <w:t xml:space="preserve">Capturing data past video recorded portion Nap/wear time logging Sensor drift Show examples of multi-day data</w:t>
       </w:r>
     </w:p>
     <w:bookmarkEnd w:id="35"/>
-    <w:bookmarkStart w:id="36" w:name="full-day-or-multiple-day-considerations"/>
+    <w:bookmarkEnd w:id="36"/>
+    <w:bookmarkStart w:id="39" w:name="data-processing-and-model-training"/>
+    <w:p>
+      <w:pPr>
+        <w:pStyle w:val="Heading1"/>
+      </w:pPr>
+      <w:r>
+        <w:t xml:space="preserve">Data Processing and Model Training</w:t>
+      </w:r>
+    </w:p>
+    <w:bookmarkStart w:id="37" w:name="extracting-motion-features"/>
     <w:p>
       <w:pPr>
         <w:pStyle w:val="Heading2"/>
       </w:pPr>
       <w:r>
-        <w:t xml:space="preserve">Full-Day or Multiple-Day Considerations</w:t>
+        <w:t xml:space="preserve">Extracting Motion Features</w:t>
       </w:r>
     </w:p>
     <w:p>
@@ -370,57 +836,71 @@
         <w:pStyle w:val="FirstParagraph"/>
       </w:pPr>
       <w:r>
-        <w:t xml:space="preserve">Nap/wear time logging Sensor drift</w:t>
-      </w:r>
-    </w:p>
-    <w:bookmarkEnd w:id="36"/>
+        <w:t xml:space="preserve">Window size Features Accel vs. gyro features (Airaksinen) alignment of motion features to the actual behavior</w:t>
+      </w:r>
+    </w:p>
     <w:bookmarkEnd w:id="37"/>
-    <w:bookmarkStart w:id="40" w:name="data-processing-and-model-training"/>
+    <w:bookmarkStart w:id="38" w:name="scoring-ground-truth"/>
+    <w:p>
+      <w:pPr>
+        <w:pStyle w:val="Heading2"/>
+      </w:pPr>
+      <w:r>
+        <w:t xml:space="preserve">Scoring Ground Truth</w:t>
+      </w:r>
+    </w:p>
+    <w:p>
+      <w:pPr>
+        <w:pStyle w:val="FirstParagraph"/>
+      </w:pPr>
+      <w:r>
+        <w:t xml:space="preserve">Synchronization Developing coding scheme is what determines output</w:t>
+      </w:r>
+    </w:p>
+    <w:bookmarkEnd w:id="38"/>
+    <w:bookmarkEnd w:id="39"/>
+    <w:bookmarkStart w:id="42" w:name="model-evaluation"/>
     <w:p>
       <w:pPr>
         <w:pStyle w:val="Heading1"/>
       </w:pPr>
       <w:r>
-        <w:t xml:space="preserve">Data Processing and Model Training</w:t>
-      </w:r>
-    </w:p>
-    <w:bookmarkStart w:id="38" w:name="extracting-motion-features"/>
+        <w:t xml:space="preserve">Model Evaluation</w:t>
+      </w:r>
+    </w:p>
+    <w:p>
+      <w:pPr>
+        <w:pStyle w:val="FirstParagraph"/>
+      </w:pPr>
+      <w:r>
+        <w:t xml:space="preserve">Point to general refs about binary and multi-class categorization Project needs dictate what is relevant for evaluation (overall metrics vs. bouts, absolute time vs. relative time, generalization to new exemplars vs. best prediction of current data)</w:t>
+      </w:r>
+    </w:p>
+    <w:bookmarkStart w:id="40" w:name="trainingtesting-partition"/>
     <w:p>
       <w:pPr>
         <w:pStyle w:val="Heading2"/>
       </w:pPr>
       <w:r>
-        <w:t xml:space="preserve">Extracting Motion Features</w:t>
-      </w:r>
-    </w:p>
-    <w:bookmarkEnd w:id="38"/>
-    <w:bookmarkStart w:id="39" w:name="scoring-ground-truth"/>
+        <w:t xml:space="preserve">Training/Testing Partition</w:t>
+      </w:r>
+    </w:p>
+    <w:p>
+      <w:pPr>
+        <w:pStyle w:val="FirstParagraph"/>
+      </w:pPr>
+      <w:r>
+        <w:t xml:space="preserve">Individual models vs. group models and generalization LOOCV examples Sensor CP model composition and size examples</w:t>
+      </w:r>
+    </w:p>
+    <w:bookmarkEnd w:id="40"/>
+    <w:bookmarkStart w:id="41" w:name="evaluation-metrics"/>
     <w:p>
       <w:pPr>
         <w:pStyle w:val="Heading2"/>
       </w:pPr>
       <w:r>
-        <w:t xml:space="preserve">Scoring Ground Truth</w:t>
-      </w:r>
-    </w:p>
-    <w:bookmarkEnd w:id="39"/>
-    <w:bookmarkEnd w:id="40"/>
-    <w:bookmarkStart w:id="42" w:name="model-evaluation"/>
-    <w:p>
-      <w:pPr>
-        <w:pStyle w:val="Heading1"/>
-      </w:pPr>
-      <w:r>
-        <w:t xml:space="preserve">Model Evaluation</w:t>
-      </w:r>
-    </w:p>
-    <w:bookmarkStart w:id="41" w:name="trainingtesting-partition"/>
-    <w:p>
-      <w:pPr>
-        <w:pStyle w:val="Heading2"/>
-      </w:pPr>
-      <w:r>
-        <w:t xml:space="preserve">Training/Testing Partition</w:t>
+        <w:t xml:space="preserve">Evaluation Metrics</w:t>
       </w:r>
     </w:p>
     <w:p>
@@ -428,22 +908,30 @@
         <w:pStyle w:val="FirstParagraph"/>
       </w:pPr>
       <w:r>
-        <w:t xml:space="preserve">LOOCV examples Sensor CP model composition and size examples</w:t>
+        <w:t xml:space="preserve">Accuracy/kappa Kaya lab paper</w:t>
+      </w:r>
+    </w:p>
+    <w:p>
+      <w:pPr>
+        <w:pStyle w:val="BodyText"/>
+      </w:pPr>
+      <w:r>
+        <w:t xml:space="preserve">Continuous outcomes (Yao) for prevalence predictions Bout structure</w:t>
       </w:r>
     </w:p>
     <w:bookmarkEnd w:id="41"/>
     <w:bookmarkEnd w:id="42"/>
-    <w:bookmarkStart w:id="43" w:name="future-directions"/>
+    <w:bookmarkStart w:id="43" w:name="applications"/>
     <w:p>
       <w:pPr>
         <w:pStyle w:val="Heading1"/>
       </w:pPr>
       <w:r>
-        <w:t xml:space="preserve">Future Directions</w:t>
+        <w:t xml:space="preserve">Applications</w:t>
       </w:r>
     </w:p>
     <w:bookmarkEnd w:id="43"/>
-    <w:bookmarkStart w:id="49" w:name="references"/>
+    <w:bookmarkStart w:id="63" w:name="references"/>
     <w:p>
       <w:pPr>
         <w:pStyle w:val="Heading1"/>
@@ -452,7 +940,7 @@
         <w:t xml:space="preserve">References</w:t>
       </w:r>
     </w:p>
-    <w:bookmarkStart w:id="48" w:name="refs"/>
+    <w:bookmarkStart w:id="62" w:name="refs"/>
     <w:bookmarkStart w:id="44" w:name="ref-AiraksinenRasanen2020"/>
     <w:p>
       <w:pPr>
@@ -489,7 +977,174 @@
       </w:r>
     </w:p>
     <w:bookmarkEnd w:id="44"/>
-    <w:bookmarkStart w:id="45" w:name="ref-FranchakTang2024"/>
+    <w:bookmarkStart w:id="45" w:name="ref-CallahanSisler1997"/>
+    <w:p>
+      <w:pPr>
+        <w:pStyle w:val="Bibliography"/>
+      </w:pPr>
+      <w:r>
+        <w:t xml:space="preserve">Callahan, C. W., &amp; Sisler, C. (1997). Use of seating devices in infants too young to sit.</w:t>
+      </w:r>
+      <w:r>
+        <w:t xml:space="preserve"> </w:t>
+      </w:r>
+      <w:r>
+        <w:rPr>
+          <w:i/>
+          <w:iCs/>
+        </w:rPr>
+        <w:t xml:space="preserve">Archives of Pediatrics &amp; Adolescent Medicine</w:t>
+      </w:r>
+      <w:r>
+        <w:t xml:space="preserve">,</w:t>
+      </w:r>
+      <w:r>
+        <w:t xml:space="preserve"> </w:t>
+      </w:r>
+      <w:r>
+        <w:rPr>
+          <w:i/>
+          <w:iCs/>
+        </w:rPr>
+        <w:t xml:space="preserve">151</w:t>
+      </w:r>
+      <w:r>
+        <w:t xml:space="preserve">(3), 233–235.</w:t>
+      </w:r>
+    </w:p>
+    <w:bookmarkEnd w:id="45"/>
+    <w:bookmarkStart w:id="46" w:name="ref-Franchak2019aa"/>
+    <w:p>
+      <w:pPr>
+        <w:pStyle w:val="Bibliography"/>
+      </w:pPr>
+      <w:r>
+        <w:t xml:space="preserve">Franchak, J. M. (2019). Changing opportunities for learning in everyday life: Infant body position over the first year.</w:t>
+      </w:r>
+      <w:r>
+        <w:t xml:space="preserve"> </w:t>
+      </w:r>
+      <w:r>
+        <w:rPr>
+          <w:i/>
+          <w:iCs/>
+        </w:rPr>
+        <w:t xml:space="preserve">Infancy</w:t>
+      </w:r>
+      <w:r>
+        <w:t xml:space="preserve">,</w:t>
+      </w:r>
+      <w:r>
+        <w:t xml:space="preserve"> </w:t>
+      </w:r>
+      <w:r>
+        <w:rPr>
+          <w:i/>
+          <w:iCs/>
+        </w:rPr>
+        <w:t xml:space="preserve">24</w:t>
+      </w:r>
+      <w:r>
+        <w:t xml:space="preserve">(2), 187–209.</w:t>
+      </w:r>
+    </w:p>
+    <w:bookmarkEnd w:id="46"/>
+    <w:bookmarkStart w:id="47" w:name="ref-FranchakFord2026"/>
+    <w:p>
+      <w:pPr>
+        <w:pStyle w:val="Bibliography"/>
+      </w:pPr>
+      <w:r>
+        <w:t xml:space="preserve">Franchak, J. M., Ford, J., Fausey, C. M., &amp; Luna, A. (2026). Infants’ daily routines shape opportunities for perceptual-motor exploration.</w:t>
+      </w:r>
+      <w:r>
+        <w:t xml:space="preserve"> </w:t>
+      </w:r>
+      <w:r>
+        <w:rPr>
+          <w:i/>
+          <w:iCs/>
+        </w:rPr>
+        <w:t xml:space="preserve">Developmental Science</w:t>
+      </w:r>
+      <w:r>
+        <w:t xml:space="preserve">,</w:t>
+      </w:r>
+      <w:r>
+        <w:t xml:space="preserve"> </w:t>
+      </w:r>
+      <w:r>
+        <w:rPr>
+          <w:i/>
+          <w:iCs/>
+        </w:rPr>
+        <w:t xml:space="preserve">29</w:t>
+      </w:r>
+      <w:r>
+        <w:t xml:space="preserve">(2), e70119.</w:t>
+      </w:r>
+    </w:p>
+    <w:bookmarkEnd w:id="47"/>
+    <w:bookmarkStart w:id="48" w:name="ref-FranchakKadooka2024"/>
+    <w:p>
+      <w:pPr>
+        <w:pStyle w:val="Bibliography"/>
+      </w:pPr>
+      <w:r>
+        <w:t xml:space="preserve">Franchak, J. M., Kadooka, K., &amp; Fausey, C. M. (2024). Longitudinal relations between independent walking, body position, and object experiences in home life.</w:t>
+      </w:r>
+      <w:r>
+        <w:t xml:space="preserve"> </w:t>
+      </w:r>
+      <w:r>
+        <w:rPr>
+          <w:i/>
+          <w:iCs/>
+        </w:rPr>
+        <w:t xml:space="preserve">Developmental Psychology</w:t>
+      </w:r>
+      <w:r>
+        <w:t xml:space="preserve">,</w:t>
+      </w:r>
+      <w:r>
+        <w:t xml:space="preserve"> </w:t>
+      </w:r>
+      <w:r>
+        <w:rPr>
+          <w:i/>
+          <w:iCs/>
+        </w:rPr>
+        <w:t xml:space="preserve">60</w:t>
+      </w:r>
+      <w:r>
+        <w:t xml:space="preserve">(2), 228–242.</w:t>
+      </w:r>
+    </w:p>
+    <w:bookmarkEnd w:id="48"/>
+    <w:bookmarkStart w:id="49" w:name="ref-FranchakRousey2026"/>
+    <w:p>
+      <w:pPr>
+        <w:pStyle w:val="Bibliography"/>
+      </w:pPr>
+      <w:r>
+        <w:t xml:space="preserve">Franchak, J. M., Rousey, H. N., &amp; Wang, H. (2026). Natural statistics of infants’ everyday motor experiences relate to sitting and walking development.</w:t>
+      </w:r>
+      <w:r>
+        <w:t xml:space="preserve"> </w:t>
+      </w:r>
+      <w:r>
+        <w:rPr>
+          <w:i/>
+          <w:iCs/>
+        </w:rPr>
+        <w:t xml:space="preserve">Developmental Psychology</w:t>
+      </w:r>
+      <w:r>
+        <w:t xml:space="preserve">.</w:t>
+      </w:r>
+    </w:p>
+    <w:bookmarkEnd w:id="49"/>
+    <w:bookmarkStart w:id="50" w:name="ref-FranchakTang2024"/>
     <w:p>
       <w:pPr>
         <w:pStyle w:val="Bibliography"/>
@@ -524,8 +1179,118 @@
         <w:t xml:space="preserve">(5), 4982–5001.</w:t>
       </w:r>
     </w:p>
-    <w:bookmarkEnd w:id="45"/>
-    <w:bookmarkStart w:id="46" w:name="ref-KretchEnriques2026"/>
+    <w:bookmarkEnd w:id="50"/>
+    <w:bookmarkStart w:id="51" w:name="ref-HerzbergFletcher2021"/>
+    <w:p>
+      <w:pPr>
+        <w:pStyle w:val="Bibliography"/>
+      </w:pPr>
+      <w:r>
+        <w:t xml:space="preserve">Herzberg, O., Fletcher, K. K., Schatz, J. L., Adolph, K. E., &amp; Tamis-LeMonda, C. S. (2021). Infant exuberant object play at home: Immense amounts of time-distributed, variable practice.</w:t>
+      </w:r>
+      <w:r>
+        <w:t xml:space="preserve"> </w:t>
+      </w:r>
+      <w:r>
+        <w:rPr>
+          <w:i/>
+          <w:iCs/>
+        </w:rPr>
+        <w:t xml:space="preserve">Child Development</w:t>
+      </w:r>
+      <w:r>
+        <w:t xml:space="preserve">.</w:t>
+      </w:r>
+    </w:p>
+    <w:bookmarkEnd w:id="51"/>
+    <w:bookmarkStart w:id="52" w:name="ref-KarasikKuchirko2022"/>
+    <w:p>
+      <w:pPr>
+        <w:pStyle w:val="Bibliography"/>
+      </w:pPr>
+      <w:r>
+        <w:t xml:space="preserve">Karasik, L. B., Kuchirko, Y. A., Dodojonova, R., &amp; Elison, J. T. (2022). Comparison of</w:t>
+      </w:r>
+      <w:r>
+        <w:t xml:space="preserve"> </w:t>
+      </w:r>
+      <w:r>
+        <w:t xml:space="preserve">U</w:t>
+      </w:r>
+      <w:r>
+        <w:t xml:space="preserve">.</w:t>
+      </w:r>
+      <w:r>
+        <w:t xml:space="preserve">S</w:t>
+      </w:r>
+      <w:r>
+        <w:t xml:space="preserve">. And tajik infants’ time in containment devices.</w:t>
+      </w:r>
+      <w:r>
+        <w:t xml:space="preserve"> </w:t>
+      </w:r>
+      <w:r>
+        <w:rPr>
+          <w:i/>
+          <w:iCs/>
+        </w:rPr>
+        <w:t xml:space="preserve">Infant and Child Development</w:t>
+      </w:r>
+      <w:r>
+        <w:t xml:space="preserve">,</w:t>
+      </w:r>
+      <w:r>
+        <w:t xml:space="preserve"> </w:t>
+      </w:r>
+      <w:r>
+        <w:rPr>
+          <w:i/>
+          <w:iCs/>
+        </w:rPr>
+        <w:t xml:space="preserve">31</w:t>
+      </w:r>
+      <w:r>
+        <w:t xml:space="preserve">(4).</w:t>
+      </w:r>
+    </w:p>
+    <w:bookmarkEnd w:id="52"/>
+    <w:bookmarkStart w:id="53" w:name="ref-KretchAdolph2015"/>
+    <w:p>
+      <w:pPr>
+        <w:pStyle w:val="Bibliography"/>
+      </w:pPr>
+      <w:r>
+        <w:t xml:space="preserve">Kretch, K. S., &amp; Adolph, K. E. (2015). Active vision in passive locomotion: Real-world free viewing in infants and adults.</w:t>
+      </w:r>
+      <w:r>
+        <w:t xml:space="preserve"> </w:t>
+      </w:r>
+      <w:r>
+        <w:rPr>
+          <w:i/>
+          <w:iCs/>
+        </w:rPr>
+        <w:t xml:space="preserve">Developmental Science</w:t>
+      </w:r>
+      <w:r>
+        <w:t xml:space="preserve">,</w:t>
+      </w:r>
+      <w:r>
+        <w:t xml:space="preserve"> </w:t>
+      </w:r>
+      <w:r>
+        <w:rPr>
+          <w:i/>
+          <w:iCs/>
+        </w:rPr>
+        <w:t xml:space="preserve">18</w:t>
+      </w:r>
+      <w:r>
+        <w:t xml:space="preserve">(5), 736–750.</w:t>
+      </w:r>
+    </w:p>
+    <w:bookmarkEnd w:id="53"/>
+    <w:bookmarkStart w:id="54" w:name="ref-KretchEnriques2026"/>
     <w:p>
       <w:pPr>
         <w:pStyle w:val="Bibliography"/>
@@ -560,14 +1325,14 @@
         <w:t xml:space="preserve">(102215), 102215.</w:t>
       </w:r>
     </w:p>
-    <w:bookmarkEnd w:id="46"/>
-    <w:bookmarkStart w:id="47" w:name="ref-WangHRouseyHFranchakJM2026"/>
+    <w:bookmarkEnd w:id="54"/>
+    <w:bookmarkStart w:id="55" w:name="ref-KretchFranchak2014"/>
     <w:p>
       <w:pPr>
         <w:pStyle w:val="Bibliography"/>
       </w:pPr>
       <w:r>
-        <w:t xml:space="preserve">Wang, H. Rousey, H. Franchak, J. M. (2026).</w:t>
+        <w:t xml:space="preserve">Kretch, K. S., Franchak, J. M., &amp; Adolph, K. E. (2014). Crawling and walking infants see the world differently.</w:t>
       </w:r>
       <w:r>
         <w:t xml:space="preserve"> </w:t>
@@ -577,15 +1342,218 @@
           <w:i/>
           <w:iCs/>
         </w:rPr>
-        <w:t xml:space="preserve">Quantifying infants’ everyday restrained experiences in the home using wearable inertial sensors</w:t>
+        <w:t xml:space="preserve">Child Development</w:t>
+      </w:r>
+      <w:r>
+        <w:t xml:space="preserve">,</w:t>
+      </w:r>
+      <w:r>
+        <w:t xml:space="preserve"> </w:t>
+      </w:r>
+      <w:r>
+        <w:rPr>
+          <w:i/>
+          <w:iCs/>
+        </w:rPr>
+        <w:t xml:space="preserve">85</w:t>
+      </w:r>
+      <w:r>
+        <w:t xml:space="preserve">(4), 1503–1518.</w:t>
+      </w:r>
+    </w:p>
+    <w:bookmarkEnd w:id="55"/>
+    <w:bookmarkStart w:id="56" w:name="ref-KretchLuna2025"/>
+    <w:p>
+      <w:pPr>
+        <w:pStyle w:val="Bibliography"/>
+      </w:pPr>
+      <w:r>
+        <w:t xml:space="preserve">Kretch, K. S., Luna, A., Fausey, C. M., &amp; Franchak, J. M. (2025). Infant sitting status, sitting age, and everyday positioning experience across the transition to independent sitting.</w:t>
+      </w:r>
+      <w:r>
+        <w:t xml:space="preserve"> </w:t>
+      </w:r>
+      <w:r>
+        <w:rPr>
+          <w:i/>
+          <w:iCs/>
+        </w:rPr>
+        <w:t xml:space="preserve">Infancy</w:t>
+      </w:r>
+      <w:r>
+        <w:t xml:space="preserve">,</w:t>
+      </w:r>
+      <w:r>
+        <w:t xml:space="preserve"> </w:t>
+      </w:r>
+      <w:r>
+        <w:rPr>
+          <w:i/>
+          <w:iCs/>
+        </w:rPr>
+        <w:t xml:space="preserve">30</w:t>
+      </w:r>
+      <w:r>
+        <w:t xml:space="preserve">, e70059.</w:t>
+      </w:r>
+    </w:p>
+    <w:bookmarkEnd w:id="56"/>
+    <w:bookmarkStart w:id="57" w:name="ref-KretchMarcinowski2022"/>
+    <w:p>
+      <w:pPr>
+        <w:pStyle w:val="Bibliography"/>
+      </w:pPr>
+      <w:r>
+        <w:t xml:space="preserve">Kretch, K. S., Marcinowski, E. C., Hsu, L.-Y., Koziol, N. A., Harbourne, R. T., Lobo, M. A., &amp; Dusing, S. C. (2022). Opportunities for learning and social interaction in infant sitting: Effects of sitting support, sitting skill, and gross motor delay.</w:t>
+      </w:r>
+      <w:r>
+        <w:t xml:space="preserve"> </w:t>
+      </w:r>
+      <w:r>
+        <w:rPr>
+          <w:i/>
+          <w:iCs/>
+        </w:rPr>
+        <w:t xml:space="preserve">Developmental Science</w:t>
+      </w:r>
+      <w:r>
+        <w:t xml:space="preserve">, e13318.</w:t>
+      </w:r>
+    </w:p>
+    <w:bookmarkEnd w:id="57"/>
+    <w:bookmarkStart w:id="58" w:name="ref-LuoFranchak2020"/>
+    <w:p>
+      <w:pPr>
+        <w:pStyle w:val="Bibliography"/>
+      </w:pPr>
+      <w:r>
+        <w:t xml:space="preserve">Luo, C., &amp; Franchak, J. M. (2020). Head and body structure infants’ visual experiences during mobile, naturalistic play.</w:t>
+      </w:r>
+      <w:r>
+        <w:t xml:space="preserve"> </w:t>
+      </w:r>
+      <w:r>
+        <w:rPr>
+          <w:i/>
+          <w:iCs/>
+        </w:rPr>
+        <w:t xml:space="preserve">PloS One</w:t>
+      </w:r>
+      <w:r>
+        <w:t xml:space="preserve">,</w:t>
+      </w:r>
+      <w:r>
+        <w:t xml:space="preserve"> </w:t>
+      </w:r>
+      <w:r>
+        <w:rPr>
+          <w:i/>
+          <w:iCs/>
+        </w:rPr>
+        <w:t xml:space="preserve">15</w:t>
+      </w:r>
+      <w:r>
+        <w:t xml:space="preserve">(11), e0242009.</w:t>
+      </w:r>
+    </w:p>
+    <w:bookmarkEnd w:id="58"/>
+    <w:bookmarkStart w:id="59" w:name="ref-MalachowskiSalo2023"/>
+    <w:p>
+      <w:pPr>
+        <w:pStyle w:val="Bibliography"/>
+      </w:pPr>
+      <w:r>
+        <w:t xml:space="preserve">Malachowski, L. G., Salo, V. C., Needham, A. W., &amp; Humphreys, K. L. (2023). Infant placement and language exposure in daily life.</w:t>
+      </w:r>
+      <w:r>
+        <w:t xml:space="preserve"> </w:t>
+      </w:r>
+      <w:r>
+        <w:rPr>
+          <w:i/>
+          <w:iCs/>
+        </w:rPr>
+        <w:t xml:space="preserve">Infant and Child Development</w:t>
       </w:r>
       <w:r>
         <w:t xml:space="preserve">.</w:t>
       </w:r>
     </w:p>
-    <w:bookmarkEnd w:id="47"/>
-    <w:bookmarkEnd w:id="48"/>
-    <w:bookmarkEnd w:id="49"/>
+    <w:bookmarkEnd w:id="59"/>
+    <w:bookmarkStart w:id="60" w:name="ref-RouseyTang2026"/>
+    <w:p>
+      <w:pPr>
+        <w:pStyle w:val="Bibliography"/>
+      </w:pPr>
+      <w:r>
+        <w:t xml:space="preserve">Rousey, H. N., Tang, M., Garcia, S., &amp; Franchak, J. M. (2026). Within-day variations in infant body position predict caregiver speech input.</w:t>
+      </w:r>
+      <w:r>
+        <w:t xml:space="preserve"> </w:t>
+      </w:r>
+      <w:r>
+        <w:rPr>
+          <w:i/>
+          <w:iCs/>
+        </w:rPr>
+        <w:t xml:space="preserve">Developmental Science</w:t>
+      </w:r>
+      <w:r>
+        <w:t xml:space="preserve">,</w:t>
+      </w:r>
+      <w:r>
+        <w:t xml:space="preserve"> </w:t>
+      </w:r>
+      <w:r>
+        <w:rPr>
+          <w:i/>
+          <w:iCs/>
+        </w:rPr>
+        <w:t xml:space="preserve">29</w:t>
+      </w:r>
+      <w:r>
+        <w:t xml:space="preserve">(2), e70120.</w:t>
+      </w:r>
+    </w:p>
+    <w:bookmarkEnd w:id="60"/>
+    <w:bookmarkStart w:id="61" w:name="ref-SoskaAdolph2014"/>
+    <w:p>
+      <w:pPr>
+        <w:pStyle w:val="Bibliography"/>
+      </w:pPr>
+      <w:r>
+        <w:t xml:space="preserve">Soska, K. C., &amp; Adolph, K. E. (2014). Postural position constrains multimodal object exploration in infants.</w:t>
+      </w:r>
+      <w:r>
+        <w:t xml:space="preserve"> </w:t>
+      </w:r>
+      <w:r>
+        <w:rPr>
+          <w:i/>
+          <w:iCs/>
+        </w:rPr>
+        <w:t xml:space="preserve">Infancy</w:t>
+      </w:r>
+      <w:r>
+        <w:t xml:space="preserve">,</w:t>
+      </w:r>
+      <w:r>
+        <w:t xml:space="preserve"> </w:t>
+      </w:r>
+      <w:r>
+        <w:rPr>
+          <w:i/>
+          <w:iCs/>
+        </w:rPr>
+        <w:t xml:space="preserve">19</w:t>
+      </w:r>
+      <w:r>
+        <w:t xml:space="preserve">(2), 138–161.</w:t>
+      </w:r>
+    </w:p>
+    <w:bookmarkEnd w:id="61"/>
+    <w:bookmarkEnd w:id="62"/>
+    <w:bookmarkEnd w:id="63"/>
     <w:sectPr>
       <w:headerReference r:id="rId8" w:type="even"/>
       <w:headerReference r:id="rId9" w:type="default"/>

--- a/sensing_methods_chapter.docx
+++ b/sensing_methods_chapter.docx
@@ -325,14 +325,12 @@
       <w:r>
         <w:t xml:space="preserve">(</w:t>
       </w:r>
-      <w:hyperlink w:anchor="ref-WangHRousey2026">
+      <w:hyperlink w:anchor="ref-WangRousey2026">
         <w:r>
           <w:rPr>
             <w:rStyle w:val="Hyperlink"/>
-            <w:b/>
-            <w:bCs/>
           </w:rPr>
-          <w:t xml:space="preserve">WangHRousey2026?</w:t>
+          <w:t xml:space="preserve">Wang et al., 2026</w:t>
         </w:r>
       </w:hyperlink>
       <w:r>
@@ -659,7 +657,19 @@
         <w:pStyle w:val="BodyText"/>
       </w:pPr>
       <w:r>
-        <w:t xml:space="preserve">Analogous challenge for wearable IMUs. What’s been done already.</w:t>
+        <w:t xml:space="preserve">Categorizing infant movement from wearable sensors provides an alternative to video that is well-suited to collecting full-day behavior in the home. Customized sensor garments that embed one or more inertial movement units (IMUs) into infant leggings or</w:t>
+      </w:r>
+      <w:r>
+        <w:t xml:space="preserve"> </w:t>
+      </w:r>
+      <w:r>
+        <w:t xml:space="preserve">“onesies”</w:t>
+      </w:r>
+      <w:r>
+        <w:t xml:space="preserve"> </w:t>
+      </w:r>
+      <w:r>
+        <w:t xml:space="preserve">can be worn for an entire day or multiple days, recording temporally-rich data wherever the infant goes</w:t>
       </w:r>
       <w:r>
         <w:t xml:space="preserve"> </w:t>
@@ -676,24 +686,10 @@
         </w:r>
       </w:hyperlink>
       <w:r>
-        <w:t xml:space="preserve">)</w:t>
-      </w:r>
-      <w:r>
-        <w:t xml:space="preserve">.</w:t>
-      </w:r>
-    </w:p>
-    <w:p>
-      <w:pPr>
-        <w:pStyle w:val="BodyText"/>
-      </w:pPr>
-      <w:r>
-        <w:t xml:space="preserve">Chapter focuses on our workflow used in past work focusing on full-day position and restraint</w:t>
-      </w:r>
-      <w:r>
-        <w:t xml:space="preserve"> </w:t>
-      </w:r>
-      <w:r>
-        <w:t xml:space="preserve">(</w:t>
+        <w:t xml:space="preserve">;</w:t>
+      </w:r>
+      <w:r>
+        <w:t xml:space="preserve"> </w:t>
       </w:r>
       <w:hyperlink w:anchor="ref-FranchakTang2024">
         <w:r>
@@ -709,6 +705,68 @@
       <w:r>
         <w:t xml:space="preserve"> </w:t>
       </w:r>
+      <w:hyperlink w:anchor="ref-GreenspanCunha2021">
+        <w:r>
+          <w:rPr>
+            <w:rStyle w:val="Hyperlink"/>
+          </w:rPr>
+          <w:t xml:space="preserve">Greenspan et al., 2021</w:t>
+        </w:r>
+      </w:hyperlink>
+      <w:r>
+        <w:t xml:space="preserve">;</w:t>
+      </w:r>
+      <w:r>
+        <w:t xml:space="preserve"> </w:t>
+      </w:r>
+      <w:hyperlink w:anchor="ref-McElwainFisher2024">
+        <w:r>
+          <w:rPr>
+            <w:rStyle w:val="Hyperlink"/>
+          </w:rPr>
+          <w:t xml:space="preserve">McElwain et al., 2024</w:t>
+        </w:r>
+      </w:hyperlink>
+      <w:r>
+        <w:t xml:space="preserve">)</w:t>
+      </w:r>
+      <w:r>
+        <w:t xml:space="preserve">. Collecting and annotating a relatively small amount of ground truth video has allowed researchers to train machine learning models that categorize infant position</w:t>
+      </w:r>
+      <w:r>
+        <w:t xml:space="preserve"> </w:t>
+      </w:r>
+      <w:r>
+        <w:t xml:space="preserve">(</w:t>
+      </w:r>
+      <w:hyperlink w:anchor="ref-AiraksinenRasanen2020">
+        <w:r>
+          <w:rPr>
+            <w:rStyle w:val="Hyperlink"/>
+          </w:rPr>
+          <w:t xml:space="preserve">Airaksinen et al., 2020</w:t>
+        </w:r>
+      </w:hyperlink>
+      <w:r>
+        <w:t xml:space="preserve">;</w:t>
+      </w:r>
+      <w:r>
+        <w:t xml:space="preserve"> </w:t>
+      </w:r>
+      <w:hyperlink w:anchor="ref-FranchakTang2024">
+        <w:r>
+          <w:rPr>
+            <w:rStyle w:val="Hyperlink"/>
+          </w:rPr>
+          <w:t xml:space="preserve">Franchak, Tang, et al., 2024</w:t>
+        </w:r>
+      </w:hyperlink>
+      <w:r>
+        <w:t xml:space="preserve">;</w:t>
+      </w:r>
+      <w:r>
+        <w:t xml:space="preserve"> </w:t>
+      </w:r>
       <w:hyperlink w:anchor="ref-KretchEnriques2026">
         <w:r>
           <w:rPr>
@@ -718,26 +776,120 @@
         </w:r>
       </w:hyperlink>
       <w:r>
-        <w:t xml:space="preserve">;</w:t>
-      </w:r>
-      <w:r>
-        <w:t xml:space="preserve"> </w:t>
-      </w:r>
-      <w:hyperlink w:anchor="ref-WangHRousey2026">
+        <w:t xml:space="preserve">)</w:t>
+      </w:r>
+      <w:r>
+        <w:t xml:space="preserve"> </w:t>
+      </w:r>
+      <w:r>
+        <w:t xml:space="preserve">and holding/restraint</w:t>
+      </w:r>
+      <w:r>
+        <w:t xml:space="preserve"> </w:t>
+      </w:r>
+      <w:r>
+        <w:t xml:space="preserve">(</w:t>
+      </w:r>
+      <w:hyperlink w:anchor="ref-AiraksinenGallen2022">
         <w:r>
           <w:rPr>
             <w:rStyle w:val="Hyperlink"/>
-            <w:b/>
-            <w:bCs/>
           </w:rPr>
-          <w:t xml:space="preserve">WangHRousey2026?</w:t>
+          <w:t xml:space="preserve">Airaksinen et al., 2022</w:t>
         </w:r>
       </w:hyperlink>
       <w:r>
+        <w:t xml:space="preserve">;</w:t>
+      </w:r>
+      <w:r>
+        <w:t xml:space="preserve"> </w:t>
+      </w:r>
+      <w:hyperlink w:anchor="ref-WangRousey2026">
+        <w:r>
+          <w:rPr>
+            <w:rStyle w:val="Hyperlink"/>
+          </w:rPr>
+          <w:t xml:space="preserve">Wang et al., 2026</w:t>
+        </w:r>
+      </w:hyperlink>
+      <w:r>
+        <w:t xml:space="preserve">;</w:t>
+      </w:r>
+      <w:r>
+        <w:t xml:space="preserve"> </w:t>
+      </w:r>
+      <w:hyperlink w:anchor="ref-YaoPlotz2019">
+        <w:r>
+          <w:rPr>
+            <w:rStyle w:val="Hyperlink"/>
+          </w:rPr>
+          <w:t xml:space="preserve">Yao et al., 2019</w:t>
+        </w:r>
+      </w:hyperlink>
+      <w:r>
         <w:t xml:space="preserve">)</w:t>
       </w:r>
       <w:r>
-        <w:t xml:space="preserve">.</w:t>
+        <w:t xml:space="preserve"> </w:t>
+      </w:r>
+      <w:r>
+        <w:t xml:space="preserve">from the IMU signals.</w:t>
+      </w:r>
+    </w:p>
+    <w:p>
+      <w:pPr>
+        <w:pStyle w:val="BodyText"/>
+      </w:pPr>
+      <w:r>
+        <w:t xml:space="preserve">In the remainder of this chapter, I describe how to collect wearable sensor data, process and train machine learning models, and evaluate model accuracy for infant movement detection in the home. Although I focus on the workflow developed in my lab for categorizing infant position and restraint</w:t>
+      </w:r>
+      <w:r>
+        <w:t xml:space="preserve"> </w:t>
+      </w:r>
+      <w:r>
+        <w:t xml:space="preserve">(</w:t>
+      </w:r>
+      <w:hyperlink w:anchor="ref-FranchakTang2024">
+        <w:r>
+          <w:rPr>
+            <w:rStyle w:val="Hyperlink"/>
+          </w:rPr>
+          <w:t xml:space="preserve">Franchak, Tang, et al., 2024</w:t>
+        </w:r>
+      </w:hyperlink>
+      <w:r>
+        <w:t xml:space="preserve">;</w:t>
+      </w:r>
+      <w:r>
+        <w:t xml:space="preserve"> </w:t>
+      </w:r>
+      <w:hyperlink w:anchor="ref-KretchEnriques2026">
+        <w:r>
+          <w:rPr>
+            <w:rStyle w:val="Hyperlink"/>
+          </w:rPr>
+          <w:t xml:space="preserve">Kretch et al., 2026</w:t>
+        </w:r>
+      </w:hyperlink>
+      <w:r>
+        <w:t xml:space="preserve">;</w:t>
+      </w:r>
+      <w:r>
+        <w:t xml:space="preserve"> </w:t>
+      </w:r>
+      <w:hyperlink w:anchor="ref-WangRousey2026">
+        <w:r>
+          <w:rPr>
+            <w:rStyle w:val="Hyperlink"/>
+          </w:rPr>
+          <w:t xml:space="preserve">Wang et al., 2026</w:t>
+        </w:r>
+      </w:hyperlink>
+      <w:r>
+        <w:t xml:space="preserve">)</w:t>
+      </w:r>
+      <w:r>
+        <w:t xml:space="preserve">, the approach could be extended to categorize other movements across different participant populations. Indeed, the same workflow has allowed us to train models to accurately categorize when infants’ adult caregivers are standing upright throughout the day. I end the chapter with a review of current and future applications that can leverage full-day wearable sensor detection of natural movement.</w:t>
       </w:r>
     </w:p>
     <w:bookmarkEnd w:id="32"/>
@@ -930,8 +1082,86 @@
         <w:t xml:space="preserve">Applications</w:t>
       </w:r>
     </w:p>
+    <w:p>
+      <w:pPr>
+        <w:pStyle w:val="FirstParagraph"/>
+      </w:pPr>
+      <w:r>
+        <w:t xml:space="preserve">Mobile health and surveillance (Airaksinen)</w:t>
+      </w:r>
+    </w:p>
+    <w:p>
+      <w:pPr>
+        <w:pStyle w:val="BodyText"/>
+      </w:pPr>
+      <w:r>
+        <w:t xml:space="preserve">Understanding atypical devel trajectories</w:t>
+      </w:r>
+    </w:p>
+    <w:p>
+      <w:pPr>
+        <w:pStyle w:val="BodyText"/>
+      </w:pPr>
+      <w:r>
+        <w:t xml:space="preserve">basic time series, dyadic interactions, etc.</w:t>
+      </w:r>
+    </w:p>
+    <w:p>
+      <w:pPr>
+        <w:pStyle w:val="BodyText"/>
+      </w:pPr>
+      <w:r>
+        <w:t xml:space="preserve">Integration with other sensor modalities</w:t>
+      </w:r>
+      <w:r>
+        <w:t xml:space="preserve"> </w:t>
+      </w:r>
+      <w:r>
+        <w:t xml:space="preserve">Rousey et al. (</w:t>
+      </w:r>
+      <w:hyperlink w:anchor="ref-RouseyTang2026">
+        <w:r>
+          <w:rPr>
+            <w:rStyle w:val="Hyperlink"/>
+          </w:rPr>
+          <w:t xml:space="preserve">2026</w:t>
+        </w:r>
+      </w:hyperlink>
+      <w:r>
+        <w:t xml:space="preserve">)</w:t>
+      </w:r>
+      <w:r>
+        <w:t xml:space="preserve"> </w:t>
+      </w:r>
+      <w:r>
+        <w:t xml:space="preserve">example.</w:t>
+      </w:r>
+      <w:r>
+        <w:t xml:space="preserve"> </w:t>
+      </w:r>
+      <w:r>
+        <w:t xml:space="preserve">Kaur et al. (</w:t>
+      </w:r>
+      <w:hyperlink w:anchor="ref-KaurKumar2026">
+        <w:r>
+          <w:rPr>
+            <w:rStyle w:val="Hyperlink"/>
+          </w:rPr>
+          <w:t xml:space="preserve">2026</w:t>
+        </w:r>
+      </w:hyperlink>
+      <w:r>
+        <w:t xml:space="preserve">)</w:t>
+      </w:r>
+      <w:r>
+        <w:t xml:space="preserve"> </w:t>
+      </w:r>
+      <w:r>
+        <w:t xml:space="preserve">review</w:t>
+      </w:r>
+    </w:p>
     <w:bookmarkEnd w:id="43"/>
-    <w:bookmarkStart w:id="63" w:name="references"/>
+    <w:bookmarkStart w:id="73" w:name="references"/>
     <w:p>
       <w:pPr>
         <w:pStyle w:val="Heading1"/>
@@ -940,13 +1170,49 @@
         <w:t xml:space="preserve">References</w:t>
       </w:r>
     </w:p>
-    <w:bookmarkStart w:id="62" w:name="refs"/>
-    <w:bookmarkStart w:id="44" w:name="ref-AiraksinenRasanen2020"/>
+    <w:bookmarkStart w:id="68" w:name="refs"/>
+    <w:bookmarkStart w:id="44" w:name="ref-AiraksinenGallen2022"/>
     <w:p>
       <w:pPr>
         <w:pStyle w:val="Bibliography"/>
       </w:pPr>
       <w:r>
+        <w:t xml:space="preserve">Airaksinen, M., Gallen, A., Kivi, A., Vijayakrishnan, P., Häyrinen, T., Ilén, E., Räsänen, O., Haataja, L. M., &amp; Vanhatalo, S. (2022). Intelligent wearable allows out-of-the-lab tracking of developing motor abilities in infants.</w:t>
+      </w:r>
+      <w:r>
+        <w:t xml:space="preserve"> </w:t>
+      </w:r>
+      <w:r>
+        <w:rPr>
+          <w:i/>
+          <w:iCs/>
+        </w:rPr>
+        <w:t xml:space="preserve">Communications Medicine</w:t>
+      </w:r>
+      <w:r>
+        <w:t xml:space="preserve">,</w:t>
+      </w:r>
+      <w:r>
+        <w:t xml:space="preserve"> </w:t>
+      </w:r>
+      <w:r>
+        <w:rPr>
+          <w:i/>
+          <w:iCs/>
+        </w:rPr>
+        <w:t xml:space="preserve">2</w:t>
+      </w:r>
+      <w:r>
+        <w:t xml:space="preserve">(1), 1–14.</w:t>
+      </w:r>
+    </w:p>
+    <w:bookmarkEnd w:id="44"/>
+    <w:bookmarkStart w:id="45" w:name="ref-AiraksinenRasanen2020"/>
+    <w:p>
+      <w:pPr>
+        <w:pStyle w:val="Bibliography"/>
+      </w:pPr>
+      <w:r>
         <w:t xml:space="preserve">Airaksinen, M., Räsänen, O., Ilén, E., Häyrinen, T., Kivi, A., Marchi, V., Gallen, A., Blom, S., Varhe, A., Kaartinen, N., Haataja, L., &amp; Vanhatalo, S. (2020). Automatic posture and movement tracking of infants with wearable movement sensors.</w:t>
       </w:r>
       <w:r>
@@ -976,8 +1242,8 @@
         <w:t xml:space="preserve">(1), 169.</w:t>
       </w:r>
     </w:p>
-    <w:bookmarkEnd w:id="44"/>
-    <w:bookmarkStart w:id="45" w:name="ref-CallahanSisler1997"/>
+    <w:bookmarkEnd w:id="45"/>
+    <w:bookmarkStart w:id="46" w:name="ref-CallahanSisler1997"/>
     <w:p>
       <w:pPr>
         <w:pStyle w:val="Bibliography"/>
@@ -1012,8 +1278,8 @@
         <w:t xml:space="preserve">(3), 233–235.</w:t>
       </w:r>
     </w:p>
-    <w:bookmarkEnd w:id="45"/>
-    <w:bookmarkStart w:id="46" w:name="ref-Franchak2019aa"/>
+    <w:bookmarkEnd w:id="46"/>
+    <w:bookmarkStart w:id="47" w:name="ref-Franchak2019aa"/>
     <w:p>
       <w:pPr>
         <w:pStyle w:val="Bibliography"/>
@@ -1048,8 +1314,8 @@
         <w:t xml:space="preserve">(2), 187–209.</w:t>
       </w:r>
     </w:p>
-    <w:bookmarkEnd w:id="46"/>
-    <w:bookmarkStart w:id="47" w:name="ref-FranchakFord2026"/>
+    <w:bookmarkEnd w:id="47"/>
+    <w:bookmarkStart w:id="48" w:name="ref-FranchakFord2026"/>
     <w:p>
       <w:pPr>
         <w:pStyle w:val="Bibliography"/>
@@ -1084,8 +1350,8 @@
         <w:t xml:space="preserve">(2), e70119.</w:t>
       </w:r>
     </w:p>
-    <w:bookmarkEnd w:id="47"/>
-    <w:bookmarkStart w:id="48" w:name="ref-FranchakKadooka2024"/>
+    <w:bookmarkEnd w:id="48"/>
+    <w:bookmarkStart w:id="49" w:name="ref-FranchakKadooka2024"/>
     <w:p>
       <w:pPr>
         <w:pStyle w:val="Bibliography"/>
@@ -1120,8 +1386,8 @@
         <w:t xml:space="preserve">(2), 228–242.</w:t>
       </w:r>
     </w:p>
-    <w:bookmarkEnd w:id="48"/>
-    <w:bookmarkStart w:id="49" w:name="ref-FranchakRousey2026"/>
+    <w:bookmarkEnd w:id="49"/>
+    <w:bookmarkStart w:id="50" w:name="ref-FranchakRousey2026"/>
     <w:p>
       <w:pPr>
         <w:pStyle w:val="Bibliography"/>
@@ -1143,8 +1409,8 @@
         <w:t xml:space="preserve">.</w:t>
       </w:r>
     </w:p>
-    <w:bookmarkEnd w:id="49"/>
-    <w:bookmarkStart w:id="50" w:name="ref-FranchakTang2024"/>
+    <w:bookmarkEnd w:id="50"/>
+    <w:bookmarkStart w:id="51" w:name="ref-FranchakTang2024"/>
     <w:p>
       <w:pPr>
         <w:pStyle w:val="Bibliography"/>
@@ -1179,13 +1445,49 @@
         <w:t xml:space="preserve">(5), 4982–5001.</w:t>
       </w:r>
     </w:p>
-    <w:bookmarkEnd w:id="50"/>
-    <w:bookmarkStart w:id="51" w:name="ref-HerzbergFletcher2021"/>
+    <w:bookmarkEnd w:id="51"/>
+    <w:bookmarkStart w:id="52" w:name="ref-GreenspanCunha2021"/>
     <w:p>
       <w:pPr>
         <w:pStyle w:val="Bibliography"/>
       </w:pPr>
       <w:r>
+        <w:t xml:space="preserve">Greenspan, B., Cunha, A. B., &amp; Lobo, M. A. (2021). Design and validation of a smart garment to measure positioning practices of parents with young infants.</w:t>
+      </w:r>
+      <w:r>
+        <w:t xml:space="preserve"> </w:t>
+      </w:r>
+      <w:r>
+        <w:rPr>
+          <w:i/>
+          <w:iCs/>
+        </w:rPr>
+        <w:t xml:space="preserve">Infant Behavior &amp; Development</w:t>
+      </w:r>
+      <w:r>
+        <w:t xml:space="preserve">,</w:t>
+      </w:r>
+      <w:r>
+        <w:t xml:space="preserve"> </w:t>
+      </w:r>
+      <w:r>
+        <w:rPr>
+          <w:i/>
+          <w:iCs/>
+        </w:rPr>
+        <w:t xml:space="preserve">62</w:t>
+      </w:r>
+      <w:r>
+        <w:t xml:space="preserve">, 101530.</w:t>
+      </w:r>
+    </w:p>
+    <w:bookmarkEnd w:id="52"/>
+    <w:bookmarkStart w:id="53" w:name="ref-HerzbergFletcher2021"/>
+    <w:p>
+      <w:pPr>
+        <w:pStyle w:val="Bibliography"/>
+      </w:pPr>
+      <w:r>
         <w:t xml:space="preserve">Herzberg, O., Fletcher, K. K., Schatz, J. L., Adolph, K. E., &amp; Tamis-LeMonda, C. S. (2021). Infant exuberant object play at home: Immense amounts of time-distributed, variable practice.</w:t>
       </w:r>
       <w:r>
@@ -1202,8 +1504,8 @@
         <w:t xml:space="preserve">.</w:t>
       </w:r>
     </w:p>
-    <w:bookmarkEnd w:id="51"/>
-    <w:bookmarkStart w:id="52" w:name="ref-KarasikKuchirko2022"/>
+    <w:bookmarkEnd w:id="53"/>
+    <w:bookmarkStart w:id="54" w:name="ref-KarasikKuchirko2022"/>
     <w:p>
       <w:pPr>
         <w:pStyle w:val="Bibliography"/>
@@ -1253,13 +1555,49 @@
         <w:t xml:space="preserve">(4).</w:t>
       </w:r>
     </w:p>
-    <w:bookmarkEnd w:id="52"/>
-    <w:bookmarkStart w:id="53" w:name="ref-KretchAdolph2015"/>
+    <w:bookmarkEnd w:id="54"/>
+    <w:bookmarkStart w:id="55" w:name="ref-KaurKumar2026"/>
     <w:p>
       <w:pPr>
         <w:pStyle w:val="Bibliography"/>
       </w:pPr>
       <w:r>
+        <w:t xml:space="preserve">Kaur, I., Kumar, Y., &amp; Modi, N. (2026). Machine learning and mobile sensing for naturalistic infant behavior (0-36 months): A comprehensive review and research agenda.</w:t>
+      </w:r>
+      <w:r>
+        <w:t xml:space="preserve"> </w:t>
+      </w:r>
+      <w:r>
+        <w:rPr>
+          <w:i/>
+          <w:iCs/>
+        </w:rPr>
+        <w:t xml:space="preserve">Infant Behavior &amp; Development</w:t>
+      </w:r>
+      <w:r>
+        <w:t xml:space="preserve">,</w:t>
+      </w:r>
+      <w:r>
+        <w:t xml:space="preserve"> </w:t>
+      </w:r>
+      <w:r>
+        <w:rPr>
+          <w:i/>
+          <w:iCs/>
+        </w:rPr>
+        <w:t xml:space="preserve">84</w:t>
+      </w:r>
+      <w:r>
+        <w:t xml:space="preserve">(102217), 102217.</w:t>
+      </w:r>
+    </w:p>
+    <w:bookmarkEnd w:id="55"/>
+    <w:bookmarkStart w:id="56" w:name="ref-KretchAdolph2015"/>
+    <w:p>
+      <w:pPr>
+        <w:pStyle w:val="Bibliography"/>
+      </w:pPr>
+      <w:r>
         <w:t xml:space="preserve">Kretch, K. S., &amp; Adolph, K. E. (2015). Active vision in passive locomotion: Real-world free viewing in infants and adults.</w:t>
       </w:r>
       <w:r>
@@ -1289,8 +1627,8 @@
         <w:t xml:space="preserve">(5), 736–750.</w:t>
       </w:r>
     </w:p>
-    <w:bookmarkEnd w:id="53"/>
-    <w:bookmarkStart w:id="54" w:name="ref-KretchEnriques2026"/>
+    <w:bookmarkEnd w:id="56"/>
+    <w:bookmarkStart w:id="57" w:name="ref-KretchEnriques2026"/>
     <w:p>
       <w:pPr>
         <w:pStyle w:val="Bibliography"/>
@@ -1325,8 +1663,8 @@
         <w:t xml:space="preserve">(102215), 102215.</w:t>
       </w:r>
     </w:p>
-    <w:bookmarkEnd w:id="54"/>
-    <w:bookmarkStart w:id="55" w:name="ref-KretchFranchak2014"/>
+    <w:bookmarkEnd w:id="57"/>
+    <w:bookmarkStart w:id="58" w:name="ref-KretchFranchak2014"/>
     <w:p>
       <w:pPr>
         <w:pStyle w:val="Bibliography"/>
@@ -1361,8 +1699,8 @@
         <w:t xml:space="preserve">(4), 1503–1518.</w:t>
       </w:r>
     </w:p>
-    <w:bookmarkEnd w:id="55"/>
-    <w:bookmarkStart w:id="56" w:name="ref-KretchLuna2025"/>
+    <w:bookmarkEnd w:id="58"/>
+    <w:bookmarkStart w:id="59" w:name="ref-KretchLuna2025"/>
     <w:p>
       <w:pPr>
         <w:pStyle w:val="Bibliography"/>
@@ -1397,8 +1735,8 @@
         <w:t xml:space="preserve">, e70059.</w:t>
       </w:r>
     </w:p>
-    <w:bookmarkEnd w:id="56"/>
-    <w:bookmarkStart w:id="57" w:name="ref-KretchMarcinowski2022"/>
+    <w:bookmarkEnd w:id="59"/>
+    <w:bookmarkStart w:id="60" w:name="ref-KretchMarcinowski2022"/>
     <w:p>
       <w:pPr>
         <w:pStyle w:val="Bibliography"/>
@@ -1420,8 +1758,8 @@
         <w:t xml:space="preserve">, e13318.</w:t>
       </w:r>
     </w:p>
-    <w:bookmarkEnd w:id="57"/>
-    <w:bookmarkStart w:id="58" w:name="ref-LuoFranchak2020"/>
+    <w:bookmarkEnd w:id="60"/>
+    <w:bookmarkStart w:id="61" w:name="ref-LuoFranchak2020"/>
     <w:p>
       <w:pPr>
         <w:pStyle w:val="Bibliography"/>
@@ -1456,8 +1794,8 @@
         <w:t xml:space="preserve">(11), e0242009.</w:t>
       </w:r>
     </w:p>
-    <w:bookmarkEnd w:id="58"/>
-    <w:bookmarkStart w:id="59" w:name="ref-MalachowskiSalo2023"/>
+    <w:bookmarkEnd w:id="61"/>
+    <w:bookmarkStart w:id="62" w:name="ref-MalachowskiSalo2023"/>
     <w:p>
       <w:pPr>
         <w:pStyle w:val="Bibliography"/>
@@ -1479,13 +1817,49 @@
         <w:t xml:space="preserve">.</w:t>
       </w:r>
     </w:p>
-    <w:bookmarkEnd w:id="59"/>
-    <w:bookmarkStart w:id="60" w:name="ref-RouseyTang2026"/>
+    <w:bookmarkEnd w:id="62"/>
+    <w:bookmarkStart w:id="63" w:name="ref-McElwainFisher2024"/>
     <w:p>
       <w:pPr>
         <w:pStyle w:val="Bibliography"/>
       </w:pPr>
       <w:r>
+        <w:t xml:space="preserve">McElwain, N. L., Fisher, M. C., Nebeker, C., Bodway, J. M., Islam, B., &amp; Hasegawa-Johnson, M. (2024). Evaluating users’ experiences of a child multimodal wearable device: Mixed methods approach.</w:t>
+      </w:r>
+      <w:r>
+        <w:t xml:space="preserve"> </w:t>
+      </w:r>
+      <w:r>
+        <w:rPr>
+          <w:i/>
+          <w:iCs/>
+        </w:rPr>
+        <w:t xml:space="preserve">JMIR Human Factors</w:t>
+      </w:r>
+      <w:r>
+        <w:t xml:space="preserve">,</w:t>
+      </w:r>
+      <w:r>
+        <w:t xml:space="preserve"> </w:t>
+      </w:r>
+      <w:r>
+        <w:rPr>
+          <w:i/>
+          <w:iCs/>
+        </w:rPr>
+        <w:t xml:space="preserve">11</w:t>
+      </w:r>
+      <w:r>
+        <w:t xml:space="preserve">(1), e49316.</w:t>
+      </w:r>
+    </w:p>
+    <w:bookmarkEnd w:id="63"/>
+    <w:bookmarkStart w:id="64" w:name="ref-RouseyTang2026"/>
+    <w:p>
+      <w:pPr>
+        <w:pStyle w:val="Bibliography"/>
+      </w:pPr>
+      <w:r>
         <w:t xml:space="preserve">Rousey, H. N., Tang, M., Garcia, S., &amp; Franchak, J. M. (2026). Within-day variations in infant body position predict caregiver speech input.</w:t>
       </w:r>
       <w:r>
@@ -1515,8 +1889,8 @@
         <w:t xml:space="preserve">(2), e70120.</w:t>
       </w:r>
     </w:p>
-    <w:bookmarkEnd w:id="60"/>
-    <w:bookmarkStart w:id="61" w:name="ref-SoskaAdolph2014"/>
+    <w:bookmarkEnd w:id="64"/>
+    <w:bookmarkStart w:id="65" w:name="ref-SoskaAdolph2014"/>
     <w:p>
       <w:pPr>
         <w:pStyle w:val="Bibliography"/>
@@ -1551,9 +1925,153 @@
         <w:t xml:space="preserve">(2), 138–161.</w:t>
       </w:r>
     </w:p>
-    <w:bookmarkEnd w:id="61"/>
-    <w:bookmarkEnd w:id="62"/>
-    <w:bookmarkEnd w:id="63"/>
+    <w:bookmarkEnd w:id="65"/>
+    <w:bookmarkStart w:id="66" w:name="ref-WangRousey2026"/>
+    <w:p>
+      <w:pPr>
+        <w:pStyle w:val="Bibliography"/>
+      </w:pPr>
+      <w:r>
+        <w:t xml:space="preserve">Wang, H., Rousey, H. N., &amp; Franchak, J. M. (2026).</w:t>
+      </w:r>
+      <w:r>
+        <w:t xml:space="preserve"> </w:t>
+      </w:r>
+      <w:r>
+        <w:rPr>
+          <w:i/>
+          <w:iCs/>
+        </w:rPr>
+        <w:t xml:space="preserve">Quantifying infants’ everyday restrained experiences in the home using wearable inertial sensors</w:t>
+      </w:r>
+      <w:r>
+        <w:t xml:space="preserve">.</w:t>
+      </w:r>
+    </w:p>
+    <w:bookmarkEnd w:id="66"/>
+    <w:bookmarkStart w:id="67" w:name="ref-YaoPlotz2019"/>
+    <w:p>
+      <w:pPr>
+        <w:pStyle w:val="Bibliography"/>
+      </w:pPr>
+      <w:r>
+        <w:t xml:space="preserve">Yao, X., Plötz, T., Johnson, M., &amp; Barbaro, K. D. E. (2019). Automated detection of infant holding using wearable sensing: Implications for developmental science and intervention.</w:t>
+      </w:r>
+      <w:r>
+        <w:t xml:space="preserve"> </w:t>
+      </w:r>
+      <w:r>
+        <w:rPr>
+          <w:i/>
+          <w:iCs/>
+        </w:rPr>
+        <w:t xml:space="preserve">Proceedings of the ACM on Interactive, Mobile, Wearable and Ubiquitous Technologies</w:t>
+      </w:r>
+      <w:r>
+        <w:t xml:space="preserve">,</w:t>
+      </w:r>
+      <w:r>
+        <w:t xml:space="preserve"> </w:t>
+      </w:r>
+      <w:r>
+        <w:rPr>
+          <w:i/>
+          <w:iCs/>
+        </w:rPr>
+        <w:t xml:space="preserve">3</w:t>
+      </w:r>
+      <w:r>
+        <w:t xml:space="preserve">(2).</w:t>
+      </w:r>
+    </w:p>
+    <w:bookmarkEnd w:id="67"/>
+    <w:bookmarkEnd w:id="68"/>
+    <w:bookmarkStart w:id="72" w:name="fig-timelines"/>
+    <w:p>
+      <w:pPr>
+        <w:pStyle w:val="FigureTitle"/>
+      </w:pPr>
+      <w:r>
+        <w:t xml:space="preserve">Figure 1</w:t>
+      </w:r>
+    </w:p>
+    <w:p>
+      <w:pPr>
+        <w:pStyle w:val="Caption"/>
+      </w:pPr>
+      <w:r>
+        <w:t xml:space="preserve">Full-day predictions of position and restraint time by age</w:t>
+      </w:r>
+    </w:p>
+    <w:p>
+      <w:pPr>
+        <w:pStyle w:val="FigureWithNote"/>
+      </w:pPr>
+      <w:r>
+        <w:drawing>
+          <wp:inline>
+            <wp:extent cx="5943600" cy="4358640"/>
+            <wp:effectExtent b="0" l="0" r="0" t="0"/>
+            <wp:docPr descr="" title="" id="70" name="Picture"/>
+            <a:graphic>
+              <a:graphicData uri="http://schemas.openxmlformats.org/drawingml/2006/picture">
+                <pic:pic>
+                  <pic:nvPicPr>
+                    <pic:cNvPr descr="age_figure.png" id="71" name="Picture"/>
+                    <pic:cNvPicPr>
+                      <a:picLocks noChangeArrowheads="1" noChangeAspect="1"/>
+                    </pic:cNvPicPr>
+                  </pic:nvPicPr>
+                  <pic:blipFill>
+                    <a:blip r:embed="rId69"/>
+                    <a:stretch>
+                      <a:fillRect/>
+                    </a:stretch>
+                  </pic:blipFill>
+                  <pic:spPr bwMode="auto">
+                    <a:xfrm>
+                      <a:off x="0" y="0"/>
+                      <a:ext cx="5943600" cy="4358640"/>
+                    </a:xfrm>
+                    <a:prstGeom prst="rect">
+                      <a:avLst/>
+                    </a:prstGeom>
+                    <a:noFill/>
+                    <a:ln w="9525">
+                      <a:noFill/>
+                      <a:headEnd/>
+                      <a:tailEnd/>
+                    </a:ln>
+                  </pic:spPr>
+                </pic:pic>
+              </a:graphicData>
+            </a:graphic>
+          </wp:inline>
+        </w:drawing>
+      </w:r>
+    </w:p>
+    <w:bookmarkEnd w:id="72"/>
+    <w:p>
+      <w:pPr>
+        <w:pStyle w:val="FigureNote"/>
+      </w:pPr>
+      <w:r>
+        <w:rPr>
+          <w:i/>
+          <w:iCs/>
+        </w:rPr>
+        <w:t xml:space="preserve">Note</w:t>
+      </w:r>
+      <w:r>
+        <w:t xml:space="preserve">. Each column shows one position’s time when restrained (top row), unrestrained (middle row) or in total (bottom row). Each point indicates data from one infant’s session. Solid black lines indicate LOESS trends with age in months. Sessions were drawn from studies that used two different inertial sensors with different corresponding models (triangular points indicate Biostamp sensors, circular points indicate Axivity sensors). Data from both models at 7 and 11 months suggest that both models yield similar results.</w:t>
+      </w:r>
+    </w:p>
+    <w:p>
+      <w:r>
+        <w:br w:type="page"/>
+      </w:r>
+    </w:p>
+    <w:bookmarkEnd w:id="73"/>
     <w:sectPr>
       <w:headerReference r:id="rId8" w:type="even"/>
       <w:headerReference r:id="rId9" w:type="default"/>

--- a/sensing_methods_chapter.docx
+++ b/sensing_methods_chapter.docx
@@ -889,7 +889,7 @@
         <w:t xml:space="preserve">)</w:t>
       </w:r>
       <w:r>
-        <w:t xml:space="preserve">, the approach could be extended to categorize other movements across different participant populations. Indeed, the same workflow has allowed us to train models to accurately categorize when infants’ adult caregivers are standing upright throughout the day. I end the chapter with a review of current and future applications that can leverage full-day wearable sensor detection of natural movement.</w:t>
+        <w:t xml:space="preserve">, the approach could be extended to categorize other movements across different participant populations. Indeed, the same workflow has allowed us to train models to categorize when infants’ adult caregivers are standing upright throughout the day. I end the chapter with a review of current and future applications that can leverage full-day wearable sensor detection of natural movement.</w:t>
       </w:r>
     </w:p>
     <w:bookmarkEnd w:id="32"/>
@@ -907,7 +907,89 @@
         <w:pStyle w:val="FirstParagraph"/>
       </w:pPr>
       <w:r>
-        <w:t xml:space="preserve">Some past work in the lab. Focus here is in the home. Current limits (driving/strollers).</w:t>
+        <w:t xml:space="preserve">The first studies categorizing infant movement from wearable sensors tested infants in brief (15-60 minute), supervised observations in controlled laboratory settings where the entire session was video-recorded for ground truth validation</w:t>
+      </w:r>
+      <w:r>
+        <w:t xml:space="preserve"> </w:t>
+      </w:r>
+      <w:r>
+        <w:t xml:space="preserve">(</w:t>
+      </w:r>
+      <w:hyperlink w:anchor="ref-AiraksinenRasanen2020">
+        <w:r>
+          <w:rPr>
+            <w:rStyle w:val="Hyperlink"/>
+          </w:rPr>
+          <w:t xml:space="preserve">Airaksinen et al., 2020</w:t>
+        </w:r>
+      </w:hyperlink>
+      <w:r>
+        <w:t xml:space="preserve">;</w:t>
+      </w:r>
+      <w:r>
+        <w:t xml:space="preserve"> </w:t>
+      </w:r>
+      <w:hyperlink w:anchor="ref-FranchakScott2021">
+        <w:r>
+          <w:rPr>
+            <w:rStyle w:val="Hyperlink"/>
+          </w:rPr>
+          <w:t xml:space="preserve">Franchak et al., 2021</w:t>
+        </w:r>
+      </w:hyperlink>
+      <w:r>
+        <w:t xml:space="preserve">)</w:t>
+      </w:r>
+      <w:r>
+        <w:t xml:space="preserve">. Here, I highlight the methodological challenges of later studies that collected data in participants’ homes across the full day</w:t>
+      </w:r>
+      <w:r>
+        <w:t xml:space="preserve"> </w:t>
+      </w:r>
+      <w:r>
+        <w:t xml:space="preserve">(</w:t>
+      </w:r>
+      <w:hyperlink w:anchor="ref-FranchakTang2024">
+        <w:r>
+          <w:rPr>
+            <w:rStyle w:val="Hyperlink"/>
+          </w:rPr>
+          <w:t xml:space="preserve">Franchak, Tang, et al., 2024</w:t>
+        </w:r>
+      </w:hyperlink>
+      <w:r>
+        <w:t xml:space="preserve">;</w:t>
+      </w:r>
+      <w:r>
+        <w:t xml:space="preserve"> </w:t>
+      </w:r>
+      <w:hyperlink w:anchor="ref-KretchEnriques2026">
+        <w:r>
+          <w:rPr>
+            <w:rStyle w:val="Hyperlink"/>
+          </w:rPr>
+          <w:t xml:space="preserve">Kretch et al., 2026</w:t>
+        </w:r>
+      </w:hyperlink>
+      <w:r>
+        <w:t xml:space="preserve">;</w:t>
+      </w:r>
+      <w:r>
+        <w:t xml:space="preserve"> </w:t>
+      </w:r>
+      <w:hyperlink w:anchor="ref-WangRousey2026">
+        <w:r>
+          <w:rPr>
+            <w:rStyle w:val="Hyperlink"/>
+          </w:rPr>
+          <w:t xml:space="preserve">Wang et al., 2026</w:t>
+        </w:r>
+      </w:hyperlink>
+      <w:r>
+        <w:t xml:space="preserve">)</w:t>
+      </w:r>
+      <w:r>
+        <w:t xml:space="preserve">. Whereas laboratory observations mostly focus on infant and locomotor play, testing across a day in the home requires models that can handle a wide range of behaviors beyond play, such as bouts of time spent held and restrained. Full days are too long to exhaustively video record, so data collection begins in the morning with the infant wearing the sensor garment during a video recorded segment for model training/validation, which is followed by a sensor-only recording that captures infants’ movements until they go to sleep at the end of the day.</w:t>
       </w:r>
     </w:p>
     <w:bookmarkStart w:id="33" w:name="sensor-garment"/>
@@ -924,7 +1006,178 @@
         <w:pStyle w:val="FirstParagraph"/>
       </w:pPr>
       <w:r>
-        <w:t xml:space="preserve">Interior pockets with closures for safety Accel and gyro Number of sensors Sensor placement Maiju’s approach; other work w/ chestworn sensor (Greenspan)</w:t>
+        <w:t xml:space="preserve">Collecting full-day data requires infants to be able to comfortably wear the sensors wherever they go, which means embedding the IMUs into a sensor garment. The sensor garment must be snug against the body to ensure that IMUs only pick up movements of the infant’s body and that IMUs remain in the same anatomical location. For example, a poorly designed sensor garment that allowed an ankle sensor to bounce while the infant walked or could slide from the medial to lateral surface of the ankle across the day would be difficult to robustly model. Different labs have arrived at different solutions for sensor garments and placement.</w:t>
+      </w:r>
+      <w:r>
+        <w:t xml:space="preserve"> </w:t>
+      </w:r>
+      <w:r>
+        <w:t xml:space="preserve">Airaksinen et al. (</w:t>
+      </w:r>
+      <w:hyperlink w:anchor="ref-AiraksinenGallen2022">
+        <w:r>
+          <w:rPr>
+            <w:rStyle w:val="Hyperlink"/>
+          </w:rPr>
+          <w:t xml:space="preserve">2022</w:t>
+        </w:r>
+      </w:hyperlink>
+      <w:r>
+        <w:t xml:space="preserve">)</w:t>
+      </w:r>
+      <w:r>
+        <w:t xml:space="preserve"> </w:t>
+      </w:r>
+      <w:r>
+        <w:t xml:space="preserve">place sensors on the upper segments of infants’ left and right arms and thighs in a onesie. Our lab embeds sensors on infants’ left and right ankles and hips in a pair of snug leggings</w:t>
+      </w:r>
+      <w:r>
+        <w:t xml:space="preserve"> </w:t>
+      </w:r>
+      <w:r>
+        <w:t xml:space="preserve">(</w:t>
+      </w:r>
+      <w:hyperlink w:anchor="ref-FranchakTang2024">
+        <w:r>
+          <w:rPr>
+            <w:rStyle w:val="Hyperlink"/>
+          </w:rPr>
+          <w:t xml:space="preserve">Franchak, Tang, et al., 2024</w:t>
+        </w:r>
+      </w:hyperlink>
+      <w:r>
+        <w:t xml:space="preserve">)</w:t>
+      </w:r>
+      <w:r>
+        <w:t xml:space="preserve">. Securely fastening the sensors in pockets or with snaps prevents infants from handling sensors, which could be unsafe. As we discuss below, both types of placement can yield accurate results. However, different placements mean that models are not interoperable; each model is specific to the number and locations of sensors used at training.</w:t>
+      </w:r>
+    </w:p>
+    <w:p>
+      <w:pPr>
+        <w:pStyle w:val="BodyText"/>
+      </w:pPr>
+      <w:r>
+        <w:t xml:space="preserve">Choosing the number of sensors means balancing costs and benefits. It is more expensive and more complicated to use more sensors, but gathering data from different anatomical locations yields more accurate models. For example, we found that model accuracy decreased from XX to XX when using 4 sensors compared to only a single sensor</w:t>
+      </w:r>
+      <w:r>
+        <w:t xml:space="preserve"> </w:t>
+      </w:r>
+      <w:r>
+        <w:t xml:space="preserve">(</w:t>
+      </w:r>
+      <w:hyperlink w:anchor="ref-FranchakTang2024">
+        <w:r>
+          <w:rPr>
+            <w:rStyle w:val="Hyperlink"/>
+          </w:rPr>
+          <w:t xml:space="preserve">Franchak, Tang, et al., 2024</w:t>
+        </w:r>
+      </w:hyperlink>
+      <w:r>
+        <w:t xml:space="preserve">)</w:t>
+      </w:r>
+      <w:r>
+        <w:t xml:space="preserve"> </w:t>
+      </w:r>
+      <w:r>
+        <w:t xml:space="preserve">and</w:t>
+      </w:r>
+      <w:r>
+        <w:t xml:space="preserve"> </w:t>
+      </w:r>
+      <w:r>
+        <w:t xml:space="preserve">Airaksinen et al. (</w:t>
+      </w:r>
+      <w:hyperlink w:anchor="ref-AiraksinenRasanen2025">
+        <w:r>
+          <w:rPr>
+            <w:rStyle w:val="Hyperlink"/>
+          </w:rPr>
+          <w:t xml:space="preserve">2025</w:t>
+        </w:r>
+      </w:hyperlink>
+      <w:r>
+        <w:t xml:space="preserve">)</w:t>
+      </w:r>
+      <w:r>
+        <w:t xml:space="preserve"> </w:t>
+      </w:r>
+      <w:r>
+        <w:t xml:space="preserve">found WHAT. Sensor modalities also matter. Many inertial movement units record both linear acceleration and rotational velocity from a gyroscope.</w:t>
+      </w:r>
+      <w:r>
+        <w:t xml:space="preserve"> </w:t>
+      </w:r>
+      <w:r>
+        <w:t xml:space="preserve">Airaksinen et al. (</w:t>
+      </w:r>
+      <w:hyperlink w:anchor="ref-AiraksinenRasanen2025">
+        <w:r>
+          <w:rPr>
+            <w:rStyle w:val="Hyperlink"/>
+          </w:rPr>
+          <w:t xml:space="preserve">2025</w:t>
+        </w:r>
+      </w:hyperlink>
+      <w:r>
+        <w:t xml:space="preserve">)</w:t>
+      </w:r>
+      <w:r>
+        <w:t xml:space="preserve"> </w:t>
+      </w:r>
+      <w:r>
+        <w:t xml:space="preserve">found that models that incorporate both accelerometer and gyroscope data outperform acceleration-only models. Other aspects of the sensors, such as sampling rate, are less impactful.</w:t>
+      </w:r>
+    </w:p>
+    <w:p>
+      <w:pPr>
+        <w:pStyle w:val="BodyText"/>
+      </w:pPr>
+      <w:r>
+        <w:t xml:space="preserve">We have used two IMUs models across different investigations, the now-discontinued MC10 Biostamp sensor</w:t>
+      </w:r>
+      <w:r>
+        <w:t xml:space="preserve"> </w:t>
+      </w:r>
+      <w:r>
+        <w:t xml:space="preserve">(</w:t>
+      </w:r>
+      <w:hyperlink w:anchor="ref-FranchakTang2024">
+        <w:r>
+          <w:rPr>
+            <w:rStyle w:val="Hyperlink"/>
+          </w:rPr>
+          <w:t xml:space="preserve">Franchak, Tang, et al., 2024</w:t>
+        </w:r>
+      </w:hyperlink>
+      <w:r>
+        <w:t xml:space="preserve">)</w:t>
+      </w:r>
+      <w:r>
+        <w:t xml:space="preserve"> </w:t>
+      </w:r>
+      <w:r>
+        <w:t xml:space="preserve">and the Axivity AX6 sensor</w:t>
+      </w:r>
+      <w:r>
+        <w:t xml:space="preserve"> </w:t>
+      </w:r>
+      <w:r>
+        <w:t xml:space="preserve">(</w:t>
+      </w:r>
+      <w:hyperlink w:anchor="ref-KretchEnriques2026">
+        <w:r>
+          <w:rPr>
+            <w:rStyle w:val="Hyperlink"/>
+          </w:rPr>
+          <w:t xml:space="preserve">Kretch et al., 2026</w:t>
+        </w:r>
+      </w:hyperlink>
+      <w:r>
+        <w:t xml:space="preserve">)</w:t>
+      </w:r>
+      <w:r>
+        <w:t xml:space="preserve">. Each sensor records triaxial acceleration and gyroscope data at at high sampling rate (e.g., 50 Hz), with sufficiently long battery life and onboard storage to capture data across an entire day (or in the case of Axivity, up to an entire week). Small form factors and light weight allow each sensor to be worn across an entire day in a pair of leggings without protruding from the body. Other commercially-available sensors, such as those meant to be worn on adults’ wrists, are bulky and contain LCD secreens that make them unsuitable to embed in a garment.</w:t>
       </w:r>
     </w:p>
     <w:bookmarkEnd w:id="33"/>
@@ -942,7 +1195,41 @@
         <w:pStyle w:val="FirstParagraph"/>
       </w:pPr>
       <w:r>
-        <w:t xml:space="preserve">Synchronization Amount of data Coverage of positions (e.g. sitting variations) and mix of freeplay</w:t>
+        <w:t xml:space="preserve">Training and validating a supervised machine learning model requires ground truth data. For infant position and restraint, we video record the first 1-3 hours of each session using a tripod-mounted action camera (e.g., GoPro) that caregivers can move from room to room to capture infants’ movements. Trained human coders annotate the videos to classify each moment’s position (held, supine, prone, sitting, or standing) and restraint category (restrained or unrestrained). Synchronizing the video codes to the sensor time series allows later model training and testing. As described previously</w:t>
+      </w:r>
+      <w:r>
+        <w:t xml:space="preserve"> </w:t>
+      </w:r>
+      <w:r>
+        <w:t xml:space="preserve">(</w:t>
+      </w:r>
+      <w:hyperlink w:anchor="ref-FranchakTang2024">
+        <w:r>
+          <w:rPr>
+            <w:rStyle w:val="Hyperlink"/>
+          </w:rPr>
+          <w:t xml:space="preserve">Franchak, Tang, et al., 2024</w:t>
+        </w:r>
+      </w:hyperlink>
+      <w:r>
+        <w:t xml:space="preserve">;</w:t>
+      </w:r>
+      <w:r>
+        <w:t xml:space="preserve"> </w:t>
+      </w:r>
+      <w:hyperlink w:anchor="ref-KretchEnriques2026">
+        <w:r>
+          <w:rPr>
+            <w:rStyle w:val="Hyperlink"/>
+          </w:rPr>
+          <w:t xml:space="preserve">Kretch et al., 2026</w:t>
+        </w:r>
+      </w:hyperlink>
+      <w:r>
+        <w:t xml:space="preserve">)</w:t>
+      </w:r>
+      <w:r>
+        <w:t xml:space="preserve">, dropping the sensor garment in view of the video camera and allowing it to sit at rest for a defined interval, such as 30 s, allows researchers to identify what moment in the IMU time series corresponds to the video annotations to synchronize across recording devices. Times where the infant out of the field of view of the camera are excluded from model training/validation.</w:t>
       </w:r>
     </w:p>
     <w:bookmarkEnd w:id="34"/>
@@ -960,7 +1247,23 @@
         <w:pStyle w:val="FirstParagraph"/>
       </w:pPr>
       <w:r>
-        <w:t xml:space="preserve">Capturing data past video recorded portion Nap/wear time logging Sensor drift Show examples of multi-day data</w:t>
+        <w:t xml:space="preserve">Unlike laboratory studies, which can be scheduled to ideally avoid infant’s naps and bath times, capturing full-day data means that there are necessary interruptions to sensor recording. Machine learning models attempt to predict the best category for every data point recorded by sensors, which means they will attempt to label times where the sensor garment is crumpled on the floor while the infant takes a bath. Thus, it is important to distinguish when infants are wearing the sensors to make predictions only during those times. Our approach is to ask caregivers to log the beginning and end of every nap and any other time that infants are not wearing the leggings, such as diaper changes and baths. Caregivers also remove the leggings and log any times that they leave the house (e.g., trips to the grocery store or walks around the neighborhood). Although it is possible for infants to wear the leggings out of the home, current models are not validated to distinguish transport behaviors such as riding in a car or stroller.</w:t>
+      </w:r>
+    </w:p>
+    <w:p>
+      <w:pPr>
+        <w:pStyle w:val="BodyText"/>
+      </w:pPr>
+      <w:r>
+        <w:t xml:space="preserve">Thus, the full recording time from when infants first put on the leggings until they take them off before bedtime is longer than the amount of usable data when infants are awake and wearing the sensors. In our past work, we recorded XX sessions from XX infants in hopes of capturing the full waking day. Full recording time ranged from XX-XX (M = X) and usable data time ranged from XX-XX (M = X). Shorter usable sessions resulted from long excursions out of the house combined with long naps at home.</w:t>
+      </w:r>
+    </w:p>
+    <w:p>
+      <w:pPr>
+        <w:pStyle w:val="BodyText"/>
+      </w:pPr>
+      <w:r>
+        <w:t xml:space="preserve">In ongoing work, we are recording multiple days of data from each participant to investigate the day-to-day consistency of motor experiences (NEED IN PREP CITE). Although the Axivity sensors can easily record data for a full week, adding additional days of data collection introduces additional challenges. First, caregivers must switch the sensors into a clean garment each day, which requires clear labels and instructions to ensure that sensors are placed in the correct location and orientation. Second, long recordings can introduce timing drift due to small differences in the internal clocks of each sensor. By creating a synchronization point each morning by asking the caregiver to drop the sensor garment on the floor, we can correct for drift to ensure that the sensors are synchronized.</w:t>
       </w:r>
     </w:p>
     <w:bookmarkEnd w:id="35"/>
@@ -1161,7 +1464,7 @@
       </w:r>
     </w:p>
     <w:bookmarkEnd w:id="43"/>
-    <w:bookmarkStart w:id="73" w:name="references"/>
+    <w:bookmarkStart w:id="75" w:name="references"/>
     <w:p>
       <w:pPr>
         <w:pStyle w:val="Heading1"/>
@@ -1170,7 +1473,7 @@
         <w:t xml:space="preserve">References</w:t>
       </w:r>
     </w:p>
-    <w:bookmarkStart w:id="68" w:name="refs"/>
+    <w:bookmarkStart w:id="70" w:name="refs"/>
     <w:bookmarkStart w:id="44" w:name="ref-AiraksinenGallen2022"/>
     <w:p>
       <w:pPr>
@@ -1243,12 +1546,48 @@
       </w:r>
     </w:p>
     <w:bookmarkEnd w:id="45"/>
-    <w:bookmarkStart w:id="46" w:name="ref-CallahanSisler1997"/>
+    <w:bookmarkStart w:id="46" w:name="ref-AiraksinenRasanen2025"/>
     <w:p>
       <w:pPr>
         <w:pStyle w:val="Bibliography"/>
       </w:pPr>
       <w:r>
+        <w:t xml:space="preserve">Airaksinen, M., Räsänen, O., &amp; Vanhatalo, S. (2025). Trade-offs between simplifying inertial measurement unit-based movement recordings and the attainability of different levels of analyses: Systematic assessment of method variations.</w:t>
+      </w:r>
+      <w:r>
+        <w:t xml:space="preserve"> </w:t>
+      </w:r>
+      <w:r>
+        <w:rPr>
+          <w:i/>
+          <w:iCs/>
+        </w:rPr>
+        <w:t xml:space="preserve">JMIR mHealth and uHealth</w:t>
+      </w:r>
+      <w:r>
+        <w:t xml:space="preserve">,</w:t>
+      </w:r>
+      <w:r>
+        <w:t xml:space="preserve"> </w:t>
+      </w:r>
+      <w:r>
+        <w:rPr>
+          <w:i/>
+          <w:iCs/>
+        </w:rPr>
+        <w:t xml:space="preserve">13</w:t>
+      </w:r>
+      <w:r>
+        <w:t xml:space="preserve">(1), e58078.</w:t>
+      </w:r>
+    </w:p>
+    <w:bookmarkEnd w:id="46"/>
+    <w:bookmarkStart w:id="47" w:name="ref-CallahanSisler1997"/>
+    <w:p>
+      <w:pPr>
+        <w:pStyle w:val="Bibliography"/>
+      </w:pPr>
+      <w:r>
         <w:t xml:space="preserve">Callahan, C. W., &amp; Sisler, C. (1997). Use of seating devices in infants too young to sit.</w:t>
       </w:r>
       <w:r>
@@ -1278,8 +1617,8 @@
         <w:t xml:space="preserve">(3), 233–235.</w:t>
       </w:r>
     </w:p>
-    <w:bookmarkEnd w:id="46"/>
-    <w:bookmarkStart w:id="47" w:name="ref-Franchak2019aa"/>
+    <w:bookmarkEnd w:id="47"/>
+    <w:bookmarkStart w:id="48" w:name="ref-Franchak2019aa"/>
     <w:p>
       <w:pPr>
         <w:pStyle w:val="Bibliography"/>
@@ -1314,8 +1653,8 @@
         <w:t xml:space="preserve">(2), 187–209.</w:t>
       </w:r>
     </w:p>
-    <w:bookmarkEnd w:id="47"/>
-    <w:bookmarkStart w:id="48" w:name="ref-FranchakFord2026"/>
+    <w:bookmarkEnd w:id="48"/>
+    <w:bookmarkStart w:id="49" w:name="ref-FranchakFord2026"/>
     <w:p>
       <w:pPr>
         <w:pStyle w:val="Bibliography"/>
@@ -1350,8 +1689,8 @@
         <w:t xml:space="preserve">(2), e70119.</w:t>
       </w:r>
     </w:p>
-    <w:bookmarkEnd w:id="48"/>
-    <w:bookmarkStart w:id="49" w:name="ref-FranchakKadooka2024"/>
+    <w:bookmarkEnd w:id="49"/>
+    <w:bookmarkStart w:id="50" w:name="ref-FranchakKadooka2024"/>
     <w:p>
       <w:pPr>
         <w:pStyle w:val="Bibliography"/>
@@ -1386,8 +1725,8 @@
         <w:t xml:space="preserve">(2), 228–242.</w:t>
       </w:r>
     </w:p>
-    <w:bookmarkEnd w:id="49"/>
-    <w:bookmarkStart w:id="50" w:name="ref-FranchakRousey2026"/>
+    <w:bookmarkEnd w:id="50"/>
+    <w:bookmarkStart w:id="51" w:name="ref-FranchakRousey2026"/>
     <w:p>
       <w:pPr>
         <w:pStyle w:val="Bibliography"/>
@@ -1409,13 +1748,49 @@
         <w:t xml:space="preserve">.</w:t>
       </w:r>
     </w:p>
-    <w:bookmarkEnd w:id="50"/>
-    <w:bookmarkStart w:id="51" w:name="ref-FranchakTang2024"/>
+    <w:bookmarkEnd w:id="51"/>
+    <w:bookmarkStart w:id="52" w:name="ref-FranchakScott2021"/>
     <w:p>
       <w:pPr>
         <w:pStyle w:val="Bibliography"/>
       </w:pPr>
       <w:r>
+        <w:t xml:space="preserve">Franchak, J. M., Scott, V., &amp; Luo, C. (2021). A contactless method for measuring full-day, naturalistic motor behavior using wearable inertial sensors.</w:t>
+      </w:r>
+      <w:r>
+        <w:t xml:space="preserve"> </w:t>
+      </w:r>
+      <w:r>
+        <w:rPr>
+          <w:i/>
+          <w:iCs/>
+        </w:rPr>
+        <w:t xml:space="preserve">Frontiers in Psychology</w:t>
+      </w:r>
+      <w:r>
+        <w:t xml:space="preserve">,</w:t>
+      </w:r>
+      <w:r>
+        <w:t xml:space="preserve"> </w:t>
+      </w:r>
+      <w:r>
+        <w:rPr>
+          <w:i/>
+          <w:iCs/>
+        </w:rPr>
+        <w:t xml:space="preserve">12</w:t>
+      </w:r>
+      <w:r>
+        <w:t xml:space="preserve">, 701343.</w:t>
+      </w:r>
+    </w:p>
+    <w:bookmarkEnd w:id="52"/>
+    <w:bookmarkStart w:id="53" w:name="ref-FranchakTang2024"/>
+    <w:p>
+      <w:pPr>
+        <w:pStyle w:val="Bibliography"/>
+      </w:pPr>
+      <w:r>
         <w:t xml:space="preserve">Franchak, J. M., Tang, M., Rousey, H., &amp; Luo, C. (2024). Long-form recording of infant body position in the home using wearable inertial sensors.</w:t>
       </w:r>
       <w:r>
@@ -1445,8 +1820,8 @@
         <w:t xml:space="preserve">(5), 4982–5001.</w:t>
       </w:r>
     </w:p>
-    <w:bookmarkEnd w:id="51"/>
-    <w:bookmarkStart w:id="52" w:name="ref-GreenspanCunha2021"/>
+    <w:bookmarkEnd w:id="53"/>
+    <w:bookmarkStart w:id="54" w:name="ref-GreenspanCunha2021"/>
     <w:p>
       <w:pPr>
         <w:pStyle w:val="Bibliography"/>
@@ -1481,8 +1856,8 @@
         <w:t xml:space="preserve">, 101530.</w:t>
       </w:r>
     </w:p>
-    <w:bookmarkEnd w:id="52"/>
-    <w:bookmarkStart w:id="53" w:name="ref-HerzbergFletcher2021"/>
+    <w:bookmarkEnd w:id="54"/>
+    <w:bookmarkStart w:id="55" w:name="ref-HerzbergFletcher2021"/>
     <w:p>
       <w:pPr>
         <w:pStyle w:val="Bibliography"/>
@@ -1504,8 +1879,8 @@
         <w:t xml:space="preserve">.</w:t>
       </w:r>
     </w:p>
-    <w:bookmarkEnd w:id="53"/>
-    <w:bookmarkStart w:id="54" w:name="ref-KarasikKuchirko2022"/>
+    <w:bookmarkEnd w:id="55"/>
+    <w:bookmarkStart w:id="56" w:name="ref-KarasikKuchirko2022"/>
     <w:p>
       <w:pPr>
         <w:pStyle w:val="Bibliography"/>
@@ -1555,8 +1930,8 @@
         <w:t xml:space="preserve">(4).</w:t>
       </w:r>
     </w:p>
-    <w:bookmarkEnd w:id="54"/>
-    <w:bookmarkStart w:id="55" w:name="ref-KaurKumar2026"/>
+    <w:bookmarkEnd w:id="56"/>
+    <w:bookmarkStart w:id="57" w:name="ref-KaurKumar2026"/>
     <w:p>
       <w:pPr>
         <w:pStyle w:val="Bibliography"/>
@@ -1591,8 +1966,8 @@
         <w:t xml:space="preserve">(102217), 102217.</w:t>
       </w:r>
     </w:p>
-    <w:bookmarkEnd w:id="55"/>
-    <w:bookmarkStart w:id="56" w:name="ref-KretchAdolph2015"/>
+    <w:bookmarkEnd w:id="57"/>
+    <w:bookmarkStart w:id="58" w:name="ref-KretchAdolph2015"/>
     <w:p>
       <w:pPr>
         <w:pStyle w:val="Bibliography"/>
@@ -1627,8 +2002,8 @@
         <w:t xml:space="preserve">(5), 736–750.</w:t>
       </w:r>
     </w:p>
-    <w:bookmarkEnd w:id="56"/>
-    <w:bookmarkStart w:id="57" w:name="ref-KretchEnriques2026"/>
+    <w:bookmarkEnd w:id="58"/>
+    <w:bookmarkStart w:id="59" w:name="ref-KretchEnriques2026"/>
     <w:p>
       <w:pPr>
         <w:pStyle w:val="Bibliography"/>
@@ -1663,8 +2038,8 @@
         <w:t xml:space="preserve">(102215), 102215.</w:t>
       </w:r>
     </w:p>
-    <w:bookmarkEnd w:id="57"/>
-    <w:bookmarkStart w:id="58" w:name="ref-KretchFranchak2014"/>
+    <w:bookmarkEnd w:id="59"/>
+    <w:bookmarkStart w:id="60" w:name="ref-KretchFranchak2014"/>
     <w:p>
       <w:pPr>
         <w:pStyle w:val="Bibliography"/>
@@ -1699,8 +2074,8 @@
         <w:t xml:space="preserve">(4), 1503–1518.</w:t>
       </w:r>
     </w:p>
-    <w:bookmarkEnd w:id="58"/>
-    <w:bookmarkStart w:id="59" w:name="ref-KretchLuna2025"/>
+    <w:bookmarkEnd w:id="60"/>
+    <w:bookmarkStart w:id="61" w:name="ref-KretchLuna2025"/>
     <w:p>
       <w:pPr>
         <w:pStyle w:val="Bibliography"/>
@@ -1735,8 +2110,8 @@
         <w:t xml:space="preserve">, e70059.</w:t>
       </w:r>
     </w:p>
-    <w:bookmarkEnd w:id="59"/>
-    <w:bookmarkStart w:id="60" w:name="ref-KretchMarcinowski2022"/>
+    <w:bookmarkEnd w:id="61"/>
+    <w:bookmarkStart w:id="62" w:name="ref-KretchMarcinowski2022"/>
     <w:p>
       <w:pPr>
         <w:pStyle w:val="Bibliography"/>
@@ -1758,8 +2133,8 @@
         <w:t xml:space="preserve">, e13318.</w:t>
       </w:r>
     </w:p>
-    <w:bookmarkEnd w:id="60"/>
-    <w:bookmarkStart w:id="61" w:name="ref-LuoFranchak2020"/>
+    <w:bookmarkEnd w:id="62"/>
+    <w:bookmarkStart w:id="63" w:name="ref-LuoFranchak2020"/>
     <w:p>
       <w:pPr>
         <w:pStyle w:val="Bibliography"/>
@@ -1794,8 +2169,8 @@
         <w:t xml:space="preserve">(11), e0242009.</w:t>
       </w:r>
     </w:p>
-    <w:bookmarkEnd w:id="61"/>
-    <w:bookmarkStart w:id="62" w:name="ref-MalachowskiSalo2023"/>
+    <w:bookmarkEnd w:id="63"/>
+    <w:bookmarkStart w:id="64" w:name="ref-MalachowskiSalo2023"/>
     <w:p>
       <w:pPr>
         <w:pStyle w:val="Bibliography"/>
@@ -1817,8 +2192,8 @@
         <w:t xml:space="preserve">.</w:t>
       </w:r>
     </w:p>
-    <w:bookmarkEnd w:id="62"/>
-    <w:bookmarkStart w:id="63" w:name="ref-McElwainFisher2024"/>
+    <w:bookmarkEnd w:id="64"/>
+    <w:bookmarkStart w:id="65" w:name="ref-McElwainFisher2024"/>
     <w:p>
       <w:pPr>
         <w:pStyle w:val="Bibliography"/>
@@ -1853,8 +2228,8 @@
         <w:t xml:space="preserve">(1), e49316.</w:t>
       </w:r>
     </w:p>
-    <w:bookmarkEnd w:id="63"/>
-    <w:bookmarkStart w:id="64" w:name="ref-RouseyTang2026"/>
+    <w:bookmarkEnd w:id="65"/>
+    <w:bookmarkStart w:id="66" w:name="ref-RouseyTang2026"/>
     <w:p>
       <w:pPr>
         <w:pStyle w:val="Bibliography"/>
@@ -1889,8 +2264,8 @@
         <w:t xml:space="preserve">(2), e70120.</w:t>
       </w:r>
     </w:p>
-    <w:bookmarkEnd w:id="64"/>
-    <w:bookmarkStart w:id="65" w:name="ref-SoskaAdolph2014"/>
+    <w:bookmarkEnd w:id="66"/>
+    <w:bookmarkStart w:id="67" w:name="ref-SoskaAdolph2014"/>
     <w:p>
       <w:pPr>
         <w:pStyle w:val="Bibliography"/>
@@ -1925,8 +2300,8 @@
         <w:t xml:space="preserve">(2), 138–161.</w:t>
       </w:r>
     </w:p>
-    <w:bookmarkEnd w:id="65"/>
-    <w:bookmarkStart w:id="66" w:name="ref-WangRousey2026"/>
+    <w:bookmarkEnd w:id="67"/>
+    <w:bookmarkStart w:id="68" w:name="ref-WangRousey2026"/>
     <w:p>
       <w:pPr>
         <w:pStyle w:val="Bibliography"/>
@@ -1948,8 +2323,8 @@
         <w:t xml:space="preserve">.</w:t>
       </w:r>
     </w:p>
-    <w:bookmarkEnd w:id="66"/>
-    <w:bookmarkStart w:id="67" w:name="ref-YaoPlotz2019"/>
+    <w:bookmarkEnd w:id="68"/>
+    <w:bookmarkStart w:id="69" w:name="ref-YaoPlotz2019"/>
     <w:p>
       <w:pPr>
         <w:pStyle w:val="Bibliography"/>
@@ -1984,9 +2359,9 @@
         <w:t xml:space="preserve">(2).</w:t>
       </w:r>
     </w:p>
-    <w:bookmarkEnd w:id="67"/>
-    <w:bookmarkEnd w:id="68"/>
-    <w:bookmarkStart w:id="72" w:name="fig-timelines"/>
+    <w:bookmarkEnd w:id="69"/>
+    <w:bookmarkEnd w:id="70"/>
+    <w:bookmarkStart w:id="74" w:name="fig-timelines"/>
     <w:p>
       <w:pPr>
         <w:pStyle w:val="FigureTitle"/>
@@ -2012,18 +2387,18 @@
           <wp:inline>
             <wp:extent cx="5943600" cy="4358640"/>
             <wp:effectExtent b="0" l="0" r="0" t="0"/>
-            <wp:docPr descr="" title="" id="70" name="Picture"/>
+            <wp:docPr descr="" title="" id="72" name="Picture"/>
             <a:graphic>
               <a:graphicData uri="http://schemas.openxmlformats.org/drawingml/2006/picture">
                 <pic:pic>
                   <pic:nvPicPr>
-                    <pic:cNvPr descr="age_figure.png" id="71" name="Picture"/>
+                    <pic:cNvPr descr="age_figure.png" id="73" name="Picture"/>
                     <pic:cNvPicPr>
                       <a:picLocks noChangeArrowheads="1" noChangeAspect="1"/>
                     </pic:cNvPicPr>
                   </pic:nvPicPr>
                   <pic:blipFill>
-                    <a:blip r:embed="rId69"/>
+                    <a:blip r:embed="rId71"/>
                     <a:stretch>
                       <a:fillRect/>
                     </a:stretch>
@@ -2050,7 +2425,7 @@
         </w:drawing>
       </w:r>
     </w:p>
-    <w:bookmarkEnd w:id="72"/>
+    <w:bookmarkEnd w:id="74"/>
     <w:p>
       <w:pPr>
         <w:pStyle w:val="FigureNote"/>
@@ -2071,7 +2446,7 @@
         <w:br w:type="page"/>
       </w:r>
     </w:p>
-    <w:bookmarkEnd w:id="73"/>
+    <w:bookmarkEnd w:id="75"/>
     <w:sectPr>
       <w:headerReference r:id="rId8" w:type="even"/>
       <w:headerReference r:id="rId9" w:type="default"/>

--- a/sensing_methods_chapter.docx
+++ b/sensing_methods_chapter.docx
@@ -1255,7 +1255,44 @@
         <w:pStyle w:val="BodyText"/>
       </w:pPr>
       <w:r>
-        <w:t xml:space="preserve">Thus, the full recording time from when infants first put on the leggings until they take them off before bedtime is longer than the amount of usable data when infants are awake and wearing the sensors. In our past work, we recorded XX sessions from XX infants in hopes of capturing the full waking day. Full recording time ranged from XX-XX (M = X) and usable data time ranged from XX-XX (M = X). Shorter usable sessions resulted from long excursions out of the house combined with long naps at home.</w:t>
+        <w:t xml:space="preserve">Thus, the full recording time from when infants first put on the leggings until they take them off before bedtime is longer than the amount of usable data when infants are awake and wearing the sensors. In our past work, we recorded 136 sessions from 67 infants in hopes of capturing the full waking day</w:t>
+      </w:r>
+      <w:r>
+        <w:t xml:space="preserve"> </w:t>
+      </w:r>
+      <w:r>
+        <w:t xml:space="preserve">(for a more detailed description of the dataset, see</w:t>
+      </w:r>
+      <w:r>
+        <w:t xml:space="preserve"> </w:t>
+      </w:r>
+      <w:hyperlink w:anchor="ref-RouseyTang2026">
+        <w:r>
+          <w:rPr>
+            <w:rStyle w:val="Hyperlink"/>
+          </w:rPr>
+          <w:t xml:space="preserve">Rousey et al., 2026</w:t>
+        </w:r>
+      </w:hyperlink>
+      <w:r>
+        <w:t xml:space="preserve">;</w:t>
+      </w:r>
+      <w:r>
+        <w:t xml:space="preserve"> </w:t>
+      </w:r>
+      <w:hyperlink w:anchor="ref-FranchakRousey2026">
+        <w:r>
+          <w:rPr>
+            <w:rStyle w:val="Hyperlink"/>
+          </w:rPr>
+          <w:t xml:space="preserve">Franchak, Rousey, et al., 2026</w:t>
+        </w:r>
+      </w:hyperlink>
+      <w:r>
+        <w:t xml:space="preserve">)</w:t>
+      </w:r>
+      <w:r>
+        <w:t xml:space="preserve">. Full recording time ranged from 2-12 hours (median = 9.8) and usable data time ranged from 2-10.5 hours (median = 5.8). Shorter usable recording time resulted from long excursions out of the house combined with long naps at home.</w:t>
       </w:r>
     </w:p>
     <w:p>
@@ -1268,7 +1305,7 @@
     </w:p>
     <w:bookmarkEnd w:id="35"/>
     <w:bookmarkEnd w:id="36"/>
-    <w:bookmarkStart w:id="39" w:name="data-processing-and-model-training"/>
+    <w:bookmarkStart w:id="40" w:name="data-processing-and-model-training"/>
     <w:p>
       <w:pPr>
         <w:pStyle w:val="Heading1"/>
@@ -1295,13 +1332,13 @@
       </w:r>
     </w:p>
     <w:bookmarkEnd w:id="37"/>
-    <w:bookmarkStart w:id="38" w:name="scoring-ground-truth"/>
+    <w:bookmarkStart w:id="38" w:name="model-training-and-testing"/>
     <w:p>
       <w:pPr>
         <w:pStyle w:val="Heading2"/>
       </w:pPr>
       <w:r>
-        <w:t xml:space="preserve">Scoring Ground Truth</w:t>
+        <w:t xml:space="preserve">Model Training and Testing</w:t>
       </w:r>
     </w:p>
     <w:p>
@@ -1309,18 +1346,68 @@
         <w:pStyle w:val="FirstParagraph"/>
       </w:pPr>
       <w:r>
-        <w:t xml:space="preserve">Synchronization Developing coding scheme is what determines output</w:t>
+        <w:t xml:space="preserve">Individual models vs. group models and generalization LOOCV examples Sensor CP model composition and size examples</w:t>
+      </w:r>
+    </w:p>
+    <w:p>
+      <w:pPr>
+        <w:pStyle w:val="BodyText"/>
+      </w:pPr>
+      <w:r>
+        <w:t xml:space="preserve">Point to general refs about binary and multi-class categorization Project needs dictate what is relevant for evaluation (overall metrics vs. bouts, absolute time vs. relative time, generalization to new exemplars vs. best prediction of current data)</w:t>
       </w:r>
     </w:p>
     <w:bookmarkEnd w:id="38"/>
+    <w:bookmarkStart w:id="39" w:name="X276a1c0c73d22fa31922f71f3e5e966252987ab"/>
+    <w:p>
+      <w:pPr>
+        <w:pStyle w:val="Heading2"/>
+      </w:pPr>
+      <w:r>
+        <w:t xml:space="preserve">Validation of Position and Restraint Models</w:t>
+      </w:r>
+    </w:p>
+    <w:p>
+      <w:pPr>
+        <w:pStyle w:val="FirstParagraph"/>
+      </w:pPr>
+      <w:r>
+        <w:t xml:space="preserve">Accuracy/kappa Kaya lab paper</w:t>
+      </w:r>
+    </w:p>
+    <w:p>
+      <w:pPr>
+        <w:pStyle w:val="BodyText"/>
+      </w:pPr>
+      <w:r>
+        <w:t xml:space="preserve">Continuous outcomes (Yao) for prevalence predictions</w:t>
+      </w:r>
+    </w:p>
+    <w:p>
+      <w:pPr>
+        <w:pStyle w:val="BodyText"/>
+      </w:pPr>
+      <w:r>
+        <w:t xml:space="preserve">Distal comparison</w:t>
+      </w:r>
+    </w:p>
+    <w:p>
+      <w:pPr>
+        <w:pStyle w:val="BodyText"/>
+      </w:pPr>
+      <w:r>
+        <w:t xml:space="preserve">Bout structure</w:t>
+      </w:r>
+    </w:p>
     <w:bookmarkEnd w:id="39"/>
-    <w:bookmarkStart w:id="42" w:name="model-evaluation"/>
+    <w:bookmarkEnd w:id="40"/>
+    <w:bookmarkStart w:id="41" w:name="applications"/>
     <w:p>
       <w:pPr>
         <w:pStyle w:val="Heading1"/>
       </w:pPr>
       <w:r>
-        <w:t xml:space="preserve">Model Evaluation</w:t>
+        <w:t xml:space="preserve">Applications</w:t>
       </w:r>
     </w:p>
     <w:p>
@@ -1328,42 +1415,7 @@
         <w:pStyle w:val="FirstParagraph"/>
       </w:pPr>
       <w:r>
-        <w:t xml:space="preserve">Point to general refs about binary and multi-class categorization Project needs dictate what is relevant for evaluation (overall metrics vs. bouts, absolute time vs. relative time, generalization to new exemplars vs. best prediction of current data)</w:t>
-      </w:r>
-    </w:p>
-    <w:bookmarkStart w:id="40" w:name="trainingtesting-partition"/>
-    <w:p>
-      <w:pPr>
-        <w:pStyle w:val="Heading2"/>
-      </w:pPr>
-      <w:r>
-        <w:t xml:space="preserve">Training/Testing Partition</w:t>
-      </w:r>
-    </w:p>
-    <w:p>
-      <w:pPr>
-        <w:pStyle w:val="FirstParagraph"/>
-      </w:pPr>
-      <w:r>
-        <w:t xml:space="preserve">Individual models vs. group models and generalization LOOCV examples Sensor CP model composition and size examples</w:t>
-      </w:r>
-    </w:p>
-    <w:bookmarkEnd w:id="40"/>
-    <w:bookmarkStart w:id="41" w:name="evaluation-metrics"/>
-    <w:p>
-      <w:pPr>
-        <w:pStyle w:val="Heading2"/>
-      </w:pPr>
-      <w:r>
-        <w:t xml:space="preserve">Evaluation Metrics</w:t>
-      </w:r>
-    </w:p>
-    <w:p>
-      <w:pPr>
-        <w:pStyle w:val="FirstParagraph"/>
-      </w:pPr>
-      <w:r>
-        <w:t xml:space="preserve">Accuracy/kappa Kaya lab paper</w:t>
+        <w:t xml:space="preserve">Mobile health and surveillance (Airaksinen)</w:t>
       </w:r>
     </w:p>
     <w:p>
@@ -1371,126 +1423,171 @@
         <w:pStyle w:val="BodyText"/>
       </w:pPr>
       <w:r>
-        <w:t xml:space="preserve">Continuous outcomes (Yao) for prevalence predictions Bout structure</w:t>
+        <w:t xml:space="preserve">Understanding atypical devel trajectories</w:t>
+      </w:r>
+    </w:p>
+    <w:p>
+      <w:pPr>
+        <w:pStyle w:val="BodyText"/>
+      </w:pPr>
+      <w:r>
+        <w:t xml:space="preserve">basic time series, dyadic interactions, etc.</w:t>
+      </w:r>
+    </w:p>
+    <w:p>
+      <w:pPr>
+        <w:pStyle w:val="BodyText"/>
+      </w:pPr>
+      <w:r>
+        <w:t xml:space="preserve">Integration with other sensor modalities</w:t>
+      </w:r>
+      <w:r>
+        <w:t xml:space="preserve"> </w:t>
+      </w:r>
+      <w:r>
+        <w:t xml:space="preserve">Rousey et al. (</w:t>
+      </w:r>
+      <w:hyperlink w:anchor="ref-RouseyTang2026">
+        <w:r>
+          <w:rPr>
+            <w:rStyle w:val="Hyperlink"/>
+          </w:rPr>
+          <w:t xml:space="preserve">2026</w:t>
+        </w:r>
+      </w:hyperlink>
+      <w:r>
+        <w:t xml:space="preserve">)</w:t>
+      </w:r>
+      <w:r>
+        <w:t xml:space="preserve"> </w:t>
+      </w:r>
+      <w:r>
+        <w:t xml:space="preserve">example.</w:t>
+      </w:r>
+      <w:r>
+        <w:t xml:space="preserve"> </w:t>
+      </w:r>
+      <w:r>
+        <w:t xml:space="preserve">Kaur et al. (</w:t>
+      </w:r>
+      <w:hyperlink w:anchor="ref-KaurKumar2026">
+        <w:r>
+          <w:rPr>
+            <w:rStyle w:val="Hyperlink"/>
+          </w:rPr>
+          <w:t xml:space="preserve">2026</w:t>
+        </w:r>
+      </w:hyperlink>
+      <w:r>
+        <w:t xml:space="preserve">)</w:t>
+      </w:r>
+      <w:r>
+        <w:t xml:space="preserve"> </w:t>
+      </w:r>
+      <w:r>
+        <w:t xml:space="preserve">review</w:t>
       </w:r>
     </w:p>
     <w:bookmarkEnd w:id="41"/>
+    <w:bookmarkStart w:id="77" w:name="references"/>
+    <w:p>
+      <w:pPr>
+        <w:pStyle w:val="Heading1"/>
+      </w:pPr>
+      <w:r>
+        <w:t xml:space="preserve">References</w:t>
+      </w:r>
+    </w:p>
+    <w:bookmarkStart w:id="68" w:name="refs"/>
+    <w:bookmarkStart w:id="42" w:name="ref-AiraksinenGallen2022"/>
+    <w:p>
+      <w:pPr>
+        <w:pStyle w:val="Bibliography"/>
+      </w:pPr>
+      <w:r>
+        <w:t xml:space="preserve">Airaksinen, M., Gallen, A., Kivi, A., Vijayakrishnan, P., Häyrinen, T., Ilén, E., Räsänen, O., Haataja, L. M., &amp; Vanhatalo, S. (2022). Intelligent wearable allows out-of-the-lab tracking of developing motor abilities in infants.</w:t>
+      </w:r>
+      <w:r>
+        <w:t xml:space="preserve"> </w:t>
+      </w:r>
+      <w:r>
+        <w:rPr>
+          <w:i/>
+          <w:iCs/>
+        </w:rPr>
+        <w:t xml:space="preserve">Communications Medicine</w:t>
+      </w:r>
+      <w:r>
+        <w:t xml:space="preserve">,</w:t>
+      </w:r>
+      <w:r>
+        <w:t xml:space="preserve"> </w:t>
+      </w:r>
+      <w:r>
+        <w:rPr>
+          <w:i/>
+          <w:iCs/>
+        </w:rPr>
+        <w:t xml:space="preserve">2</w:t>
+      </w:r>
+      <w:r>
+        <w:t xml:space="preserve">(1), 1–14.</w:t>
+      </w:r>
+    </w:p>
     <w:bookmarkEnd w:id="42"/>
-    <w:bookmarkStart w:id="43" w:name="applications"/>
-    <w:p>
-      <w:pPr>
-        <w:pStyle w:val="Heading1"/>
-      </w:pPr>
-      <w:r>
-        <w:t xml:space="preserve">Applications</w:t>
-      </w:r>
-    </w:p>
-    <w:p>
-      <w:pPr>
-        <w:pStyle w:val="FirstParagraph"/>
-      </w:pPr>
-      <w:r>
-        <w:t xml:space="preserve">Mobile health and surveillance (Airaksinen)</w:t>
-      </w:r>
-    </w:p>
-    <w:p>
-      <w:pPr>
-        <w:pStyle w:val="BodyText"/>
-      </w:pPr>
-      <w:r>
-        <w:t xml:space="preserve">Understanding atypical devel trajectories</w:t>
-      </w:r>
-    </w:p>
-    <w:p>
-      <w:pPr>
-        <w:pStyle w:val="BodyText"/>
-      </w:pPr>
-      <w:r>
-        <w:t xml:space="preserve">basic time series, dyadic interactions, etc.</w:t>
-      </w:r>
-    </w:p>
-    <w:p>
-      <w:pPr>
-        <w:pStyle w:val="BodyText"/>
-      </w:pPr>
-      <w:r>
-        <w:t xml:space="preserve">Integration with other sensor modalities</w:t>
-      </w:r>
-      <w:r>
-        <w:t xml:space="preserve"> </w:t>
-      </w:r>
-      <w:r>
-        <w:t xml:space="preserve">Rousey et al. (</w:t>
-      </w:r>
-      <w:hyperlink w:anchor="ref-RouseyTang2026">
-        <w:r>
-          <w:rPr>
-            <w:rStyle w:val="Hyperlink"/>
-          </w:rPr>
-          <w:t xml:space="preserve">2026</w:t>
-        </w:r>
-      </w:hyperlink>
-      <w:r>
-        <w:t xml:space="preserve">)</w:t>
-      </w:r>
-      <w:r>
-        <w:t xml:space="preserve"> </w:t>
-      </w:r>
-      <w:r>
-        <w:t xml:space="preserve">example.</w:t>
-      </w:r>
-      <w:r>
-        <w:t xml:space="preserve"> </w:t>
-      </w:r>
-      <w:r>
-        <w:t xml:space="preserve">Kaur et al. (</w:t>
-      </w:r>
-      <w:hyperlink w:anchor="ref-KaurKumar2026">
-        <w:r>
-          <w:rPr>
-            <w:rStyle w:val="Hyperlink"/>
-          </w:rPr>
-          <w:t xml:space="preserve">2026</w:t>
-        </w:r>
-      </w:hyperlink>
-      <w:r>
-        <w:t xml:space="preserve">)</w:t>
-      </w:r>
-      <w:r>
-        <w:t xml:space="preserve"> </w:t>
-      </w:r>
-      <w:r>
-        <w:t xml:space="preserve">review</w:t>
+    <w:bookmarkStart w:id="43" w:name="ref-AiraksinenRasanen2020"/>
+    <w:p>
+      <w:pPr>
+        <w:pStyle w:val="Bibliography"/>
+      </w:pPr>
+      <w:r>
+        <w:t xml:space="preserve">Airaksinen, M., Räsänen, O., Ilén, E., Häyrinen, T., Kivi, A., Marchi, V., Gallen, A., Blom, S., Varhe, A., Kaartinen, N., Haataja, L., &amp; Vanhatalo, S. (2020). Automatic posture and movement tracking of infants with wearable movement sensors.</w:t>
+      </w:r>
+      <w:r>
+        <w:t xml:space="preserve"> </w:t>
+      </w:r>
+      <w:r>
+        <w:rPr>
+          <w:i/>
+          <w:iCs/>
+        </w:rPr>
+        <w:t xml:space="preserve">Scientific Reports</w:t>
+      </w:r>
+      <w:r>
+        <w:t xml:space="preserve">,</w:t>
+      </w:r>
+      <w:r>
+        <w:t xml:space="preserve"> </w:t>
+      </w:r>
+      <w:r>
+        <w:rPr>
+          <w:i/>
+          <w:iCs/>
+        </w:rPr>
+        <w:t xml:space="preserve">10</w:t>
+      </w:r>
+      <w:r>
+        <w:t xml:space="preserve">(1), 169.</w:t>
       </w:r>
     </w:p>
     <w:bookmarkEnd w:id="43"/>
-    <w:bookmarkStart w:id="75" w:name="references"/>
-    <w:p>
-      <w:pPr>
-        <w:pStyle w:val="Heading1"/>
-      </w:pPr>
-      <w:r>
-        <w:t xml:space="preserve">References</w:t>
-      </w:r>
-    </w:p>
-    <w:bookmarkStart w:id="70" w:name="refs"/>
-    <w:bookmarkStart w:id="44" w:name="ref-AiraksinenGallen2022"/>
+    <w:bookmarkStart w:id="44" w:name="ref-AiraksinenRasanen2025"/>
     <w:p>
       <w:pPr>
         <w:pStyle w:val="Bibliography"/>
       </w:pPr>
       <w:r>
-        <w:t xml:space="preserve">Airaksinen, M., Gallen, A., Kivi, A., Vijayakrishnan, P., Häyrinen, T., Ilén, E., Räsänen, O., Haataja, L. M., &amp; Vanhatalo, S. (2022). Intelligent wearable allows out-of-the-lab tracking of developing motor abilities in infants.</w:t>
-      </w:r>
-      <w:r>
-        <w:t xml:space="preserve"> </w:t>
-      </w:r>
-      <w:r>
-        <w:rPr>
-          <w:i/>
-          <w:iCs/>
-        </w:rPr>
-        <w:t xml:space="preserve">Communications Medicine</w:t>
+        <w:t xml:space="preserve">Airaksinen, M., Räsänen, O., &amp; Vanhatalo, S. (2025). Trade-offs between simplifying inertial measurement unit-based movement recordings and the attainability of different levels of analyses: Systematic assessment of method variations.</w:t>
+      </w:r>
+      <w:r>
+        <w:t xml:space="preserve"> </w:t>
+      </w:r>
+      <w:r>
+        <w:rPr>
+          <w:i/>
+          <w:iCs/>
+        </w:rPr>
+        <w:t xml:space="preserve">JMIR mHealth and uHealth</w:t>
       </w:r>
       <w:r>
         <w:t xml:space="preserve">,</w:t>
@@ -1503,30 +1600,30 @@
           <w:i/>
           <w:iCs/>
         </w:rPr>
-        <w:t xml:space="preserve">2</w:t>
-      </w:r>
-      <w:r>
-        <w:t xml:space="preserve">(1), 1–14.</w:t>
+        <w:t xml:space="preserve">13</w:t>
+      </w:r>
+      <w:r>
+        <w:t xml:space="preserve">(1), e58078.</w:t>
       </w:r>
     </w:p>
     <w:bookmarkEnd w:id="44"/>
-    <w:bookmarkStart w:id="45" w:name="ref-AiraksinenRasanen2020"/>
+    <w:bookmarkStart w:id="45" w:name="ref-CallahanSisler1997"/>
     <w:p>
       <w:pPr>
         <w:pStyle w:val="Bibliography"/>
       </w:pPr>
       <w:r>
-        <w:t xml:space="preserve">Airaksinen, M., Räsänen, O., Ilén, E., Häyrinen, T., Kivi, A., Marchi, V., Gallen, A., Blom, S., Varhe, A., Kaartinen, N., Haataja, L., &amp; Vanhatalo, S. (2020). Automatic posture and movement tracking of infants with wearable movement sensors.</w:t>
-      </w:r>
-      <w:r>
-        <w:t xml:space="preserve"> </w:t>
-      </w:r>
-      <w:r>
-        <w:rPr>
-          <w:i/>
-          <w:iCs/>
-        </w:rPr>
-        <w:t xml:space="preserve">Scientific Reports</w:t>
+        <w:t xml:space="preserve">Callahan, C. W., &amp; Sisler, C. (1997). Use of seating devices in infants too young to sit.</w:t>
+      </w:r>
+      <w:r>
+        <w:t xml:space="preserve"> </w:t>
+      </w:r>
+      <w:r>
+        <w:rPr>
+          <w:i/>
+          <w:iCs/>
+        </w:rPr>
+        <w:t xml:space="preserve">Archives of Pediatrics &amp; Adolescent Medicine</w:t>
       </w:r>
       <w:r>
         <w:t xml:space="preserve">,</w:t>
@@ -1539,30 +1636,30 @@
           <w:i/>
           <w:iCs/>
         </w:rPr>
-        <w:t xml:space="preserve">10</w:t>
-      </w:r>
-      <w:r>
-        <w:t xml:space="preserve">(1), 169.</w:t>
+        <w:t xml:space="preserve">151</w:t>
+      </w:r>
+      <w:r>
+        <w:t xml:space="preserve">(3), 233–235.</w:t>
       </w:r>
     </w:p>
     <w:bookmarkEnd w:id="45"/>
-    <w:bookmarkStart w:id="46" w:name="ref-AiraksinenRasanen2025"/>
+    <w:bookmarkStart w:id="46" w:name="ref-Franchak2019aa"/>
     <w:p>
       <w:pPr>
         <w:pStyle w:val="Bibliography"/>
       </w:pPr>
       <w:r>
-        <w:t xml:space="preserve">Airaksinen, M., Räsänen, O., &amp; Vanhatalo, S. (2025). Trade-offs between simplifying inertial measurement unit-based movement recordings and the attainability of different levels of analyses: Systematic assessment of method variations.</w:t>
-      </w:r>
-      <w:r>
-        <w:t xml:space="preserve"> </w:t>
-      </w:r>
-      <w:r>
-        <w:rPr>
-          <w:i/>
-          <w:iCs/>
-        </w:rPr>
-        <w:t xml:space="preserve">JMIR mHealth and uHealth</w:t>
+        <w:t xml:space="preserve">Franchak, J. M. (2019). Changing opportunities for learning in everyday life: Infant body position over the first year.</w:t>
+      </w:r>
+      <w:r>
+        <w:t xml:space="preserve"> </w:t>
+      </w:r>
+      <w:r>
+        <w:rPr>
+          <w:i/>
+          <w:iCs/>
+        </w:rPr>
+        <w:t xml:space="preserve">Infancy</w:t>
       </w:r>
       <w:r>
         <w:t xml:space="preserve">,</w:t>
@@ -1575,30 +1672,30 @@
           <w:i/>
           <w:iCs/>
         </w:rPr>
-        <w:t xml:space="preserve">13</w:t>
-      </w:r>
-      <w:r>
-        <w:t xml:space="preserve">(1), e58078.</w:t>
+        <w:t xml:space="preserve">24</w:t>
+      </w:r>
+      <w:r>
+        <w:t xml:space="preserve">(2), 187–209.</w:t>
       </w:r>
     </w:p>
     <w:bookmarkEnd w:id="46"/>
-    <w:bookmarkStart w:id="47" w:name="ref-CallahanSisler1997"/>
+    <w:bookmarkStart w:id="47" w:name="ref-FranchakFord2026"/>
     <w:p>
       <w:pPr>
         <w:pStyle w:val="Bibliography"/>
       </w:pPr>
       <w:r>
-        <w:t xml:space="preserve">Callahan, C. W., &amp; Sisler, C. (1997). Use of seating devices in infants too young to sit.</w:t>
-      </w:r>
-      <w:r>
-        <w:t xml:space="preserve"> </w:t>
-      </w:r>
-      <w:r>
-        <w:rPr>
-          <w:i/>
-          <w:iCs/>
-        </w:rPr>
-        <w:t xml:space="preserve">Archives of Pediatrics &amp; Adolescent Medicine</w:t>
+        <w:t xml:space="preserve">Franchak, J. M., Ford, J., Fausey, C. M., &amp; Luna, A. (2026). Infants’ daily routines shape opportunities for perceptual-motor exploration.</w:t>
+      </w:r>
+      <w:r>
+        <w:t xml:space="preserve"> </w:t>
+      </w:r>
+      <w:r>
+        <w:rPr>
+          <w:i/>
+          <w:iCs/>
+        </w:rPr>
+        <w:t xml:space="preserve">Developmental Science</w:t>
       </w:r>
       <w:r>
         <w:t xml:space="preserve">,</w:t>
@@ -1611,20 +1708,405 @@
           <w:i/>
           <w:iCs/>
         </w:rPr>
-        <w:t xml:space="preserve">151</w:t>
-      </w:r>
-      <w:r>
-        <w:t xml:space="preserve">(3), 233–235.</w:t>
+        <w:t xml:space="preserve">29</w:t>
+      </w:r>
+      <w:r>
+        <w:t xml:space="preserve">(2), e70119.</w:t>
       </w:r>
     </w:p>
     <w:bookmarkEnd w:id="47"/>
-    <w:bookmarkStart w:id="48" w:name="ref-Franchak2019aa"/>
+    <w:bookmarkStart w:id="48" w:name="ref-FranchakKadooka2024"/>
     <w:p>
       <w:pPr>
         <w:pStyle w:val="Bibliography"/>
       </w:pPr>
       <w:r>
-        <w:t xml:space="preserve">Franchak, J. M. (2019). Changing opportunities for learning in everyday life: Infant body position over the first year.</w:t>
+        <w:t xml:space="preserve">Franchak, J. M., Kadooka, K., &amp; Fausey, C. M. (2024). Longitudinal relations between independent walking, body position, and object experiences in home life.</w:t>
+      </w:r>
+      <w:r>
+        <w:t xml:space="preserve"> </w:t>
+      </w:r>
+      <w:r>
+        <w:rPr>
+          <w:i/>
+          <w:iCs/>
+        </w:rPr>
+        <w:t xml:space="preserve">Developmental Psychology</w:t>
+      </w:r>
+      <w:r>
+        <w:t xml:space="preserve">,</w:t>
+      </w:r>
+      <w:r>
+        <w:t xml:space="preserve"> </w:t>
+      </w:r>
+      <w:r>
+        <w:rPr>
+          <w:i/>
+          <w:iCs/>
+        </w:rPr>
+        <w:t xml:space="preserve">60</w:t>
+      </w:r>
+      <w:r>
+        <w:t xml:space="preserve">(2), 228–242.</w:t>
+      </w:r>
+    </w:p>
+    <w:bookmarkEnd w:id="48"/>
+    <w:bookmarkStart w:id="49" w:name="ref-FranchakRousey2026"/>
+    <w:p>
+      <w:pPr>
+        <w:pStyle w:val="Bibliography"/>
+      </w:pPr>
+      <w:r>
+        <w:t xml:space="preserve">Franchak, J. M., Rousey, H. N., &amp; Wang, H. (2026). Natural statistics of infants’ everyday motor experiences relate to sitting and walking development.</w:t>
+      </w:r>
+      <w:r>
+        <w:t xml:space="preserve"> </w:t>
+      </w:r>
+      <w:r>
+        <w:rPr>
+          <w:i/>
+          <w:iCs/>
+        </w:rPr>
+        <w:t xml:space="preserve">Developmental Psychology</w:t>
+      </w:r>
+      <w:r>
+        <w:t xml:space="preserve">.</w:t>
+      </w:r>
+    </w:p>
+    <w:bookmarkEnd w:id="49"/>
+    <w:bookmarkStart w:id="50" w:name="ref-FranchakScott2021"/>
+    <w:p>
+      <w:pPr>
+        <w:pStyle w:val="Bibliography"/>
+      </w:pPr>
+      <w:r>
+        <w:t xml:space="preserve">Franchak, J. M., Scott, V., &amp; Luo, C. (2021). A contactless method for measuring full-day, naturalistic motor behavior using wearable inertial sensors.</w:t>
+      </w:r>
+      <w:r>
+        <w:t xml:space="preserve"> </w:t>
+      </w:r>
+      <w:r>
+        <w:rPr>
+          <w:i/>
+          <w:iCs/>
+        </w:rPr>
+        <w:t xml:space="preserve">Frontiers in Psychology</w:t>
+      </w:r>
+      <w:r>
+        <w:t xml:space="preserve">,</w:t>
+      </w:r>
+      <w:r>
+        <w:t xml:space="preserve"> </w:t>
+      </w:r>
+      <w:r>
+        <w:rPr>
+          <w:i/>
+          <w:iCs/>
+        </w:rPr>
+        <w:t xml:space="preserve">12</w:t>
+      </w:r>
+      <w:r>
+        <w:t xml:space="preserve">, 701343.</w:t>
+      </w:r>
+    </w:p>
+    <w:bookmarkEnd w:id="50"/>
+    <w:bookmarkStart w:id="51" w:name="ref-FranchakTang2024"/>
+    <w:p>
+      <w:pPr>
+        <w:pStyle w:val="Bibliography"/>
+      </w:pPr>
+      <w:r>
+        <w:t xml:space="preserve">Franchak, J. M., Tang, M., Rousey, H., &amp; Luo, C. (2024). Long-form recording of infant body position in the home using wearable inertial sensors.</w:t>
+      </w:r>
+      <w:r>
+        <w:t xml:space="preserve"> </w:t>
+      </w:r>
+      <w:r>
+        <w:rPr>
+          <w:i/>
+          <w:iCs/>
+        </w:rPr>
+        <w:t xml:space="preserve">Behavior Research Methods</w:t>
+      </w:r>
+      <w:r>
+        <w:t xml:space="preserve">,</w:t>
+      </w:r>
+      <w:r>
+        <w:t xml:space="preserve"> </w:t>
+      </w:r>
+      <w:r>
+        <w:rPr>
+          <w:i/>
+          <w:iCs/>
+        </w:rPr>
+        <w:t xml:space="preserve">56</w:t>
+      </w:r>
+      <w:r>
+        <w:t xml:space="preserve">(5), 4982–5001.</w:t>
+      </w:r>
+    </w:p>
+    <w:bookmarkEnd w:id="51"/>
+    <w:bookmarkStart w:id="52" w:name="ref-GreenspanCunha2021"/>
+    <w:p>
+      <w:pPr>
+        <w:pStyle w:val="Bibliography"/>
+      </w:pPr>
+      <w:r>
+        <w:t xml:space="preserve">Greenspan, B., Cunha, A. B., &amp; Lobo, M. A. (2021). Design and validation of a smart garment to measure positioning practices of parents with young infants.</w:t>
+      </w:r>
+      <w:r>
+        <w:t xml:space="preserve"> </w:t>
+      </w:r>
+      <w:r>
+        <w:rPr>
+          <w:i/>
+          <w:iCs/>
+        </w:rPr>
+        <w:t xml:space="preserve">Infant Behavior &amp; Development</w:t>
+      </w:r>
+      <w:r>
+        <w:t xml:space="preserve">,</w:t>
+      </w:r>
+      <w:r>
+        <w:t xml:space="preserve"> </w:t>
+      </w:r>
+      <w:r>
+        <w:rPr>
+          <w:i/>
+          <w:iCs/>
+        </w:rPr>
+        <w:t xml:space="preserve">62</w:t>
+      </w:r>
+      <w:r>
+        <w:t xml:space="preserve">, 101530.</w:t>
+      </w:r>
+    </w:p>
+    <w:bookmarkEnd w:id="52"/>
+    <w:bookmarkStart w:id="53" w:name="ref-HerzbergFletcher2021"/>
+    <w:p>
+      <w:pPr>
+        <w:pStyle w:val="Bibliography"/>
+      </w:pPr>
+      <w:r>
+        <w:t xml:space="preserve">Herzberg, O., Fletcher, K. K., Schatz, J. L., Adolph, K. E., &amp; Tamis-LeMonda, C. S. (2021). Infant exuberant object play at home: Immense amounts of time-distributed, variable practice.</w:t>
+      </w:r>
+      <w:r>
+        <w:t xml:space="preserve"> </w:t>
+      </w:r>
+      <w:r>
+        <w:rPr>
+          <w:i/>
+          <w:iCs/>
+        </w:rPr>
+        <w:t xml:space="preserve">Child Development</w:t>
+      </w:r>
+      <w:r>
+        <w:t xml:space="preserve">.</w:t>
+      </w:r>
+    </w:p>
+    <w:bookmarkEnd w:id="53"/>
+    <w:bookmarkStart w:id="54" w:name="ref-KarasikKuchirko2022"/>
+    <w:p>
+      <w:pPr>
+        <w:pStyle w:val="Bibliography"/>
+      </w:pPr>
+      <w:r>
+        <w:t xml:space="preserve">Karasik, L. B., Kuchirko, Y. A., Dodojonova, R., &amp; Elison, J. T. (2022). Comparison of</w:t>
+      </w:r>
+      <w:r>
+        <w:t xml:space="preserve"> </w:t>
+      </w:r>
+      <w:r>
+        <w:t xml:space="preserve">U</w:t>
+      </w:r>
+      <w:r>
+        <w:t xml:space="preserve">.</w:t>
+      </w:r>
+      <w:r>
+        <w:t xml:space="preserve">S</w:t>
+      </w:r>
+      <w:r>
+        <w:t xml:space="preserve">. And tajik infants’ time in containment devices.</w:t>
+      </w:r>
+      <w:r>
+        <w:t xml:space="preserve"> </w:t>
+      </w:r>
+      <w:r>
+        <w:rPr>
+          <w:i/>
+          <w:iCs/>
+        </w:rPr>
+        <w:t xml:space="preserve">Infant and Child Development</w:t>
+      </w:r>
+      <w:r>
+        <w:t xml:space="preserve">,</w:t>
+      </w:r>
+      <w:r>
+        <w:t xml:space="preserve"> </w:t>
+      </w:r>
+      <w:r>
+        <w:rPr>
+          <w:i/>
+          <w:iCs/>
+        </w:rPr>
+        <w:t xml:space="preserve">31</w:t>
+      </w:r>
+      <w:r>
+        <w:t xml:space="preserve">(4).</w:t>
+      </w:r>
+    </w:p>
+    <w:bookmarkEnd w:id="54"/>
+    <w:bookmarkStart w:id="55" w:name="ref-KaurKumar2026"/>
+    <w:p>
+      <w:pPr>
+        <w:pStyle w:val="Bibliography"/>
+      </w:pPr>
+      <w:r>
+        <w:t xml:space="preserve">Kaur, I., Kumar, Y., &amp; Modi, N. (2026). Machine learning and mobile sensing for naturalistic infant behavior (0-36 months): A comprehensive review and research agenda.</w:t>
+      </w:r>
+      <w:r>
+        <w:t xml:space="preserve"> </w:t>
+      </w:r>
+      <w:r>
+        <w:rPr>
+          <w:i/>
+          <w:iCs/>
+        </w:rPr>
+        <w:t xml:space="preserve">Infant Behavior &amp; Development</w:t>
+      </w:r>
+      <w:r>
+        <w:t xml:space="preserve">,</w:t>
+      </w:r>
+      <w:r>
+        <w:t xml:space="preserve"> </w:t>
+      </w:r>
+      <w:r>
+        <w:rPr>
+          <w:i/>
+          <w:iCs/>
+        </w:rPr>
+        <w:t xml:space="preserve">84</w:t>
+      </w:r>
+      <w:r>
+        <w:t xml:space="preserve">(102217), 102217.</w:t>
+      </w:r>
+    </w:p>
+    <w:bookmarkEnd w:id="55"/>
+    <w:bookmarkStart w:id="56" w:name="ref-KretchAdolph2015"/>
+    <w:p>
+      <w:pPr>
+        <w:pStyle w:val="Bibliography"/>
+      </w:pPr>
+      <w:r>
+        <w:t xml:space="preserve">Kretch, K. S., &amp; Adolph, K. E. (2015). Active vision in passive locomotion: Real-world free viewing in infants and adults.</w:t>
+      </w:r>
+      <w:r>
+        <w:t xml:space="preserve"> </w:t>
+      </w:r>
+      <w:r>
+        <w:rPr>
+          <w:i/>
+          <w:iCs/>
+        </w:rPr>
+        <w:t xml:space="preserve">Developmental Science</w:t>
+      </w:r>
+      <w:r>
+        <w:t xml:space="preserve">,</w:t>
+      </w:r>
+      <w:r>
+        <w:t xml:space="preserve"> </w:t>
+      </w:r>
+      <w:r>
+        <w:rPr>
+          <w:i/>
+          <w:iCs/>
+        </w:rPr>
+        <w:t xml:space="preserve">18</w:t>
+      </w:r>
+      <w:r>
+        <w:t xml:space="preserve">(5), 736–750.</w:t>
+      </w:r>
+    </w:p>
+    <w:bookmarkEnd w:id="56"/>
+    <w:bookmarkStart w:id="57" w:name="ref-KretchEnriques2026"/>
+    <w:p>
+      <w:pPr>
+        <w:pStyle w:val="Bibliography"/>
+      </w:pPr>
+      <w:r>
+        <w:t xml:space="preserve">Kretch, K. S., Enriques, F. A., Franchak, J. M., Abney, D. H., Bell, C. A., Jerry, C. M., Lindig, K., &amp; Steffen, G. (2026). Body position classification using wearable sensors in infants with cerebral palsy.</w:t>
+      </w:r>
+      <w:r>
+        <w:t xml:space="preserve"> </w:t>
+      </w:r>
+      <w:r>
+        <w:rPr>
+          <w:i/>
+          <w:iCs/>
+        </w:rPr>
+        <w:t xml:space="preserve">Infant Behavior &amp; Development</w:t>
+      </w:r>
+      <w:r>
+        <w:t xml:space="preserve">,</w:t>
+      </w:r>
+      <w:r>
+        <w:t xml:space="preserve"> </w:t>
+      </w:r>
+      <w:r>
+        <w:rPr>
+          <w:i/>
+          <w:iCs/>
+        </w:rPr>
+        <w:t xml:space="preserve">84</w:t>
+      </w:r>
+      <w:r>
+        <w:t xml:space="preserve">(102215), 102215.</w:t>
+      </w:r>
+    </w:p>
+    <w:bookmarkEnd w:id="57"/>
+    <w:bookmarkStart w:id="58" w:name="ref-KretchFranchak2014"/>
+    <w:p>
+      <w:pPr>
+        <w:pStyle w:val="Bibliography"/>
+      </w:pPr>
+      <w:r>
+        <w:t xml:space="preserve">Kretch, K. S., Franchak, J. M., &amp; Adolph, K. E. (2014). Crawling and walking infants see the world differently.</w:t>
+      </w:r>
+      <w:r>
+        <w:t xml:space="preserve"> </w:t>
+      </w:r>
+      <w:r>
+        <w:rPr>
+          <w:i/>
+          <w:iCs/>
+        </w:rPr>
+        <w:t xml:space="preserve">Child Development</w:t>
+      </w:r>
+      <w:r>
+        <w:t xml:space="preserve">,</w:t>
+      </w:r>
+      <w:r>
+        <w:t xml:space="preserve"> </w:t>
+      </w:r>
+      <w:r>
+        <w:rPr>
+          <w:i/>
+          <w:iCs/>
+        </w:rPr>
+        <w:t xml:space="preserve">85</w:t>
+      </w:r>
+      <w:r>
+        <w:t xml:space="preserve">(4), 1503–1518.</w:t>
+      </w:r>
+    </w:p>
+    <w:bookmarkEnd w:id="58"/>
+    <w:bookmarkStart w:id="59" w:name="ref-KretchLuna2025"/>
+    <w:p>
+      <w:pPr>
+        <w:pStyle w:val="Bibliography"/>
+      </w:pPr>
+      <w:r>
+        <w:t xml:space="preserve">Kretch, K. S., Luna, A., Fausey, C. M., &amp; Franchak, J. M. (2025). Infant sitting status, sitting age, and everyday positioning experience across the transition to independent sitting.</w:t>
       </w:r>
       <w:r>
         <w:t xml:space="preserve"> </w:t>
@@ -1647,20 +2129,20 @@
           <w:i/>
           <w:iCs/>
         </w:rPr>
-        <w:t xml:space="preserve">24</w:t>
-      </w:r>
-      <w:r>
-        <w:t xml:space="preserve">(2), 187–209.</w:t>
-      </w:r>
-    </w:p>
-    <w:bookmarkEnd w:id="48"/>
-    <w:bookmarkStart w:id="49" w:name="ref-FranchakFord2026"/>
+        <w:t xml:space="preserve">30</w:t>
+      </w:r>
+      <w:r>
+        <w:t xml:space="preserve">, e70059.</w:t>
+      </w:r>
+    </w:p>
+    <w:bookmarkEnd w:id="59"/>
+    <w:bookmarkStart w:id="60" w:name="ref-KretchMarcinowski2022"/>
     <w:p>
       <w:pPr>
         <w:pStyle w:val="Bibliography"/>
       </w:pPr>
       <w:r>
-        <w:t xml:space="preserve">Franchak, J. M., Ford, J., Fausey, C. M., &amp; Luna, A. (2026). Infants’ daily routines shape opportunities for perceptual-motor exploration.</w:t>
+        <w:t xml:space="preserve">Kretch, K. S., Marcinowski, E. C., Hsu, L.-Y., Koziol, N. A., Harbourne, R. T., Lobo, M. A., &amp; Dusing, S. C. (2022). Opportunities for learning and social interaction in infant sitting: Effects of sitting support, sitting skill, and gross motor delay.</w:t>
       </w:r>
       <w:r>
         <w:t xml:space="preserve"> </w:t>
@@ -1673,6 +2155,29 @@
         <w:t xml:space="preserve">Developmental Science</w:t>
       </w:r>
       <w:r>
+        <w:t xml:space="preserve">, e13318.</w:t>
+      </w:r>
+    </w:p>
+    <w:bookmarkEnd w:id="60"/>
+    <w:bookmarkStart w:id="61" w:name="ref-LuoFranchak2020"/>
+    <w:p>
+      <w:pPr>
+        <w:pStyle w:val="Bibliography"/>
+      </w:pPr>
+      <w:r>
+        <w:t xml:space="preserve">Luo, C., &amp; Franchak, J. M. (2020). Head and body structure infants’ visual experiences during mobile, naturalistic play.</w:t>
+      </w:r>
+      <w:r>
+        <w:t xml:space="preserve"> </w:t>
+      </w:r>
+      <w:r>
+        <w:rPr>
+          <w:i/>
+          <w:iCs/>
+        </w:rPr>
+        <w:t xml:space="preserve">PloS One</w:t>
+      </w:r>
+      <w:r>
         <w:t xml:space="preserve">,</w:t>
       </w:r>
       <w:r>
@@ -1683,30 +2188,125 @@
           <w:i/>
           <w:iCs/>
         </w:rPr>
+        <w:t xml:space="preserve">15</w:t>
+      </w:r>
+      <w:r>
+        <w:t xml:space="preserve">(11), e0242009.</w:t>
+      </w:r>
+    </w:p>
+    <w:bookmarkEnd w:id="61"/>
+    <w:bookmarkStart w:id="62" w:name="ref-MalachowskiSalo2023"/>
+    <w:p>
+      <w:pPr>
+        <w:pStyle w:val="Bibliography"/>
+      </w:pPr>
+      <w:r>
+        <w:t xml:space="preserve">Malachowski, L. G., Salo, V. C., Needham, A. W., &amp; Humphreys, K. L. (2023). Infant placement and language exposure in daily life.</w:t>
+      </w:r>
+      <w:r>
+        <w:t xml:space="preserve"> </w:t>
+      </w:r>
+      <w:r>
+        <w:rPr>
+          <w:i/>
+          <w:iCs/>
+        </w:rPr>
+        <w:t xml:space="preserve">Infant and Child Development</w:t>
+      </w:r>
+      <w:r>
+        <w:t xml:space="preserve">.</w:t>
+      </w:r>
+    </w:p>
+    <w:bookmarkEnd w:id="62"/>
+    <w:bookmarkStart w:id="63" w:name="ref-McElwainFisher2024"/>
+    <w:p>
+      <w:pPr>
+        <w:pStyle w:val="Bibliography"/>
+      </w:pPr>
+      <w:r>
+        <w:t xml:space="preserve">McElwain, N. L., Fisher, M. C., Nebeker, C., Bodway, J. M., Islam, B., &amp; Hasegawa-Johnson, M. (2024). Evaluating users’ experiences of a child multimodal wearable device: Mixed methods approach.</w:t>
+      </w:r>
+      <w:r>
+        <w:t xml:space="preserve"> </w:t>
+      </w:r>
+      <w:r>
+        <w:rPr>
+          <w:i/>
+          <w:iCs/>
+        </w:rPr>
+        <w:t xml:space="preserve">JMIR Human Factors</w:t>
+      </w:r>
+      <w:r>
+        <w:t xml:space="preserve">,</w:t>
+      </w:r>
+      <w:r>
+        <w:t xml:space="preserve"> </w:t>
+      </w:r>
+      <w:r>
+        <w:rPr>
+          <w:i/>
+          <w:iCs/>
+        </w:rPr>
+        <w:t xml:space="preserve">11</w:t>
+      </w:r>
+      <w:r>
+        <w:t xml:space="preserve">(1), e49316.</w:t>
+      </w:r>
+    </w:p>
+    <w:bookmarkEnd w:id="63"/>
+    <w:bookmarkStart w:id="64" w:name="ref-RouseyTang2026"/>
+    <w:p>
+      <w:pPr>
+        <w:pStyle w:val="Bibliography"/>
+      </w:pPr>
+      <w:r>
+        <w:t xml:space="preserve">Rousey, H. N., Tang, M., Garcia, S., &amp; Franchak, J. M. (2026). Within-day variations in infant body position predict caregiver speech input.</w:t>
+      </w:r>
+      <w:r>
+        <w:t xml:space="preserve"> </w:t>
+      </w:r>
+      <w:r>
+        <w:rPr>
+          <w:i/>
+          <w:iCs/>
+        </w:rPr>
+        <w:t xml:space="preserve">Developmental Science</w:t>
+      </w:r>
+      <w:r>
+        <w:t xml:space="preserve">,</w:t>
+      </w:r>
+      <w:r>
+        <w:t xml:space="preserve"> </w:t>
+      </w:r>
+      <w:r>
+        <w:rPr>
+          <w:i/>
+          <w:iCs/>
+        </w:rPr>
         <w:t xml:space="preserve">29</w:t>
       </w:r>
       <w:r>
-        <w:t xml:space="preserve">(2), e70119.</w:t>
-      </w:r>
-    </w:p>
-    <w:bookmarkEnd w:id="49"/>
-    <w:bookmarkStart w:id="50" w:name="ref-FranchakKadooka2024"/>
+        <w:t xml:space="preserve">(2), e70120.</w:t>
+      </w:r>
+    </w:p>
+    <w:bookmarkEnd w:id="64"/>
+    <w:bookmarkStart w:id="65" w:name="ref-SoskaAdolph2014"/>
     <w:p>
       <w:pPr>
         <w:pStyle w:val="Bibliography"/>
       </w:pPr>
       <w:r>
-        <w:t xml:space="preserve">Franchak, J. M., Kadooka, K., &amp; Fausey, C. M. (2024). Longitudinal relations between independent walking, body position, and object experiences in home life.</w:t>
-      </w:r>
-      <w:r>
-        <w:t xml:space="preserve"> </w:t>
-      </w:r>
-      <w:r>
-        <w:rPr>
-          <w:i/>
-          <w:iCs/>
-        </w:rPr>
-        <w:t xml:space="preserve">Developmental Psychology</w:t>
+        <w:t xml:space="preserve">Soska, K. C., &amp; Adolph, K. E. (2014). Postural position constrains multimodal object exploration in infants.</w:t>
+      </w:r>
+      <w:r>
+        <w:t xml:space="preserve"> </w:t>
+      </w:r>
+      <w:r>
+        <w:rPr>
+          <w:i/>
+          <w:iCs/>
+        </w:rPr>
+        <w:t xml:space="preserve">Infancy</w:t>
       </w:r>
       <w:r>
         <w:t xml:space="preserve">,</w:t>
@@ -1719,53 +2319,53 @@
           <w:i/>
           <w:iCs/>
         </w:rPr>
-        <w:t xml:space="preserve">60</w:t>
-      </w:r>
-      <w:r>
-        <w:t xml:space="preserve">(2), 228–242.</w:t>
-      </w:r>
-    </w:p>
-    <w:bookmarkEnd w:id="50"/>
-    <w:bookmarkStart w:id="51" w:name="ref-FranchakRousey2026"/>
+        <w:t xml:space="preserve">19</w:t>
+      </w:r>
+      <w:r>
+        <w:t xml:space="preserve">(2), 138–161.</w:t>
+      </w:r>
+    </w:p>
+    <w:bookmarkEnd w:id="65"/>
+    <w:bookmarkStart w:id="66" w:name="ref-WangRousey2026"/>
     <w:p>
       <w:pPr>
         <w:pStyle w:val="Bibliography"/>
       </w:pPr>
       <w:r>
-        <w:t xml:space="preserve">Franchak, J. M., Rousey, H. N., &amp; Wang, H. (2026). Natural statistics of infants’ everyday motor experiences relate to sitting and walking development.</w:t>
-      </w:r>
-      <w:r>
-        <w:t xml:space="preserve"> </w:t>
-      </w:r>
-      <w:r>
-        <w:rPr>
-          <w:i/>
-          <w:iCs/>
-        </w:rPr>
-        <w:t xml:space="preserve">Developmental Psychology</w:t>
+        <w:t xml:space="preserve">Wang, H., Rousey, H. N., &amp; Franchak, J. M. (2026).</w:t>
+      </w:r>
+      <w:r>
+        <w:t xml:space="preserve"> </w:t>
+      </w:r>
+      <w:r>
+        <w:rPr>
+          <w:i/>
+          <w:iCs/>
+        </w:rPr>
+        <w:t xml:space="preserve">Quantifying infants’ everyday restrained experiences in the home using wearable inertial sensors</w:t>
       </w:r>
       <w:r>
         <w:t xml:space="preserve">.</w:t>
       </w:r>
     </w:p>
-    <w:bookmarkEnd w:id="51"/>
-    <w:bookmarkStart w:id="52" w:name="ref-FranchakScott2021"/>
+    <w:bookmarkEnd w:id="66"/>
+    <w:bookmarkStart w:id="67" w:name="ref-YaoPlotz2019"/>
     <w:p>
       <w:pPr>
         <w:pStyle w:val="Bibliography"/>
       </w:pPr>
       <w:r>
-        <w:t xml:space="preserve">Franchak, J. M., Scott, V., &amp; Luo, C. (2021). A contactless method for measuring full-day, naturalistic motor behavior using wearable inertial sensors.</w:t>
-      </w:r>
-      <w:r>
-        <w:t xml:space="preserve"> </w:t>
-      </w:r>
-      <w:r>
-        <w:rPr>
-          <w:i/>
-          <w:iCs/>
-        </w:rPr>
-        <w:t xml:space="preserve">Frontiers in Psychology</w:t>
+        <w:t xml:space="preserve">Yao, X., Plötz, T., Johnson, M., &amp; Barbaro, K. D. E. (2019). Automated detection of infant holding using wearable sensing: Implications for developmental science and intervention.</w:t>
+      </w:r>
+      <w:r>
+        <w:t xml:space="preserve"> </w:t>
+      </w:r>
+      <w:r>
+        <w:rPr>
+          <w:i/>
+          <w:iCs/>
+        </w:rPr>
+        <w:t xml:space="preserve">Proceedings of the ACM on Interactive, Mobile, Wearable and Ubiquitous Technologies</w:t>
       </w:r>
       <w:r>
         <w:t xml:space="preserve">,</w:t>
@@ -1778,590 +2378,15 @@
           <w:i/>
           <w:iCs/>
         </w:rPr>
-        <w:t xml:space="preserve">12</w:t>
-      </w:r>
-      <w:r>
-        <w:t xml:space="preserve">, 701343.</w:t>
-      </w:r>
-    </w:p>
-    <w:bookmarkEnd w:id="52"/>
-    <w:bookmarkStart w:id="53" w:name="ref-FranchakTang2024"/>
-    <w:p>
-      <w:pPr>
-        <w:pStyle w:val="Bibliography"/>
-      </w:pPr>
-      <w:r>
-        <w:t xml:space="preserve">Franchak, J. M., Tang, M., Rousey, H., &amp; Luo, C. (2024). Long-form recording of infant body position in the home using wearable inertial sensors.</w:t>
-      </w:r>
-      <w:r>
-        <w:t xml:space="preserve"> </w:t>
-      </w:r>
-      <w:r>
-        <w:rPr>
-          <w:i/>
-          <w:iCs/>
-        </w:rPr>
-        <w:t xml:space="preserve">Behavior Research Methods</w:t>
-      </w:r>
-      <w:r>
-        <w:t xml:space="preserve">,</w:t>
-      </w:r>
-      <w:r>
-        <w:t xml:space="preserve"> </w:t>
-      </w:r>
-      <w:r>
-        <w:rPr>
-          <w:i/>
-          <w:iCs/>
-        </w:rPr>
-        <w:t xml:space="preserve">56</w:t>
-      </w:r>
-      <w:r>
-        <w:t xml:space="preserve">(5), 4982–5001.</w:t>
-      </w:r>
-    </w:p>
-    <w:bookmarkEnd w:id="53"/>
-    <w:bookmarkStart w:id="54" w:name="ref-GreenspanCunha2021"/>
-    <w:p>
-      <w:pPr>
-        <w:pStyle w:val="Bibliography"/>
-      </w:pPr>
-      <w:r>
-        <w:t xml:space="preserve">Greenspan, B., Cunha, A. B., &amp; Lobo, M. A. (2021). Design and validation of a smart garment to measure positioning practices of parents with young infants.</w:t>
-      </w:r>
-      <w:r>
-        <w:t xml:space="preserve"> </w:t>
-      </w:r>
-      <w:r>
-        <w:rPr>
-          <w:i/>
-          <w:iCs/>
-        </w:rPr>
-        <w:t xml:space="preserve">Infant Behavior &amp; Development</w:t>
-      </w:r>
-      <w:r>
-        <w:t xml:space="preserve">,</w:t>
-      </w:r>
-      <w:r>
-        <w:t xml:space="preserve"> </w:t>
-      </w:r>
-      <w:r>
-        <w:rPr>
-          <w:i/>
-          <w:iCs/>
-        </w:rPr>
-        <w:t xml:space="preserve">62</w:t>
-      </w:r>
-      <w:r>
-        <w:t xml:space="preserve">, 101530.</w:t>
-      </w:r>
-    </w:p>
-    <w:bookmarkEnd w:id="54"/>
-    <w:bookmarkStart w:id="55" w:name="ref-HerzbergFletcher2021"/>
-    <w:p>
-      <w:pPr>
-        <w:pStyle w:val="Bibliography"/>
-      </w:pPr>
-      <w:r>
-        <w:t xml:space="preserve">Herzberg, O., Fletcher, K. K., Schatz, J. L., Adolph, K. E., &amp; Tamis-LeMonda, C. S. (2021). Infant exuberant object play at home: Immense amounts of time-distributed, variable practice.</w:t>
-      </w:r>
-      <w:r>
-        <w:t xml:space="preserve"> </w:t>
-      </w:r>
-      <w:r>
-        <w:rPr>
-          <w:i/>
-          <w:iCs/>
-        </w:rPr>
-        <w:t xml:space="preserve">Child Development</w:t>
-      </w:r>
-      <w:r>
-        <w:t xml:space="preserve">.</w:t>
-      </w:r>
-    </w:p>
-    <w:bookmarkEnd w:id="55"/>
-    <w:bookmarkStart w:id="56" w:name="ref-KarasikKuchirko2022"/>
-    <w:p>
-      <w:pPr>
-        <w:pStyle w:val="Bibliography"/>
-      </w:pPr>
-      <w:r>
-        <w:t xml:space="preserve">Karasik, L. B., Kuchirko, Y. A., Dodojonova, R., &amp; Elison, J. T. (2022). Comparison of</w:t>
-      </w:r>
-      <w:r>
-        <w:t xml:space="preserve"> </w:t>
-      </w:r>
-      <w:r>
-        <w:t xml:space="preserve">U</w:t>
-      </w:r>
-      <w:r>
-        <w:t xml:space="preserve">.</w:t>
-      </w:r>
-      <w:r>
-        <w:t xml:space="preserve">S</w:t>
-      </w:r>
-      <w:r>
-        <w:t xml:space="preserve">. And tajik infants’ time in containment devices.</w:t>
-      </w:r>
-      <w:r>
-        <w:t xml:space="preserve"> </w:t>
-      </w:r>
-      <w:r>
-        <w:rPr>
-          <w:i/>
-          <w:iCs/>
-        </w:rPr>
-        <w:t xml:space="preserve">Infant and Child Development</w:t>
-      </w:r>
-      <w:r>
-        <w:t xml:space="preserve">,</w:t>
-      </w:r>
-      <w:r>
-        <w:t xml:space="preserve"> </w:t>
-      </w:r>
-      <w:r>
-        <w:rPr>
-          <w:i/>
-          <w:iCs/>
-        </w:rPr>
-        <w:t xml:space="preserve">31</w:t>
-      </w:r>
-      <w:r>
-        <w:t xml:space="preserve">(4).</w:t>
-      </w:r>
-    </w:p>
-    <w:bookmarkEnd w:id="56"/>
-    <w:bookmarkStart w:id="57" w:name="ref-KaurKumar2026"/>
-    <w:p>
-      <w:pPr>
-        <w:pStyle w:val="Bibliography"/>
-      </w:pPr>
-      <w:r>
-        <w:t xml:space="preserve">Kaur, I., Kumar, Y., &amp; Modi, N. (2026). Machine learning and mobile sensing for naturalistic infant behavior (0-36 months): A comprehensive review and research agenda.</w:t>
-      </w:r>
-      <w:r>
-        <w:t xml:space="preserve"> </w:t>
-      </w:r>
-      <w:r>
-        <w:rPr>
-          <w:i/>
-          <w:iCs/>
-        </w:rPr>
-        <w:t xml:space="preserve">Infant Behavior &amp; Development</w:t>
-      </w:r>
-      <w:r>
-        <w:t xml:space="preserve">,</w:t>
-      </w:r>
-      <w:r>
-        <w:t xml:space="preserve"> </w:t>
-      </w:r>
-      <w:r>
-        <w:rPr>
-          <w:i/>
-          <w:iCs/>
-        </w:rPr>
-        <w:t xml:space="preserve">84</w:t>
-      </w:r>
-      <w:r>
-        <w:t xml:space="preserve">(102217), 102217.</w:t>
-      </w:r>
-    </w:p>
-    <w:bookmarkEnd w:id="57"/>
-    <w:bookmarkStart w:id="58" w:name="ref-KretchAdolph2015"/>
-    <w:p>
-      <w:pPr>
-        <w:pStyle w:val="Bibliography"/>
-      </w:pPr>
-      <w:r>
-        <w:t xml:space="preserve">Kretch, K. S., &amp; Adolph, K. E. (2015). Active vision in passive locomotion: Real-world free viewing in infants and adults.</w:t>
-      </w:r>
-      <w:r>
-        <w:t xml:space="preserve"> </w:t>
-      </w:r>
-      <w:r>
-        <w:rPr>
-          <w:i/>
-          <w:iCs/>
-        </w:rPr>
-        <w:t xml:space="preserve">Developmental Science</w:t>
-      </w:r>
-      <w:r>
-        <w:t xml:space="preserve">,</w:t>
-      </w:r>
-      <w:r>
-        <w:t xml:space="preserve"> </w:t>
-      </w:r>
-      <w:r>
-        <w:rPr>
-          <w:i/>
-          <w:iCs/>
-        </w:rPr>
-        <w:t xml:space="preserve">18</w:t>
-      </w:r>
-      <w:r>
-        <w:t xml:space="preserve">(5), 736–750.</w:t>
-      </w:r>
-    </w:p>
-    <w:bookmarkEnd w:id="58"/>
-    <w:bookmarkStart w:id="59" w:name="ref-KretchEnriques2026"/>
-    <w:p>
-      <w:pPr>
-        <w:pStyle w:val="Bibliography"/>
-      </w:pPr>
-      <w:r>
-        <w:t xml:space="preserve">Kretch, K. S., Enriques, F. A., Franchak, J. M., Abney, D. H., Bell, C. A., Jerry, C. M., Lindig, K., &amp; Steffen, G. (2026). Body position classification using wearable sensors in infants with cerebral palsy.</w:t>
-      </w:r>
-      <w:r>
-        <w:t xml:space="preserve"> </w:t>
-      </w:r>
-      <w:r>
-        <w:rPr>
-          <w:i/>
-          <w:iCs/>
-        </w:rPr>
-        <w:t xml:space="preserve">Infant Behavior &amp; Development</w:t>
-      </w:r>
-      <w:r>
-        <w:t xml:space="preserve">,</w:t>
-      </w:r>
-      <w:r>
-        <w:t xml:space="preserve"> </w:t>
-      </w:r>
-      <w:r>
-        <w:rPr>
-          <w:i/>
-          <w:iCs/>
-        </w:rPr>
-        <w:t xml:space="preserve">84</w:t>
-      </w:r>
-      <w:r>
-        <w:t xml:space="preserve">(102215), 102215.</w:t>
-      </w:r>
-    </w:p>
-    <w:bookmarkEnd w:id="59"/>
-    <w:bookmarkStart w:id="60" w:name="ref-KretchFranchak2014"/>
-    <w:p>
-      <w:pPr>
-        <w:pStyle w:val="Bibliography"/>
-      </w:pPr>
-      <w:r>
-        <w:t xml:space="preserve">Kretch, K. S., Franchak, J. M., &amp; Adolph, K. E. (2014). Crawling and walking infants see the world differently.</w:t>
-      </w:r>
-      <w:r>
-        <w:t xml:space="preserve"> </w:t>
-      </w:r>
-      <w:r>
-        <w:rPr>
-          <w:i/>
-          <w:iCs/>
-        </w:rPr>
-        <w:t xml:space="preserve">Child Development</w:t>
-      </w:r>
-      <w:r>
-        <w:t xml:space="preserve">,</w:t>
-      </w:r>
-      <w:r>
-        <w:t xml:space="preserve"> </w:t>
-      </w:r>
-      <w:r>
-        <w:rPr>
-          <w:i/>
-          <w:iCs/>
-        </w:rPr>
-        <w:t xml:space="preserve">85</w:t>
-      </w:r>
-      <w:r>
-        <w:t xml:space="preserve">(4), 1503–1518.</w:t>
-      </w:r>
-    </w:p>
-    <w:bookmarkEnd w:id="60"/>
-    <w:bookmarkStart w:id="61" w:name="ref-KretchLuna2025"/>
-    <w:p>
-      <w:pPr>
-        <w:pStyle w:val="Bibliography"/>
-      </w:pPr>
-      <w:r>
-        <w:t xml:space="preserve">Kretch, K. S., Luna, A., Fausey, C. M., &amp; Franchak, J. M. (2025). Infant sitting status, sitting age, and everyday positioning experience across the transition to independent sitting.</w:t>
-      </w:r>
-      <w:r>
-        <w:t xml:space="preserve"> </w:t>
-      </w:r>
-      <w:r>
-        <w:rPr>
-          <w:i/>
-          <w:iCs/>
-        </w:rPr>
-        <w:t xml:space="preserve">Infancy</w:t>
-      </w:r>
-      <w:r>
-        <w:t xml:space="preserve">,</w:t>
-      </w:r>
-      <w:r>
-        <w:t xml:space="preserve"> </w:t>
-      </w:r>
-      <w:r>
-        <w:rPr>
-          <w:i/>
-          <w:iCs/>
-        </w:rPr>
-        <w:t xml:space="preserve">30</w:t>
-      </w:r>
-      <w:r>
-        <w:t xml:space="preserve">, e70059.</w:t>
-      </w:r>
-    </w:p>
-    <w:bookmarkEnd w:id="61"/>
-    <w:bookmarkStart w:id="62" w:name="ref-KretchMarcinowski2022"/>
-    <w:p>
-      <w:pPr>
-        <w:pStyle w:val="Bibliography"/>
-      </w:pPr>
-      <w:r>
-        <w:t xml:space="preserve">Kretch, K. S., Marcinowski, E. C., Hsu, L.-Y., Koziol, N. A., Harbourne, R. T., Lobo, M. A., &amp; Dusing, S. C. (2022). Opportunities for learning and social interaction in infant sitting: Effects of sitting support, sitting skill, and gross motor delay.</w:t>
-      </w:r>
-      <w:r>
-        <w:t xml:space="preserve"> </w:t>
-      </w:r>
-      <w:r>
-        <w:rPr>
-          <w:i/>
-          <w:iCs/>
-        </w:rPr>
-        <w:t xml:space="preserve">Developmental Science</w:t>
-      </w:r>
-      <w:r>
-        <w:t xml:space="preserve">, e13318.</w:t>
-      </w:r>
-    </w:p>
-    <w:bookmarkEnd w:id="62"/>
-    <w:bookmarkStart w:id="63" w:name="ref-LuoFranchak2020"/>
-    <w:p>
-      <w:pPr>
-        <w:pStyle w:val="Bibliography"/>
-      </w:pPr>
-      <w:r>
-        <w:t xml:space="preserve">Luo, C., &amp; Franchak, J. M. (2020). Head and body structure infants’ visual experiences during mobile, naturalistic play.</w:t>
-      </w:r>
-      <w:r>
-        <w:t xml:space="preserve"> </w:t>
-      </w:r>
-      <w:r>
-        <w:rPr>
-          <w:i/>
-          <w:iCs/>
-        </w:rPr>
-        <w:t xml:space="preserve">PloS One</w:t>
-      </w:r>
-      <w:r>
-        <w:t xml:space="preserve">,</w:t>
-      </w:r>
-      <w:r>
-        <w:t xml:space="preserve"> </w:t>
-      </w:r>
-      <w:r>
-        <w:rPr>
-          <w:i/>
-          <w:iCs/>
-        </w:rPr>
-        <w:t xml:space="preserve">15</w:t>
-      </w:r>
-      <w:r>
-        <w:t xml:space="preserve">(11), e0242009.</w:t>
-      </w:r>
-    </w:p>
-    <w:bookmarkEnd w:id="63"/>
-    <w:bookmarkStart w:id="64" w:name="ref-MalachowskiSalo2023"/>
-    <w:p>
-      <w:pPr>
-        <w:pStyle w:val="Bibliography"/>
-      </w:pPr>
-      <w:r>
-        <w:t xml:space="preserve">Malachowski, L. G., Salo, V. C., Needham, A. W., &amp; Humphreys, K. L. (2023). Infant placement and language exposure in daily life.</w:t>
-      </w:r>
-      <w:r>
-        <w:t xml:space="preserve"> </w:t>
-      </w:r>
-      <w:r>
-        <w:rPr>
-          <w:i/>
-          <w:iCs/>
-        </w:rPr>
-        <w:t xml:space="preserve">Infant and Child Development</w:t>
-      </w:r>
-      <w:r>
-        <w:t xml:space="preserve">.</w:t>
-      </w:r>
-    </w:p>
-    <w:bookmarkEnd w:id="64"/>
-    <w:bookmarkStart w:id="65" w:name="ref-McElwainFisher2024"/>
-    <w:p>
-      <w:pPr>
-        <w:pStyle w:val="Bibliography"/>
-      </w:pPr>
-      <w:r>
-        <w:t xml:space="preserve">McElwain, N. L., Fisher, M. C., Nebeker, C., Bodway, J. M., Islam, B., &amp; Hasegawa-Johnson, M. (2024). Evaluating users’ experiences of a child multimodal wearable device: Mixed methods approach.</w:t>
-      </w:r>
-      <w:r>
-        <w:t xml:space="preserve"> </w:t>
-      </w:r>
-      <w:r>
-        <w:rPr>
-          <w:i/>
-          <w:iCs/>
-        </w:rPr>
-        <w:t xml:space="preserve">JMIR Human Factors</w:t>
-      </w:r>
-      <w:r>
-        <w:t xml:space="preserve">,</w:t>
-      </w:r>
-      <w:r>
-        <w:t xml:space="preserve"> </w:t>
-      </w:r>
-      <w:r>
-        <w:rPr>
-          <w:i/>
-          <w:iCs/>
-        </w:rPr>
-        <w:t xml:space="preserve">11</w:t>
-      </w:r>
-      <w:r>
-        <w:t xml:space="preserve">(1), e49316.</w:t>
-      </w:r>
-    </w:p>
-    <w:bookmarkEnd w:id="65"/>
-    <w:bookmarkStart w:id="66" w:name="ref-RouseyTang2026"/>
-    <w:p>
-      <w:pPr>
-        <w:pStyle w:val="Bibliography"/>
-      </w:pPr>
-      <w:r>
-        <w:t xml:space="preserve">Rousey, H. N., Tang, M., Garcia, S., &amp; Franchak, J. M. (2026). Within-day variations in infant body position predict caregiver speech input.</w:t>
-      </w:r>
-      <w:r>
-        <w:t xml:space="preserve"> </w:t>
-      </w:r>
-      <w:r>
-        <w:rPr>
-          <w:i/>
-          <w:iCs/>
-        </w:rPr>
-        <w:t xml:space="preserve">Developmental Science</w:t>
-      </w:r>
-      <w:r>
-        <w:t xml:space="preserve">,</w:t>
-      </w:r>
-      <w:r>
-        <w:t xml:space="preserve"> </w:t>
-      </w:r>
-      <w:r>
-        <w:rPr>
-          <w:i/>
-          <w:iCs/>
-        </w:rPr>
-        <w:t xml:space="preserve">29</w:t>
-      </w:r>
-      <w:r>
-        <w:t xml:space="preserve">(2), e70120.</w:t>
-      </w:r>
-    </w:p>
-    <w:bookmarkEnd w:id="66"/>
-    <w:bookmarkStart w:id="67" w:name="ref-SoskaAdolph2014"/>
-    <w:p>
-      <w:pPr>
-        <w:pStyle w:val="Bibliography"/>
-      </w:pPr>
-      <w:r>
-        <w:t xml:space="preserve">Soska, K. C., &amp; Adolph, K. E. (2014). Postural position constrains multimodal object exploration in infants.</w:t>
-      </w:r>
-      <w:r>
-        <w:t xml:space="preserve"> </w:t>
-      </w:r>
-      <w:r>
-        <w:rPr>
-          <w:i/>
-          <w:iCs/>
-        </w:rPr>
-        <w:t xml:space="preserve">Infancy</w:t>
-      </w:r>
-      <w:r>
-        <w:t xml:space="preserve">,</w:t>
-      </w:r>
-      <w:r>
-        <w:t xml:space="preserve"> </w:t>
-      </w:r>
-      <w:r>
-        <w:rPr>
-          <w:i/>
-          <w:iCs/>
-        </w:rPr>
-        <w:t xml:space="preserve">19</w:t>
-      </w:r>
-      <w:r>
-        <w:t xml:space="preserve">(2), 138–161.</w:t>
+        <w:t xml:space="preserve">3</w:t>
+      </w:r>
+      <w:r>
+        <w:t xml:space="preserve">(2).</w:t>
       </w:r>
     </w:p>
     <w:bookmarkEnd w:id="67"/>
-    <w:bookmarkStart w:id="68" w:name="ref-WangRousey2026"/>
-    <w:p>
-      <w:pPr>
-        <w:pStyle w:val="Bibliography"/>
-      </w:pPr>
-      <w:r>
-        <w:t xml:space="preserve">Wang, H., Rousey, H. N., &amp; Franchak, J. M. (2026).</w:t>
-      </w:r>
-      <w:r>
-        <w:t xml:space="preserve"> </w:t>
-      </w:r>
-      <w:r>
-        <w:rPr>
-          <w:i/>
-          <w:iCs/>
-        </w:rPr>
-        <w:t xml:space="preserve">Quantifying infants’ everyday restrained experiences in the home using wearable inertial sensors</w:t>
-      </w:r>
-      <w:r>
-        <w:t xml:space="preserve">.</w:t>
-      </w:r>
-    </w:p>
     <w:bookmarkEnd w:id="68"/>
-    <w:bookmarkStart w:id="69" w:name="ref-YaoPlotz2019"/>
-    <w:p>
-      <w:pPr>
-        <w:pStyle w:val="Bibliography"/>
-      </w:pPr>
-      <w:r>
-        <w:t xml:space="preserve">Yao, X., Plötz, T., Johnson, M., &amp; Barbaro, K. D. E. (2019). Automated detection of infant holding using wearable sensing: Implications for developmental science and intervention.</w:t>
-      </w:r>
-      <w:r>
-        <w:t xml:space="preserve"> </w:t>
-      </w:r>
-      <w:r>
-        <w:rPr>
-          <w:i/>
-          <w:iCs/>
-        </w:rPr>
-        <w:t xml:space="preserve">Proceedings of the ACM on Interactive, Mobile, Wearable and Ubiquitous Technologies</w:t>
-      </w:r>
-      <w:r>
-        <w:t xml:space="preserve">,</w:t>
-      </w:r>
-      <w:r>
-        <w:t xml:space="preserve"> </w:t>
-      </w:r>
-      <w:r>
-        <w:rPr>
-          <w:i/>
-          <w:iCs/>
-        </w:rPr>
-        <w:t xml:space="preserve">3</w:t>
-      </w:r>
-      <w:r>
-        <w:t xml:space="preserve">(2).</w:t>
-      </w:r>
-    </w:p>
-    <w:bookmarkEnd w:id="69"/>
-    <w:bookmarkEnd w:id="70"/>
-    <w:bookmarkStart w:id="74" w:name="fig-timelines"/>
+    <w:bookmarkStart w:id="72" w:name="fig-timeline"/>
     <w:p>
       <w:pPr>
         <w:pStyle w:val="FigureTitle"/>
@@ -2375,7 +2400,7 @@
         <w:pStyle w:val="Caption"/>
       </w:pPr>
       <w:r>
-        <w:t xml:space="preserve">Full-day predictions of position and restraint time by age</w:t>
+        <w:t xml:space="preserve">Full-day timelines for two infants</w:t>
       </w:r>
     </w:p>
     <w:p>
@@ -2385,20 +2410,105 @@
       <w:r>
         <w:drawing>
           <wp:inline>
-            <wp:extent cx="5943600" cy="4358640"/>
+            <wp:extent cx="5943600" cy="7269398"/>
             <wp:effectExtent b="0" l="0" r="0" t="0"/>
-            <wp:docPr descr="" title="" id="72" name="Picture"/>
+            <wp:docPr descr="" title="" id="70" name="Picture"/>
             <a:graphic>
               <a:graphicData uri="http://schemas.openxmlformats.org/drawingml/2006/picture">
                 <pic:pic>
                   <pic:nvPicPr>
-                    <pic:cNvPr descr="age_figure.png" id="73" name="Picture"/>
+                    <pic:cNvPr descr="timelines.png" id="71" name="Picture"/>
                     <pic:cNvPicPr>
                       <a:picLocks noChangeArrowheads="1" noChangeAspect="1"/>
                     </pic:cNvPicPr>
                   </pic:nvPicPr>
                   <pic:blipFill>
-                    <a:blip r:embed="rId71"/>
+                    <a:blip r:embed="rId69"/>
+                    <a:stretch>
+                      <a:fillRect/>
+                    </a:stretch>
+                  </pic:blipFill>
+                  <pic:spPr bwMode="auto">
+                    <a:xfrm>
+                      <a:off x="0" y="0"/>
+                      <a:ext cx="5943600" cy="7269398"/>
+                    </a:xfrm>
+                    <a:prstGeom prst="rect">
+                      <a:avLst/>
+                    </a:prstGeom>
+                    <a:noFill/>
+                    <a:ln w="9525">
+                      <a:noFill/>
+                      <a:headEnd/>
+                      <a:tailEnd/>
+                    </a:ln>
+                  </pic:spPr>
+                </pic:pic>
+              </a:graphicData>
+            </a:graphic>
+          </wp:inline>
+        </w:drawing>
+      </w:r>
+    </w:p>
+    <w:bookmarkEnd w:id="72"/>
+    <w:p>
+      <w:pPr>
+        <w:pStyle w:val="FigureNote"/>
+      </w:pPr>
+      <w:r>
+        <w:rPr>
+          <w:i/>
+          <w:iCs/>
+        </w:rPr>
+        <w:t xml:space="preserve">Note</w:t>
+      </w:r>
+      <w:r>
+        <w:t xml:space="preserve">. Full-day timelines of position and restraint for exemplar (A) 9-month-old and (B) 11-month-old infants. Each black rectangle indicates the machine learning model prediction of restrained (top row) and unrestrained (bottom row) positions. Vertical lines mark the start and end times of each recording and gray rectangles signify nap times when data were excluded.</w:t>
+      </w:r>
+    </w:p>
+    <w:p>
+      <w:r>
+        <w:br w:type="page"/>
+      </w:r>
+    </w:p>
+    <w:bookmarkStart w:id="76" w:name="fig-age"/>
+    <w:p>
+      <w:pPr>
+        <w:pStyle w:val="FigureTitle"/>
+      </w:pPr>
+      <w:r>
+        <w:t xml:space="preserve">Figure 2</w:t>
+      </w:r>
+    </w:p>
+    <w:p>
+      <w:pPr>
+        <w:pStyle w:val="Caption"/>
+      </w:pPr>
+      <w:r>
+        <w:t xml:space="preserve">Full-day predictions of position and restraint time by age</w:t>
+      </w:r>
+    </w:p>
+    <w:p>
+      <w:pPr>
+        <w:pStyle w:val="FigureWithNote"/>
+      </w:pPr>
+      <w:r>
+        <w:drawing>
+          <wp:inline>
+            <wp:extent cx="5943600" cy="4358640"/>
+            <wp:effectExtent b="0" l="0" r="0" t="0"/>
+            <wp:docPr descr="" title="" id="74" name="Picture"/>
+            <a:graphic>
+              <a:graphicData uri="http://schemas.openxmlformats.org/drawingml/2006/picture">
+                <pic:pic>
+                  <pic:nvPicPr>
+                    <pic:cNvPr descr="age_figure.png" id="75" name="Picture"/>
+                    <pic:cNvPicPr>
+                      <a:picLocks noChangeArrowheads="1" noChangeAspect="1"/>
+                    </pic:cNvPicPr>
+                  </pic:nvPicPr>
+                  <pic:blipFill>
+                    <a:blip r:embed="rId73"/>
                     <a:stretch>
                       <a:fillRect/>
                     </a:stretch>
@@ -2425,7 +2535,7 @@
         </w:drawing>
       </w:r>
     </w:p>
-    <w:bookmarkEnd w:id="74"/>
+    <w:bookmarkEnd w:id="76"/>
     <w:p>
       <w:pPr>
         <w:pStyle w:val="FigureNote"/>
@@ -2446,7 +2556,7 @@
         <w:br w:type="page"/>
       </w:r>
     </w:p>
-    <w:bookmarkEnd w:id="75"/>
+    <w:bookmarkEnd w:id="77"/>
     <w:sectPr>
       <w:headerReference r:id="rId8" w:type="even"/>
       <w:headerReference r:id="rId9" w:type="default"/>

--- a/sensing_methods_chapter.docx
+++ b/sensing_methods_chapter.docx
@@ -941,7 +941,7 @@
         <w:t xml:space="preserve">)</w:t>
       </w:r>
       <w:r>
-        <w:t xml:space="preserve">. Here, I highlight the methodological challenges of later studies that collected data in participants’ homes across the full day</w:t>
+        <w:t xml:space="preserve">. Here, I highlight the methodological issues of later studies that collected data in participants’ homes across the full day</w:t>
       </w:r>
       <w:r>
         <w:t xml:space="preserve"> </w:t>
@@ -1006,7 +1006,7 @@
         <w:pStyle w:val="FirstParagraph"/>
       </w:pPr>
       <w:r>
-        <w:t xml:space="preserve">Collecting full-day data requires infants to be able to comfortably wear the sensors wherever they go, which means embedding the IMUs into a sensor garment. The sensor garment must be snug against the body to ensure that IMUs only pick up movements of the infant’s body and that IMUs remain in the same anatomical location. For example, a poorly designed sensor garment that allowed an ankle sensor to bounce while the infant walked or could slide from the medial to lateral surface of the ankle across the day would be difficult to robustly model. Different labs have arrived at different solutions for sensor garments and placement.</w:t>
+        <w:t xml:space="preserve">Collecting full-day data requires infants to be able to comfortably wear the sensors wherever they go, which means embedding the IMUs into a sensor garment. The sensor garment must be snug against the body to ensure that IMUs only pick up movements of the infant’s body and that IMUs remain in the same anatomical location. For example, a poorly designed sensor garment that allows the ankle sensor to bounce while the infant walks or to slide from the medial to lateral surface of the ankle would be difficult to robustly model. Securely fastening the sensors in pockets or with snaps prevents infants from handling sensors, which could be unsafe, and ensures that sensors stay in the desired location. Researchers have arrived at different solutions for sensor garments and placement.</w:t>
       </w:r>
       <w:r>
         <w:t xml:space="preserve"> </w:t>
@@ -1029,7 +1029,7 @@
         <w:t xml:space="preserve"> </w:t>
       </w:r>
       <w:r>
-        <w:t xml:space="preserve">place sensors on the upper segments of infants’ left and right arms and thighs in a onesie. Our lab embeds sensors on infants’ left and right ankles and hips in a pair of snug leggings</w:t>
+        <w:t xml:space="preserve">placed sensors on the upper segments of infants’ left and right arms and thighs in a onesie. Our lab embeds sensors on infants’ left and right ankles and hips in a pair of snug leggings</w:t>
       </w:r>
       <w:r>
         <w:t xml:space="preserve"> </w:t>
@@ -1049,7 +1049,7 @@
         <w:t xml:space="preserve">)</w:t>
       </w:r>
       <w:r>
-        <w:t xml:space="preserve">. Securely fastening the sensors in pockets or with snaps prevents infants from handling sensors, which could be unsafe. As we discuss below, both types of placement can yield accurate results. However, different placements mean that models are not interoperable; each model is specific to the number and locations of sensors used at training.</w:t>
+        <w:t xml:space="preserve">. As we discuss below, both types of placement can yield accurate results. However, different placements mean that models are not interoperable; each model is specific to the number and locations of sensors used at training.</w:t>
       </w:r>
     </w:p>
     <w:p>
@@ -1057,7 +1057,7 @@
         <w:pStyle w:val="BodyText"/>
       </w:pPr>
       <w:r>
-        <w:t xml:space="preserve">Choosing the number of sensors means balancing costs and benefits. It is more expensive and more complicated to use more sensors, but gathering data from different anatomical locations yields more accurate models. For example, we found that model accuracy decreased from XX to XX when using 4 sensors compared to only a single sensor</w:t>
+        <w:t xml:space="preserve">Choosing the number of sensors means balancing costs and benefits. It is more expensive and more complicated to use more sensors, but gathering data from different anatomical locations yields more accurate models. For example, we found that median model accuracy decreased from 89.4% with four sensors to 70%-85% when using only one of the four sensors</w:t>
       </w:r>
       <w:r>
         <w:t xml:space="preserve"> </w:t>
@@ -1077,10 +1077,7 @@
         <w:t xml:space="preserve">)</w:t>
       </w:r>
       <w:r>
-        <w:t xml:space="preserve"> </w:t>
-      </w:r>
-      <w:r>
-        <w:t xml:space="preserve">and</w:t>
+        <w:t xml:space="preserve">;</w:t>
       </w:r>
       <w:r>
         <w:t xml:space="preserve"> </w:t>
@@ -1103,7 +1100,7 @@
         <w:t xml:space="preserve"> </w:t>
       </w:r>
       <w:r>
-        <w:t xml:space="preserve">found WHAT. Sensor modalities also matter. Many inertial movement units record both linear acceleration and rotational velocity from a gyroscope.</w:t>
+        <w:t xml:space="preserve">found similar drop-offs in performance when reducing sensor number. Sensor modalities also matter.</w:t>
       </w:r>
       <w:r>
         <w:t xml:space="preserve"> </w:t>
@@ -1177,7 +1174,7 @@
         <w:t xml:space="preserve">)</w:t>
       </w:r>
       <w:r>
-        <w:t xml:space="preserve">. Each sensor records triaxial acceleration and gyroscope data at at high sampling rate (e.g., 50 Hz), with sufficiently long battery life and onboard storage to capture data across an entire day (or in the case of Axivity, up to an entire week). Small form factors and light weight allow each sensor to be worn across an entire day in a pair of leggings without protruding from the body. Other commercially-available sensors, such as those meant to be worn on adults’ wrists, are bulky and contain LCD secreens that make them unsuitable to embed in a garment.</w:t>
+        <w:t xml:space="preserve">. Each sensor records triaxial acceleration and gyroscope data at at high sampling rate (e.g., 50 Hz), with sufficiently long battery life and on-board storage to capture data across an entire day (or in the case of Axivity, up to an entire week). Small form factors and light weight allow each sensor to be worn across an entire day in a pair of leggings without protruding from the body. Other commercially-available sensors, such as those meant to be worn on adults’ wrists, are bulky and contain LCD screens that make them unsuitable to wear in an infant garment.</w:t>
       </w:r>
     </w:p>
     <w:bookmarkEnd w:id="33"/>
@@ -1247,7 +1244,24 @@
         <w:pStyle w:val="FirstParagraph"/>
       </w:pPr>
       <w:r>
-        <w:t xml:space="preserve">Unlike laboratory studies, which can be scheduled to ideally avoid infant’s naps and bath times, capturing full-day data means that there are necessary interruptions to sensor recording. Machine learning models attempt to predict the best category for every data point recorded by sensors, which means they will attempt to label times where the sensor garment is crumpled on the floor while the infant takes a bath. Thus, it is important to distinguish when infants are wearing the sensors to make predictions only during those times. Our approach is to ask caregivers to log the beginning and end of every nap and any other time that infants are not wearing the leggings, such as diaper changes and baths. Caregivers also remove the leggings and log any times that they leave the house (e.g., trips to the grocery store or walks around the neighborhood). Although it is possible for infants to wear the leggings out of the home, current models are not validated to distinguish transport behaviors such as riding in a car or stroller.</w:t>
+        <w:t xml:space="preserve">Unlike laboratory studies, which can be scheduled to ideally avoid infant’s naps and bath times, capturing full-day data means that there are necessary interruptions to sensor recording. Machine learning models attempt to predict the best category for every data point recorded by sensors, which means they will attempt to label times where the sensor garment is crumpled on the floor while the infant takes a bath. Thus, it is important to distinguish when infants are wearing the sensors to make predictions only during those times. Our approach is to ask caregivers to log the beginning and end of every nap and any other time that infants are not wearing the leggings, such as diaper changes and baths. The examples timelines in</w:t>
+      </w:r>
+      <w:r>
+        <w:t xml:space="preserve"> </w:t>
+      </w:r>
+      <w:hyperlink w:anchor="fig-timeline">
+        <w:r>
+          <w:rPr>
+            <w:rStyle w:val="Hyperlink"/>
+          </w:rPr>
+          <w:t xml:space="preserve">Figure 1</w:t>
+        </w:r>
+      </w:hyperlink>
+      <w:r>
+        <w:t xml:space="preserve"> </w:t>
+      </w:r>
+      <w:r>
+        <w:t xml:space="preserve">show gray rectangles indicating excluded times based on caregiver logs. Caregivers also remove the leggings and log any times that they leave the house (e.g., trips to the grocery store or walks around the neighborhood). Although it is possible for infants to wear the leggings out of the home, current models are not validated to distinguish transport behaviors such as riding in a car or stroller.</w:t>
       </w:r>
     </w:p>
     <w:p>
@@ -1255,7 +1269,38 @@
         <w:pStyle w:val="BodyText"/>
       </w:pPr>
       <w:r>
-        <w:t xml:space="preserve">Thus, the full recording time from when infants first put on the leggings until they take them off before bedtime is longer than the amount of usable data when infants are awake and wearing the sensors. In our past work, we recorded 136 sessions from 67 infants in hopes of capturing the full waking day</w:t>
+        <w:t xml:space="preserve">Thus, the full recording time from when infants first put on the leggings until they take them off before bedtime (the time between the start and end lines on</w:t>
+      </w:r>
+      <w:r>
+        <w:t xml:space="preserve"> </w:t>
+      </w:r>
+      <w:hyperlink w:anchor="fig-timeline">
+        <w:r>
+          <w:rPr>
+            <w:rStyle w:val="Hyperlink"/>
+          </w:rPr>
+          <w:t xml:space="preserve">Figure 1</w:t>
+        </w:r>
+      </w:hyperlink>
+      <w:r>
+        <w:t xml:space="preserve">) is longer than the amount of usable data when infants are awake and wearing the sensors (times in</w:t>
+      </w:r>
+      <w:r>
+        <w:t xml:space="preserve"> </w:t>
+      </w:r>
+      <w:hyperlink w:anchor="fig-timeline">
+        <w:r>
+          <w:rPr>
+            <w:rStyle w:val="Hyperlink"/>
+          </w:rPr>
+          <w:t xml:space="preserve">Figure 1</w:t>
+        </w:r>
+      </w:hyperlink>
+      <w:r>
+        <w:t xml:space="preserve"> </w:t>
+      </w:r>
+      <w:r>
+        <w:t xml:space="preserve">with predictions). In our past work, we recorded 136 sessions from 67 infants in hopes of capturing the full waking day</w:t>
       </w:r>
       <w:r>
         <w:t xml:space="preserve"> </w:t>
@@ -1300,7 +1345,7 @@
         <w:pStyle w:val="BodyText"/>
       </w:pPr>
       <w:r>
-        <w:t xml:space="preserve">In ongoing work, we are recording multiple days of data from each participant to investigate the day-to-day consistency of motor experiences (NEED IN PREP CITE). Although the Axivity sensors can easily record data for a full week, adding additional days of data collection introduces additional challenges. First, caregivers must switch the sensors into a clean garment each day, which requires clear labels and instructions to ensure that sensors are placed in the correct location and orientation. Second, long recordings can introduce timing drift due to small differences in the internal clocks of each sensor. By creating a synchronization point each morning by asking the caregiver to drop the sensor garment on the floor, we can correct for drift to ensure that the sensors are synchronized.</w:t>
+        <w:t xml:space="preserve">In ongoing work, we are recording multiple days of data from each participant to investigate the day-to-day consistency of motor experiences (NEED IN PREP CITE). Although the Axivity sensors can easily record data for a full week, adding additional days of data collection introduces additional challenges. First, caregivers must switch the sensors into a clean garment each day, which requires clear labels and instructions to ensure that sensors are placed in the correct location and orientation. Second, long recordings can introduce timing drift due to small differences in the internal clocks of each sensor. By creating a synchronization point each morning (the caregiver drops the sensor garment on the floor) we can correct for drift to ensure that the sensors are synchronized.</w:t>
       </w:r>
     </w:p>
     <w:bookmarkEnd w:id="35"/>
@@ -1314,6 +1359,87 @@
         <w:t xml:space="preserve">Data Processing and Model Training</w:t>
       </w:r>
     </w:p>
+    <w:p>
+      <w:pPr>
+        <w:pStyle w:val="FirstParagraph"/>
+      </w:pPr>
+      <w:r>
+        <w:t xml:space="preserve">After picking up the sensor garment from the family, researchers download the raw sensor data in the laboratory to begin data processing. Each sensor records a time series of linear acceleration (X/Y/Z in</w:t>
+      </w:r>
+      <w:r>
+        <w:t xml:space="preserve"> </w:t>
+      </w:r>
+      <w:r>
+        <w:rPr>
+          <w:i/>
+          <w:iCs/>
+        </w:rPr>
+        <w:t xml:space="preserve">g</w:t>
+      </w:r>
+      <w:r>
+        <w:t xml:space="preserve">s) and rotational velocity (roll/pitch/yaw in degrees/s) at 50 Hz. We pre-process the data by summarizing the raw data into a time series of motion features that describe sensor movements for windows of time (e.g., each 4-s period). Once these motion features are joined with ground truth annotations from video coding, machine learning models can be trained and validated. Below, I describe the processing steps and summarize previously-published validation metrics for the position</w:t>
+      </w:r>
+      <w:r>
+        <w:t xml:space="preserve"> </w:t>
+      </w:r>
+      <w:r>
+        <w:t xml:space="preserve">(</w:t>
+      </w:r>
+      <w:hyperlink w:anchor="ref-FranchakTang2024">
+        <w:r>
+          <w:rPr>
+            <w:rStyle w:val="Hyperlink"/>
+          </w:rPr>
+          <w:t xml:space="preserve">Franchak, Tang, et al., 2024</w:t>
+        </w:r>
+      </w:hyperlink>
+      <w:r>
+        <w:t xml:space="preserve">;</w:t>
+      </w:r>
+      <w:r>
+        <w:t xml:space="preserve"> </w:t>
+      </w:r>
+      <w:hyperlink w:anchor="ref-KretchEnriques2026">
+        <w:r>
+          <w:rPr>
+            <w:rStyle w:val="Hyperlink"/>
+          </w:rPr>
+          <w:t xml:space="preserve">Kretch et al., 2026</w:t>
+        </w:r>
+      </w:hyperlink>
+      <w:r>
+        <w:t xml:space="preserve">)</w:t>
+      </w:r>
+      <w:r>
+        <w:t xml:space="preserve"> </w:t>
+      </w:r>
+      <w:r>
+        <w:t xml:space="preserve">and restraint</w:t>
+      </w:r>
+      <w:r>
+        <w:t xml:space="preserve"> </w:t>
+      </w:r>
+      <w:r>
+        <w:t xml:space="preserve">(</w:t>
+      </w:r>
+      <w:hyperlink w:anchor="ref-WangRousey2026">
+        <w:r>
+          <w:rPr>
+            <w:rStyle w:val="Hyperlink"/>
+          </w:rPr>
+          <w:t xml:space="preserve">Wang et al., 2026</w:t>
+        </w:r>
+      </w:hyperlink>
+      <w:r>
+        <w:t xml:space="preserve">)</w:t>
+      </w:r>
+      <w:r>
+        <w:t xml:space="preserve"> </w:t>
+      </w:r>
+      <w:r>
+        <w:t xml:space="preserve">models.</w:t>
+      </w:r>
+    </w:p>
     <w:bookmarkStart w:id="37" w:name="extracting-motion-features"/>
     <w:p>
       <w:pPr>
@@ -1328,17 +1454,71 @@
         <w:pStyle w:val="FirstParagraph"/>
       </w:pPr>
       <w:r>
-        <w:t xml:space="preserve">Window size Features Accel vs. gyro features (Airaksinen) alignment of motion features to the actual behavior</w:t>
+        <w:t xml:space="preserve">Movements take place over time, but each raw sensor sample describes the instantaneous acceleration and rotation for a moment in time. In order to categorize position and restraint from those samples, we summarize how the raw data samples behave within a pre-specified window of time, most commonly 4 s. With sensors sampling at 50 Hz, that means that each 4 s window contains 200 samples of raw data. Following past work NEEDCITES, we summarize those 200 samples by calculating a series of single-value statistics for each the 24 sensor signals—each unique combination of 4 locations (left/right ankle/hip) by 3 axes (X/Y/Z) by 2 modalities (accelerometer/gyroscope). Single-signal features were the minimum, maximum, 25th percentile, 75th percentile, mean, median, skew, kurtosis, standard deviation, and sum of the signal. Additional motion features integrate across multiple sensors, such as the total magnitude of acceleration across the 4 sensors or the correlation in gyroscope pitch signals between the left and right hip. In total, we extract 436 motion features that serve as predictors in machine learning models to predict the ground truth model that corresponds to each window. Note that the windowing and feature engineering are steps needed for the particular machine learning models we fit; other classes of models, such neural networks, can operate directly on raw data and pre-processing steps will differ</w:t>
+      </w:r>
+      <w:r>
+        <w:t xml:space="preserve"> </w:t>
+      </w:r>
+      <w:r>
+        <w:t xml:space="preserve">(see</w:t>
+      </w:r>
+      <w:r>
+        <w:t xml:space="preserve"> </w:t>
+      </w:r>
+      <w:hyperlink w:anchor="ref-AiraksinenRasanen2020">
+        <w:r>
+          <w:rPr>
+            <w:rStyle w:val="Hyperlink"/>
+          </w:rPr>
+          <w:t xml:space="preserve">Airaksinen et al., 2020</w:t>
+        </w:r>
+      </w:hyperlink>
+      <w:r>
+        <w:t xml:space="preserve">)</w:t>
+      </w:r>
+      <w:r>
+        <w:t xml:space="preserve"> </w:t>
+      </w:r>
+      <w:r>
+        <w:t xml:space="preserve">CHECK CORRECT CITE</w:t>
+      </w:r>
+    </w:p>
+    <w:p>
+      <w:pPr>
+        <w:pStyle w:val="BodyText"/>
+      </w:pPr>
+      <w:r>
+        <w:t xml:space="preserve">The pre-processing steps are important because they determine what information the machine learning model has to learn how to predict the categories of interest Researchers must decide how to window their data and which features to calculate. Tree-based models, such as the random forest, choose which features to use based on their informativeness, so including uninformative or redundant features is not a problem; they are simply filtered out. However, a lack of informative features would result in a poor model. What features are important will depend on the behavior categories the researcher wishes to model and how they might be captured in the movements of the sensors at the chosen anatomical locations. Although the same 436 features we use lead to equally accurate models of position and restraint, they lead to less accurate models of locomotion (crawling versus walking versus stationary). Window length may also relate to model accuracy. If windows are too short, they might not capture enough variation in sensor signals to represent the target behavior. If windows are too long, they cannot represent events of shorter duration. In</w:t>
+      </w:r>
+      <w:r>
+        <w:t xml:space="preserve"> </w:t>
+      </w:r>
+      <w:r>
+        <w:t xml:space="preserve">Wang et al. (</w:t>
+      </w:r>
+      <w:hyperlink w:anchor="ref-WangRousey2026">
+        <w:r>
+          <w:rPr>
+            <w:rStyle w:val="Hyperlink"/>
+          </w:rPr>
+          <w:t xml:space="preserve">2026</w:t>
+        </w:r>
+      </w:hyperlink>
+      <w:r>
+        <w:t xml:space="preserve">)</w:t>
+      </w:r>
+      <w:r>
+        <w:t xml:space="preserve">, we found slight differences in restraint modeling performance when comparing between 4 s, 16 s, and 32 s window lengths (87%, 88%, and 89% accuracy, respectively), with longer windows resulting in slightly less bias predictions. Testing multiple window lengths and motion feature sets can allow for performance-driven decisions about pre-processing parameters.</w:t>
       </w:r>
     </w:p>
     <w:bookmarkEnd w:id="37"/>
-    <w:bookmarkStart w:id="38" w:name="model-training-and-testing"/>
+    <w:bookmarkStart w:id="38" w:name="model-training-and-validation"/>
     <w:p>
       <w:pPr>
         <w:pStyle w:val="Heading2"/>
       </w:pPr>
       <w:r>
-        <w:t xml:space="preserve">Model Training and Testing</w:t>
+        <w:t xml:space="preserve">Model Training and Validation</w:t>
       </w:r>
     </w:p>
     <w:p>
@@ -1346,7 +1526,101 @@
         <w:pStyle w:val="FirstParagraph"/>
       </w:pPr>
       <w:r>
-        <w:t xml:space="preserve">Individual models vs. group models and generalization LOOCV examples Sensor CP model composition and size examples</w:t>
+        <w:t xml:space="preserve">Evaluating and building machine learning models requires partitioning data into training and testing sets</w:t>
+      </w:r>
+      <w:r>
+        <w:t xml:space="preserve"> </w:t>
+      </w:r>
+      <w:r>
+        <w:t xml:space="preserve">(</w:t>
+      </w:r>
+      <w:hyperlink w:anchor="ref-PargentSchoedel2022">
+        <w:r>
+          <w:rPr>
+            <w:rStyle w:val="Hyperlink"/>
+          </w:rPr>
+          <w:t xml:space="preserve">Pargent et al., 2022</w:t>
+        </w:r>
+      </w:hyperlink>
+      <w:r>
+        <w:t xml:space="preserve">)</w:t>
+      </w:r>
+      <w:r>
+        <w:t xml:space="preserve">. Training data sets are used to build a model, and testing data sets are used to evaluate the model using data that did not appear in the training set. Allowing testing data to appear in the training set could lead to overfitting, whereby the model appears to perform well because it has learned idiosyncratic features of the data set. More robust tests hold out entire participant sessions from the data set to see how well the model can generalize to new cases. In our past work</w:t>
+      </w:r>
+      <w:r>
+        <w:t xml:space="preserve"> </w:t>
+      </w:r>
+      <w:r>
+        <w:t xml:space="preserve">(</w:t>
+      </w:r>
+      <w:hyperlink w:anchor="ref-FranchakTang2024">
+        <w:r>
+          <w:rPr>
+            <w:rStyle w:val="Hyperlink"/>
+          </w:rPr>
+          <w:t xml:space="preserve">Franchak, Tang, et al., 2024</w:t>
+        </w:r>
+      </w:hyperlink>
+      <w:r>
+        <w:t xml:space="preserve">;</w:t>
+      </w:r>
+      <w:r>
+        <w:t xml:space="preserve"> </w:t>
+      </w:r>
+      <w:hyperlink w:anchor="ref-KretchEnriques2026">
+        <w:r>
+          <w:rPr>
+            <w:rStyle w:val="Hyperlink"/>
+          </w:rPr>
+          <w:t xml:space="preserve">Kretch et al., 2026</w:t>
+        </w:r>
+      </w:hyperlink>
+      <w:r>
+        <w:t xml:space="preserve">;</w:t>
+      </w:r>
+      <w:r>
+        <w:t xml:space="preserve"> </w:t>
+      </w:r>
+      <w:hyperlink w:anchor="ref-WangRousey2026">
+        <w:r>
+          <w:rPr>
+            <w:rStyle w:val="Hyperlink"/>
+          </w:rPr>
+          <w:t xml:space="preserve">Wang et al., 2026</w:t>
+        </w:r>
+      </w:hyperlink>
+      <w:r>
+        <w:t xml:space="preserve">)</w:t>
+      </w:r>
+      <w:r>
+        <w:t xml:space="preserve"> </w:t>
+      </w:r>
+      <w:r>
+        <w:t xml:space="preserve">, we primarily have used leave-one-out cross-validation (LOOCV) in which we rotate through the entire set of participants to leave each one out as the testing set to see how well a model trained on the remaining participants can generalize. In some cases, we have also created customized training data sets to test specific hypotheses about model composition. For example, when assessing how best to predict body position in infants with cerebral palsy, we discovered that models that mix data from infants with cerebral palsy and with typical development outperform models that contain only a single participant group</w:t>
+      </w:r>
+      <w:r>
+        <w:t xml:space="preserve"> </w:t>
+      </w:r>
+      <w:r>
+        <w:t xml:space="preserve">(e.g.,</w:t>
+      </w:r>
+      <w:r>
+        <w:t xml:space="preserve"> </w:t>
+      </w:r>
+      <w:hyperlink w:anchor="ref-KretchEnriques2026">
+        <w:r>
+          <w:rPr>
+            <w:rStyle w:val="Hyperlink"/>
+          </w:rPr>
+          <w:t xml:space="preserve">Kretch et al., 2026</w:t>
+        </w:r>
+      </w:hyperlink>
+      <w:r>
+        <w:t xml:space="preserve">)</w:t>
+      </w:r>
+      <w:r>
+        <w:t xml:space="preserve">.</w:t>
       </w:r>
     </w:p>
     <w:p>
@@ -1354,22 +1628,70 @@
         <w:pStyle w:val="BodyText"/>
       </w:pPr>
       <w:r>
+        <w:t xml:space="preserve">Models can be trained once data are partitioned. We have exclusively used random forest models CITE in our past work because they perform well in multi-class categorization, are resistant to overfitting, and do not require much tuning compared with other models we tested, such as XGBoost, tabnet, and Catboost CHECK. Random forest models are easy to implement in R, Python, or Julia on consumer hardware with syntax similar to fitting a linear regression. Although we tune hyperparameters, such as the number of trees and the number of features to select per split, their values have minimal effect on classification performance (&lt; 1% difference in accuracy). Once a model has been trained, it can be used to predict classification labels for new exemplars, such as extending to full-day data or new participants for which no ground truth labels exist.</w:t>
+      </w:r>
+      <w:r>
+        <w:t xml:space="preserve"> </w:t>
+      </w:r>
+      <w:hyperlink w:anchor="fig-timeline">
+        <w:r>
+          <w:rPr>
+            <w:rStyle w:val="Hyperlink"/>
+          </w:rPr>
+          <w:t xml:space="preserve">Figure 1</w:t>
+        </w:r>
+      </w:hyperlink>
+      <w:r>
+        <w:t xml:space="preserve"> </w:t>
+      </w:r>
+      <w:r>
+        <w:t xml:space="preserve">shows full-day predictions for a 9-month-old and an 11-month-old predicted from a model trained from participants in a different study</w:t>
+      </w:r>
+      <w:r>
+        <w:t xml:space="preserve"> </w:t>
+      </w:r>
+      <w:r>
+        <w:t xml:space="preserve">(i.e.,</w:t>
+      </w:r>
+      <w:r>
+        <w:t xml:space="preserve"> </w:t>
+      </w:r>
+      <w:hyperlink w:anchor="ref-KretchEnriques2026">
+        <w:r>
+          <w:rPr>
+            <w:rStyle w:val="Hyperlink"/>
+          </w:rPr>
+          <w:t xml:space="preserve">Kretch et al., 2026</w:t>
+        </w:r>
+      </w:hyperlink>
+      <w:r>
+        <w:t xml:space="preserve">)</w:t>
+      </w:r>
+      <w:r>
+        <w:t xml:space="preserve">.</w:t>
+      </w:r>
+    </w:p>
+    <w:bookmarkEnd w:id="38"/>
+    <w:bookmarkStart w:id="39" w:name="X78e19abd4d149dedadadba2104cdf9a13b28027"/>
+    <w:p>
+      <w:pPr>
+        <w:pStyle w:val="Heading2"/>
+      </w:pPr>
+      <w:r>
+        <w:t xml:space="preserve">Performance of Position and Restraint Models</w:t>
+      </w:r>
+    </w:p>
+    <w:p>
+      <w:pPr>
+        <w:pStyle w:val="FirstParagraph"/>
+      </w:pPr>
+      <w:r>
         <w:t xml:space="preserve">Point to general refs about binary and multi-class categorization Project needs dictate what is relevant for evaluation (overall metrics vs. bouts, absolute time vs. relative time, generalization to new exemplars vs. best prediction of current data)</w:t>
       </w:r>
     </w:p>
-    <w:bookmarkEnd w:id="38"/>
-    <w:bookmarkStart w:id="39" w:name="X276a1c0c73d22fa31922f71f3e5e966252987ab"/>
-    <w:p>
-      <w:pPr>
-        <w:pStyle w:val="Heading2"/>
-      </w:pPr>
-      <w:r>
-        <w:t xml:space="preserve">Validation of Position and Restraint Models</w:t>
-      </w:r>
-    </w:p>
-    <w:p>
-      <w:pPr>
-        <w:pStyle w:val="FirstParagraph"/>
+    <w:p>
+      <w:pPr>
+        <w:pStyle w:val="BodyText"/>
       </w:pPr>
       <w:r>
         <w:t xml:space="preserve">Accuracy/kappa Kaya lab paper</w:t>
@@ -1489,7 +1811,7 @@
       </w:r>
     </w:p>
     <w:bookmarkEnd w:id="41"/>
-    <w:bookmarkStart w:id="77" w:name="references"/>
+    <w:bookmarkStart w:id="78" w:name="references"/>
     <w:p>
       <w:pPr>
         <w:pStyle w:val="Heading1"/>
@@ -1498,7 +1820,7 @@
         <w:t xml:space="preserve">References</w:t>
       </w:r>
     </w:p>
-    <w:bookmarkStart w:id="68" w:name="refs"/>
+    <w:bookmarkStart w:id="69" w:name="refs"/>
     <w:bookmarkStart w:id="42" w:name="ref-AiraksinenGallen2022"/>
     <w:p>
       <w:pPr>
@@ -2254,12 +2576,49 @@
       </w:r>
     </w:p>
     <w:bookmarkEnd w:id="63"/>
-    <w:bookmarkStart w:id="64" w:name="ref-RouseyTang2026"/>
+    <w:bookmarkStart w:id="64" w:name="ref-PargentSchoedel2022"/>
     <w:p>
       <w:pPr>
         <w:pStyle w:val="Bibliography"/>
       </w:pPr>
       <w:r>
+        <w:t xml:space="preserve">Pargent, F., Schoedel, R., &amp; Stachl, C. (2022).</w:t>
+      </w:r>
+      <w:r>
+        <w:t xml:space="preserve"> </w:t>
+      </w:r>
+      <w:r>
+        <w:rPr>
+          <w:i/>
+          <w:iCs/>
+        </w:rPr>
+        <w:t xml:space="preserve">An introduction to machine learning for psychologists in</w:t>
+      </w:r>
+      <w:r>
+        <w:rPr>
+          <w:i/>
+          <w:iCs/>
+        </w:rPr>
+        <w:t xml:space="preserve"> </w:t>
+      </w:r>
+      <w:r>
+        <w:rPr>
+          <w:i/>
+          <w:iCs/>
+        </w:rPr>
+        <w:t xml:space="preserve">R</w:t>
+      </w:r>
+      <w:r>
+        <w:t xml:space="preserve">.</w:t>
+      </w:r>
+    </w:p>
+    <w:bookmarkEnd w:id="64"/>
+    <w:bookmarkStart w:id="65" w:name="ref-RouseyTang2026"/>
+    <w:p>
+      <w:pPr>
+        <w:pStyle w:val="Bibliography"/>
+      </w:pPr>
+      <w:r>
         <w:t xml:space="preserve">Rousey, H. N., Tang, M., Garcia, S., &amp; Franchak, J. M. (2026). Within-day variations in infant body position predict caregiver speech input.</w:t>
       </w:r>
       <w:r>
@@ -2289,8 +2648,8 @@
         <w:t xml:space="preserve">(2), e70120.</w:t>
       </w:r>
     </w:p>
-    <w:bookmarkEnd w:id="64"/>
-    <w:bookmarkStart w:id="65" w:name="ref-SoskaAdolph2014"/>
+    <w:bookmarkEnd w:id="65"/>
+    <w:bookmarkStart w:id="66" w:name="ref-SoskaAdolph2014"/>
     <w:p>
       <w:pPr>
         <w:pStyle w:val="Bibliography"/>
@@ -2325,8 +2684,8 @@
         <w:t xml:space="preserve">(2), 138–161.</w:t>
       </w:r>
     </w:p>
-    <w:bookmarkEnd w:id="65"/>
-    <w:bookmarkStart w:id="66" w:name="ref-WangRousey2026"/>
+    <w:bookmarkEnd w:id="66"/>
+    <w:bookmarkStart w:id="67" w:name="ref-WangRousey2026"/>
     <w:p>
       <w:pPr>
         <w:pStyle w:val="Bibliography"/>
@@ -2348,8 +2707,8 @@
         <w:t xml:space="preserve">.</w:t>
       </w:r>
     </w:p>
-    <w:bookmarkEnd w:id="66"/>
-    <w:bookmarkStart w:id="67" w:name="ref-YaoPlotz2019"/>
+    <w:bookmarkEnd w:id="67"/>
+    <w:bookmarkStart w:id="68" w:name="ref-YaoPlotz2019"/>
     <w:p>
       <w:pPr>
         <w:pStyle w:val="Bibliography"/>
@@ -2384,9 +2743,9 @@
         <w:t xml:space="preserve">(2).</w:t>
       </w:r>
     </w:p>
-    <w:bookmarkEnd w:id="67"/>
     <w:bookmarkEnd w:id="68"/>
-    <w:bookmarkStart w:id="72" w:name="fig-timeline"/>
+    <w:bookmarkEnd w:id="69"/>
+    <w:bookmarkStart w:id="73" w:name="fig-timeline"/>
     <w:p>
       <w:pPr>
         <w:pStyle w:val="FigureTitle"/>
@@ -2412,18 +2771,18 @@
           <wp:inline>
             <wp:extent cx="5943600" cy="7269398"/>
             <wp:effectExtent b="0" l="0" r="0" t="0"/>
-            <wp:docPr descr="" title="" id="70" name="Picture"/>
+            <wp:docPr descr="" title="" id="71" name="Picture"/>
             <a:graphic>
               <a:graphicData uri="http://schemas.openxmlformats.org/drawingml/2006/picture">
                 <pic:pic>
                   <pic:nvPicPr>
-                    <pic:cNvPr descr="timelines.png" id="71" name="Picture"/>
+                    <pic:cNvPr descr="timelines.png" id="72" name="Picture"/>
                     <pic:cNvPicPr>
                       <a:picLocks noChangeArrowheads="1" noChangeAspect="1"/>
                     </pic:cNvPicPr>
                   </pic:nvPicPr>
                   <pic:blipFill>
-                    <a:blip r:embed="rId69"/>
+                    <a:blip r:embed="rId70"/>
                     <a:stretch>
                       <a:fillRect/>
                     </a:stretch>
@@ -2450,7 +2809,7 @@
         </w:drawing>
       </w:r>
     </w:p>
-    <w:bookmarkEnd w:id="72"/>
+    <w:bookmarkEnd w:id="73"/>
     <w:p>
       <w:pPr>
         <w:pStyle w:val="FigureNote"/>
@@ -2471,7 +2830,7 @@
         <w:br w:type="page"/>
       </w:r>
     </w:p>
-    <w:bookmarkStart w:id="76" w:name="fig-age"/>
+    <w:bookmarkStart w:id="77" w:name="fig-age"/>
     <w:p>
       <w:pPr>
         <w:pStyle w:val="FigureTitle"/>
@@ -2497,18 +2856,18 @@
           <wp:inline>
             <wp:extent cx="5943600" cy="4358640"/>
             <wp:effectExtent b="0" l="0" r="0" t="0"/>
-            <wp:docPr descr="" title="" id="74" name="Picture"/>
+            <wp:docPr descr="" title="" id="75" name="Picture"/>
             <a:graphic>
               <a:graphicData uri="http://schemas.openxmlformats.org/drawingml/2006/picture">
                 <pic:pic>
                   <pic:nvPicPr>
-                    <pic:cNvPr descr="age_figure.png" id="75" name="Picture"/>
+                    <pic:cNvPr descr="age_figure.png" id="76" name="Picture"/>
                     <pic:cNvPicPr>
                       <a:picLocks noChangeArrowheads="1" noChangeAspect="1"/>
                     </pic:cNvPicPr>
                   </pic:nvPicPr>
                   <pic:blipFill>
-                    <a:blip r:embed="rId73"/>
+                    <a:blip r:embed="rId74"/>
                     <a:stretch>
                       <a:fillRect/>
                     </a:stretch>
@@ -2535,7 +2894,7 @@
         </w:drawing>
       </w:r>
     </w:p>
-    <w:bookmarkEnd w:id="76"/>
+    <w:bookmarkEnd w:id="77"/>
     <w:p>
       <w:pPr>
         <w:pStyle w:val="FigureNote"/>
@@ -2556,7 +2915,7 @@
         <w:br w:type="page"/>
       </w:r>
     </w:p>
-    <w:bookmarkEnd w:id="77"/>
+    <w:bookmarkEnd w:id="78"/>
     <w:sectPr>
       <w:headerReference r:id="rId8" w:type="even"/>
       <w:headerReference r:id="rId9" w:type="default"/>

--- a/sensing_methods_chapter.docx
+++ b/sensing_methods_chapter.docx
@@ -989,7 +989,27 @@
         <w:t xml:space="preserve">)</w:t>
       </w:r>
       <w:r>
-        <w:t xml:space="preserve">. Whereas laboratory observations mostly focus on infant and locomotor play, testing across a day in the home requires models that can handle a wide range of behaviors beyond play, such as bouts of time spent held and restrained. Full days are too long to exhaustively video record, so data collection begins in the morning with the infant wearing the sensor garment during a video recorded segment for model training/validation, which is followed by a sensor-only recording that captures infants’ movements until they go to sleep at the end of the day.</w:t>
+        <w:t xml:space="preserve">. Whereas laboratory observations mostly focus on infant and locomotor play, testing across a day in the home requires models that can handle a wide range of behaviors beyond play, such as bouts of time spent held and restrained. Importantly, training data of lab behavior are unlikely to generalize to full-day behavior in the home</w:t>
+      </w:r>
+      <w:r>
+        <w:t xml:space="preserve"> </w:t>
+      </w:r>
+      <w:r>
+        <w:t xml:space="preserve">(</w:t>
+      </w:r>
+      <w:hyperlink w:anchor="ref-deBarbaroMadden-Rusnak2026aa">
+        <w:r>
+          <w:rPr>
+            <w:rStyle w:val="Hyperlink"/>
+          </w:rPr>
+          <w:t xml:space="preserve">Barbaro et al., 2026</w:t>
+        </w:r>
+      </w:hyperlink>
+      <w:r>
+        <w:t xml:space="preserve">)</w:t>
+      </w:r>
+      <w:r>
+        <w:t xml:space="preserve">, we train and validate models completely based on sensor and video data collected in the home. Full days are too long to exhaustively video record, so data collection begins in the morning with the infant wearing the sensor garment during a video recorded segment for model training/validation, which is followed by a sensor-only recording that captures infants’ movements until they go to sleep at the end of the day.</w:t>
       </w:r>
     </w:p>
     <w:bookmarkStart w:id="33" w:name="sensor-garment"/>
@@ -1594,9 +1614,6 @@
         <w:t xml:space="preserve">)</w:t>
       </w:r>
       <w:r>
-        <w:t xml:space="preserve"> </w:t>
-      </w:r>
-      <w:r>
         <w:t xml:space="preserve">, we primarily have used leave-one-out cross-validation (LOOCV) in which we rotate through the entire set of participants to leave each one out as the testing set to see how well a model trained on the remaining participants can generalize. In some cases, we have also created customized training data sets to test specific hypotheses about model composition. For example, when assessing how best to predict body position in infants with cerebral palsy, we discovered that models that mix data from infants with cerebral palsy and with typical development outperform models that contain only a single participant group</w:t>
       </w:r>
       <w:r>
@@ -1628,7 +1645,7 @@
         <w:pStyle w:val="BodyText"/>
       </w:pPr>
       <w:r>
-        <w:t xml:space="preserve">Models can be trained once data are partitioned. We have exclusively used random forest models CITE in our past work because they perform well in multi-class categorization, are resistant to overfitting, and do not require much tuning compared with other models we tested, such as XGBoost, tabnet, and Catboost CHECK. Random forest models are easy to implement in R, Python, or Julia on consumer hardware with syntax similar to fitting a linear regression. Although we tune hyperparameters, such as the number of trees and the number of features to select per split, their values have minimal effect on classification performance (&lt; 1% difference in accuracy). Once a model has been trained, it can be used to predict classification labels for new exemplars, such as extending to full-day data or new participants for which no ground truth labels exist.</w:t>
+        <w:t xml:space="preserve">Models can be trained once data are partitioned. We have exclusively used random forest models CITE in our past work because they perform well in multi-class categorization, are resistant to overfitting, and do not require much tuning compared with other models we tested, such as XGBoost, tabnet, and Catboost CHECK. Random forest models are easy to implement in R, Python, or Julia on consumer hardware. Although we tune hyperparameters, such as the number of trees and the number of features to select per split, their values have minimal effect on classification performance (&lt; 1% difference in accuracy). Once a model has been trained, it can be used to predict classification labels for new exemplars, such as extending to full-day data or new participants for which no ground truth labels exist.</w:t>
       </w:r>
       <w:r>
         <w:t xml:space="preserve"> </w:t>
@@ -1686,7 +1703,98 @@
         <w:pStyle w:val="FirstParagraph"/>
       </w:pPr>
       <w:r>
-        <w:t xml:space="preserve">Point to general refs about binary and multi-class categorization Project needs dictate what is relevant for evaluation (overall metrics vs. bouts, absolute time vs. relative time, generalization to new exemplars vs. best prediction of current data)</w:t>
+        <w:t xml:space="preserve">To date, we have trained position and restraint models on two independent data sets, one that used Biostamp sensors</w:t>
+      </w:r>
+      <w:r>
+        <w:t xml:space="preserve"> </w:t>
+      </w:r>
+      <w:r>
+        <w:t xml:space="preserve">(</w:t>
+      </w:r>
+      <w:hyperlink w:anchor="ref-FranchakTang2024">
+        <w:r>
+          <w:rPr>
+            <w:rStyle w:val="Hyperlink"/>
+          </w:rPr>
+          <w:t xml:space="preserve">Franchak, Tang, et al., 2024</w:t>
+        </w:r>
+      </w:hyperlink>
+      <w:r>
+        <w:t xml:space="preserve">;</w:t>
+      </w:r>
+      <w:r>
+        <w:t xml:space="preserve"> </w:t>
+      </w:r>
+      <w:hyperlink w:anchor="ref-WangRousey2026">
+        <w:r>
+          <w:rPr>
+            <w:rStyle w:val="Hyperlink"/>
+          </w:rPr>
+          <w:t xml:space="preserve">Wang et al., 2026</w:t>
+        </w:r>
+      </w:hyperlink>
+      <w:r>
+        <w:t xml:space="preserve">)</w:t>
+      </w:r>
+      <w:r>
+        <w:t xml:space="preserve"> </w:t>
+      </w:r>
+      <w:r>
+        <w:t xml:space="preserve">and one that used the Axivity sensors</w:t>
+      </w:r>
+      <w:r>
+        <w:t xml:space="preserve"> </w:t>
+      </w:r>
+      <w:r>
+        <w:t xml:space="preserve">(</w:t>
+      </w:r>
+      <w:hyperlink w:anchor="ref-KretchEnriques2026">
+        <w:r>
+          <w:rPr>
+            <w:rStyle w:val="Hyperlink"/>
+          </w:rPr>
+          <w:t xml:space="preserve">Kretch et al., 2026</w:t>
+        </w:r>
+      </w:hyperlink>
+      <w:r>
+        <w:t xml:space="preserve">)</w:t>
+      </w:r>
+      <w:r>
+        <w:t xml:space="preserve">. Aside from the sensor hardware and participants themselves (variation in participant number and ages), all aspects of the procedure were identical across the data sets—sensor placement, ground truth annotation, windowing and motion features pre-processing, LOOCV data partitioning, and random forest modeling. Thus, each model comprises an independent replication of these procedures.</w:t>
+      </w:r>
+      <w:r>
+        <w:t xml:space="preserve"> </w:t>
+      </w:r>
+      <w:hyperlink w:anchor="fig-age">
+        <w:r>
+          <w:rPr>
+            <w:rStyle w:val="Hyperlink"/>
+          </w:rPr>
+          <w:t xml:space="preserve">Figure 2</w:t>
+        </w:r>
+      </w:hyperlink>
+      <w:r>
+        <w:t xml:space="preserve"> </w:t>
+      </w:r>
+      <w:r>
+        <w:t xml:space="preserve">shows summarized results—daily time spent in each position/restraint combination—by infant age with predictions made from the two different model sets. Moreover, each data set includes infants at 7 and 11 months, allowing direct age-matched comparisons. As</w:t>
+      </w:r>
+      <w:r>
+        <w:t xml:space="preserve"> </w:t>
+      </w:r>
+      <w:hyperlink w:anchor="fig-age">
+        <w:r>
+          <w:rPr>
+            <w:rStyle w:val="Hyperlink"/>
+          </w:rPr>
+          <w:t xml:space="preserve">Figure 2</w:t>
+        </w:r>
+      </w:hyperlink>
+      <w:r>
+        <w:t xml:space="preserve"> </w:t>
+      </w:r>
+      <w:r>
+        <w:t xml:space="preserve">shows, the summarized data have strong face validity: With age, infants spend less time supine and more time sitting and standing. In particular, older infants spend increasing amounts of time in unrestrained sitting and standing positions as their motor skills develop. More sitting and standing time in younger infants was while restrained, such as when supported by a caregiver or placed in an infant seat or exersaucer. Although the position and restraint models are fully independent of each other, they show strong consistency in that moments were rarely classified as unrestrained and held (by definition, impossible) or restrained and prone (unlikely although possible). Of course, the models are not perfect. The notable outlier session that contains a large amount of restrained holding time is likely a classification error.</w:t>
       </w:r>
     </w:p>
     <w:p>
@@ -1694,7 +1802,44 @@
         <w:pStyle w:val="BodyText"/>
       </w:pPr>
       <w:r>
-        <w:t xml:space="preserve">Accuracy/kappa Kaya lab paper</w:t>
+        <w:t xml:space="preserve">To better evaluate model performance, we compare model predicted classifier outputs against ground truth human annotations for each window in a given testing data set. It is important to assess multiple metrics of classification performance, especially in data sets with imbalanced frequency of categories (e.g., prone is typically rare and sitting is frequent at all ages). Overall accuracy (percentage agreement between human codes and model predictions) can mask poor prediction of low-frequency categories if the model does well at predicting the most frequent ones</w:t>
+      </w:r>
+      <w:r>
+        <w:t xml:space="preserve"> </w:t>
+      </w:r>
+      <w:r>
+        <w:t xml:space="preserve">(</w:t>
+      </w:r>
+      <w:hyperlink w:anchor="ref-deBarbaroMadden-Rusnak2026aa">
+        <w:r>
+          <w:rPr>
+            <w:rStyle w:val="Hyperlink"/>
+          </w:rPr>
+          <w:t xml:space="preserve">Barbaro et al., 2026</w:t>
+        </w:r>
+      </w:hyperlink>
+      <w:r>
+        <w:t xml:space="preserve">)</w:t>
+      </w:r>
+      <w:r>
+        <w:t xml:space="preserve">. Other metrics, such as macro-F1 and kappa statistics, help address class imbalance. Furthermore, by-class metrics quantify how well a model does at detecting true instances of a class (sensitivity) and how likely a prediction of a certain class matched the target behavior (positive predictive value).</w:t>
+      </w:r>
+      <w:r>
+        <w:t xml:space="preserve"> </w:t>
+      </w:r>
+      <w:hyperlink w:anchor="tbl-metrics">
+        <w:r>
+          <w:rPr>
+            <w:rStyle w:val="Hyperlink"/>
+          </w:rPr>
+          <w:t xml:space="preserve">Table 1</w:t>
+        </w:r>
+      </w:hyperlink>
+      <w:r>
+        <w:t xml:space="preserve"> </w:t>
+      </w:r>
+      <w:r>
+        <w:t xml:space="preserve">summarizes these metrics across the Biostamp and Axivity models of position and restraint through LOOCV.</w:t>
       </w:r>
     </w:p>
     <w:p>
@@ -1702,23 +1847,7 @@
         <w:pStyle w:val="BodyText"/>
       </w:pPr>
       <w:r>
-        <w:t xml:space="preserve">Continuous outcomes (Yao) for prevalence predictions</w:t>
-      </w:r>
-    </w:p>
-    <w:p>
-      <w:pPr>
-        <w:pStyle w:val="BodyText"/>
-      </w:pPr>
-      <w:r>
-        <w:t xml:space="preserve">Distal comparison</w:t>
-      </w:r>
-    </w:p>
-    <w:p>
-      <w:pPr>
-        <w:pStyle w:val="BodyText"/>
-      </w:pPr>
-      <w:r>
-        <w:t xml:space="preserve">Bout structure</w:t>
+        <w:t xml:space="preserve">Project needs dictate what is relevant for evaluation (overall metrics vs. bouts, absolute time vs. relative time, generalization to new exemplars vs. best prediction of current data). Continuous outcomes (Yao) for prevalence predictions. Distal comparison. Bout structure</w:t>
       </w:r>
     </w:p>
     <w:bookmarkEnd w:id="39"/>
@@ -1811,7 +1940,7 @@
       </w:r>
     </w:p>
     <w:bookmarkEnd w:id="41"/>
-    <w:bookmarkStart w:id="78" w:name="references"/>
+    <w:bookmarkStart w:id="80" w:name="references"/>
     <w:p>
       <w:pPr>
         <w:pStyle w:val="Heading1"/>
@@ -1820,7 +1949,7 @@
         <w:t xml:space="preserve">References</w:t>
       </w:r>
     </w:p>
-    <w:bookmarkStart w:id="69" w:name="refs"/>
+    <w:bookmarkStart w:id="70" w:name="refs"/>
     <w:bookmarkStart w:id="42" w:name="ref-AiraksinenGallen2022"/>
     <w:p>
       <w:pPr>
@@ -1929,7 +2058,43 @@
       </w:r>
     </w:p>
     <w:bookmarkEnd w:id="44"/>
-    <w:bookmarkStart w:id="45" w:name="ref-CallahanSisler1997"/>
+    <w:bookmarkStart w:id="45" w:name="ref-deBarbaroMadden-Rusnak2026aa"/>
+    <w:p>
+      <w:pPr>
+        <w:pStyle w:val="Bibliography"/>
+      </w:pPr>
+      <w:r>
+        <w:t xml:space="preserve">Barbaro, K. de, Madden-Rusnak, A., &amp; Timmons, A. (2026). Thinking critically about algorithms for automated detection of behavior: 11 guidelines for social and behavioral scientists.</w:t>
+      </w:r>
+      <w:r>
+        <w:t xml:space="preserve"> </w:t>
+      </w:r>
+      <w:r>
+        <w:rPr>
+          <w:i/>
+          <w:iCs/>
+        </w:rPr>
+        <w:t xml:space="preserve">Developmental Science</w:t>
+      </w:r>
+      <w:r>
+        <w:t xml:space="preserve">,</w:t>
+      </w:r>
+      <w:r>
+        <w:t xml:space="preserve"> </w:t>
+      </w:r>
+      <w:r>
+        <w:rPr>
+          <w:i/>
+          <w:iCs/>
+        </w:rPr>
+        <w:t xml:space="preserve">29</w:t>
+      </w:r>
+      <w:r>
+        <w:t xml:space="preserve">(3), e70144.</w:t>
+      </w:r>
+    </w:p>
+    <w:bookmarkEnd w:id="45"/>
+    <w:bookmarkStart w:id="46" w:name="ref-CallahanSisler1997"/>
     <w:p>
       <w:pPr>
         <w:pStyle w:val="Bibliography"/>
@@ -1964,8 +2129,8 @@
         <w:t xml:space="preserve">(3), 233–235.</w:t>
       </w:r>
     </w:p>
-    <w:bookmarkEnd w:id="45"/>
-    <w:bookmarkStart w:id="46" w:name="ref-Franchak2019aa"/>
+    <w:bookmarkEnd w:id="46"/>
+    <w:bookmarkStart w:id="47" w:name="ref-Franchak2019aa"/>
     <w:p>
       <w:pPr>
         <w:pStyle w:val="Bibliography"/>
@@ -2000,8 +2165,8 @@
         <w:t xml:space="preserve">(2), 187–209.</w:t>
       </w:r>
     </w:p>
-    <w:bookmarkEnd w:id="46"/>
-    <w:bookmarkStart w:id="47" w:name="ref-FranchakFord2026"/>
+    <w:bookmarkEnd w:id="47"/>
+    <w:bookmarkStart w:id="48" w:name="ref-FranchakFord2026"/>
     <w:p>
       <w:pPr>
         <w:pStyle w:val="Bibliography"/>
@@ -2036,8 +2201,8 @@
         <w:t xml:space="preserve">(2), e70119.</w:t>
       </w:r>
     </w:p>
-    <w:bookmarkEnd w:id="47"/>
-    <w:bookmarkStart w:id="48" w:name="ref-FranchakKadooka2024"/>
+    <w:bookmarkEnd w:id="48"/>
+    <w:bookmarkStart w:id="49" w:name="ref-FranchakKadooka2024"/>
     <w:p>
       <w:pPr>
         <w:pStyle w:val="Bibliography"/>
@@ -2072,8 +2237,8 @@
         <w:t xml:space="preserve">(2), 228–242.</w:t>
       </w:r>
     </w:p>
-    <w:bookmarkEnd w:id="48"/>
-    <w:bookmarkStart w:id="49" w:name="ref-FranchakRousey2026"/>
+    <w:bookmarkEnd w:id="49"/>
+    <w:bookmarkStart w:id="50" w:name="ref-FranchakRousey2026"/>
     <w:p>
       <w:pPr>
         <w:pStyle w:val="Bibliography"/>
@@ -2095,8 +2260,8 @@
         <w:t xml:space="preserve">.</w:t>
       </w:r>
     </w:p>
-    <w:bookmarkEnd w:id="49"/>
-    <w:bookmarkStart w:id="50" w:name="ref-FranchakScott2021"/>
+    <w:bookmarkEnd w:id="50"/>
+    <w:bookmarkStart w:id="51" w:name="ref-FranchakScott2021"/>
     <w:p>
       <w:pPr>
         <w:pStyle w:val="Bibliography"/>
@@ -2131,8 +2296,8 @@
         <w:t xml:space="preserve">, 701343.</w:t>
       </w:r>
     </w:p>
-    <w:bookmarkEnd w:id="50"/>
-    <w:bookmarkStart w:id="51" w:name="ref-FranchakTang2024"/>
+    <w:bookmarkEnd w:id="51"/>
+    <w:bookmarkStart w:id="52" w:name="ref-FranchakTang2024"/>
     <w:p>
       <w:pPr>
         <w:pStyle w:val="Bibliography"/>
@@ -2167,8 +2332,8 @@
         <w:t xml:space="preserve">(5), 4982–5001.</w:t>
       </w:r>
     </w:p>
-    <w:bookmarkEnd w:id="51"/>
-    <w:bookmarkStart w:id="52" w:name="ref-GreenspanCunha2021"/>
+    <w:bookmarkEnd w:id="52"/>
+    <w:bookmarkStart w:id="53" w:name="ref-GreenspanCunha2021"/>
     <w:p>
       <w:pPr>
         <w:pStyle w:val="Bibliography"/>
@@ -2203,8 +2368,8 @@
         <w:t xml:space="preserve">, 101530.</w:t>
       </w:r>
     </w:p>
-    <w:bookmarkEnd w:id="52"/>
-    <w:bookmarkStart w:id="53" w:name="ref-HerzbergFletcher2021"/>
+    <w:bookmarkEnd w:id="53"/>
+    <w:bookmarkStart w:id="54" w:name="ref-HerzbergFletcher2021"/>
     <w:p>
       <w:pPr>
         <w:pStyle w:val="Bibliography"/>
@@ -2226,8 +2391,8 @@
         <w:t xml:space="preserve">.</w:t>
       </w:r>
     </w:p>
-    <w:bookmarkEnd w:id="53"/>
-    <w:bookmarkStart w:id="54" w:name="ref-KarasikKuchirko2022"/>
+    <w:bookmarkEnd w:id="54"/>
+    <w:bookmarkStart w:id="55" w:name="ref-KarasikKuchirko2022"/>
     <w:p>
       <w:pPr>
         <w:pStyle w:val="Bibliography"/>
@@ -2277,8 +2442,8 @@
         <w:t xml:space="preserve">(4).</w:t>
       </w:r>
     </w:p>
-    <w:bookmarkEnd w:id="54"/>
-    <w:bookmarkStart w:id="55" w:name="ref-KaurKumar2026"/>
+    <w:bookmarkEnd w:id="55"/>
+    <w:bookmarkStart w:id="56" w:name="ref-KaurKumar2026"/>
     <w:p>
       <w:pPr>
         <w:pStyle w:val="Bibliography"/>
@@ -2313,8 +2478,8 @@
         <w:t xml:space="preserve">(102217), 102217.</w:t>
       </w:r>
     </w:p>
-    <w:bookmarkEnd w:id="55"/>
-    <w:bookmarkStart w:id="56" w:name="ref-KretchAdolph2015"/>
+    <w:bookmarkEnd w:id="56"/>
+    <w:bookmarkStart w:id="57" w:name="ref-KretchAdolph2015"/>
     <w:p>
       <w:pPr>
         <w:pStyle w:val="Bibliography"/>
@@ -2349,8 +2514,8 @@
         <w:t xml:space="preserve">(5), 736–750.</w:t>
       </w:r>
     </w:p>
-    <w:bookmarkEnd w:id="56"/>
-    <w:bookmarkStart w:id="57" w:name="ref-KretchEnriques2026"/>
+    <w:bookmarkEnd w:id="57"/>
+    <w:bookmarkStart w:id="58" w:name="ref-KretchEnriques2026"/>
     <w:p>
       <w:pPr>
         <w:pStyle w:val="Bibliography"/>
@@ -2385,8 +2550,8 @@
         <w:t xml:space="preserve">(102215), 102215.</w:t>
       </w:r>
     </w:p>
-    <w:bookmarkEnd w:id="57"/>
-    <w:bookmarkStart w:id="58" w:name="ref-KretchFranchak2014"/>
+    <w:bookmarkEnd w:id="58"/>
+    <w:bookmarkStart w:id="59" w:name="ref-KretchFranchak2014"/>
     <w:p>
       <w:pPr>
         <w:pStyle w:val="Bibliography"/>
@@ -2421,8 +2586,8 @@
         <w:t xml:space="preserve">(4), 1503–1518.</w:t>
       </w:r>
     </w:p>
-    <w:bookmarkEnd w:id="58"/>
-    <w:bookmarkStart w:id="59" w:name="ref-KretchLuna2025"/>
+    <w:bookmarkEnd w:id="59"/>
+    <w:bookmarkStart w:id="60" w:name="ref-KretchLuna2025"/>
     <w:p>
       <w:pPr>
         <w:pStyle w:val="Bibliography"/>
@@ -2457,8 +2622,8 @@
         <w:t xml:space="preserve">, e70059.</w:t>
       </w:r>
     </w:p>
-    <w:bookmarkEnd w:id="59"/>
-    <w:bookmarkStart w:id="60" w:name="ref-KretchMarcinowski2022"/>
+    <w:bookmarkEnd w:id="60"/>
+    <w:bookmarkStart w:id="61" w:name="ref-KretchMarcinowski2022"/>
     <w:p>
       <w:pPr>
         <w:pStyle w:val="Bibliography"/>
@@ -2480,8 +2645,8 @@
         <w:t xml:space="preserve">, e13318.</w:t>
       </w:r>
     </w:p>
-    <w:bookmarkEnd w:id="60"/>
-    <w:bookmarkStart w:id="61" w:name="ref-LuoFranchak2020"/>
+    <w:bookmarkEnd w:id="61"/>
+    <w:bookmarkStart w:id="62" w:name="ref-LuoFranchak2020"/>
     <w:p>
       <w:pPr>
         <w:pStyle w:val="Bibliography"/>
@@ -2516,8 +2681,8 @@
         <w:t xml:space="preserve">(11), e0242009.</w:t>
       </w:r>
     </w:p>
-    <w:bookmarkEnd w:id="61"/>
-    <w:bookmarkStart w:id="62" w:name="ref-MalachowskiSalo2023"/>
+    <w:bookmarkEnd w:id="62"/>
+    <w:bookmarkStart w:id="63" w:name="ref-MalachowskiSalo2023"/>
     <w:p>
       <w:pPr>
         <w:pStyle w:val="Bibliography"/>
@@ -2539,8 +2704,8 @@
         <w:t xml:space="preserve">.</w:t>
       </w:r>
     </w:p>
-    <w:bookmarkEnd w:id="62"/>
-    <w:bookmarkStart w:id="63" w:name="ref-McElwainFisher2024"/>
+    <w:bookmarkEnd w:id="63"/>
+    <w:bookmarkStart w:id="64" w:name="ref-McElwainFisher2024"/>
     <w:p>
       <w:pPr>
         <w:pStyle w:val="Bibliography"/>
@@ -2575,8 +2740,8 @@
         <w:t xml:space="preserve">(1), e49316.</w:t>
       </w:r>
     </w:p>
-    <w:bookmarkEnd w:id="63"/>
-    <w:bookmarkStart w:id="64" w:name="ref-PargentSchoedel2022"/>
+    <w:bookmarkEnd w:id="64"/>
+    <w:bookmarkStart w:id="65" w:name="ref-PargentSchoedel2022"/>
     <w:p>
       <w:pPr>
         <w:pStyle w:val="Bibliography"/>
@@ -2612,8 +2777,8 @@
         <w:t xml:space="preserve">.</w:t>
       </w:r>
     </w:p>
-    <w:bookmarkEnd w:id="64"/>
-    <w:bookmarkStart w:id="65" w:name="ref-RouseyTang2026"/>
+    <w:bookmarkEnd w:id="65"/>
+    <w:bookmarkStart w:id="66" w:name="ref-RouseyTang2026"/>
     <w:p>
       <w:pPr>
         <w:pStyle w:val="Bibliography"/>
@@ -2648,8 +2813,8 @@
         <w:t xml:space="preserve">(2), e70120.</w:t>
       </w:r>
     </w:p>
-    <w:bookmarkEnd w:id="65"/>
-    <w:bookmarkStart w:id="66" w:name="ref-SoskaAdolph2014"/>
+    <w:bookmarkEnd w:id="66"/>
+    <w:bookmarkStart w:id="67" w:name="ref-SoskaAdolph2014"/>
     <w:p>
       <w:pPr>
         <w:pStyle w:val="Bibliography"/>
@@ -2684,8 +2849,8 @@
         <w:t xml:space="preserve">(2), 138–161.</w:t>
       </w:r>
     </w:p>
-    <w:bookmarkEnd w:id="66"/>
-    <w:bookmarkStart w:id="67" w:name="ref-WangRousey2026"/>
+    <w:bookmarkEnd w:id="67"/>
+    <w:bookmarkStart w:id="68" w:name="ref-WangRousey2026"/>
     <w:p>
       <w:pPr>
         <w:pStyle w:val="Bibliography"/>
@@ -2707,8 +2872,8 @@
         <w:t xml:space="preserve">.</w:t>
       </w:r>
     </w:p>
-    <w:bookmarkEnd w:id="67"/>
-    <w:bookmarkStart w:id="68" w:name="ref-YaoPlotz2019"/>
+    <w:bookmarkEnd w:id="68"/>
+    <w:bookmarkStart w:id="69" w:name="ref-YaoPlotz2019"/>
     <w:p>
       <w:pPr>
         <w:pStyle w:val="Bibliography"/>
@@ -2743,9 +2908,5610 @@
         <w:t xml:space="preserve">(2).</w:t>
       </w:r>
     </w:p>
-    <w:bookmarkEnd w:id="68"/>
     <w:bookmarkEnd w:id="69"/>
-    <w:bookmarkStart w:id="73" w:name="fig-timeline"/>
+    <w:bookmarkEnd w:id="70"/>
+    <w:p>
+      <w:r>
+        <w:br w:type="page"/>
+      </w:r>
+    </w:p>
+    <w:p>
+      <w:r>
+        <w:br w:type="page"/>
+      </w:r>
+    </w:p>
+    <w:p>
+      <w:r>
+        <w:br w:type="page"/>
+      </w:r>
+    </w:p>
+    <w:bookmarkStart w:id="71" w:name="tbl-metrics"/>
+    <w:p>
+      <w:pPr>
+        <w:pStyle w:val="FigureWithNote"/>
+      </w:pPr>
+      <w:r>
+        <w:t xml:space="preserve">Table 1</w:t>
+      </w:r>
+    </w:p>
+    <w:tbl xmlns:w="http://schemas.openxmlformats.org/wordprocessingml/2006/main" xmlns:r="http://schemas.openxmlformats.org/officeDocument/2006/relationships" xmlns:w14="http://schemas.microsoft.com/office/word/2010/wordml" xmlns:wp="http://schemas.openxmlformats.org/drawingml/2006/wordprocessingDrawing" xmlns:a="http://schemas.openxmlformats.org/drawingml/2006/main" xmlns:pic="http://schemas.openxmlformats.org/drawingml/2006/picture">
+      <w:tblPr>
+        <w:tblLayout w:type="autofit"/>
+        <w:jc w:val="center"/>
+        <w:tblW w:type="pct" w:w="3000"/>
+        <w:tblLook w:firstRow="1" w:lastRow="0" w:firstColumn="0" w:lastColumn="0" w:noHBand="0" w:noVBand="1"/>
+      </w:tblPr>
+      <w:tr>
+        <w:trPr>
+          <w:trHeight w:val="360" w:hRule="auto"/>
+          <w:tblHeader/>
+        </w:trPr>
+        header 1
+        <w:tc>
+          <w:tcPr>
+            <w:gridSpan w:val="2"/>
+            <w:tcBorders>
+              <w:bottom w:val="single" w:sz="6" w:space="0" w:color="000000"/>
+              <w:top w:val="single" w:sz="6" w:space="0" w:color="000000"/>
+              <w:left w:val="none" w:sz="0" w:space="0" w:color="000000"/>
+              <w:right w:val="none" w:sz="0" w:space="0" w:color="000000"/>
+            </w:tcBorders>
+            <w:shd w:val="clear" w:color="auto" w:fill="FFFFFF"/>
+            <w:tcMar>
+              <w:top w:w="0" w:type="dxa"/>
+              <w:bottom w:w="0" w:type="dxa"/>
+              <w:left w:w="0" w:type="dxa"/>
+              <w:right w:w="0" w:type="dxa"/>
+            </w:tcMar>
+            <w:vAlign w:val="center"/>
+          </w:tcPr>
+          <w:p>
+            <w:pPr>
+              <w:pStyle w:val="Normal"/>
+              <w:jc w:val="center"/>
+              <w:pBdr>
+                <w:bottom w:val="none" w:sz="0" w:space="0" w:color="000000"/>
+                <w:top w:val="none" w:sz="0" w:space="0" w:color="000000"/>
+                <w:left w:val="none" w:sz="0" w:space="0" w:color="000000"/>
+                <w:right w:val="none" w:sz="0" w:space="0" w:color="000000"/>
+              </w:pBdr>
+              <w:spacing w:after="100" w:before="100" w:line="240"/>
+              <w:ind w:left="100" w:right="100" w:firstLine="0" w:firstLineChars="0"/>
+              <w:rPr>
+                <w:rFonts w:ascii="Times New Roman" w:hAnsi="Times New Roman" w:eastAsia="Times New Roman" w:cs="Times New Roman"/>
+                <w:i w:val="false"/>
+                <w:b w:val="false"/>
+                <w:u w:val="none"/>
+                <w:sz w:val="22"/>
+                <w:szCs w:val="22"/>
+                <w:color w:val="000000"/>
+              </w:rPr>
+            </w:pPr>
+            <w:r xmlns:w="http://schemas.openxmlformats.org/wordprocessingml/2006/main" xmlns:wp="http://schemas.openxmlformats.org/drawingml/2006/wordprocessingDrawing" xmlns:r="http://schemas.openxmlformats.org/officeDocument/2006/relationships" xmlns:w14="http://schemas.microsoft.com/office/word/2010/wordml">
+              <w:rPr>
+                <w:rFonts w:ascii="Times New Roman" w:hAnsi="Times New Roman" w:eastAsia="Times New Roman" w:cs="Times New Roman"/>
+                <w:i w:val="false"/>
+                <w:b w:val="false"/>
+                <w:u w:val="none"/>
+                <w:sz w:val="22"/>
+                <w:szCs w:val="22"/>
+                <w:color w:val="000000"/>
+              </w:rPr>
+              <w:t xml:space="preserve"/>
+            </w:r>
+          </w:p>
+        </w:tc>
+        <w:tc>
+          <w:tcPr>
+            <w:gridSpan w:val="2"/>
+            <w:tcBorders>
+              <w:bottom w:val="single" w:sz="6" w:space="0" w:color="000000"/>
+              <w:top w:val="single" w:sz="6" w:space="0" w:color="000000"/>
+              <w:left w:val="none" w:sz="0" w:space="0" w:color="000000"/>
+              <w:right w:val="none" w:sz="0" w:space="0" w:color="000000"/>
+            </w:tcBorders>
+            <w:shd w:val="clear" w:color="auto" w:fill="FFFFFF"/>
+            <w:tcMar>
+              <w:top w:w="0" w:type="dxa"/>
+              <w:bottom w:w="0" w:type="dxa"/>
+              <w:left w:w="0" w:type="dxa"/>
+              <w:right w:w="0" w:type="dxa"/>
+            </w:tcMar>
+            <w:vAlign w:val="center"/>
+          </w:tcPr>
+          <w:p>
+            <w:pPr>
+              <w:pStyle w:val="Normal"/>
+              <w:jc w:val="center"/>
+              <w:pBdr>
+                <w:bottom w:val="none" w:sz="0" w:space="0" w:color="000000"/>
+                <w:top w:val="none" w:sz="0" w:space="0" w:color="000000"/>
+                <w:left w:val="none" w:sz="0" w:space="0" w:color="000000"/>
+                <w:right w:val="none" w:sz="0" w:space="0" w:color="000000"/>
+              </w:pBdr>
+              <w:spacing w:after="100" w:before="100" w:line="240"/>
+              <w:ind w:left="100" w:right="100" w:firstLine="0" w:firstLineChars="0"/>
+              <w:rPr>
+                <w:rFonts w:ascii="Times New Roman" w:hAnsi="Times New Roman" w:eastAsia="Times New Roman" w:cs="Times New Roman"/>
+                <w:i w:val="false"/>
+                <w:b w:val="false"/>
+                <w:u w:val="none"/>
+                <w:sz w:val="22"/>
+                <w:szCs w:val="22"/>
+                <w:color w:val="000000"/>
+              </w:rPr>
+            </w:pPr>
+            <w:r xmlns:w="http://schemas.openxmlformats.org/wordprocessingml/2006/main" xmlns:wp="http://schemas.openxmlformats.org/drawingml/2006/wordprocessingDrawing" xmlns:r="http://schemas.openxmlformats.org/officeDocument/2006/relationships" xmlns:w14="http://schemas.microsoft.com/office/word/2010/wordml">
+              <w:rPr>
+                <w:rFonts w:ascii="Times New Roman" w:hAnsi="Times New Roman" w:eastAsia="Times New Roman" w:cs="Times New Roman"/>
+                <w:i w:val="false"/>
+                <w:b w:val="false"/>
+                <w:u w:val="none"/>
+                <w:sz w:val="22"/>
+                <w:szCs w:val="22"/>
+                <w:color w:val="000000"/>
+              </w:rPr>
+              <w:t xml:space="preserve">Position</w:t>
+            </w:r>
+          </w:p>
+        </w:tc>
+        <w:tc>
+          <w:tcPr>
+            <w:gridSpan w:val="2"/>
+            <w:tcBorders>
+              <w:bottom w:val="single" w:sz="6" w:space="0" w:color="000000"/>
+              <w:top w:val="single" w:sz="6" w:space="0" w:color="000000"/>
+              <w:left w:val="none" w:sz="0" w:space="0" w:color="000000"/>
+              <w:right w:val="none" w:sz="0" w:space="0" w:color="000000"/>
+            </w:tcBorders>
+            <w:shd w:val="clear" w:color="auto" w:fill="FFFFFF"/>
+            <w:tcMar>
+              <w:top w:w="0" w:type="dxa"/>
+              <w:bottom w:w="0" w:type="dxa"/>
+              <w:left w:w="0" w:type="dxa"/>
+              <w:right w:w="0" w:type="dxa"/>
+            </w:tcMar>
+            <w:vAlign w:val="center"/>
+          </w:tcPr>
+          <w:p>
+            <w:pPr>
+              <w:pStyle w:val="Normal"/>
+              <w:jc w:val="center"/>
+              <w:pBdr>
+                <w:bottom w:val="none" w:sz="0" w:space="0" w:color="000000"/>
+                <w:top w:val="none" w:sz="0" w:space="0" w:color="000000"/>
+                <w:left w:val="none" w:sz="0" w:space="0" w:color="000000"/>
+                <w:right w:val="none" w:sz="0" w:space="0" w:color="000000"/>
+              </w:pBdr>
+              <w:spacing w:after="100" w:before="100" w:line="240"/>
+              <w:ind w:left="100" w:right="100" w:firstLine="0" w:firstLineChars="0"/>
+              <w:rPr>
+                <w:rFonts w:ascii="Times New Roman" w:hAnsi="Times New Roman" w:eastAsia="Times New Roman" w:cs="Times New Roman"/>
+                <w:i w:val="false"/>
+                <w:b w:val="false"/>
+                <w:u w:val="none"/>
+                <w:sz w:val="22"/>
+                <w:szCs w:val="22"/>
+                <w:color w:val="000000"/>
+              </w:rPr>
+            </w:pPr>
+            <w:r xmlns:w="http://schemas.openxmlformats.org/wordprocessingml/2006/main" xmlns:wp="http://schemas.openxmlformats.org/drawingml/2006/wordprocessingDrawing" xmlns:r="http://schemas.openxmlformats.org/officeDocument/2006/relationships" xmlns:w14="http://schemas.microsoft.com/office/word/2010/wordml">
+              <w:rPr>
+                <w:rFonts w:ascii="Times New Roman" w:hAnsi="Times New Roman" w:eastAsia="Times New Roman" w:cs="Times New Roman"/>
+                <w:i w:val="false"/>
+                <w:b w:val="false"/>
+                <w:u w:val="none"/>
+                <w:sz w:val="22"/>
+                <w:szCs w:val="22"/>
+                <w:color w:val="000000"/>
+              </w:rPr>
+              <w:t xml:space="preserve">Restraint</w:t>
+            </w:r>
+          </w:p>
+        </w:tc>
+      </w:tr>
+      <w:tr>
+        <w:trPr>
+          <w:trHeight w:val="360" w:hRule="auto"/>
+          <w:tblHeader/>
+        </w:trPr>
+        header 2
+        <w:tc>
+          <w:tcPr>
+            <w:tcBorders>
+              <w:bottom w:val="single" w:sz="6" w:space="0" w:color="000000"/>
+              <w:top w:val="single" w:sz="6" w:space="0" w:color="000000"/>
+              <w:left w:val="none" w:sz="0" w:space="0" w:color="000000"/>
+              <w:right w:val="none" w:sz="0" w:space="0" w:color="000000"/>
+            </w:tcBorders>
+            <w:shd w:val="clear" w:color="auto" w:fill="FFFFFF"/>
+            <w:tcMar>
+              <w:top w:w="0" w:type="dxa"/>
+              <w:bottom w:w="0" w:type="dxa"/>
+              <w:left w:w="0" w:type="dxa"/>
+              <w:right w:w="0" w:type="dxa"/>
+            </w:tcMar>
+            <w:vAlign w:val="center"/>
+          </w:tcPr>
+          <w:p>
+            <w:pPr>
+              <w:pStyle w:val="Normal"/>
+              <w:jc w:val="center"/>
+              <w:pBdr>
+                <w:bottom w:val="none" w:sz="0" w:space="0" w:color="000000"/>
+                <w:top w:val="none" w:sz="0" w:space="0" w:color="000000"/>
+                <w:left w:val="none" w:sz="0" w:space="0" w:color="000000"/>
+                <w:right w:val="none" w:sz="0" w:space="0" w:color="000000"/>
+              </w:pBdr>
+              <w:spacing w:after="100" w:before="100" w:line="240"/>
+              <w:ind w:left="100" w:right="100" w:firstLine="0" w:firstLineChars="0"/>
+              <w:rPr>
+                <w:rFonts w:ascii="Times New Roman" w:hAnsi="Times New Roman" w:eastAsia="Times New Roman" w:cs="Times New Roman"/>
+                <w:i w:val="false"/>
+                <w:b w:val="false"/>
+                <w:u w:val="none"/>
+                <w:sz w:val="22"/>
+                <w:szCs w:val="22"/>
+                <w:color w:val="000000"/>
+              </w:rPr>
+            </w:pPr>
+            <w:r xmlns:w="http://schemas.openxmlformats.org/wordprocessingml/2006/main" xmlns:wp="http://schemas.openxmlformats.org/drawingml/2006/wordprocessingDrawing" xmlns:r="http://schemas.openxmlformats.org/officeDocument/2006/relationships" xmlns:w14="http://schemas.microsoft.com/office/word/2010/wordml">
+              <w:rPr>
+                <w:rFonts w:ascii="Times New Roman" w:hAnsi="Times New Roman" w:eastAsia="Times New Roman" w:cs="Times New Roman"/>
+                <w:i w:val="false"/>
+                <w:b w:val="false"/>
+                <w:u w:val="none"/>
+                <w:sz w:val="22"/>
+                <w:szCs w:val="22"/>
+                <w:color w:val="000000"/>
+              </w:rPr>
+              <w:t xml:space="preserve">Metric</w:t>
+            </w:r>
+          </w:p>
+        </w:tc>
+        <w:tc>
+          <w:tcPr>
+            <w:tcBorders>
+              <w:bottom w:val="single" w:sz="6" w:space="0" w:color="000000"/>
+              <w:top w:val="single" w:sz="6" w:space="0" w:color="000000"/>
+              <w:left w:val="none" w:sz="0" w:space="0" w:color="000000"/>
+              <w:right w:val="none" w:sz="0" w:space="0" w:color="000000"/>
+            </w:tcBorders>
+            <w:shd w:val="clear" w:color="auto" w:fill="FFFFFF"/>
+            <w:tcMar>
+              <w:top w:w="0" w:type="dxa"/>
+              <w:bottom w:w="0" w:type="dxa"/>
+              <w:left w:w="0" w:type="dxa"/>
+              <w:right w:w="0" w:type="dxa"/>
+            </w:tcMar>
+            <w:vAlign w:val="center"/>
+          </w:tcPr>
+          <w:p>
+            <w:pPr>
+              <w:pStyle w:val="Normal"/>
+              <w:jc w:val="center"/>
+              <w:pBdr>
+                <w:bottom w:val="none" w:sz="0" w:space="0" w:color="000000"/>
+                <w:top w:val="none" w:sz="0" w:space="0" w:color="000000"/>
+                <w:left w:val="none" w:sz="0" w:space="0" w:color="000000"/>
+                <w:right w:val="none" w:sz="0" w:space="0" w:color="000000"/>
+              </w:pBdr>
+              <w:spacing w:after="100" w:before="100" w:line="240"/>
+              <w:ind w:left="100" w:right="100" w:firstLine="0" w:firstLineChars="0"/>
+              <w:rPr>
+                <w:rFonts w:ascii="Times New Roman" w:hAnsi="Times New Roman" w:eastAsia="Times New Roman" w:cs="Times New Roman"/>
+                <w:i w:val="false"/>
+                <w:b w:val="false"/>
+                <w:u w:val="none"/>
+                <w:sz w:val="22"/>
+                <w:szCs w:val="22"/>
+                <w:color w:val="000000"/>
+              </w:rPr>
+            </w:pPr>
+            <w:r xmlns:w="http://schemas.openxmlformats.org/wordprocessingml/2006/main" xmlns:wp="http://schemas.openxmlformats.org/drawingml/2006/wordprocessingDrawing" xmlns:r="http://schemas.openxmlformats.org/officeDocument/2006/relationships" xmlns:w14="http://schemas.microsoft.com/office/word/2010/wordml">
+              <w:rPr>
+                <w:rFonts w:ascii="Times New Roman" w:hAnsi="Times New Roman" w:eastAsia="Times New Roman" w:cs="Times New Roman"/>
+                <w:i w:val="false"/>
+                <w:b w:val="false"/>
+                <w:u w:val="none"/>
+                <w:sz w:val="22"/>
+                <w:szCs w:val="22"/>
+                <w:color w:val="000000"/>
+              </w:rPr>
+              <w:t xml:space="preserve">Class</w:t>
+            </w:r>
+          </w:p>
+        </w:tc>
+        <w:tc>
+          <w:tcPr>
+            <w:tcBorders>
+              <w:bottom w:val="single" w:sz="6" w:space="0" w:color="000000"/>
+              <w:top w:val="single" w:sz="6" w:space="0" w:color="000000"/>
+              <w:left w:val="none" w:sz="0" w:space="0" w:color="000000"/>
+              <w:right w:val="none" w:sz="0" w:space="0" w:color="000000"/>
+            </w:tcBorders>
+            <w:shd w:val="clear" w:color="auto" w:fill="FFFFFF"/>
+            <w:tcMar>
+              <w:top w:w="0" w:type="dxa"/>
+              <w:bottom w:w="0" w:type="dxa"/>
+              <w:left w:w="0" w:type="dxa"/>
+              <w:right w:w="0" w:type="dxa"/>
+            </w:tcMar>
+            <w:vAlign w:val="center"/>
+          </w:tcPr>
+          <w:p>
+            <w:pPr>
+              <w:pStyle w:val="Normal"/>
+              <w:jc w:val="center"/>
+              <w:pBdr>
+                <w:bottom w:val="none" w:sz="0" w:space="0" w:color="000000"/>
+                <w:top w:val="none" w:sz="0" w:space="0" w:color="000000"/>
+                <w:left w:val="none" w:sz="0" w:space="0" w:color="000000"/>
+                <w:right w:val="none" w:sz="0" w:space="0" w:color="000000"/>
+              </w:pBdr>
+              <w:spacing w:after="100" w:before="100" w:line="240"/>
+              <w:ind w:left="100" w:right="100" w:firstLine="0" w:firstLineChars="0"/>
+              <w:rPr>
+                <w:rFonts w:ascii="Times New Roman" w:hAnsi="Times New Roman" w:eastAsia="Times New Roman" w:cs="Times New Roman"/>
+                <w:i w:val="false"/>
+                <w:b w:val="false"/>
+                <w:u w:val="none"/>
+                <w:sz w:val="22"/>
+                <w:szCs w:val="22"/>
+                <w:color w:val="000000"/>
+              </w:rPr>
+            </w:pPr>
+            <w:r xmlns:w="http://schemas.openxmlformats.org/wordprocessingml/2006/main" xmlns:wp="http://schemas.openxmlformats.org/drawingml/2006/wordprocessingDrawing" xmlns:r="http://schemas.openxmlformats.org/officeDocument/2006/relationships" xmlns:w14="http://schemas.microsoft.com/office/word/2010/wordml">
+              <w:rPr>
+                <w:rFonts w:ascii="Times New Roman" w:hAnsi="Times New Roman" w:eastAsia="Times New Roman" w:cs="Times New Roman"/>
+                <w:i w:val="false"/>
+                <w:b w:val="false"/>
+                <w:u w:val="none"/>
+                <w:sz w:val="22"/>
+                <w:szCs w:val="22"/>
+                <w:color w:val="000000"/>
+              </w:rPr>
+              <w:t xml:space="preserve">Biostamp</w:t>
+            </w:r>
+          </w:p>
+        </w:tc>
+        <w:tc>
+          <w:tcPr>
+            <w:tcBorders>
+              <w:bottom w:val="single" w:sz="6" w:space="0" w:color="000000"/>
+              <w:top w:val="single" w:sz="6" w:space="0" w:color="000000"/>
+              <w:left w:val="none" w:sz="0" w:space="0" w:color="000000"/>
+              <w:right w:val="none" w:sz="0" w:space="0" w:color="000000"/>
+            </w:tcBorders>
+            <w:shd w:val="clear" w:color="auto" w:fill="FFFFFF"/>
+            <w:tcMar>
+              <w:top w:w="0" w:type="dxa"/>
+              <w:bottom w:w="0" w:type="dxa"/>
+              <w:left w:w="0" w:type="dxa"/>
+              <w:right w:w="0" w:type="dxa"/>
+            </w:tcMar>
+            <w:vAlign w:val="center"/>
+          </w:tcPr>
+          <w:p>
+            <w:pPr>
+              <w:pStyle w:val="Normal"/>
+              <w:jc w:val="center"/>
+              <w:pBdr>
+                <w:bottom w:val="none" w:sz="0" w:space="0" w:color="000000"/>
+                <w:top w:val="none" w:sz="0" w:space="0" w:color="000000"/>
+                <w:left w:val="none" w:sz="0" w:space="0" w:color="000000"/>
+                <w:right w:val="none" w:sz="0" w:space="0" w:color="000000"/>
+              </w:pBdr>
+              <w:spacing w:after="100" w:before="100" w:line="240"/>
+              <w:ind w:left="100" w:right="100" w:firstLine="0" w:firstLineChars="0"/>
+              <w:rPr>
+                <w:rFonts w:ascii="Times New Roman" w:hAnsi="Times New Roman" w:eastAsia="Times New Roman" w:cs="Times New Roman"/>
+                <w:i w:val="false"/>
+                <w:b w:val="false"/>
+                <w:u w:val="none"/>
+                <w:sz w:val="22"/>
+                <w:szCs w:val="22"/>
+                <w:color w:val="000000"/>
+              </w:rPr>
+            </w:pPr>
+            <w:r xmlns:w="http://schemas.openxmlformats.org/wordprocessingml/2006/main" xmlns:wp="http://schemas.openxmlformats.org/drawingml/2006/wordprocessingDrawing" xmlns:r="http://schemas.openxmlformats.org/officeDocument/2006/relationships" xmlns:w14="http://schemas.microsoft.com/office/word/2010/wordml">
+              <w:rPr>
+                <w:rFonts w:ascii="Times New Roman" w:hAnsi="Times New Roman" w:eastAsia="Times New Roman" w:cs="Times New Roman"/>
+                <w:i w:val="false"/>
+                <w:b w:val="false"/>
+                <w:u w:val="none"/>
+                <w:sz w:val="22"/>
+                <w:szCs w:val="22"/>
+                <w:color w:val="000000"/>
+              </w:rPr>
+              <w:t xml:space="preserve">Axivity</w:t>
+            </w:r>
+          </w:p>
+        </w:tc>
+        <w:tc>
+          <w:tcPr>
+            <w:tcBorders>
+              <w:bottom w:val="single" w:sz="6" w:space="0" w:color="000000"/>
+              <w:top w:val="single" w:sz="6" w:space="0" w:color="000000"/>
+              <w:left w:val="none" w:sz="0" w:space="0" w:color="000000"/>
+              <w:right w:val="none" w:sz="0" w:space="0" w:color="000000"/>
+            </w:tcBorders>
+            <w:shd w:val="clear" w:color="auto" w:fill="FFFFFF"/>
+            <w:tcMar>
+              <w:top w:w="0" w:type="dxa"/>
+              <w:bottom w:w="0" w:type="dxa"/>
+              <w:left w:w="0" w:type="dxa"/>
+              <w:right w:w="0" w:type="dxa"/>
+            </w:tcMar>
+            <w:vAlign w:val="center"/>
+          </w:tcPr>
+          <w:p>
+            <w:pPr>
+              <w:pStyle w:val="Normal"/>
+              <w:jc w:val="center"/>
+              <w:pBdr>
+                <w:bottom w:val="none" w:sz="0" w:space="0" w:color="000000"/>
+                <w:top w:val="none" w:sz="0" w:space="0" w:color="000000"/>
+                <w:left w:val="none" w:sz="0" w:space="0" w:color="000000"/>
+                <w:right w:val="none" w:sz="0" w:space="0" w:color="000000"/>
+              </w:pBdr>
+              <w:spacing w:after="100" w:before="100" w:line="240"/>
+              <w:ind w:left="100" w:right="100" w:firstLine="0" w:firstLineChars="0"/>
+              <w:rPr>
+                <w:rFonts w:ascii="Times New Roman" w:hAnsi="Times New Roman" w:eastAsia="Times New Roman" w:cs="Times New Roman"/>
+                <w:i w:val="false"/>
+                <w:b w:val="false"/>
+                <w:u w:val="none"/>
+                <w:sz w:val="22"/>
+                <w:szCs w:val="22"/>
+                <w:color w:val="000000"/>
+              </w:rPr>
+            </w:pPr>
+            <w:r xmlns:w="http://schemas.openxmlformats.org/wordprocessingml/2006/main" xmlns:wp="http://schemas.openxmlformats.org/drawingml/2006/wordprocessingDrawing" xmlns:r="http://schemas.openxmlformats.org/officeDocument/2006/relationships" xmlns:w14="http://schemas.microsoft.com/office/word/2010/wordml">
+              <w:rPr>
+                <w:rFonts w:ascii="Times New Roman" w:hAnsi="Times New Roman" w:eastAsia="Times New Roman" w:cs="Times New Roman"/>
+                <w:i w:val="false"/>
+                <w:b w:val="false"/>
+                <w:u w:val="none"/>
+                <w:sz w:val="22"/>
+                <w:szCs w:val="22"/>
+                <w:color w:val="000000"/>
+              </w:rPr>
+              <w:t xml:space="preserve">Biostamp</w:t>
+            </w:r>
+          </w:p>
+        </w:tc>
+        <w:tc>
+          <w:tcPr>
+            <w:tcBorders>
+              <w:bottom w:val="single" w:sz="6" w:space="0" w:color="000000"/>
+              <w:top w:val="single" w:sz="6" w:space="0" w:color="000000"/>
+              <w:left w:val="none" w:sz="0" w:space="0" w:color="000000"/>
+              <w:right w:val="none" w:sz="0" w:space="0" w:color="000000"/>
+            </w:tcBorders>
+            <w:shd w:val="clear" w:color="auto" w:fill="FFFFFF"/>
+            <w:tcMar>
+              <w:top w:w="0" w:type="dxa"/>
+              <w:bottom w:w="0" w:type="dxa"/>
+              <w:left w:w="0" w:type="dxa"/>
+              <w:right w:w="0" w:type="dxa"/>
+            </w:tcMar>
+            <w:vAlign w:val="center"/>
+          </w:tcPr>
+          <w:p>
+            <w:pPr>
+              <w:pStyle w:val="Normal"/>
+              <w:jc w:val="center"/>
+              <w:pBdr>
+                <w:bottom w:val="none" w:sz="0" w:space="0" w:color="000000"/>
+                <w:top w:val="none" w:sz="0" w:space="0" w:color="000000"/>
+                <w:left w:val="none" w:sz="0" w:space="0" w:color="000000"/>
+                <w:right w:val="none" w:sz="0" w:space="0" w:color="000000"/>
+              </w:pBdr>
+              <w:spacing w:after="100" w:before="100" w:line="240"/>
+              <w:ind w:left="100" w:right="100" w:firstLine="0" w:firstLineChars="0"/>
+              <w:rPr>
+                <w:rFonts w:ascii="Times New Roman" w:hAnsi="Times New Roman" w:eastAsia="Times New Roman" w:cs="Times New Roman"/>
+                <w:i w:val="false"/>
+                <w:b w:val="false"/>
+                <w:u w:val="none"/>
+                <w:sz w:val="22"/>
+                <w:szCs w:val="22"/>
+                <w:color w:val="000000"/>
+              </w:rPr>
+            </w:pPr>
+            <w:r xmlns:w="http://schemas.openxmlformats.org/wordprocessingml/2006/main" xmlns:wp="http://schemas.openxmlformats.org/drawingml/2006/wordprocessingDrawing" xmlns:r="http://schemas.openxmlformats.org/officeDocument/2006/relationships" xmlns:w14="http://schemas.microsoft.com/office/word/2010/wordml">
+              <w:rPr>
+                <w:rFonts w:ascii="Times New Roman" w:hAnsi="Times New Roman" w:eastAsia="Times New Roman" w:cs="Times New Roman"/>
+                <w:i w:val="false"/>
+                <w:b w:val="false"/>
+                <w:u w:val="none"/>
+                <w:sz w:val="22"/>
+                <w:szCs w:val="22"/>
+                <w:color w:val="000000"/>
+              </w:rPr>
+              <w:t xml:space="preserve">Axivity</w:t>
+            </w:r>
+          </w:p>
+        </w:tc>
+      </w:tr>
+      <w:tr>
+        <w:trPr>
+          <w:trHeight w:val="360" w:hRule="auto"/>
+        </w:trPr>
+        body 1
+        <w:tc>
+          <w:tcPr>
+            <w:tcBorders>
+              <w:bottom w:val="none" w:sz="0" w:space="0" w:color="000000"/>
+              <w:top w:val="single" w:sz="6" w:space="0" w:color="000000"/>
+              <w:left w:val="none" w:sz="0" w:space="0" w:color="000000"/>
+              <w:right w:val="none" w:sz="0" w:space="0" w:color="000000"/>
+            </w:tcBorders>
+            <w:shd w:val="clear" w:color="auto" w:fill="FFFFFF"/>
+            <w:tcMar>
+              <w:top w:w="0" w:type="dxa"/>
+              <w:bottom w:w="0" w:type="dxa"/>
+              <w:left w:w="0" w:type="dxa"/>
+              <w:right w:w="0" w:type="dxa"/>
+            </w:tcMar>
+            <w:vAlign w:val="center"/>
+          </w:tcPr>
+          <w:p>
+            <w:pPr>
+              <w:pStyle w:val="Normal"/>
+              <w:jc w:val="center"/>
+              <w:pBdr>
+                <w:bottom w:val="none" w:sz="0" w:space="0" w:color="000000"/>
+                <w:top w:val="none" w:sz="0" w:space="0" w:color="000000"/>
+                <w:left w:val="none" w:sz="0" w:space="0" w:color="000000"/>
+                <w:right w:val="none" w:sz="0" w:space="0" w:color="000000"/>
+              </w:pBdr>
+              <w:spacing w:after="40" w:before="40" w:line="240"/>
+              <w:ind w:left="100" w:right="100" w:firstLine="0" w:firstLineChars="0"/>
+              <w:rPr>
+                <w:rFonts w:ascii="Times New Roman" w:hAnsi="Times New Roman" w:eastAsia="Times New Roman" w:cs="Times New Roman"/>
+                <w:i w:val="false"/>
+                <w:b w:val="false"/>
+                <w:u w:val="none"/>
+                <w:sz w:val="22"/>
+                <w:szCs w:val="22"/>
+                <w:color w:val="000000"/>
+              </w:rPr>
+            </w:pPr>
+            <w:r xmlns:w="http://schemas.openxmlformats.org/wordprocessingml/2006/main" xmlns:wp="http://schemas.openxmlformats.org/drawingml/2006/wordprocessingDrawing" xmlns:r="http://schemas.openxmlformats.org/officeDocument/2006/relationships" xmlns:w14="http://schemas.microsoft.com/office/word/2010/wordml">
+              <w:rPr>
+                <w:rFonts w:ascii="Times New Roman" w:hAnsi="Times New Roman" w:eastAsia="Times New Roman" w:cs="Times New Roman"/>
+                <w:i w:val="false"/>
+                <w:b w:val="false"/>
+                <w:u w:val="none"/>
+                <w:sz w:val="22"/>
+                <w:szCs w:val="22"/>
+                <w:color w:val="000000"/>
+              </w:rPr>
+              <w:t xml:space="preserve">Accuracy</w:t>
+            </w:r>
+          </w:p>
+        </w:tc>
+        <w:tc>
+          <w:tcPr>
+            <w:tcBorders>
+              <w:bottom w:val="none" w:sz="0" w:space="0" w:color="000000"/>
+              <w:top w:val="single" w:sz="6" w:space="0" w:color="000000"/>
+              <w:left w:val="none" w:sz="0" w:space="0" w:color="000000"/>
+              <w:right w:val="none" w:sz="0" w:space="0" w:color="000000"/>
+            </w:tcBorders>
+            <w:shd w:val="clear" w:color="auto" w:fill="FFFFFF"/>
+            <w:tcMar>
+              <w:top w:w="0" w:type="dxa"/>
+              <w:bottom w:w="0" w:type="dxa"/>
+              <w:left w:w="0" w:type="dxa"/>
+              <w:right w:w="0" w:type="dxa"/>
+            </w:tcMar>
+            <w:vAlign w:val="center"/>
+          </w:tcPr>
+          <w:p>
+            <w:pPr>
+              <w:pStyle w:val="Normal"/>
+              <w:jc w:val="center"/>
+              <w:pBdr>
+                <w:bottom w:val="none" w:sz="0" w:space="0" w:color="000000"/>
+                <w:top w:val="none" w:sz="0" w:space="0" w:color="000000"/>
+                <w:left w:val="none" w:sz="0" w:space="0" w:color="000000"/>
+                <w:right w:val="none" w:sz="0" w:space="0" w:color="000000"/>
+              </w:pBdr>
+              <w:spacing w:after="40" w:before="40" w:line="240"/>
+              <w:ind w:left="100" w:right="100" w:firstLine="0" w:firstLineChars="0"/>
+              <w:rPr>
+                <w:rFonts w:ascii="Times New Roman" w:hAnsi="Times New Roman" w:eastAsia="Times New Roman" w:cs="Times New Roman"/>
+                <w:i w:val="false"/>
+                <w:b w:val="false"/>
+                <w:u w:val="none"/>
+                <w:sz w:val="22"/>
+                <w:szCs w:val="22"/>
+                <w:color w:val="000000"/>
+              </w:rPr>
+            </w:pPr>
+            <w:r xmlns:w="http://schemas.openxmlformats.org/wordprocessingml/2006/main" xmlns:wp="http://schemas.openxmlformats.org/drawingml/2006/wordprocessingDrawing" xmlns:r="http://schemas.openxmlformats.org/officeDocument/2006/relationships" xmlns:w14="http://schemas.microsoft.com/office/word/2010/wordml">
+              <w:rPr>
+                <w:rFonts w:ascii="Times New Roman" w:hAnsi="Times New Roman" w:eastAsia="Times New Roman" w:cs="Times New Roman"/>
+                <w:i w:val="false"/>
+                <w:b w:val="false"/>
+                <w:u w:val="none"/>
+                <w:sz w:val="22"/>
+                <w:szCs w:val="22"/>
+                <w:color w:val="000000"/>
+              </w:rPr>
+              <w:t xml:space="preserve">Overall</w:t>
+            </w:r>
+          </w:p>
+        </w:tc>
+        <w:tc>
+          <w:tcPr>
+            <w:tcBorders>
+              <w:bottom w:val="none" w:sz="0" w:space="0" w:color="000000"/>
+              <w:top w:val="single" w:sz="6" w:space="0" w:color="000000"/>
+              <w:left w:val="none" w:sz="0" w:space="0" w:color="000000"/>
+              <w:right w:val="none" w:sz="0" w:space="0" w:color="000000"/>
+            </w:tcBorders>
+            <w:shd w:val="clear" w:color="auto" w:fill="FFFFFF"/>
+            <w:tcMar>
+              <w:top w:w="0" w:type="dxa"/>
+              <w:bottom w:w="0" w:type="dxa"/>
+              <w:left w:w="0" w:type="dxa"/>
+              <w:right w:w="0" w:type="dxa"/>
+            </w:tcMar>
+            <w:vAlign w:val="center"/>
+          </w:tcPr>
+          <w:p>
+            <w:pPr>
+              <w:pStyle w:val="Normal"/>
+              <w:jc w:val="center"/>
+              <w:pBdr>
+                <w:bottom w:val="none" w:sz="0" w:space="0" w:color="000000"/>
+                <w:top w:val="none" w:sz="0" w:space="0" w:color="000000"/>
+                <w:left w:val="none" w:sz="0" w:space="0" w:color="000000"/>
+                <w:right w:val="none" w:sz="0" w:space="0" w:color="000000"/>
+              </w:pBdr>
+              <w:spacing w:after="40" w:before="40" w:line="240"/>
+              <w:ind w:left="100" w:right="100" w:firstLine="0" w:firstLineChars="0"/>
+              <w:rPr>
+                <w:rFonts w:ascii="Times New Roman" w:hAnsi="Times New Roman" w:eastAsia="Times New Roman" w:cs="Times New Roman"/>
+                <w:i w:val="false"/>
+                <w:b w:val="false"/>
+                <w:u w:val="none"/>
+                <w:sz w:val="22"/>
+                <w:szCs w:val="22"/>
+                <w:color w:val="000000"/>
+              </w:rPr>
+            </w:pPr>
+            <w:r xmlns:w="http://schemas.openxmlformats.org/wordprocessingml/2006/main" xmlns:wp="http://schemas.openxmlformats.org/drawingml/2006/wordprocessingDrawing" xmlns:r="http://schemas.openxmlformats.org/officeDocument/2006/relationships" xmlns:w14="http://schemas.microsoft.com/office/word/2010/wordml">
+              <w:rPr>
+                <w:rFonts w:ascii="Times New Roman" w:hAnsi="Times New Roman" w:eastAsia="Times New Roman" w:cs="Times New Roman"/>
+                <w:i w:val="false"/>
+                <w:b w:val="false"/>
+                <w:u w:val="none"/>
+                <w:sz w:val="22"/>
+                <w:szCs w:val="22"/>
+                <w:color w:val="000000"/>
+              </w:rPr>
+              <w:t xml:space="preserve">0.89</w:t>
+            </w:r>
+          </w:p>
+        </w:tc>
+        <w:tc>
+          <w:tcPr>
+            <w:tcBorders>
+              <w:bottom w:val="none" w:sz="0" w:space="0" w:color="000000"/>
+              <w:top w:val="single" w:sz="6" w:space="0" w:color="000000"/>
+              <w:left w:val="none" w:sz="0" w:space="0" w:color="000000"/>
+              <w:right w:val="none" w:sz="0" w:space="0" w:color="000000"/>
+            </w:tcBorders>
+            <w:shd w:val="clear" w:color="auto" w:fill="FFFFFF"/>
+            <w:tcMar>
+              <w:top w:w="0" w:type="dxa"/>
+              <w:bottom w:w="0" w:type="dxa"/>
+              <w:left w:w="0" w:type="dxa"/>
+              <w:right w:w="0" w:type="dxa"/>
+            </w:tcMar>
+            <w:vAlign w:val="center"/>
+          </w:tcPr>
+          <w:p>
+            <w:pPr>
+              <w:pStyle w:val="Normal"/>
+              <w:jc w:val="center"/>
+              <w:pBdr>
+                <w:bottom w:val="none" w:sz="0" w:space="0" w:color="000000"/>
+                <w:top w:val="none" w:sz="0" w:space="0" w:color="000000"/>
+                <w:left w:val="none" w:sz="0" w:space="0" w:color="000000"/>
+                <w:right w:val="none" w:sz="0" w:space="0" w:color="000000"/>
+              </w:pBdr>
+              <w:spacing w:after="40" w:before="40" w:line="240"/>
+              <w:ind w:left="100" w:right="100" w:firstLine="0" w:firstLineChars="0"/>
+              <w:rPr>
+                <w:rFonts w:ascii="Times New Roman" w:hAnsi="Times New Roman" w:eastAsia="Times New Roman" w:cs="Times New Roman"/>
+                <w:i w:val="false"/>
+                <w:b w:val="false"/>
+                <w:u w:val="none"/>
+                <w:sz w:val="22"/>
+                <w:szCs w:val="22"/>
+                <w:color w:val="000000"/>
+              </w:rPr>
+            </w:pPr>
+            <w:r xmlns:w="http://schemas.openxmlformats.org/wordprocessingml/2006/main" xmlns:wp="http://schemas.openxmlformats.org/drawingml/2006/wordprocessingDrawing" xmlns:r="http://schemas.openxmlformats.org/officeDocument/2006/relationships" xmlns:w14="http://schemas.microsoft.com/office/word/2010/wordml">
+              <w:rPr>
+                <w:rFonts w:ascii="Times New Roman" w:hAnsi="Times New Roman" w:eastAsia="Times New Roman" w:cs="Times New Roman"/>
+                <w:i w:val="false"/>
+                <w:b w:val="false"/>
+                <w:u w:val="none"/>
+                <w:sz w:val="22"/>
+                <w:szCs w:val="22"/>
+                <w:color w:val="000000"/>
+              </w:rPr>
+              <w:t xml:space="preserve">0.90</w:t>
+            </w:r>
+          </w:p>
+        </w:tc>
+        <w:tc>
+          <w:tcPr>
+            <w:tcBorders>
+              <w:bottom w:val="none" w:sz="0" w:space="0" w:color="000000"/>
+              <w:top w:val="single" w:sz="6" w:space="0" w:color="000000"/>
+              <w:left w:val="none" w:sz="0" w:space="0" w:color="000000"/>
+              <w:right w:val="none" w:sz="0" w:space="0" w:color="000000"/>
+            </w:tcBorders>
+            <w:shd w:val="clear" w:color="auto" w:fill="FFFFFF"/>
+            <w:tcMar>
+              <w:top w:w="0" w:type="dxa"/>
+              <w:bottom w:w="0" w:type="dxa"/>
+              <w:left w:w="0" w:type="dxa"/>
+              <w:right w:w="0" w:type="dxa"/>
+            </w:tcMar>
+            <w:vAlign w:val="center"/>
+          </w:tcPr>
+          <w:p>
+            <w:pPr>
+              <w:pStyle w:val="Normal"/>
+              <w:jc w:val="center"/>
+              <w:pBdr>
+                <w:bottom w:val="none" w:sz="0" w:space="0" w:color="000000"/>
+                <w:top w:val="none" w:sz="0" w:space="0" w:color="000000"/>
+                <w:left w:val="none" w:sz="0" w:space="0" w:color="000000"/>
+                <w:right w:val="none" w:sz="0" w:space="0" w:color="000000"/>
+              </w:pBdr>
+              <w:spacing w:after="40" w:before="40" w:line="240"/>
+              <w:ind w:left="100" w:right="100" w:firstLine="0" w:firstLineChars="0"/>
+              <w:rPr>
+                <w:rFonts w:ascii="Times New Roman" w:hAnsi="Times New Roman" w:eastAsia="Times New Roman" w:cs="Times New Roman"/>
+                <w:i w:val="false"/>
+                <w:b w:val="false"/>
+                <w:u w:val="none"/>
+                <w:sz w:val="22"/>
+                <w:szCs w:val="22"/>
+                <w:color w:val="000000"/>
+              </w:rPr>
+            </w:pPr>
+            <w:r xmlns:w="http://schemas.openxmlformats.org/wordprocessingml/2006/main" xmlns:wp="http://schemas.openxmlformats.org/drawingml/2006/wordprocessingDrawing" xmlns:r="http://schemas.openxmlformats.org/officeDocument/2006/relationships" xmlns:w14="http://schemas.microsoft.com/office/word/2010/wordml">
+              <w:rPr>
+                <w:rFonts w:ascii="Times New Roman" w:hAnsi="Times New Roman" w:eastAsia="Times New Roman" w:cs="Times New Roman"/>
+                <w:i w:val="false"/>
+                <w:b w:val="false"/>
+                <w:u w:val="none"/>
+                <w:sz w:val="22"/>
+                <w:szCs w:val="22"/>
+                <w:color w:val="000000"/>
+              </w:rPr>
+              <w:t xml:space="preserve">0.87</w:t>
+            </w:r>
+          </w:p>
+        </w:tc>
+        <w:tc>
+          <w:tcPr>
+            <w:tcBorders>
+              <w:bottom w:val="none" w:sz="0" w:space="0" w:color="000000"/>
+              <w:top w:val="single" w:sz="6" w:space="0" w:color="000000"/>
+              <w:left w:val="none" w:sz="0" w:space="0" w:color="000000"/>
+              <w:right w:val="none" w:sz="0" w:space="0" w:color="000000"/>
+            </w:tcBorders>
+            <w:shd w:val="clear" w:color="auto" w:fill="FFFFFF"/>
+            <w:tcMar>
+              <w:top w:w="0" w:type="dxa"/>
+              <w:bottom w:w="0" w:type="dxa"/>
+              <w:left w:w="0" w:type="dxa"/>
+              <w:right w:w="0" w:type="dxa"/>
+            </w:tcMar>
+            <w:vAlign w:val="center"/>
+          </w:tcPr>
+          <w:p>
+            <w:pPr>
+              <w:pStyle w:val="Normal"/>
+              <w:jc w:val="center"/>
+              <w:pBdr>
+                <w:bottom w:val="none" w:sz="0" w:space="0" w:color="000000"/>
+                <w:top w:val="none" w:sz="0" w:space="0" w:color="000000"/>
+                <w:left w:val="none" w:sz="0" w:space="0" w:color="000000"/>
+                <w:right w:val="none" w:sz="0" w:space="0" w:color="000000"/>
+              </w:pBdr>
+              <w:spacing w:after="40" w:before="40" w:line="240"/>
+              <w:ind w:left="100" w:right="100" w:firstLine="0" w:firstLineChars="0"/>
+              <w:rPr>
+                <w:rFonts w:ascii="Times New Roman" w:hAnsi="Times New Roman" w:eastAsia="Times New Roman" w:cs="Times New Roman"/>
+                <w:i w:val="false"/>
+                <w:b w:val="false"/>
+                <w:u w:val="none"/>
+                <w:sz w:val="22"/>
+                <w:szCs w:val="22"/>
+                <w:color w:val="000000"/>
+              </w:rPr>
+            </w:pPr>
+            <w:r xmlns:w="http://schemas.openxmlformats.org/wordprocessingml/2006/main" xmlns:wp="http://schemas.openxmlformats.org/drawingml/2006/wordprocessingDrawing" xmlns:r="http://schemas.openxmlformats.org/officeDocument/2006/relationships" xmlns:w14="http://schemas.microsoft.com/office/word/2010/wordml">
+              <w:rPr>
+                <w:rFonts w:ascii="Times New Roman" w:hAnsi="Times New Roman" w:eastAsia="Times New Roman" w:cs="Times New Roman"/>
+                <w:i w:val="false"/>
+                <w:b w:val="false"/>
+                <w:u w:val="none"/>
+                <w:sz w:val="22"/>
+                <w:szCs w:val="22"/>
+                <w:color w:val="000000"/>
+              </w:rPr>
+              <w:t xml:space="preserve">0.95</w:t>
+            </w:r>
+          </w:p>
+        </w:tc>
+      </w:tr>
+      <w:tr>
+        <w:trPr>
+          <w:trHeight w:val="360" w:hRule="auto"/>
+        </w:trPr>
+        body 2
+        <w:tc>
+          <w:tcPr>
+            <w:tcBorders>
+              <w:bottom w:val="single" w:sz="8" w:space="0" w:color="666666"/>
+              <w:top w:val="none" w:sz="0" w:space="0" w:color="000000"/>
+              <w:left w:val="none" w:sz="0" w:space="0" w:color="000000"/>
+              <w:right w:val="none" w:sz="0" w:space="0" w:color="000000"/>
+            </w:tcBorders>
+            <w:shd w:val="clear" w:color="auto" w:fill="FFFFFF"/>
+            <w:tcMar>
+              <w:top w:w="0" w:type="dxa"/>
+              <w:bottom w:w="0" w:type="dxa"/>
+              <w:left w:w="0" w:type="dxa"/>
+              <w:right w:w="0" w:type="dxa"/>
+            </w:tcMar>
+            <w:vAlign w:val="center"/>
+          </w:tcPr>
+          <w:p>
+            <w:pPr>
+              <w:pStyle w:val="Normal"/>
+              <w:jc w:val="center"/>
+              <w:pBdr>
+                <w:bottom w:val="none" w:sz="0" w:space="0" w:color="000000"/>
+                <w:top w:val="none" w:sz="0" w:space="0" w:color="000000"/>
+                <w:left w:val="none" w:sz="0" w:space="0" w:color="000000"/>
+                <w:right w:val="none" w:sz="0" w:space="0" w:color="000000"/>
+              </w:pBdr>
+              <w:spacing w:after="40" w:before="40" w:line="240"/>
+              <w:ind w:left="100" w:right="100" w:firstLine="0" w:firstLineChars="0"/>
+              <w:rPr>
+                <w:rFonts w:ascii="Times New Roman" w:hAnsi="Times New Roman" w:eastAsia="Times New Roman" w:cs="Times New Roman"/>
+                <w:i w:val="false"/>
+                <w:b w:val="false"/>
+                <w:u w:val="none"/>
+                <w:sz w:val="22"/>
+                <w:szCs w:val="22"/>
+                <w:color w:val="000000"/>
+              </w:rPr>
+            </w:pPr>
+            <w:r xmlns:w="http://schemas.openxmlformats.org/wordprocessingml/2006/main" xmlns:wp="http://schemas.openxmlformats.org/drawingml/2006/wordprocessingDrawing" xmlns:r="http://schemas.openxmlformats.org/officeDocument/2006/relationships" xmlns:w14="http://schemas.microsoft.com/office/word/2010/wordml">
+              <w:rPr>
+                <w:rFonts w:ascii="Times New Roman" w:hAnsi="Times New Roman" w:eastAsia="Times New Roman" w:cs="Times New Roman"/>
+                <w:i w:val="false"/>
+                <w:b w:val="false"/>
+                <w:u w:val="none"/>
+                <w:sz w:val="22"/>
+                <w:szCs w:val="22"/>
+                <w:color w:val="000000"/>
+              </w:rPr>
+              <w:t xml:space="preserve">Kappa</w:t>
+            </w:r>
+          </w:p>
+        </w:tc>
+        <w:tc>
+          <w:tcPr>
+            <w:tcBorders>
+              <w:bottom w:val="single" w:sz="8" w:space="0" w:color="666666"/>
+              <w:top w:val="none" w:sz="0" w:space="0" w:color="000000"/>
+              <w:left w:val="none" w:sz="0" w:space="0" w:color="000000"/>
+              <w:right w:val="none" w:sz="0" w:space="0" w:color="000000"/>
+            </w:tcBorders>
+            <w:shd w:val="clear" w:color="auto" w:fill="FFFFFF"/>
+            <w:tcMar>
+              <w:top w:w="0" w:type="dxa"/>
+              <w:bottom w:w="0" w:type="dxa"/>
+              <w:left w:w="0" w:type="dxa"/>
+              <w:right w:w="0" w:type="dxa"/>
+            </w:tcMar>
+            <w:vAlign w:val="center"/>
+          </w:tcPr>
+          <w:p>
+            <w:pPr>
+              <w:pStyle w:val="Normal"/>
+              <w:jc w:val="center"/>
+              <w:pBdr>
+                <w:bottom w:val="none" w:sz="0" w:space="0" w:color="000000"/>
+                <w:top w:val="none" w:sz="0" w:space="0" w:color="000000"/>
+                <w:left w:val="none" w:sz="0" w:space="0" w:color="000000"/>
+                <w:right w:val="none" w:sz="0" w:space="0" w:color="000000"/>
+              </w:pBdr>
+              <w:spacing w:after="40" w:before="40" w:line="240"/>
+              <w:ind w:left="100" w:right="100" w:firstLine="0" w:firstLineChars="0"/>
+              <w:rPr>
+                <w:rFonts w:ascii="Times New Roman" w:hAnsi="Times New Roman" w:eastAsia="Times New Roman" w:cs="Times New Roman"/>
+                <w:i w:val="false"/>
+                <w:b w:val="false"/>
+                <w:u w:val="none"/>
+                <w:sz w:val="22"/>
+                <w:szCs w:val="22"/>
+                <w:color w:val="000000"/>
+              </w:rPr>
+            </w:pPr>
+            <w:r xmlns:w="http://schemas.openxmlformats.org/wordprocessingml/2006/main" xmlns:wp="http://schemas.openxmlformats.org/drawingml/2006/wordprocessingDrawing" xmlns:r="http://schemas.openxmlformats.org/officeDocument/2006/relationships" xmlns:w14="http://schemas.microsoft.com/office/word/2010/wordml">
+              <w:rPr>
+                <w:rFonts w:ascii="Times New Roman" w:hAnsi="Times New Roman" w:eastAsia="Times New Roman" w:cs="Times New Roman"/>
+                <w:i w:val="false"/>
+                <w:b w:val="false"/>
+                <w:u w:val="none"/>
+                <w:sz w:val="22"/>
+                <w:szCs w:val="22"/>
+                <w:color w:val="000000"/>
+              </w:rPr>
+              <w:t xml:space="preserve">Overall</w:t>
+            </w:r>
+          </w:p>
+        </w:tc>
+        <w:tc>
+          <w:tcPr>
+            <w:tcBorders>
+              <w:bottom w:val="single" w:sz="8" w:space="0" w:color="666666"/>
+              <w:top w:val="none" w:sz="0" w:space="0" w:color="000000"/>
+              <w:left w:val="none" w:sz="0" w:space="0" w:color="000000"/>
+              <w:right w:val="none" w:sz="0" w:space="0" w:color="000000"/>
+            </w:tcBorders>
+            <w:shd w:val="clear" w:color="auto" w:fill="FFFFFF"/>
+            <w:tcMar>
+              <w:top w:w="0" w:type="dxa"/>
+              <w:bottom w:w="0" w:type="dxa"/>
+              <w:left w:w="0" w:type="dxa"/>
+              <w:right w:w="0" w:type="dxa"/>
+            </w:tcMar>
+            <w:vAlign w:val="center"/>
+          </w:tcPr>
+          <w:p>
+            <w:pPr>
+              <w:pStyle w:val="Normal"/>
+              <w:jc w:val="center"/>
+              <w:pBdr>
+                <w:bottom w:val="none" w:sz="0" w:space="0" w:color="000000"/>
+                <w:top w:val="none" w:sz="0" w:space="0" w:color="000000"/>
+                <w:left w:val="none" w:sz="0" w:space="0" w:color="000000"/>
+                <w:right w:val="none" w:sz="0" w:space="0" w:color="000000"/>
+              </w:pBdr>
+              <w:spacing w:after="40" w:before="40" w:line="240"/>
+              <w:ind w:left="100" w:right="100" w:firstLine="0" w:firstLineChars="0"/>
+              <w:rPr>
+                <w:rFonts w:ascii="Times New Roman" w:hAnsi="Times New Roman" w:eastAsia="Times New Roman" w:cs="Times New Roman"/>
+                <w:i w:val="false"/>
+                <w:b w:val="false"/>
+                <w:u w:val="none"/>
+                <w:sz w:val="22"/>
+                <w:szCs w:val="22"/>
+                <w:color w:val="000000"/>
+              </w:rPr>
+            </w:pPr>
+            <w:r xmlns:w="http://schemas.openxmlformats.org/wordprocessingml/2006/main" xmlns:wp="http://schemas.openxmlformats.org/drawingml/2006/wordprocessingDrawing" xmlns:r="http://schemas.openxmlformats.org/officeDocument/2006/relationships" xmlns:w14="http://schemas.microsoft.com/office/word/2010/wordml">
+              <w:rPr>
+                <w:rFonts w:ascii="Times New Roman" w:hAnsi="Times New Roman" w:eastAsia="Times New Roman" w:cs="Times New Roman"/>
+                <w:i w:val="false"/>
+                <w:b w:val="false"/>
+                <w:u w:val="none"/>
+                <w:sz w:val="22"/>
+                <w:szCs w:val="22"/>
+                <w:color w:val="000000"/>
+              </w:rPr>
+              <w:t xml:space="preserve">0.84</w:t>
+            </w:r>
+          </w:p>
+        </w:tc>
+        <w:tc>
+          <w:tcPr>
+            <w:tcBorders>
+              <w:bottom w:val="single" w:sz="8" w:space="0" w:color="666666"/>
+              <w:top w:val="none" w:sz="0" w:space="0" w:color="000000"/>
+              <w:left w:val="none" w:sz="0" w:space="0" w:color="000000"/>
+              <w:right w:val="none" w:sz="0" w:space="0" w:color="000000"/>
+            </w:tcBorders>
+            <w:shd w:val="clear" w:color="auto" w:fill="FFFFFF"/>
+            <w:tcMar>
+              <w:top w:w="0" w:type="dxa"/>
+              <w:bottom w:w="0" w:type="dxa"/>
+              <w:left w:w="0" w:type="dxa"/>
+              <w:right w:w="0" w:type="dxa"/>
+            </w:tcMar>
+            <w:vAlign w:val="center"/>
+          </w:tcPr>
+          <w:p>
+            <w:pPr>
+              <w:pStyle w:val="Normal"/>
+              <w:jc w:val="center"/>
+              <w:pBdr>
+                <w:bottom w:val="none" w:sz="0" w:space="0" w:color="000000"/>
+                <w:top w:val="none" w:sz="0" w:space="0" w:color="000000"/>
+                <w:left w:val="none" w:sz="0" w:space="0" w:color="000000"/>
+                <w:right w:val="none" w:sz="0" w:space="0" w:color="000000"/>
+              </w:pBdr>
+              <w:spacing w:after="40" w:before="40" w:line="240"/>
+              <w:ind w:left="100" w:right="100" w:firstLine="0" w:firstLineChars="0"/>
+              <w:rPr>
+                <w:rFonts w:ascii="Times New Roman" w:hAnsi="Times New Roman" w:eastAsia="Times New Roman" w:cs="Times New Roman"/>
+                <w:i w:val="false"/>
+                <w:b w:val="false"/>
+                <w:u w:val="none"/>
+                <w:sz w:val="22"/>
+                <w:szCs w:val="22"/>
+                <w:color w:val="000000"/>
+              </w:rPr>
+            </w:pPr>
+            <w:r xmlns:w="http://schemas.openxmlformats.org/wordprocessingml/2006/main" xmlns:wp="http://schemas.openxmlformats.org/drawingml/2006/wordprocessingDrawing" xmlns:r="http://schemas.openxmlformats.org/officeDocument/2006/relationships" xmlns:w14="http://schemas.microsoft.com/office/word/2010/wordml">
+              <w:rPr>
+                <w:rFonts w:ascii="Times New Roman" w:hAnsi="Times New Roman" w:eastAsia="Times New Roman" w:cs="Times New Roman"/>
+                <w:i w:val="false"/>
+                <w:b w:val="false"/>
+                <w:u w:val="none"/>
+                <w:sz w:val="22"/>
+                <w:szCs w:val="22"/>
+                <w:color w:val="000000"/>
+              </w:rPr>
+              <w:t xml:space="preserve">0.83</w:t>
+            </w:r>
+          </w:p>
+        </w:tc>
+        <w:tc>
+          <w:tcPr>
+            <w:tcBorders>
+              <w:bottom w:val="single" w:sz="8" w:space="0" w:color="666666"/>
+              <w:top w:val="none" w:sz="0" w:space="0" w:color="000000"/>
+              <w:left w:val="none" w:sz="0" w:space="0" w:color="000000"/>
+              <w:right w:val="none" w:sz="0" w:space="0" w:color="000000"/>
+            </w:tcBorders>
+            <w:shd w:val="clear" w:color="auto" w:fill="FFFFFF"/>
+            <w:tcMar>
+              <w:top w:w="0" w:type="dxa"/>
+              <w:bottom w:w="0" w:type="dxa"/>
+              <w:left w:w="0" w:type="dxa"/>
+              <w:right w:w="0" w:type="dxa"/>
+            </w:tcMar>
+            <w:vAlign w:val="center"/>
+          </w:tcPr>
+          <w:p>
+            <w:pPr>
+              <w:pStyle w:val="Normal"/>
+              <w:jc w:val="center"/>
+              <w:pBdr>
+                <w:bottom w:val="none" w:sz="0" w:space="0" w:color="000000"/>
+                <w:top w:val="none" w:sz="0" w:space="0" w:color="000000"/>
+                <w:left w:val="none" w:sz="0" w:space="0" w:color="000000"/>
+                <w:right w:val="none" w:sz="0" w:space="0" w:color="000000"/>
+              </w:pBdr>
+              <w:spacing w:after="40" w:before="40" w:line="240"/>
+              <w:ind w:left="100" w:right="100" w:firstLine="0" w:firstLineChars="0"/>
+              <w:rPr>
+                <w:rFonts w:ascii="Times New Roman" w:hAnsi="Times New Roman" w:eastAsia="Times New Roman" w:cs="Times New Roman"/>
+                <w:i w:val="false"/>
+                <w:b w:val="false"/>
+                <w:u w:val="none"/>
+                <w:sz w:val="22"/>
+                <w:szCs w:val="22"/>
+                <w:color w:val="000000"/>
+              </w:rPr>
+            </w:pPr>
+            <w:r xmlns:w="http://schemas.openxmlformats.org/wordprocessingml/2006/main" xmlns:wp="http://schemas.openxmlformats.org/drawingml/2006/wordprocessingDrawing" xmlns:r="http://schemas.openxmlformats.org/officeDocument/2006/relationships" xmlns:w14="http://schemas.microsoft.com/office/word/2010/wordml">
+              <w:rPr>
+                <w:rFonts w:ascii="Times New Roman" w:hAnsi="Times New Roman" w:eastAsia="Times New Roman" w:cs="Times New Roman"/>
+                <w:i w:val="false"/>
+                <w:b w:val="false"/>
+                <w:u w:val="none"/>
+                <w:sz w:val="22"/>
+                <w:szCs w:val="22"/>
+                <w:color w:val="000000"/>
+              </w:rPr>
+              <w:t xml:space="preserve">0.70</w:t>
+            </w:r>
+          </w:p>
+        </w:tc>
+        <w:tc>
+          <w:tcPr>
+            <w:tcBorders>
+              <w:bottom w:val="single" w:sz="8" w:space="0" w:color="666666"/>
+              <w:top w:val="none" w:sz="0" w:space="0" w:color="000000"/>
+              <w:left w:val="none" w:sz="0" w:space="0" w:color="000000"/>
+              <w:right w:val="none" w:sz="0" w:space="0" w:color="000000"/>
+            </w:tcBorders>
+            <w:shd w:val="clear" w:color="auto" w:fill="FFFFFF"/>
+            <w:tcMar>
+              <w:top w:w="0" w:type="dxa"/>
+              <w:bottom w:w="0" w:type="dxa"/>
+              <w:left w:w="0" w:type="dxa"/>
+              <w:right w:w="0" w:type="dxa"/>
+            </w:tcMar>
+            <w:vAlign w:val="center"/>
+          </w:tcPr>
+          <w:p>
+            <w:pPr>
+              <w:pStyle w:val="Normal"/>
+              <w:jc w:val="center"/>
+              <w:pBdr>
+                <w:bottom w:val="none" w:sz="0" w:space="0" w:color="000000"/>
+                <w:top w:val="none" w:sz="0" w:space="0" w:color="000000"/>
+                <w:left w:val="none" w:sz="0" w:space="0" w:color="000000"/>
+                <w:right w:val="none" w:sz="0" w:space="0" w:color="000000"/>
+              </w:pBdr>
+              <w:spacing w:after="40" w:before="40" w:line="240"/>
+              <w:ind w:left="100" w:right="100" w:firstLine="0" w:firstLineChars="0"/>
+              <w:rPr>
+                <w:rFonts w:ascii="Times New Roman" w:hAnsi="Times New Roman" w:eastAsia="Times New Roman" w:cs="Times New Roman"/>
+                <w:i w:val="false"/>
+                <w:b w:val="false"/>
+                <w:u w:val="none"/>
+                <w:sz w:val="22"/>
+                <w:szCs w:val="22"/>
+                <w:color w:val="000000"/>
+              </w:rPr>
+            </w:pPr>
+            <w:r xmlns:w="http://schemas.openxmlformats.org/wordprocessingml/2006/main" xmlns:wp="http://schemas.openxmlformats.org/drawingml/2006/wordprocessingDrawing" xmlns:r="http://schemas.openxmlformats.org/officeDocument/2006/relationships" xmlns:w14="http://schemas.microsoft.com/office/word/2010/wordml">
+              <w:rPr>
+                <w:rFonts w:ascii="Times New Roman" w:hAnsi="Times New Roman" w:eastAsia="Times New Roman" w:cs="Times New Roman"/>
+                <w:i w:val="false"/>
+                <w:b w:val="false"/>
+                <w:u w:val="none"/>
+                <w:sz w:val="22"/>
+                <w:szCs w:val="22"/>
+                <w:color w:val="000000"/>
+              </w:rPr>
+              <w:t xml:space="preserve">0.99</w:t>
+            </w:r>
+          </w:p>
+        </w:tc>
+      </w:tr>
+      <w:tr>
+        <w:trPr>
+          <w:trHeight w:val="360" w:hRule="auto"/>
+        </w:trPr>
+        body 3
+        <w:tc>
+          <w:tcPr>
+            <w:vMerge w:val="restart"/>
+            <w:tcBorders>
+              <w:bottom w:val="single" w:sz="8" w:space="0" w:color="666666"/>
+              <w:top w:val="single" w:sz="8" w:space="0" w:color="666666"/>
+              <w:left w:val="none" w:sz="0" w:space="0" w:color="000000"/>
+              <w:right w:val="none" w:sz="0" w:space="0" w:color="000000"/>
+            </w:tcBorders>
+            <w:shd w:val="clear" w:color="auto" w:fill="FFFFFF"/>
+            <w:tcMar>
+              <w:top w:w="0" w:type="dxa"/>
+              <w:bottom w:w="0" w:type="dxa"/>
+              <w:left w:w="0" w:type="dxa"/>
+              <w:right w:w="0" w:type="dxa"/>
+            </w:tcMar>
+            <w:vAlign w:val="center"/>
+          </w:tcPr>
+          <w:p>
+            <w:pPr>
+              <w:pStyle w:val="Normal"/>
+              <w:jc w:val="center"/>
+              <w:pBdr>
+                <w:bottom w:val="none" w:sz="0" w:space="0" w:color="000000"/>
+                <w:top w:val="none" w:sz="0" w:space="0" w:color="000000"/>
+                <w:left w:val="none" w:sz="0" w:space="0" w:color="000000"/>
+                <w:right w:val="none" w:sz="0" w:space="0" w:color="000000"/>
+              </w:pBdr>
+              <w:spacing w:after="40" w:before="40" w:line="240"/>
+              <w:ind w:left="100" w:right="100" w:firstLine="0" w:firstLineChars="0"/>
+              <w:rPr>
+                <w:rFonts w:ascii="Times New Roman" w:hAnsi="Times New Roman" w:eastAsia="Times New Roman" w:cs="Times New Roman"/>
+                <w:i w:val="false"/>
+                <w:b w:val="false"/>
+                <w:u w:val="none"/>
+                <w:sz w:val="22"/>
+                <w:szCs w:val="22"/>
+                <w:color w:val="000000"/>
+              </w:rPr>
+            </w:pPr>
+            <w:r xmlns:w="http://schemas.openxmlformats.org/wordprocessingml/2006/main" xmlns:wp="http://schemas.openxmlformats.org/drawingml/2006/wordprocessingDrawing" xmlns:r="http://schemas.openxmlformats.org/officeDocument/2006/relationships" xmlns:w14="http://schemas.microsoft.com/office/word/2010/wordml">
+              <w:rPr>
+                <w:rFonts w:ascii="Times New Roman" w:hAnsi="Times New Roman" w:eastAsia="Times New Roman" w:cs="Times New Roman"/>
+                <w:i w:val="false"/>
+                <w:b w:val="false"/>
+                <w:u w:val="none"/>
+                <w:sz w:val="22"/>
+                <w:szCs w:val="22"/>
+                <w:color w:val="000000"/>
+              </w:rPr>
+              <w:t xml:space="preserve">Sensitivity</w:t>
+            </w:r>
+          </w:p>
+        </w:tc>
+        <w:tc>
+          <w:tcPr>
+            <w:tcBorders>
+              <w:bottom w:val="none" w:sz="0" w:space="0" w:color="000000"/>
+              <w:top w:val="single" w:sz="8" w:space="0" w:color="666666"/>
+              <w:left w:val="none" w:sz="0" w:space="0" w:color="000000"/>
+              <w:right w:val="none" w:sz="0" w:space="0" w:color="000000"/>
+            </w:tcBorders>
+            <w:shd w:val="clear" w:color="auto" w:fill="FFFFFF"/>
+            <w:tcMar>
+              <w:top w:w="0" w:type="dxa"/>
+              <w:bottom w:w="0" w:type="dxa"/>
+              <w:left w:w="0" w:type="dxa"/>
+              <w:right w:w="0" w:type="dxa"/>
+            </w:tcMar>
+            <w:vAlign w:val="center"/>
+          </w:tcPr>
+          <w:p>
+            <w:pPr>
+              <w:pStyle w:val="Normal"/>
+              <w:jc w:val="center"/>
+              <w:pBdr>
+                <w:bottom w:val="none" w:sz="0" w:space="0" w:color="000000"/>
+                <w:top w:val="none" w:sz="0" w:space="0" w:color="000000"/>
+                <w:left w:val="none" w:sz="0" w:space="0" w:color="000000"/>
+                <w:right w:val="none" w:sz="0" w:space="0" w:color="000000"/>
+              </w:pBdr>
+              <w:spacing w:after="40" w:before="40" w:line="240"/>
+              <w:ind w:left="100" w:right="100" w:firstLine="0" w:firstLineChars="0"/>
+              <w:rPr>
+                <w:rFonts w:ascii="Times New Roman" w:hAnsi="Times New Roman" w:eastAsia="Times New Roman" w:cs="Times New Roman"/>
+                <w:i w:val="false"/>
+                <w:b w:val="false"/>
+                <w:u w:val="none"/>
+                <w:sz w:val="22"/>
+                <w:szCs w:val="22"/>
+                <w:color w:val="000000"/>
+              </w:rPr>
+            </w:pPr>
+            <w:r xmlns:w="http://schemas.openxmlformats.org/wordprocessingml/2006/main" xmlns:wp="http://schemas.openxmlformats.org/drawingml/2006/wordprocessingDrawing" xmlns:r="http://schemas.openxmlformats.org/officeDocument/2006/relationships" xmlns:w14="http://schemas.microsoft.com/office/word/2010/wordml">
+              <w:rPr>
+                <w:rFonts w:ascii="Times New Roman" w:hAnsi="Times New Roman" w:eastAsia="Times New Roman" w:cs="Times New Roman"/>
+                <w:i w:val="false"/>
+                <w:b w:val="false"/>
+                <w:u w:val="none"/>
+                <w:sz w:val="22"/>
+                <w:szCs w:val="22"/>
+                <w:color w:val="000000"/>
+              </w:rPr>
+              <w:t xml:space="preserve">Held</w:t>
+            </w:r>
+          </w:p>
+        </w:tc>
+        <w:tc>
+          <w:tcPr>
+            <w:tcBorders>
+              <w:bottom w:val="none" w:sz="0" w:space="0" w:color="000000"/>
+              <w:top w:val="single" w:sz="8" w:space="0" w:color="666666"/>
+              <w:left w:val="none" w:sz="0" w:space="0" w:color="000000"/>
+              <w:right w:val="none" w:sz="0" w:space="0" w:color="000000"/>
+            </w:tcBorders>
+            <w:shd w:val="clear" w:color="auto" w:fill="FFFFFF"/>
+            <w:tcMar>
+              <w:top w:w="0" w:type="dxa"/>
+              <w:bottom w:w="0" w:type="dxa"/>
+              <w:left w:w="0" w:type="dxa"/>
+              <w:right w:w="0" w:type="dxa"/>
+            </w:tcMar>
+            <w:vAlign w:val="center"/>
+          </w:tcPr>
+          <w:p>
+            <w:pPr>
+              <w:pStyle w:val="Normal"/>
+              <w:jc w:val="center"/>
+              <w:pBdr>
+                <w:bottom w:val="none" w:sz="0" w:space="0" w:color="000000"/>
+                <w:top w:val="none" w:sz="0" w:space="0" w:color="000000"/>
+                <w:left w:val="none" w:sz="0" w:space="0" w:color="000000"/>
+                <w:right w:val="none" w:sz="0" w:space="0" w:color="000000"/>
+              </w:pBdr>
+              <w:spacing w:after="40" w:before="40" w:line="240"/>
+              <w:ind w:left="100" w:right="100" w:firstLine="0" w:firstLineChars="0"/>
+              <w:rPr>
+                <w:rFonts w:ascii="Times New Roman" w:hAnsi="Times New Roman" w:eastAsia="Times New Roman" w:cs="Times New Roman"/>
+                <w:i w:val="false"/>
+                <w:b w:val="false"/>
+                <w:u w:val="none"/>
+                <w:sz w:val="22"/>
+                <w:szCs w:val="22"/>
+                <w:color w:val="000000"/>
+              </w:rPr>
+            </w:pPr>
+            <w:r xmlns:w="http://schemas.openxmlformats.org/wordprocessingml/2006/main" xmlns:wp="http://schemas.openxmlformats.org/drawingml/2006/wordprocessingDrawing" xmlns:r="http://schemas.openxmlformats.org/officeDocument/2006/relationships" xmlns:w14="http://schemas.microsoft.com/office/word/2010/wordml">
+              <w:rPr>
+                <w:rFonts w:ascii="Times New Roman" w:hAnsi="Times New Roman" w:eastAsia="Times New Roman" w:cs="Times New Roman"/>
+                <w:i w:val="false"/>
+                <w:b w:val="false"/>
+                <w:u w:val="none"/>
+                <w:sz w:val="22"/>
+                <w:szCs w:val="22"/>
+                <w:color w:val="000000"/>
+              </w:rPr>
+              <w:t xml:space="preserve">0.84</w:t>
+            </w:r>
+          </w:p>
+        </w:tc>
+        <w:tc>
+          <w:tcPr>
+            <w:tcBorders>
+              <w:bottom w:val="none" w:sz="0" w:space="0" w:color="000000"/>
+              <w:top w:val="single" w:sz="8" w:space="0" w:color="666666"/>
+              <w:left w:val="none" w:sz="0" w:space="0" w:color="000000"/>
+              <w:right w:val="none" w:sz="0" w:space="0" w:color="000000"/>
+            </w:tcBorders>
+            <w:shd w:val="clear" w:color="auto" w:fill="FFFFFF"/>
+            <w:tcMar>
+              <w:top w:w="0" w:type="dxa"/>
+              <w:bottom w:w="0" w:type="dxa"/>
+              <w:left w:w="0" w:type="dxa"/>
+              <w:right w:w="0" w:type="dxa"/>
+            </w:tcMar>
+            <w:vAlign w:val="center"/>
+          </w:tcPr>
+          <w:p>
+            <w:pPr>
+              <w:pStyle w:val="Normal"/>
+              <w:jc w:val="center"/>
+              <w:pBdr>
+                <w:bottom w:val="none" w:sz="0" w:space="0" w:color="000000"/>
+                <w:top w:val="none" w:sz="0" w:space="0" w:color="000000"/>
+                <w:left w:val="none" w:sz="0" w:space="0" w:color="000000"/>
+                <w:right w:val="none" w:sz="0" w:space="0" w:color="000000"/>
+              </w:pBdr>
+              <w:spacing w:after="40" w:before="40" w:line="240"/>
+              <w:ind w:left="100" w:right="100" w:firstLine="0" w:firstLineChars="0"/>
+              <w:rPr>
+                <w:rFonts w:ascii="Times New Roman" w:hAnsi="Times New Roman" w:eastAsia="Times New Roman" w:cs="Times New Roman"/>
+                <w:i w:val="false"/>
+                <w:b w:val="false"/>
+                <w:u w:val="none"/>
+                <w:sz w:val="22"/>
+                <w:szCs w:val="22"/>
+                <w:color w:val="000000"/>
+              </w:rPr>
+            </w:pPr>
+            <w:r xmlns:w="http://schemas.openxmlformats.org/wordprocessingml/2006/main" xmlns:wp="http://schemas.openxmlformats.org/drawingml/2006/wordprocessingDrawing" xmlns:r="http://schemas.openxmlformats.org/officeDocument/2006/relationships" xmlns:w14="http://schemas.microsoft.com/office/word/2010/wordml">
+              <w:rPr>
+                <w:rFonts w:ascii="Times New Roman" w:hAnsi="Times New Roman" w:eastAsia="Times New Roman" w:cs="Times New Roman"/>
+                <w:i w:val="false"/>
+                <w:b w:val="false"/>
+                <w:u w:val="none"/>
+                <w:sz w:val="22"/>
+                <w:szCs w:val="22"/>
+                <w:color w:val="000000"/>
+              </w:rPr>
+              <w:t xml:space="preserve">0.90</w:t>
+            </w:r>
+          </w:p>
+        </w:tc>
+        <w:tc>
+          <w:tcPr>
+            <w:tcBorders>
+              <w:bottom w:val="none" w:sz="0" w:space="0" w:color="000000"/>
+              <w:top w:val="single" w:sz="8" w:space="0" w:color="666666"/>
+              <w:left w:val="none" w:sz="0" w:space="0" w:color="000000"/>
+              <w:right w:val="none" w:sz="0" w:space="0" w:color="000000"/>
+            </w:tcBorders>
+            <w:shd w:val="clear" w:color="auto" w:fill="FFFFFF"/>
+            <w:tcMar>
+              <w:top w:w="0" w:type="dxa"/>
+              <w:bottom w:w="0" w:type="dxa"/>
+              <w:left w:w="0" w:type="dxa"/>
+              <w:right w:w="0" w:type="dxa"/>
+            </w:tcMar>
+            <w:vAlign w:val="center"/>
+          </w:tcPr>
+          <w:p>
+            <w:pPr>
+              <w:pStyle w:val="Normal"/>
+              <w:jc w:val="center"/>
+              <w:pBdr>
+                <w:bottom w:val="none" w:sz="0" w:space="0" w:color="000000"/>
+                <w:top w:val="none" w:sz="0" w:space="0" w:color="000000"/>
+                <w:left w:val="none" w:sz="0" w:space="0" w:color="000000"/>
+                <w:right w:val="none" w:sz="0" w:space="0" w:color="000000"/>
+              </w:pBdr>
+              <w:spacing w:after="40" w:before="40" w:line="240"/>
+              <w:ind w:left="100" w:right="100" w:firstLine="0" w:firstLineChars="0"/>
+              <w:rPr>
+                <w:rFonts w:ascii="Times New Roman" w:hAnsi="Times New Roman" w:eastAsia="Times New Roman" w:cs="Times New Roman"/>
+                <w:i w:val="false"/>
+                <w:b w:val="false"/>
+                <w:u w:val="none"/>
+                <w:sz w:val="22"/>
+                <w:szCs w:val="22"/>
+                <w:color w:val="000000"/>
+              </w:rPr>
+            </w:pPr>
+            <w:r xmlns:w="http://schemas.openxmlformats.org/wordprocessingml/2006/main" xmlns:wp="http://schemas.openxmlformats.org/drawingml/2006/wordprocessingDrawing" xmlns:r="http://schemas.openxmlformats.org/officeDocument/2006/relationships" xmlns:w14="http://schemas.microsoft.com/office/word/2010/wordml">
+              <w:rPr>
+                <w:rFonts w:ascii="Times New Roman" w:hAnsi="Times New Roman" w:eastAsia="Times New Roman" w:cs="Times New Roman"/>
+                <w:i w:val="false"/>
+                <w:b w:val="false"/>
+                <w:u w:val="none"/>
+                <w:sz w:val="22"/>
+                <w:szCs w:val="22"/>
+                <w:color w:val="000000"/>
+              </w:rPr>
+              <w:t xml:space="preserve"/>
+            </w:r>
+          </w:p>
+        </w:tc>
+        <w:tc>
+          <w:tcPr>
+            <w:tcBorders>
+              <w:bottom w:val="none" w:sz="0" w:space="0" w:color="000000"/>
+              <w:top w:val="single" w:sz="8" w:space="0" w:color="666666"/>
+              <w:left w:val="none" w:sz="0" w:space="0" w:color="000000"/>
+              <w:right w:val="none" w:sz="0" w:space="0" w:color="000000"/>
+            </w:tcBorders>
+            <w:shd w:val="clear" w:color="auto" w:fill="FFFFFF"/>
+            <w:tcMar>
+              <w:top w:w="0" w:type="dxa"/>
+              <w:bottom w:w="0" w:type="dxa"/>
+              <w:left w:w="0" w:type="dxa"/>
+              <w:right w:w="0" w:type="dxa"/>
+            </w:tcMar>
+            <w:vAlign w:val="center"/>
+          </w:tcPr>
+          <w:p>
+            <w:pPr>
+              <w:pStyle w:val="Normal"/>
+              <w:jc w:val="center"/>
+              <w:pBdr>
+                <w:bottom w:val="none" w:sz="0" w:space="0" w:color="000000"/>
+                <w:top w:val="none" w:sz="0" w:space="0" w:color="000000"/>
+                <w:left w:val="none" w:sz="0" w:space="0" w:color="000000"/>
+                <w:right w:val="none" w:sz="0" w:space="0" w:color="000000"/>
+              </w:pBdr>
+              <w:spacing w:after="40" w:before="40" w:line="240"/>
+              <w:ind w:left="100" w:right="100" w:firstLine="0" w:firstLineChars="0"/>
+              <w:rPr>
+                <w:rFonts w:ascii="Times New Roman" w:hAnsi="Times New Roman" w:eastAsia="Times New Roman" w:cs="Times New Roman"/>
+                <w:i w:val="false"/>
+                <w:b w:val="false"/>
+                <w:u w:val="none"/>
+                <w:sz w:val="22"/>
+                <w:szCs w:val="22"/>
+                <w:color w:val="000000"/>
+              </w:rPr>
+            </w:pPr>
+            <w:r xmlns:w="http://schemas.openxmlformats.org/wordprocessingml/2006/main" xmlns:wp="http://schemas.openxmlformats.org/drawingml/2006/wordprocessingDrawing" xmlns:r="http://schemas.openxmlformats.org/officeDocument/2006/relationships" xmlns:w14="http://schemas.microsoft.com/office/word/2010/wordml">
+              <w:rPr>
+                <w:rFonts w:ascii="Times New Roman" w:hAnsi="Times New Roman" w:eastAsia="Times New Roman" w:cs="Times New Roman"/>
+                <w:i w:val="false"/>
+                <w:b w:val="false"/>
+                <w:u w:val="none"/>
+                <w:sz w:val="22"/>
+                <w:szCs w:val="22"/>
+                <w:color w:val="000000"/>
+              </w:rPr>
+              <w:t xml:space="preserve"/>
+            </w:r>
+          </w:p>
+        </w:tc>
+      </w:tr>
+      <w:tr>
+        <w:trPr>
+          <w:trHeight w:val="360" w:hRule="auto"/>
+        </w:trPr>
+        body 4
+        <w:tc>
+          <w:tcPr>
+            <w:vMerge/>
+            <w:tcBorders>
+              <w:bottom w:val="none" w:sz="0" w:space="0" w:color="000000"/>
+              <w:top w:val="single" w:sz="8" w:space="0" w:color="666666"/>
+              <w:left w:val="none" w:sz="0" w:space="0" w:color="000000"/>
+              <w:right w:val="none" w:sz="0" w:space="0" w:color="000000"/>
+            </w:tcBorders>
+            <w:shd w:val="clear" w:color="auto" w:fill="FFFFFF"/>
+            <w:tcMar>
+              <w:top w:w="0" w:type="dxa"/>
+              <w:bottom w:w="0" w:type="dxa"/>
+              <w:left w:w="0" w:type="dxa"/>
+              <w:right w:w="0" w:type="dxa"/>
+            </w:tcMar>
+            <w:vAlign w:val="center"/>
+          </w:tcPr>
+          <w:p>
+            <w:pPr>
+              <w:pStyle w:val="Normal"/>
+              <w:jc w:val="center"/>
+              <w:pBdr>
+                <w:bottom w:val="none" w:sz="0" w:space="0" w:color="000000"/>
+                <w:top w:val="none" w:sz="0" w:space="0" w:color="000000"/>
+                <w:left w:val="none" w:sz="0" w:space="0" w:color="000000"/>
+                <w:right w:val="none" w:sz="0" w:space="0" w:color="000000"/>
+              </w:pBdr>
+              <w:spacing w:after="40" w:before="40" w:line="240"/>
+              <w:ind w:left="100" w:right="100" w:firstLine="0" w:firstLineChars="0"/>
+              <w:rPr>
+                <w:rFonts w:ascii="Times New Roman" w:hAnsi="Times New Roman" w:eastAsia="Times New Roman" w:cs="Times New Roman"/>
+                <w:i w:val="false"/>
+                <w:b w:val="false"/>
+                <w:u w:val="none"/>
+                <w:sz w:val="22"/>
+                <w:szCs w:val="22"/>
+                <w:color w:val="000000"/>
+              </w:rPr>
+            </w:pPr>
+          </w:p>
+        </w:tc>
+        <w:tc>
+          <w:tcPr>
+            <w:tcBorders>
+              <w:bottom w:val="none" w:sz="0" w:space="0" w:color="000000"/>
+              <w:top w:val="none" w:sz="0" w:space="0" w:color="000000"/>
+              <w:left w:val="none" w:sz="0" w:space="0" w:color="000000"/>
+              <w:right w:val="none" w:sz="0" w:space="0" w:color="000000"/>
+            </w:tcBorders>
+            <w:shd w:val="clear" w:color="auto" w:fill="FFFFFF"/>
+            <w:tcMar>
+              <w:top w:w="0" w:type="dxa"/>
+              <w:bottom w:w="0" w:type="dxa"/>
+              <w:left w:w="0" w:type="dxa"/>
+              <w:right w:w="0" w:type="dxa"/>
+            </w:tcMar>
+            <w:vAlign w:val="center"/>
+          </w:tcPr>
+          <w:p>
+            <w:pPr>
+              <w:pStyle w:val="Normal"/>
+              <w:jc w:val="center"/>
+              <w:pBdr>
+                <w:bottom w:val="none" w:sz="0" w:space="0" w:color="000000"/>
+                <w:top w:val="none" w:sz="0" w:space="0" w:color="000000"/>
+                <w:left w:val="none" w:sz="0" w:space="0" w:color="000000"/>
+                <w:right w:val="none" w:sz="0" w:space="0" w:color="000000"/>
+              </w:pBdr>
+              <w:spacing w:after="40" w:before="40" w:line="240"/>
+              <w:ind w:left="100" w:right="100" w:firstLine="0" w:firstLineChars="0"/>
+              <w:rPr>
+                <w:rFonts w:ascii="Times New Roman" w:hAnsi="Times New Roman" w:eastAsia="Times New Roman" w:cs="Times New Roman"/>
+                <w:i w:val="false"/>
+                <w:b w:val="false"/>
+                <w:u w:val="none"/>
+                <w:sz w:val="22"/>
+                <w:szCs w:val="22"/>
+                <w:color w:val="000000"/>
+              </w:rPr>
+            </w:pPr>
+            <w:r xmlns:w="http://schemas.openxmlformats.org/wordprocessingml/2006/main" xmlns:wp="http://schemas.openxmlformats.org/drawingml/2006/wordprocessingDrawing" xmlns:r="http://schemas.openxmlformats.org/officeDocument/2006/relationships" xmlns:w14="http://schemas.microsoft.com/office/word/2010/wordml">
+              <w:rPr>
+                <w:rFonts w:ascii="Times New Roman" w:hAnsi="Times New Roman" w:eastAsia="Times New Roman" w:cs="Times New Roman"/>
+                <w:i w:val="false"/>
+                <w:b w:val="false"/>
+                <w:u w:val="none"/>
+                <w:sz w:val="22"/>
+                <w:szCs w:val="22"/>
+                <w:color w:val="000000"/>
+              </w:rPr>
+              <w:t xml:space="preserve">Supine</w:t>
+            </w:r>
+          </w:p>
+        </w:tc>
+        <w:tc>
+          <w:tcPr>
+            <w:tcBorders>
+              <w:bottom w:val="none" w:sz="0" w:space="0" w:color="000000"/>
+              <w:top w:val="none" w:sz="0" w:space="0" w:color="000000"/>
+              <w:left w:val="none" w:sz="0" w:space="0" w:color="000000"/>
+              <w:right w:val="none" w:sz="0" w:space="0" w:color="000000"/>
+            </w:tcBorders>
+            <w:shd w:val="clear" w:color="auto" w:fill="FFFFFF"/>
+            <w:tcMar>
+              <w:top w:w="0" w:type="dxa"/>
+              <w:bottom w:w="0" w:type="dxa"/>
+              <w:left w:w="0" w:type="dxa"/>
+              <w:right w:w="0" w:type="dxa"/>
+            </w:tcMar>
+            <w:vAlign w:val="center"/>
+          </w:tcPr>
+          <w:p>
+            <w:pPr>
+              <w:pStyle w:val="Normal"/>
+              <w:jc w:val="center"/>
+              <w:pBdr>
+                <w:bottom w:val="none" w:sz="0" w:space="0" w:color="000000"/>
+                <w:top w:val="none" w:sz="0" w:space="0" w:color="000000"/>
+                <w:left w:val="none" w:sz="0" w:space="0" w:color="000000"/>
+                <w:right w:val="none" w:sz="0" w:space="0" w:color="000000"/>
+              </w:pBdr>
+              <w:spacing w:after="40" w:before="40" w:line="240"/>
+              <w:ind w:left="100" w:right="100" w:firstLine="0" w:firstLineChars="0"/>
+              <w:rPr>
+                <w:rFonts w:ascii="Times New Roman" w:hAnsi="Times New Roman" w:eastAsia="Times New Roman" w:cs="Times New Roman"/>
+                <w:i w:val="false"/>
+                <w:b w:val="false"/>
+                <w:u w:val="none"/>
+                <w:sz w:val="22"/>
+                <w:szCs w:val="22"/>
+                <w:color w:val="000000"/>
+              </w:rPr>
+            </w:pPr>
+            <w:r xmlns:w="http://schemas.openxmlformats.org/wordprocessingml/2006/main" xmlns:wp="http://schemas.openxmlformats.org/drawingml/2006/wordprocessingDrawing" xmlns:r="http://schemas.openxmlformats.org/officeDocument/2006/relationships" xmlns:w14="http://schemas.microsoft.com/office/word/2010/wordml">
+              <w:rPr>
+                <w:rFonts w:ascii="Times New Roman" w:hAnsi="Times New Roman" w:eastAsia="Times New Roman" w:cs="Times New Roman"/>
+                <w:i w:val="false"/>
+                <w:b w:val="false"/>
+                <w:u w:val="none"/>
+                <w:sz w:val="22"/>
+                <w:szCs w:val="22"/>
+                <w:color w:val="000000"/>
+              </w:rPr>
+              <w:t xml:space="preserve">0.91</w:t>
+            </w:r>
+          </w:p>
+        </w:tc>
+        <w:tc>
+          <w:tcPr>
+            <w:tcBorders>
+              <w:bottom w:val="none" w:sz="0" w:space="0" w:color="000000"/>
+              <w:top w:val="none" w:sz="0" w:space="0" w:color="000000"/>
+              <w:left w:val="none" w:sz="0" w:space="0" w:color="000000"/>
+              <w:right w:val="none" w:sz="0" w:space="0" w:color="000000"/>
+            </w:tcBorders>
+            <w:shd w:val="clear" w:color="auto" w:fill="FFFFFF"/>
+            <w:tcMar>
+              <w:top w:w="0" w:type="dxa"/>
+              <w:bottom w:w="0" w:type="dxa"/>
+              <w:left w:w="0" w:type="dxa"/>
+              <w:right w:w="0" w:type="dxa"/>
+            </w:tcMar>
+            <w:vAlign w:val="center"/>
+          </w:tcPr>
+          <w:p>
+            <w:pPr>
+              <w:pStyle w:val="Normal"/>
+              <w:jc w:val="center"/>
+              <w:pBdr>
+                <w:bottom w:val="none" w:sz="0" w:space="0" w:color="000000"/>
+                <w:top w:val="none" w:sz="0" w:space="0" w:color="000000"/>
+                <w:left w:val="none" w:sz="0" w:space="0" w:color="000000"/>
+                <w:right w:val="none" w:sz="0" w:space="0" w:color="000000"/>
+              </w:pBdr>
+              <w:spacing w:after="40" w:before="40" w:line="240"/>
+              <w:ind w:left="100" w:right="100" w:firstLine="0" w:firstLineChars="0"/>
+              <w:rPr>
+                <w:rFonts w:ascii="Times New Roman" w:hAnsi="Times New Roman" w:eastAsia="Times New Roman" w:cs="Times New Roman"/>
+                <w:i w:val="false"/>
+                <w:b w:val="false"/>
+                <w:u w:val="none"/>
+                <w:sz w:val="22"/>
+                <w:szCs w:val="22"/>
+                <w:color w:val="000000"/>
+              </w:rPr>
+            </w:pPr>
+            <w:r xmlns:w="http://schemas.openxmlformats.org/wordprocessingml/2006/main" xmlns:wp="http://schemas.openxmlformats.org/drawingml/2006/wordprocessingDrawing" xmlns:r="http://schemas.openxmlformats.org/officeDocument/2006/relationships" xmlns:w14="http://schemas.microsoft.com/office/word/2010/wordml">
+              <w:rPr>
+                <w:rFonts w:ascii="Times New Roman" w:hAnsi="Times New Roman" w:eastAsia="Times New Roman" w:cs="Times New Roman"/>
+                <w:i w:val="false"/>
+                <w:b w:val="false"/>
+                <w:u w:val="none"/>
+                <w:sz w:val="22"/>
+                <w:szCs w:val="22"/>
+                <w:color w:val="000000"/>
+              </w:rPr>
+              <w:t xml:space="preserve">0.87</w:t>
+            </w:r>
+          </w:p>
+        </w:tc>
+        <w:tc>
+          <w:tcPr>
+            <w:tcBorders>
+              <w:bottom w:val="none" w:sz="0" w:space="0" w:color="000000"/>
+              <w:top w:val="none" w:sz="0" w:space="0" w:color="000000"/>
+              <w:left w:val="none" w:sz="0" w:space="0" w:color="000000"/>
+              <w:right w:val="none" w:sz="0" w:space="0" w:color="000000"/>
+            </w:tcBorders>
+            <w:shd w:val="clear" w:color="auto" w:fill="FFFFFF"/>
+            <w:tcMar>
+              <w:top w:w="0" w:type="dxa"/>
+              <w:bottom w:w="0" w:type="dxa"/>
+              <w:left w:w="0" w:type="dxa"/>
+              <w:right w:w="0" w:type="dxa"/>
+            </w:tcMar>
+            <w:vAlign w:val="center"/>
+          </w:tcPr>
+          <w:p>
+            <w:pPr>
+              <w:pStyle w:val="Normal"/>
+              <w:jc w:val="center"/>
+              <w:pBdr>
+                <w:bottom w:val="none" w:sz="0" w:space="0" w:color="000000"/>
+                <w:top w:val="none" w:sz="0" w:space="0" w:color="000000"/>
+                <w:left w:val="none" w:sz="0" w:space="0" w:color="000000"/>
+                <w:right w:val="none" w:sz="0" w:space="0" w:color="000000"/>
+              </w:pBdr>
+              <w:spacing w:after="40" w:before="40" w:line="240"/>
+              <w:ind w:left="100" w:right="100" w:firstLine="0" w:firstLineChars="0"/>
+              <w:rPr>
+                <w:rFonts w:ascii="Times New Roman" w:hAnsi="Times New Roman" w:eastAsia="Times New Roman" w:cs="Times New Roman"/>
+                <w:i w:val="false"/>
+                <w:b w:val="false"/>
+                <w:u w:val="none"/>
+                <w:sz w:val="22"/>
+                <w:szCs w:val="22"/>
+                <w:color w:val="000000"/>
+              </w:rPr>
+            </w:pPr>
+            <w:r xmlns:w="http://schemas.openxmlformats.org/wordprocessingml/2006/main" xmlns:wp="http://schemas.openxmlformats.org/drawingml/2006/wordprocessingDrawing" xmlns:r="http://schemas.openxmlformats.org/officeDocument/2006/relationships" xmlns:w14="http://schemas.microsoft.com/office/word/2010/wordml">
+              <w:rPr>
+                <w:rFonts w:ascii="Times New Roman" w:hAnsi="Times New Roman" w:eastAsia="Times New Roman" w:cs="Times New Roman"/>
+                <w:i w:val="false"/>
+                <w:b w:val="false"/>
+                <w:u w:val="none"/>
+                <w:sz w:val="22"/>
+                <w:szCs w:val="22"/>
+                <w:color w:val="000000"/>
+              </w:rPr>
+              <w:t xml:space="preserve"/>
+            </w:r>
+          </w:p>
+        </w:tc>
+        <w:tc>
+          <w:tcPr>
+            <w:tcBorders>
+              <w:bottom w:val="none" w:sz="0" w:space="0" w:color="000000"/>
+              <w:top w:val="none" w:sz="0" w:space="0" w:color="000000"/>
+              <w:left w:val="none" w:sz="0" w:space="0" w:color="000000"/>
+              <w:right w:val="none" w:sz="0" w:space="0" w:color="000000"/>
+            </w:tcBorders>
+            <w:shd w:val="clear" w:color="auto" w:fill="FFFFFF"/>
+            <w:tcMar>
+              <w:top w:w="0" w:type="dxa"/>
+              <w:bottom w:w="0" w:type="dxa"/>
+              <w:left w:w="0" w:type="dxa"/>
+              <w:right w:w="0" w:type="dxa"/>
+            </w:tcMar>
+            <w:vAlign w:val="center"/>
+          </w:tcPr>
+          <w:p>
+            <w:pPr>
+              <w:pStyle w:val="Normal"/>
+              <w:jc w:val="center"/>
+              <w:pBdr>
+                <w:bottom w:val="none" w:sz="0" w:space="0" w:color="000000"/>
+                <w:top w:val="none" w:sz="0" w:space="0" w:color="000000"/>
+                <w:left w:val="none" w:sz="0" w:space="0" w:color="000000"/>
+                <w:right w:val="none" w:sz="0" w:space="0" w:color="000000"/>
+              </w:pBdr>
+              <w:spacing w:after="40" w:before="40" w:line="240"/>
+              <w:ind w:left="100" w:right="100" w:firstLine="0" w:firstLineChars="0"/>
+              <w:rPr>
+                <w:rFonts w:ascii="Times New Roman" w:hAnsi="Times New Roman" w:eastAsia="Times New Roman" w:cs="Times New Roman"/>
+                <w:i w:val="false"/>
+                <w:b w:val="false"/>
+                <w:u w:val="none"/>
+                <w:sz w:val="22"/>
+                <w:szCs w:val="22"/>
+                <w:color w:val="000000"/>
+              </w:rPr>
+            </w:pPr>
+            <w:r xmlns:w="http://schemas.openxmlformats.org/wordprocessingml/2006/main" xmlns:wp="http://schemas.openxmlformats.org/drawingml/2006/wordprocessingDrawing" xmlns:r="http://schemas.openxmlformats.org/officeDocument/2006/relationships" xmlns:w14="http://schemas.microsoft.com/office/word/2010/wordml">
+              <w:rPr>
+                <w:rFonts w:ascii="Times New Roman" w:hAnsi="Times New Roman" w:eastAsia="Times New Roman" w:cs="Times New Roman"/>
+                <w:i w:val="false"/>
+                <w:b w:val="false"/>
+                <w:u w:val="none"/>
+                <w:sz w:val="22"/>
+                <w:szCs w:val="22"/>
+                <w:color w:val="000000"/>
+              </w:rPr>
+              <w:t xml:space="preserve"/>
+            </w:r>
+          </w:p>
+        </w:tc>
+      </w:tr>
+      <w:tr>
+        <w:trPr>
+          <w:trHeight w:val="360" w:hRule="auto"/>
+        </w:trPr>
+        body 5
+        <w:tc>
+          <w:tcPr>
+            <w:vMerge/>
+            <w:tcBorders>
+              <w:bottom w:val="none" w:sz="0" w:space="0" w:color="000000"/>
+              <w:top w:val="none" w:sz="0" w:space="0" w:color="000000"/>
+              <w:left w:val="none" w:sz="0" w:space="0" w:color="000000"/>
+              <w:right w:val="none" w:sz="0" w:space="0" w:color="000000"/>
+            </w:tcBorders>
+            <w:shd w:val="clear" w:color="auto" w:fill="FFFFFF"/>
+            <w:tcMar>
+              <w:top w:w="0" w:type="dxa"/>
+              <w:bottom w:w="0" w:type="dxa"/>
+              <w:left w:w="0" w:type="dxa"/>
+              <w:right w:w="0" w:type="dxa"/>
+            </w:tcMar>
+            <w:vAlign w:val="center"/>
+          </w:tcPr>
+          <w:p>
+            <w:pPr>
+              <w:pStyle w:val="Normal"/>
+              <w:jc w:val="center"/>
+              <w:pBdr>
+                <w:bottom w:val="none" w:sz="0" w:space="0" w:color="000000"/>
+                <w:top w:val="none" w:sz="0" w:space="0" w:color="000000"/>
+                <w:left w:val="none" w:sz="0" w:space="0" w:color="000000"/>
+                <w:right w:val="none" w:sz="0" w:space="0" w:color="000000"/>
+              </w:pBdr>
+              <w:spacing w:after="40" w:before="40" w:line="240"/>
+              <w:ind w:left="100" w:right="100" w:firstLine="0" w:firstLineChars="0"/>
+              <w:rPr>
+                <w:rFonts w:ascii="Times New Roman" w:hAnsi="Times New Roman" w:eastAsia="Times New Roman" w:cs="Times New Roman"/>
+                <w:i w:val="false"/>
+                <w:b w:val="false"/>
+                <w:u w:val="none"/>
+                <w:sz w:val="22"/>
+                <w:szCs w:val="22"/>
+                <w:color w:val="000000"/>
+              </w:rPr>
+            </w:pPr>
+          </w:p>
+        </w:tc>
+        <w:tc>
+          <w:tcPr>
+            <w:tcBorders>
+              <w:bottom w:val="none" w:sz="0" w:space="0" w:color="000000"/>
+              <w:top w:val="none" w:sz="0" w:space="0" w:color="000000"/>
+              <w:left w:val="none" w:sz="0" w:space="0" w:color="000000"/>
+              <w:right w:val="none" w:sz="0" w:space="0" w:color="000000"/>
+            </w:tcBorders>
+            <w:shd w:val="clear" w:color="auto" w:fill="FFFFFF"/>
+            <w:tcMar>
+              <w:top w:w="0" w:type="dxa"/>
+              <w:bottom w:w="0" w:type="dxa"/>
+              <w:left w:w="0" w:type="dxa"/>
+              <w:right w:w="0" w:type="dxa"/>
+            </w:tcMar>
+            <w:vAlign w:val="center"/>
+          </w:tcPr>
+          <w:p>
+            <w:pPr>
+              <w:pStyle w:val="Normal"/>
+              <w:jc w:val="center"/>
+              <w:pBdr>
+                <w:bottom w:val="none" w:sz="0" w:space="0" w:color="000000"/>
+                <w:top w:val="none" w:sz="0" w:space="0" w:color="000000"/>
+                <w:left w:val="none" w:sz="0" w:space="0" w:color="000000"/>
+                <w:right w:val="none" w:sz="0" w:space="0" w:color="000000"/>
+              </w:pBdr>
+              <w:spacing w:after="40" w:before="40" w:line="240"/>
+              <w:ind w:left="100" w:right="100" w:firstLine="0" w:firstLineChars="0"/>
+              <w:rPr>
+                <w:rFonts w:ascii="Times New Roman" w:hAnsi="Times New Roman" w:eastAsia="Times New Roman" w:cs="Times New Roman"/>
+                <w:i w:val="false"/>
+                <w:b w:val="false"/>
+                <w:u w:val="none"/>
+                <w:sz w:val="22"/>
+                <w:szCs w:val="22"/>
+                <w:color w:val="000000"/>
+              </w:rPr>
+            </w:pPr>
+            <w:r xmlns:w="http://schemas.openxmlformats.org/wordprocessingml/2006/main" xmlns:wp="http://schemas.openxmlformats.org/drawingml/2006/wordprocessingDrawing" xmlns:r="http://schemas.openxmlformats.org/officeDocument/2006/relationships" xmlns:w14="http://schemas.microsoft.com/office/word/2010/wordml">
+              <w:rPr>
+                <w:rFonts w:ascii="Times New Roman" w:hAnsi="Times New Roman" w:eastAsia="Times New Roman" w:cs="Times New Roman"/>
+                <w:i w:val="false"/>
+                <w:b w:val="false"/>
+                <w:u w:val="none"/>
+                <w:sz w:val="22"/>
+                <w:szCs w:val="22"/>
+                <w:color w:val="000000"/>
+              </w:rPr>
+              <w:t xml:space="preserve">Prone</w:t>
+            </w:r>
+          </w:p>
+        </w:tc>
+        <w:tc>
+          <w:tcPr>
+            <w:tcBorders>
+              <w:bottom w:val="none" w:sz="0" w:space="0" w:color="000000"/>
+              <w:top w:val="none" w:sz="0" w:space="0" w:color="000000"/>
+              <w:left w:val="none" w:sz="0" w:space="0" w:color="000000"/>
+              <w:right w:val="none" w:sz="0" w:space="0" w:color="000000"/>
+            </w:tcBorders>
+            <w:shd w:val="clear" w:color="auto" w:fill="FFFFFF"/>
+            <w:tcMar>
+              <w:top w:w="0" w:type="dxa"/>
+              <w:bottom w:w="0" w:type="dxa"/>
+              <w:left w:w="0" w:type="dxa"/>
+              <w:right w:w="0" w:type="dxa"/>
+            </w:tcMar>
+            <w:vAlign w:val="center"/>
+          </w:tcPr>
+          <w:p>
+            <w:pPr>
+              <w:pStyle w:val="Normal"/>
+              <w:jc w:val="center"/>
+              <w:pBdr>
+                <w:bottom w:val="none" w:sz="0" w:space="0" w:color="000000"/>
+                <w:top w:val="none" w:sz="0" w:space="0" w:color="000000"/>
+                <w:left w:val="none" w:sz="0" w:space="0" w:color="000000"/>
+                <w:right w:val="none" w:sz="0" w:space="0" w:color="000000"/>
+              </w:pBdr>
+              <w:spacing w:after="40" w:before="40" w:line="240"/>
+              <w:ind w:left="100" w:right="100" w:firstLine="0" w:firstLineChars="0"/>
+              <w:rPr>
+                <w:rFonts w:ascii="Times New Roman" w:hAnsi="Times New Roman" w:eastAsia="Times New Roman" w:cs="Times New Roman"/>
+                <w:i w:val="false"/>
+                <w:b w:val="false"/>
+                <w:u w:val="none"/>
+                <w:sz w:val="22"/>
+                <w:szCs w:val="22"/>
+                <w:color w:val="000000"/>
+              </w:rPr>
+            </w:pPr>
+            <w:r xmlns:w="http://schemas.openxmlformats.org/wordprocessingml/2006/main" xmlns:wp="http://schemas.openxmlformats.org/drawingml/2006/wordprocessingDrawing" xmlns:r="http://schemas.openxmlformats.org/officeDocument/2006/relationships" xmlns:w14="http://schemas.microsoft.com/office/word/2010/wordml">
+              <w:rPr>
+                <w:rFonts w:ascii="Times New Roman" w:hAnsi="Times New Roman" w:eastAsia="Times New Roman" w:cs="Times New Roman"/>
+                <w:i w:val="false"/>
+                <w:b w:val="false"/>
+                <w:u w:val="none"/>
+                <w:sz w:val="22"/>
+                <w:szCs w:val="22"/>
+                <w:color w:val="000000"/>
+              </w:rPr>
+              <w:t xml:space="preserve">0.88</w:t>
+            </w:r>
+          </w:p>
+        </w:tc>
+        <w:tc>
+          <w:tcPr>
+            <w:tcBorders>
+              <w:bottom w:val="none" w:sz="0" w:space="0" w:color="000000"/>
+              <w:top w:val="none" w:sz="0" w:space="0" w:color="000000"/>
+              <w:left w:val="none" w:sz="0" w:space="0" w:color="000000"/>
+              <w:right w:val="none" w:sz="0" w:space="0" w:color="000000"/>
+            </w:tcBorders>
+            <w:shd w:val="clear" w:color="auto" w:fill="FFFFFF"/>
+            <w:tcMar>
+              <w:top w:w="0" w:type="dxa"/>
+              <w:bottom w:w="0" w:type="dxa"/>
+              <w:left w:w="0" w:type="dxa"/>
+              <w:right w:w="0" w:type="dxa"/>
+            </w:tcMar>
+            <w:vAlign w:val="center"/>
+          </w:tcPr>
+          <w:p>
+            <w:pPr>
+              <w:pStyle w:val="Normal"/>
+              <w:jc w:val="center"/>
+              <w:pBdr>
+                <w:bottom w:val="none" w:sz="0" w:space="0" w:color="000000"/>
+                <w:top w:val="none" w:sz="0" w:space="0" w:color="000000"/>
+                <w:left w:val="none" w:sz="0" w:space="0" w:color="000000"/>
+                <w:right w:val="none" w:sz="0" w:space="0" w:color="000000"/>
+              </w:pBdr>
+              <w:spacing w:after="40" w:before="40" w:line="240"/>
+              <w:ind w:left="100" w:right="100" w:firstLine="0" w:firstLineChars="0"/>
+              <w:rPr>
+                <w:rFonts w:ascii="Times New Roman" w:hAnsi="Times New Roman" w:eastAsia="Times New Roman" w:cs="Times New Roman"/>
+                <w:i w:val="false"/>
+                <w:b w:val="false"/>
+                <w:u w:val="none"/>
+                <w:sz w:val="22"/>
+                <w:szCs w:val="22"/>
+                <w:color w:val="000000"/>
+              </w:rPr>
+            </w:pPr>
+            <w:r xmlns:w="http://schemas.openxmlformats.org/wordprocessingml/2006/main" xmlns:wp="http://schemas.openxmlformats.org/drawingml/2006/wordprocessingDrawing" xmlns:r="http://schemas.openxmlformats.org/officeDocument/2006/relationships" xmlns:w14="http://schemas.microsoft.com/office/word/2010/wordml">
+              <w:rPr>
+                <w:rFonts w:ascii="Times New Roman" w:hAnsi="Times New Roman" w:eastAsia="Times New Roman" w:cs="Times New Roman"/>
+                <w:i w:val="false"/>
+                <w:b w:val="false"/>
+                <w:u w:val="none"/>
+                <w:sz w:val="22"/>
+                <w:szCs w:val="22"/>
+                <w:color w:val="000000"/>
+              </w:rPr>
+              <w:t xml:space="preserve">0.95</w:t>
+            </w:r>
+          </w:p>
+        </w:tc>
+        <w:tc>
+          <w:tcPr>
+            <w:tcBorders>
+              <w:bottom w:val="none" w:sz="0" w:space="0" w:color="000000"/>
+              <w:top w:val="none" w:sz="0" w:space="0" w:color="000000"/>
+              <w:left w:val="none" w:sz="0" w:space="0" w:color="000000"/>
+              <w:right w:val="none" w:sz="0" w:space="0" w:color="000000"/>
+            </w:tcBorders>
+            <w:shd w:val="clear" w:color="auto" w:fill="FFFFFF"/>
+            <w:tcMar>
+              <w:top w:w="0" w:type="dxa"/>
+              <w:bottom w:w="0" w:type="dxa"/>
+              <w:left w:w="0" w:type="dxa"/>
+              <w:right w:w="0" w:type="dxa"/>
+            </w:tcMar>
+            <w:vAlign w:val="center"/>
+          </w:tcPr>
+          <w:p>
+            <w:pPr>
+              <w:pStyle w:val="Normal"/>
+              <w:jc w:val="center"/>
+              <w:pBdr>
+                <w:bottom w:val="none" w:sz="0" w:space="0" w:color="000000"/>
+                <w:top w:val="none" w:sz="0" w:space="0" w:color="000000"/>
+                <w:left w:val="none" w:sz="0" w:space="0" w:color="000000"/>
+                <w:right w:val="none" w:sz="0" w:space="0" w:color="000000"/>
+              </w:pBdr>
+              <w:spacing w:after="40" w:before="40" w:line="240"/>
+              <w:ind w:left="100" w:right="100" w:firstLine="0" w:firstLineChars="0"/>
+              <w:rPr>
+                <w:rFonts w:ascii="Times New Roman" w:hAnsi="Times New Roman" w:eastAsia="Times New Roman" w:cs="Times New Roman"/>
+                <w:i w:val="false"/>
+                <w:b w:val="false"/>
+                <w:u w:val="none"/>
+                <w:sz w:val="22"/>
+                <w:szCs w:val="22"/>
+                <w:color w:val="000000"/>
+              </w:rPr>
+            </w:pPr>
+            <w:r xmlns:w="http://schemas.openxmlformats.org/wordprocessingml/2006/main" xmlns:wp="http://schemas.openxmlformats.org/drawingml/2006/wordprocessingDrawing" xmlns:r="http://schemas.openxmlformats.org/officeDocument/2006/relationships" xmlns:w14="http://schemas.microsoft.com/office/word/2010/wordml">
+              <w:rPr>
+                <w:rFonts w:ascii="Times New Roman" w:hAnsi="Times New Roman" w:eastAsia="Times New Roman" w:cs="Times New Roman"/>
+                <w:i w:val="false"/>
+                <w:b w:val="false"/>
+                <w:u w:val="none"/>
+                <w:sz w:val="22"/>
+                <w:szCs w:val="22"/>
+                <w:color w:val="000000"/>
+              </w:rPr>
+              <w:t xml:space="preserve"/>
+            </w:r>
+          </w:p>
+        </w:tc>
+        <w:tc>
+          <w:tcPr>
+            <w:tcBorders>
+              <w:bottom w:val="none" w:sz="0" w:space="0" w:color="000000"/>
+              <w:top w:val="none" w:sz="0" w:space="0" w:color="000000"/>
+              <w:left w:val="none" w:sz="0" w:space="0" w:color="000000"/>
+              <w:right w:val="none" w:sz="0" w:space="0" w:color="000000"/>
+            </w:tcBorders>
+            <w:shd w:val="clear" w:color="auto" w:fill="FFFFFF"/>
+            <w:tcMar>
+              <w:top w:w="0" w:type="dxa"/>
+              <w:bottom w:w="0" w:type="dxa"/>
+              <w:left w:w="0" w:type="dxa"/>
+              <w:right w:w="0" w:type="dxa"/>
+            </w:tcMar>
+            <w:vAlign w:val="center"/>
+          </w:tcPr>
+          <w:p>
+            <w:pPr>
+              <w:pStyle w:val="Normal"/>
+              <w:jc w:val="center"/>
+              <w:pBdr>
+                <w:bottom w:val="none" w:sz="0" w:space="0" w:color="000000"/>
+                <w:top w:val="none" w:sz="0" w:space="0" w:color="000000"/>
+                <w:left w:val="none" w:sz="0" w:space="0" w:color="000000"/>
+                <w:right w:val="none" w:sz="0" w:space="0" w:color="000000"/>
+              </w:pBdr>
+              <w:spacing w:after="40" w:before="40" w:line="240"/>
+              <w:ind w:left="100" w:right="100" w:firstLine="0" w:firstLineChars="0"/>
+              <w:rPr>
+                <w:rFonts w:ascii="Times New Roman" w:hAnsi="Times New Roman" w:eastAsia="Times New Roman" w:cs="Times New Roman"/>
+                <w:i w:val="false"/>
+                <w:b w:val="false"/>
+                <w:u w:val="none"/>
+                <w:sz w:val="22"/>
+                <w:szCs w:val="22"/>
+                <w:color w:val="000000"/>
+              </w:rPr>
+            </w:pPr>
+            <w:r xmlns:w="http://schemas.openxmlformats.org/wordprocessingml/2006/main" xmlns:wp="http://schemas.openxmlformats.org/drawingml/2006/wordprocessingDrawing" xmlns:r="http://schemas.openxmlformats.org/officeDocument/2006/relationships" xmlns:w14="http://schemas.microsoft.com/office/word/2010/wordml">
+              <w:rPr>
+                <w:rFonts w:ascii="Times New Roman" w:hAnsi="Times New Roman" w:eastAsia="Times New Roman" w:cs="Times New Roman"/>
+                <w:i w:val="false"/>
+                <w:b w:val="false"/>
+                <w:u w:val="none"/>
+                <w:sz w:val="22"/>
+                <w:szCs w:val="22"/>
+                <w:color w:val="000000"/>
+              </w:rPr>
+              <w:t xml:space="preserve"/>
+            </w:r>
+          </w:p>
+        </w:tc>
+      </w:tr>
+      <w:tr>
+        <w:trPr>
+          <w:trHeight w:val="360" w:hRule="auto"/>
+        </w:trPr>
+        body 6
+        <w:tc>
+          <w:tcPr>
+            <w:vMerge/>
+            <w:tcBorders>
+              <w:bottom w:val="none" w:sz="0" w:space="0" w:color="000000"/>
+              <w:top w:val="none" w:sz="0" w:space="0" w:color="000000"/>
+              <w:left w:val="none" w:sz="0" w:space="0" w:color="000000"/>
+              <w:right w:val="none" w:sz="0" w:space="0" w:color="000000"/>
+            </w:tcBorders>
+            <w:shd w:val="clear" w:color="auto" w:fill="FFFFFF"/>
+            <w:tcMar>
+              <w:top w:w="0" w:type="dxa"/>
+              <w:bottom w:w="0" w:type="dxa"/>
+              <w:left w:w="0" w:type="dxa"/>
+              <w:right w:w="0" w:type="dxa"/>
+            </w:tcMar>
+            <w:vAlign w:val="center"/>
+          </w:tcPr>
+          <w:p>
+            <w:pPr>
+              <w:pStyle w:val="Normal"/>
+              <w:jc w:val="center"/>
+              <w:pBdr>
+                <w:bottom w:val="none" w:sz="0" w:space="0" w:color="000000"/>
+                <w:top w:val="none" w:sz="0" w:space="0" w:color="000000"/>
+                <w:left w:val="none" w:sz="0" w:space="0" w:color="000000"/>
+                <w:right w:val="none" w:sz="0" w:space="0" w:color="000000"/>
+              </w:pBdr>
+              <w:spacing w:after="40" w:before="40" w:line="240"/>
+              <w:ind w:left="100" w:right="100" w:firstLine="0" w:firstLineChars="0"/>
+              <w:rPr>
+                <w:rFonts w:ascii="Times New Roman" w:hAnsi="Times New Roman" w:eastAsia="Times New Roman" w:cs="Times New Roman"/>
+                <w:i w:val="false"/>
+                <w:b w:val="false"/>
+                <w:u w:val="none"/>
+                <w:sz w:val="22"/>
+                <w:szCs w:val="22"/>
+                <w:color w:val="000000"/>
+              </w:rPr>
+            </w:pPr>
+          </w:p>
+        </w:tc>
+        <w:tc>
+          <w:tcPr>
+            <w:tcBorders>
+              <w:bottom w:val="none" w:sz="0" w:space="0" w:color="000000"/>
+              <w:top w:val="none" w:sz="0" w:space="0" w:color="000000"/>
+              <w:left w:val="none" w:sz="0" w:space="0" w:color="000000"/>
+              <w:right w:val="none" w:sz="0" w:space="0" w:color="000000"/>
+            </w:tcBorders>
+            <w:shd w:val="clear" w:color="auto" w:fill="FFFFFF"/>
+            <w:tcMar>
+              <w:top w:w="0" w:type="dxa"/>
+              <w:bottom w:w="0" w:type="dxa"/>
+              <w:left w:w="0" w:type="dxa"/>
+              <w:right w:w="0" w:type="dxa"/>
+            </w:tcMar>
+            <w:vAlign w:val="center"/>
+          </w:tcPr>
+          <w:p>
+            <w:pPr>
+              <w:pStyle w:val="Normal"/>
+              <w:jc w:val="center"/>
+              <w:pBdr>
+                <w:bottom w:val="none" w:sz="0" w:space="0" w:color="000000"/>
+                <w:top w:val="none" w:sz="0" w:space="0" w:color="000000"/>
+                <w:left w:val="none" w:sz="0" w:space="0" w:color="000000"/>
+                <w:right w:val="none" w:sz="0" w:space="0" w:color="000000"/>
+              </w:pBdr>
+              <w:spacing w:after="40" w:before="40" w:line="240"/>
+              <w:ind w:left="100" w:right="100" w:firstLine="0" w:firstLineChars="0"/>
+              <w:rPr>
+                <w:rFonts w:ascii="Times New Roman" w:hAnsi="Times New Roman" w:eastAsia="Times New Roman" w:cs="Times New Roman"/>
+                <w:i w:val="false"/>
+                <w:b w:val="false"/>
+                <w:u w:val="none"/>
+                <w:sz w:val="22"/>
+                <w:szCs w:val="22"/>
+                <w:color w:val="000000"/>
+              </w:rPr>
+            </w:pPr>
+            <w:r xmlns:w="http://schemas.openxmlformats.org/wordprocessingml/2006/main" xmlns:wp="http://schemas.openxmlformats.org/drawingml/2006/wordprocessingDrawing" xmlns:r="http://schemas.openxmlformats.org/officeDocument/2006/relationships" xmlns:w14="http://schemas.microsoft.com/office/word/2010/wordml">
+              <w:rPr>
+                <w:rFonts w:ascii="Times New Roman" w:hAnsi="Times New Roman" w:eastAsia="Times New Roman" w:cs="Times New Roman"/>
+                <w:i w:val="false"/>
+                <w:b w:val="false"/>
+                <w:u w:val="none"/>
+                <w:sz w:val="22"/>
+                <w:szCs w:val="22"/>
+                <w:color w:val="000000"/>
+              </w:rPr>
+              <w:t xml:space="preserve">Sitting</w:t>
+            </w:r>
+          </w:p>
+        </w:tc>
+        <w:tc>
+          <w:tcPr>
+            <w:tcBorders>
+              <w:bottom w:val="none" w:sz="0" w:space="0" w:color="000000"/>
+              <w:top w:val="none" w:sz="0" w:space="0" w:color="000000"/>
+              <w:left w:val="none" w:sz="0" w:space="0" w:color="000000"/>
+              <w:right w:val="none" w:sz="0" w:space="0" w:color="000000"/>
+            </w:tcBorders>
+            <w:shd w:val="clear" w:color="auto" w:fill="FFFFFF"/>
+            <w:tcMar>
+              <w:top w:w="0" w:type="dxa"/>
+              <w:bottom w:w="0" w:type="dxa"/>
+              <w:left w:w="0" w:type="dxa"/>
+              <w:right w:w="0" w:type="dxa"/>
+            </w:tcMar>
+            <w:vAlign w:val="center"/>
+          </w:tcPr>
+          <w:p>
+            <w:pPr>
+              <w:pStyle w:val="Normal"/>
+              <w:jc w:val="center"/>
+              <w:pBdr>
+                <w:bottom w:val="none" w:sz="0" w:space="0" w:color="000000"/>
+                <w:top w:val="none" w:sz="0" w:space="0" w:color="000000"/>
+                <w:left w:val="none" w:sz="0" w:space="0" w:color="000000"/>
+                <w:right w:val="none" w:sz="0" w:space="0" w:color="000000"/>
+              </w:pBdr>
+              <w:spacing w:after="40" w:before="40" w:line="240"/>
+              <w:ind w:left="100" w:right="100" w:firstLine="0" w:firstLineChars="0"/>
+              <w:rPr>
+                <w:rFonts w:ascii="Times New Roman" w:hAnsi="Times New Roman" w:eastAsia="Times New Roman" w:cs="Times New Roman"/>
+                <w:i w:val="false"/>
+                <w:b w:val="false"/>
+                <w:u w:val="none"/>
+                <w:sz w:val="22"/>
+                <w:szCs w:val="22"/>
+                <w:color w:val="000000"/>
+              </w:rPr>
+            </w:pPr>
+            <w:r xmlns:w="http://schemas.openxmlformats.org/wordprocessingml/2006/main" xmlns:wp="http://schemas.openxmlformats.org/drawingml/2006/wordprocessingDrawing" xmlns:r="http://schemas.openxmlformats.org/officeDocument/2006/relationships" xmlns:w14="http://schemas.microsoft.com/office/word/2010/wordml">
+              <w:rPr>
+                <w:rFonts w:ascii="Times New Roman" w:hAnsi="Times New Roman" w:eastAsia="Times New Roman" w:cs="Times New Roman"/>
+                <w:i w:val="false"/>
+                <w:b w:val="false"/>
+                <w:u w:val="none"/>
+                <w:sz w:val="22"/>
+                <w:szCs w:val="22"/>
+                <w:color w:val="000000"/>
+              </w:rPr>
+              <w:t xml:space="preserve">0.90</w:t>
+            </w:r>
+          </w:p>
+        </w:tc>
+        <w:tc>
+          <w:tcPr>
+            <w:tcBorders>
+              <w:bottom w:val="none" w:sz="0" w:space="0" w:color="000000"/>
+              <w:top w:val="none" w:sz="0" w:space="0" w:color="000000"/>
+              <w:left w:val="none" w:sz="0" w:space="0" w:color="000000"/>
+              <w:right w:val="none" w:sz="0" w:space="0" w:color="000000"/>
+            </w:tcBorders>
+            <w:shd w:val="clear" w:color="auto" w:fill="FFFFFF"/>
+            <w:tcMar>
+              <w:top w:w="0" w:type="dxa"/>
+              <w:bottom w:w="0" w:type="dxa"/>
+              <w:left w:w="0" w:type="dxa"/>
+              <w:right w:w="0" w:type="dxa"/>
+            </w:tcMar>
+            <w:vAlign w:val="center"/>
+          </w:tcPr>
+          <w:p>
+            <w:pPr>
+              <w:pStyle w:val="Normal"/>
+              <w:jc w:val="center"/>
+              <w:pBdr>
+                <w:bottom w:val="none" w:sz="0" w:space="0" w:color="000000"/>
+                <w:top w:val="none" w:sz="0" w:space="0" w:color="000000"/>
+                <w:left w:val="none" w:sz="0" w:space="0" w:color="000000"/>
+                <w:right w:val="none" w:sz="0" w:space="0" w:color="000000"/>
+              </w:pBdr>
+              <w:spacing w:after="40" w:before="40" w:line="240"/>
+              <w:ind w:left="100" w:right="100" w:firstLine="0" w:firstLineChars="0"/>
+              <w:rPr>
+                <w:rFonts w:ascii="Times New Roman" w:hAnsi="Times New Roman" w:eastAsia="Times New Roman" w:cs="Times New Roman"/>
+                <w:i w:val="false"/>
+                <w:b w:val="false"/>
+                <w:u w:val="none"/>
+                <w:sz w:val="22"/>
+                <w:szCs w:val="22"/>
+                <w:color w:val="000000"/>
+              </w:rPr>
+            </w:pPr>
+            <w:r xmlns:w="http://schemas.openxmlformats.org/wordprocessingml/2006/main" xmlns:wp="http://schemas.openxmlformats.org/drawingml/2006/wordprocessingDrawing" xmlns:r="http://schemas.openxmlformats.org/officeDocument/2006/relationships" xmlns:w14="http://schemas.microsoft.com/office/word/2010/wordml">
+              <w:rPr>
+                <w:rFonts w:ascii="Times New Roman" w:hAnsi="Times New Roman" w:eastAsia="Times New Roman" w:cs="Times New Roman"/>
+                <w:i w:val="false"/>
+                <w:b w:val="false"/>
+                <w:u w:val="none"/>
+                <w:sz w:val="22"/>
+                <w:szCs w:val="22"/>
+                <w:color w:val="000000"/>
+              </w:rPr>
+              <w:t xml:space="preserve">0.84</w:t>
+            </w:r>
+          </w:p>
+        </w:tc>
+        <w:tc>
+          <w:tcPr>
+            <w:tcBorders>
+              <w:bottom w:val="none" w:sz="0" w:space="0" w:color="000000"/>
+              <w:top w:val="none" w:sz="0" w:space="0" w:color="000000"/>
+              <w:left w:val="none" w:sz="0" w:space="0" w:color="000000"/>
+              <w:right w:val="none" w:sz="0" w:space="0" w:color="000000"/>
+            </w:tcBorders>
+            <w:shd w:val="clear" w:color="auto" w:fill="FFFFFF"/>
+            <w:tcMar>
+              <w:top w:w="0" w:type="dxa"/>
+              <w:bottom w:w="0" w:type="dxa"/>
+              <w:left w:w="0" w:type="dxa"/>
+              <w:right w:w="0" w:type="dxa"/>
+            </w:tcMar>
+            <w:vAlign w:val="center"/>
+          </w:tcPr>
+          <w:p>
+            <w:pPr>
+              <w:pStyle w:val="Normal"/>
+              <w:jc w:val="center"/>
+              <w:pBdr>
+                <w:bottom w:val="none" w:sz="0" w:space="0" w:color="000000"/>
+                <w:top w:val="none" w:sz="0" w:space="0" w:color="000000"/>
+                <w:left w:val="none" w:sz="0" w:space="0" w:color="000000"/>
+                <w:right w:val="none" w:sz="0" w:space="0" w:color="000000"/>
+              </w:pBdr>
+              <w:spacing w:after="40" w:before="40" w:line="240"/>
+              <w:ind w:left="100" w:right="100" w:firstLine="0" w:firstLineChars="0"/>
+              <w:rPr>
+                <w:rFonts w:ascii="Times New Roman" w:hAnsi="Times New Roman" w:eastAsia="Times New Roman" w:cs="Times New Roman"/>
+                <w:i w:val="false"/>
+                <w:b w:val="false"/>
+                <w:u w:val="none"/>
+                <w:sz w:val="22"/>
+                <w:szCs w:val="22"/>
+                <w:color w:val="000000"/>
+              </w:rPr>
+            </w:pPr>
+            <w:r xmlns:w="http://schemas.openxmlformats.org/wordprocessingml/2006/main" xmlns:wp="http://schemas.openxmlformats.org/drawingml/2006/wordprocessingDrawing" xmlns:r="http://schemas.openxmlformats.org/officeDocument/2006/relationships" xmlns:w14="http://schemas.microsoft.com/office/word/2010/wordml">
+              <w:rPr>
+                <w:rFonts w:ascii="Times New Roman" w:hAnsi="Times New Roman" w:eastAsia="Times New Roman" w:cs="Times New Roman"/>
+                <w:i w:val="false"/>
+                <w:b w:val="false"/>
+                <w:u w:val="none"/>
+                <w:sz w:val="22"/>
+                <w:szCs w:val="22"/>
+                <w:color w:val="000000"/>
+              </w:rPr>
+              <w:t xml:space="preserve"/>
+            </w:r>
+          </w:p>
+        </w:tc>
+        <w:tc>
+          <w:tcPr>
+            <w:tcBorders>
+              <w:bottom w:val="none" w:sz="0" w:space="0" w:color="000000"/>
+              <w:top w:val="none" w:sz="0" w:space="0" w:color="000000"/>
+              <w:left w:val="none" w:sz="0" w:space="0" w:color="000000"/>
+              <w:right w:val="none" w:sz="0" w:space="0" w:color="000000"/>
+            </w:tcBorders>
+            <w:shd w:val="clear" w:color="auto" w:fill="FFFFFF"/>
+            <w:tcMar>
+              <w:top w:w="0" w:type="dxa"/>
+              <w:bottom w:w="0" w:type="dxa"/>
+              <w:left w:w="0" w:type="dxa"/>
+              <w:right w:w="0" w:type="dxa"/>
+            </w:tcMar>
+            <w:vAlign w:val="center"/>
+          </w:tcPr>
+          <w:p>
+            <w:pPr>
+              <w:pStyle w:val="Normal"/>
+              <w:jc w:val="center"/>
+              <w:pBdr>
+                <w:bottom w:val="none" w:sz="0" w:space="0" w:color="000000"/>
+                <w:top w:val="none" w:sz="0" w:space="0" w:color="000000"/>
+                <w:left w:val="none" w:sz="0" w:space="0" w:color="000000"/>
+                <w:right w:val="none" w:sz="0" w:space="0" w:color="000000"/>
+              </w:pBdr>
+              <w:spacing w:after="40" w:before="40" w:line="240"/>
+              <w:ind w:left="100" w:right="100" w:firstLine="0" w:firstLineChars="0"/>
+              <w:rPr>
+                <w:rFonts w:ascii="Times New Roman" w:hAnsi="Times New Roman" w:eastAsia="Times New Roman" w:cs="Times New Roman"/>
+                <w:i w:val="false"/>
+                <w:b w:val="false"/>
+                <w:u w:val="none"/>
+                <w:sz w:val="22"/>
+                <w:szCs w:val="22"/>
+                <w:color w:val="000000"/>
+              </w:rPr>
+            </w:pPr>
+            <w:r xmlns:w="http://schemas.openxmlformats.org/wordprocessingml/2006/main" xmlns:wp="http://schemas.openxmlformats.org/drawingml/2006/wordprocessingDrawing" xmlns:r="http://schemas.openxmlformats.org/officeDocument/2006/relationships" xmlns:w14="http://schemas.microsoft.com/office/word/2010/wordml">
+              <w:rPr>
+                <w:rFonts w:ascii="Times New Roman" w:hAnsi="Times New Roman" w:eastAsia="Times New Roman" w:cs="Times New Roman"/>
+                <w:i w:val="false"/>
+                <w:b w:val="false"/>
+                <w:u w:val="none"/>
+                <w:sz w:val="22"/>
+                <w:szCs w:val="22"/>
+                <w:color w:val="000000"/>
+              </w:rPr>
+              <w:t xml:space="preserve"/>
+            </w:r>
+          </w:p>
+        </w:tc>
+      </w:tr>
+      <w:tr>
+        <w:trPr>
+          <w:trHeight w:val="360" w:hRule="auto"/>
+        </w:trPr>
+        body 7
+        <w:tc>
+          <w:tcPr>
+            <w:vMerge/>
+            <w:tcBorders>
+              <w:bottom w:val="none" w:sz="0" w:space="0" w:color="000000"/>
+              <w:top w:val="none" w:sz="0" w:space="0" w:color="000000"/>
+              <w:left w:val="none" w:sz="0" w:space="0" w:color="000000"/>
+              <w:right w:val="none" w:sz="0" w:space="0" w:color="000000"/>
+            </w:tcBorders>
+            <w:shd w:val="clear" w:color="auto" w:fill="FFFFFF"/>
+            <w:tcMar>
+              <w:top w:w="0" w:type="dxa"/>
+              <w:bottom w:w="0" w:type="dxa"/>
+              <w:left w:w="0" w:type="dxa"/>
+              <w:right w:w="0" w:type="dxa"/>
+            </w:tcMar>
+            <w:vAlign w:val="center"/>
+          </w:tcPr>
+          <w:p>
+            <w:pPr>
+              <w:pStyle w:val="Normal"/>
+              <w:jc w:val="center"/>
+              <w:pBdr>
+                <w:bottom w:val="none" w:sz="0" w:space="0" w:color="000000"/>
+                <w:top w:val="none" w:sz="0" w:space="0" w:color="000000"/>
+                <w:left w:val="none" w:sz="0" w:space="0" w:color="000000"/>
+                <w:right w:val="none" w:sz="0" w:space="0" w:color="000000"/>
+              </w:pBdr>
+              <w:spacing w:after="40" w:before="40" w:line="240"/>
+              <w:ind w:left="100" w:right="100" w:firstLine="0" w:firstLineChars="0"/>
+              <w:rPr>
+                <w:rFonts w:ascii="Times New Roman" w:hAnsi="Times New Roman" w:eastAsia="Times New Roman" w:cs="Times New Roman"/>
+                <w:i w:val="false"/>
+                <w:b w:val="false"/>
+                <w:u w:val="none"/>
+                <w:sz w:val="22"/>
+                <w:szCs w:val="22"/>
+                <w:color w:val="000000"/>
+              </w:rPr>
+            </w:pPr>
+          </w:p>
+        </w:tc>
+        <w:tc>
+          <w:tcPr>
+            <w:tcBorders>
+              <w:bottom w:val="none" w:sz="0" w:space="0" w:color="000000"/>
+              <w:top w:val="none" w:sz="0" w:space="0" w:color="000000"/>
+              <w:left w:val="none" w:sz="0" w:space="0" w:color="000000"/>
+              <w:right w:val="none" w:sz="0" w:space="0" w:color="000000"/>
+            </w:tcBorders>
+            <w:shd w:val="clear" w:color="auto" w:fill="FFFFFF"/>
+            <w:tcMar>
+              <w:top w:w="0" w:type="dxa"/>
+              <w:bottom w:w="0" w:type="dxa"/>
+              <w:left w:w="0" w:type="dxa"/>
+              <w:right w:w="0" w:type="dxa"/>
+            </w:tcMar>
+            <w:vAlign w:val="center"/>
+          </w:tcPr>
+          <w:p>
+            <w:pPr>
+              <w:pStyle w:val="Normal"/>
+              <w:jc w:val="center"/>
+              <w:pBdr>
+                <w:bottom w:val="none" w:sz="0" w:space="0" w:color="000000"/>
+                <w:top w:val="none" w:sz="0" w:space="0" w:color="000000"/>
+                <w:left w:val="none" w:sz="0" w:space="0" w:color="000000"/>
+                <w:right w:val="none" w:sz="0" w:space="0" w:color="000000"/>
+              </w:pBdr>
+              <w:spacing w:after="40" w:before="40" w:line="240"/>
+              <w:ind w:left="100" w:right="100" w:firstLine="0" w:firstLineChars="0"/>
+              <w:rPr>
+                <w:rFonts w:ascii="Times New Roman" w:hAnsi="Times New Roman" w:eastAsia="Times New Roman" w:cs="Times New Roman"/>
+                <w:i w:val="false"/>
+                <w:b w:val="false"/>
+                <w:u w:val="none"/>
+                <w:sz w:val="22"/>
+                <w:szCs w:val="22"/>
+                <w:color w:val="000000"/>
+              </w:rPr>
+            </w:pPr>
+            <w:r xmlns:w="http://schemas.openxmlformats.org/wordprocessingml/2006/main" xmlns:wp="http://schemas.openxmlformats.org/drawingml/2006/wordprocessingDrawing" xmlns:r="http://schemas.openxmlformats.org/officeDocument/2006/relationships" xmlns:w14="http://schemas.microsoft.com/office/word/2010/wordml">
+              <w:rPr>
+                <w:rFonts w:ascii="Times New Roman" w:hAnsi="Times New Roman" w:eastAsia="Times New Roman" w:cs="Times New Roman"/>
+                <w:i w:val="false"/>
+                <w:b w:val="false"/>
+                <w:u w:val="none"/>
+                <w:sz w:val="22"/>
+                <w:szCs w:val="22"/>
+                <w:color w:val="000000"/>
+              </w:rPr>
+              <w:t xml:space="preserve">Standing</w:t>
+            </w:r>
+          </w:p>
+        </w:tc>
+        <w:tc>
+          <w:tcPr>
+            <w:tcBorders>
+              <w:bottom w:val="none" w:sz="0" w:space="0" w:color="000000"/>
+              <w:top w:val="none" w:sz="0" w:space="0" w:color="000000"/>
+              <w:left w:val="none" w:sz="0" w:space="0" w:color="000000"/>
+              <w:right w:val="none" w:sz="0" w:space="0" w:color="000000"/>
+            </w:tcBorders>
+            <w:shd w:val="clear" w:color="auto" w:fill="FFFFFF"/>
+            <w:tcMar>
+              <w:top w:w="0" w:type="dxa"/>
+              <w:bottom w:w="0" w:type="dxa"/>
+              <w:left w:w="0" w:type="dxa"/>
+              <w:right w:w="0" w:type="dxa"/>
+            </w:tcMar>
+            <w:vAlign w:val="center"/>
+          </w:tcPr>
+          <w:p>
+            <w:pPr>
+              <w:pStyle w:val="Normal"/>
+              <w:jc w:val="center"/>
+              <w:pBdr>
+                <w:bottom w:val="none" w:sz="0" w:space="0" w:color="000000"/>
+                <w:top w:val="none" w:sz="0" w:space="0" w:color="000000"/>
+                <w:left w:val="none" w:sz="0" w:space="0" w:color="000000"/>
+                <w:right w:val="none" w:sz="0" w:space="0" w:color="000000"/>
+              </w:pBdr>
+              <w:spacing w:after="40" w:before="40" w:line="240"/>
+              <w:ind w:left="100" w:right="100" w:firstLine="0" w:firstLineChars="0"/>
+              <w:rPr>
+                <w:rFonts w:ascii="Times New Roman" w:hAnsi="Times New Roman" w:eastAsia="Times New Roman" w:cs="Times New Roman"/>
+                <w:i w:val="false"/>
+                <w:b w:val="false"/>
+                <w:u w:val="none"/>
+                <w:sz w:val="22"/>
+                <w:szCs w:val="22"/>
+                <w:color w:val="000000"/>
+              </w:rPr>
+            </w:pPr>
+            <w:r xmlns:w="http://schemas.openxmlformats.org/wordprocessingml/2006/main" xmlns:wp="http://schemas.openxmlformats.org/drawingml/2006/wordprocessingDrawing" xmlns:r="http://schemas.openxmlformats.org/officeDocument/2006/relationships" xmlns:w14="http://schemas.microsoft.com/office/word/2010/wordml">
+              <w:rPr>
+                <w:rFonts w:ascii="Times New Roman" w:hAnsi="Times New Roman" w:eastAsia="Times New Roman" w:cs="Times New Roman"/>
+                <w:i w:val="false"/>
+                <w:b w:val="false"/>
+                <w:u w:val="none"/>
+                <w:sz w:val="22"/>
+                <w:szCs w:val="22"/>
+                <w:color w:val="000000"/>
+              </w:rPr>
+              <w:t xml:space="preserve">0.91</w:t>
+            </w:r>
+          </w:p>
+        </w:tc>
+        <w:tc>
+          <w:tcPr>
+            <w:tcBorders>
+              <w:bottom w:val="none" w:sz="0" w:space="0" w:color="000000"/>
+              <w:top w:val="none" w:sz="0" w:space="0" w:color="000000"/>
+              <w:left w:val="none" w:sz="0" w:space="0" w:color="000000"/>
+              <w:right w:val="none" w:sz="0" w:space="0" w:color="000000"/>
+            </w:tcBorders>
+            <w:shd w:val="clear" w:color="auto" w:fill="FFFFFF"/>
+            <w:tcMar>
+              <w:top w:w="0" w:type="dxa"/>
+              <w:bottom w:w="0" w:type="dxa"/>
+              <w:left w:w="0" w:type="dxa"/>
+              <w:right w:w="0" w:type="dxa"/>
+            </w:tcMar>
+            <w:vAlign w:val="center"/>
+          </w:tcPr>
+          <w:p>
+            <w:pPr>
+              <w:pStyle w:val="Normal"/>
+              <w:jc w:val="center"/>
+              <w:pBdr>
+                <w:bottom w:val="none" w:sz="0" w:space="0" w:color="000000"/>
+                <w:top w:val="none" w:sz="0" w:space="0" w:color="000000"/>
+                <w:left w:val="none" w:sz="0" w:space="0" w:color="000000"/>
+                <w:right w:val="none" w:sz="0" w:space="0" w:color="000000"/>
+              </w:pBdr>
+              <w:spacing w:after="40" w:before="40" w:line="240"/>
+              <w:ind w:left="100" w:right="100" w:firstLine="0" w:firstLineChars="0"/>
+              <w:rPr>
+                <w:rFonts w:ascii="Times New Roman" w:hAnsi="Times New Roman" w:eastAsia="Times New Roman" w:cs="Times New Roman"/>
+                <w:i w:val="false"/>
+                <w:b w:val="false"/>
+                <w:u w:val="none"/>
+                <w:sz w:val="22"/>
+                <w:szCs w:val="22"/>
+                <w:color w:val="000000"/>
+              </w:rPr>
+            </w:pPr>
+            <w:r xmlns:w="http://schemas.openxmlformats.org/wordprocessingml/2006/main" xmlns:wp="http://schemas.openxmlformats.org/drawingml/2006/wordprocessingDrawing" xmlns:r="http://schemas.openxmlformats.org/officeDocument/2006/relationships" xmlns:w14="http://schemas.microsoft.com/office/word/2010/wordml">
+              <w:rPr>
+                <w:rFonts w:ascii="Times New Roman" w:hAnsi="Times New Roman" w:eastAsia="Times New Roman" w:cs="Times New Roman"/>
+                <w:i w:val="false"/>
+                <w:b w:val="false"/>
+                <w:u w:val="none"/>
+                <w:sz w:val="22"/>
+                <w:szCs w:val="22"/>
+                <w:color w:val="000000"/>
+              </w:rPr>
+              <w:t xml:space="preserve">0.86</w:t>
+            </w:r>
+          </w:p>
+        </w:tc>
+        <w:tc>
+          <w:tcPr>
+            <w:tcBorders>
+              <w:bottom w:val="none" w:sz="0" w:space="0" w:color="000000"/>
+              <w:top w:val="none" w:sz="0" w:space="0" w:color="000000"/>
+              <w:left w:val="none" w:sz="0" w:space="0" w:color="000000"/>
+              <w:right w:val="none" w:sz="0" w:space="0" w:color="000000"/>
+            </w:tcBorders>
+            <w:shd w:val="clear" w:color="auto" w:fill="FFFFFF"/>
+            <w:tcMar>
+              <w:top w:w="0" w:type="dxa"/>
+              <w:bottom w:w="0" w:type="dxa"/>
+              <w:left w:w="0" w:type="dxa"/>
+              <w:right w:w="0" w:type="dxa"/>
+            </w:tcMar>
+            <w:vAlign w:val="center"/>
+          </w:tcPr>
+          <w:p>
+            <w:pPr>
+              <w:pStyle w:val="Normal"/>
+              <w:jc w:val="center"/>
+              <w:pBdr>
+                <w:bottom w:val="none" w:sz="0" w:space="0" w:color="000000"/>
+                <w:top w:val="none" w:sz="0" w:space="0" w:color="000000"/>
+                <w:left w:val="none" w:sz="0" w:space="0" w:color="000000"/>
+                <w:right w:val="none" w:sz="0" w:space="0" w:color="000000"/>
+              </w:pBdr>
+              <w:spacing w:after="40" w:before="40" w:line="240"/>
+              <w:ind w:left="100" w:right="100" w:firstLine="0" w:firstLineChars="0"/>
+              <w:rPr>
+                <w:rFonts w:ascii="Times New Roman" w:hAnsi="Times New Roman" w:eastAsia="Times New Roman" w:cs="Times New Roman"/>
+                <w:i w:val="false"/>
+                <w:b w:val="false"/>
+                <w:u w:val="none"/>
+                <w:sz w:val="22"/>
+                <w:szCs w:val="22"/>
+                <w:color w:val="000000"/>
+              </w:rPr>
+            </w:pPr>
+            <w:r xmlns:w="http://schemas.openxmlformats.org/wordprocessingml/2006/main" xmlns:wp="http://schemas.openxmlformats.org/drawingml/2006/wordprocessingDrawing" xmlns:r="http://schemas.openxmlformats.org/officeDocument/2006/relationships" xmlns:w14="http://schemas.microsoft.com/office/word/2010/wordml">
+              <w:rPr>
+                <w:rFonts w:ascii="Times New Roman" w:hAnsi="Times New Roman" w:eastAsia="Times New Roman" w:cs="Times New Roman"/>
+                <w:i w:val="false"/>
+                <w:b w:val="false"/>
+                <w:u w:val="none"/>
+                <w:sz w:val="22"/>
+                <w:szCs w:val="22"/>
+                <w:color w:val="000000"/>
+              </w:rPr>
+              <w:t xml:space="preserve"/>
+            </w:r>
+          </w:p>
+        </w:tc>
+        <w:tc>
+          <w:tcPr>
+            <w:tcBorders>
+              <w:bottom w:val="none" w:sz="0" w:space="0" w:color="000000"/>
+              <w:top w:val="none" w:sz="0" w:space="0" w:color="000000"/>
+              <w:left w:val="none" w:sz="0" w:space="0" w:color="000000"/>
+              <w:right w:val="none" w:sz="0" w:space="0" w:color="000000"/>
+            </w:tcBorders>
+            <w:shd w:val="clear" w:color="auto" w:fill="FFFFFF"/>
+            <w:tcMar>
+              <w:top w:w="0" w:type="dxa"/>
+              <w:bottom w:w="0" w:type="dxa"/>
+              <w:left w:w="0" w:type="dxa"/>
+              <w:right w:w="0" w:type="dxa"/>
+            </w:tcMar>
+            <w:vAlign w:val="center"/>
+          </w:tcPr>
+          <w:p>
+            <w:pPr>
+              <w:pStyle w:val="Normal"/>
+              <w:jc w:val="center"/>
+              <w:pBdr>
+                <w:bottom w:val="none" w:sz="0" w:space="0" w:color="000000"/>
+                <w:top w:val="none" w:sz="0" w:space="0" w:color="000000"/>
+                <w:left w:val="none" w:sz="0" w:space="0" w:color="000000"/>
+                <w:right w:val="none" w:sz="0" w:space="0" w:color="000000"/>
+              </w:pBdr>
+              <w:spacing w:after="40" w:before="40" w:line="240"/>
+              <w:ind w:left="100" w:right="100" w:firstLine="0" w:firstLineChars="0"/>
+              <w:rPr>
+                <w:rFonts w:ascii="Times New Roman" w:hAnsi="Times New Roman" w:eastAsia="Times New Roman" w:cs="Times New Roman"/>
+                <w:i w:val="false"/>
+                <w:b w:val="false"/>
+                <w:u w:val="none"/>
+                <w:sz w:val="22"/>
+                <w:szCs w:val="22"/>
+                <w:color w:val="000000"/>
+              </w:rPr>
+            </w:pPr>
+            <w:r xmlns:w="http://schemas.openxmlformats.org/wordprocessingml/2006/main" xmlns:wp="http://schemas.openxmlformats.org/drawingml/2006/wordprocessingDrawing" xmlns:r="http://schemas.openxmlformats.org/officeDocument/2006/relationships" xmlns:w14="http://schemas.microsoft.com/office/word/2010/wordml">
+              <w:rPr>
+                <w:rFonts w:ascii="Times New Roman" w:hAnsi="Times New Roman" w:eastAsia="Times New Roman" w:cs="Times New Roman"/>
+                <w:i w:val="false"/>
+                <w:b w:val="false"/>
+                <w:u w:val="none"/>
+                <w:sz w:val="22"/>
+                <w:szCs w:val="22"/>
+                <w:color w:val="000000"/>
+              </w:rPr>
+              <w:t xml:space="preserve"/>
+            </w:r>
+          </w:p>
+        </w:tc>
+      </w:tr>
+      <w:tr>
+        <w:trPr>
+          <w:trHeight w:val="360" w:hRule="auto"/>
+        </w:trPr>
+        body 8
+        <w:tc>
+          <w:tcPr>
+            <w:vMerge/>
+            <w:tcBorders>
+              <w:bottom w:val="none" w:sz="0" w:space="0" w:color="000000"/>
+              <w:top w:val="none" w:sz="0" w:space="0" w:color="000000"/>
+              <w:left w:val="none" w:sz="0" w:space="0" w:color="000000"/>
+              <w:right w:val="none" w:sz="0" w:space="0" w:color="000000"/>
+            </w:tcBorders>
+            <w:shd w:val="clear" w:color="auto" w:fill="FFFFFF"/>
+            <w:tcMar>
+              <w:top w:w="0" w:type="dxa"/>
+              <w:bottom w:w="0" w:type="dxa"/>
+              <w:left w:w="0" w:type="dxa"/>
+              <w:right w:w="0" w:type="dxa"/>
+            </w:tcMar>
+            <w:vAlign w:val="center"/>
+          </w:tcPr>
+          <w:p>
+            <w:pPr>
+              <w:pStyle w:val="Normal"/>
+              <w:jc w:val="center"/>
+              <w:pBdr>
+                <w:bottom w:val="none" w:sz="0" w:space="0" w:color="000000"/>
+                <w:top w:val="none" w:sz="0" w:space="0" w:color="000000"/>
+                <w:left w:val="none" w:sz="0" w:space="0" w:color="000000"/>
+                <w:right w:val="none" w:sz="0" w:space="0" w:color="000000"/>
+              </w:pBdr>
+              <w:spacing w:after="40" w:before="40" w:line="240"/>
+              <w:ind w:left="100" w:right="100" w:firstLine="0" w:firstLineChars="0"/>
+              <w:rPr>
+                <w:rFonts w:ascii="Times New Roman" w:hAnsi="Times New Roman" w:eastAsia="Times New Roman" w:cs="Times New Roman"/>
+                <w:i w:val="false"/>
+                <w:b w:val="false"/>
+                <w:u w:val="none"/>
+                <w:sz w:val="22"/>
+                <w:szCs w:val="22"/>
+                <w:color w:val="000000"/>
+              </w:rPr>
+            </w:pPr>
+          </w:p>
+        </w:tc>
+        <w:tc>
+          <w:tcPr>
+            <w:tcBorders>
+              <w:bottom w:val="none" w:sz="0" w:space="0" w:color="000000"/>
+              <w:top w:val="none" w:sz="0" w:space="0" w:color="000000"/>
+              <w:left w:val="none" w:sz="0" w:space="0" w:color="000000"/>
+              <w:right w:val="none" w:sz="0" w:space="0" w:color="000000"/>
+            </w:tcBorders>
+            <w:shd w:val="clear" w:color="auto" w:fill="FFFFFF"/>
+            <w:tcMar>
+              <w:top w:w="0" w:type="dxa"/>
+              <w:bottom w:w="0" w:type="dxa"/>
+              <w:left w:w="0" w:type="dxa"/>
+              <w:right w:w="0" w:type="dxa"/>
+            </w:tcMar>
+            <w:vAlign w:val="center"/>
+          </w:tcPr>
+          <w:p>
+            <w:pPr>
+              <w:pStyle w:val="Normal"/>
+              <w:jc w:val="center"/>
+              <w:pBdr>
+                <w:bottom w:val="none" w:sz="0" w:space="0" w:color="000000"/>
+                <w:top w:val="none" w:sz="0" w:space="0" w:color="000000"/>
+                <w:left w:val="none" w:sz="0" w:space="0" w:color="000000"/>
+                <w:right w:val="none" w:sz="0" w:space="0" w:color="000000"/>
+              </w:pBdr>
+              <w:spacing w:after="40" w:before="40" w:line="240"/>
+              <w:ind w:left="100" w:right="100" w:firstLine="0" w:firstLineChars="0"/>
+              <w:rPr>
+                <w:rFonts w:ascii="Times New Roman" w:hAnsi="Times New Roman" w:eastAsia="Times New Roman" w:cs="Times New Roman"/>
+                <w:i w:val="false"/>
+                <w:b w:val="false"/>
+                <w:u w:val="none"/>
+                <w:sz w:val="22"/>
+                <w:szCs w:val="22"/>
+                <w:color w:val="000000"/>
+              </w:rPr>
+            </w:pPr>
+            <w:r xmlns:w="http://schemas.openxmlformats.org/wordprocessingml/2006/main" xmlns:wp="http://schemas.openxmlformats.org/drawingml/2006/wordprocessingDrawing" xmlns:r="http://schemas.openxmlformats.org/officeDocument/2006/relationships" xmlns:w14="http://schemas.microsoft.com/office/word/2010/wordml">
+              <w:rPr>
+                <w:rFonts w:ascii="Times New Roman" w:hAnsi="Times New Roman" w:eastAsia="Times New Roman" w:cs="Times New Roman"/>
+                <w:i w:val="false"/>
+                <w:b w:val="false"/>
+                <w:u w:val="none"/>
+                <w:sz w:val="22"/>
+                <w:szCs w:val="22"/>
+                <w:color w:val="000000"/>
+              </w:rPr>
+              <w:t xml:space="preserve">Restrained</w:t>
+            </w:r>
+          </w:p>
+        </w:tc>
+        <w:tc>
+          <w:tcPr>
+            <w:tcBorders>
+              <w:bottom w:val="none" w:sz="0" w:space="0" w:color="000000"/>
+              <w:top w:val="none" w:sz="0" w:space="0" w:color="000000"/>
+              <w:left w:val="none" w:sz="0" w:space="0" w:color="000000"/>
+              <w:right w:val="none" w:sz="0" w:space="0" w:color="000000"/>
+            </w:tcBorders>
+            <w:shd w:val="clear" w:color="auto" w:fill="FFFFFF"/>
+            <w:tcMar>
+              <w:top w:w="0" w:type="dxa"/>
+              <w:bottom w:w="0" w:type="dxa"/>
+              <w:left w:w="0" w:type="dxa"/>
+              <w:right w:w="0" w:type="dxa"/>
+            </w:tcMar>
+            <w:vAlign w:val="center"/>
+          </w:tcPr>
+          <w:p>
+            <w:pPr>
+              <w:pStyle w:val="Normal"/>
+              <w:jc w:val="center"/>
+              <w:pBdr>
+                <w:bottom w:val="none" w:sz="0" w:space="0" w:color="000000"/>
+                <w:top w:val="none" w:sz="0" w:space="0" w:color="000000"/>
+                <w:left w:val="none" w:sz="0" w:space="0" w:color="000000"/>
+                <w:right w:val="none" w:sz="0" w:space="0" w:color="000000"/>
+              </w:pBdr>
+              <w:spacing w:after="40" w:before="40" w:line="240"/>
+              <w:ind w:left="100" w:right="100" w:firstLine="0" w:firstLineChars="0"/>
+              <w:rPr>
+                <w:rFonts w:ascii="Times New Roman" w:hAnsi="Times New Roman" w:eastAsia="Times New Roman" w:cs="Times New Roman"/>
+                <w:i w:val="false"/>
+                <w:b w:val="false"/>
+                <w:u w:val="none"/>
+                <w:sz w:val="22"/>
+                <w:szCs w:val="22"/>
+                <w:color w:val="000000"/>
+              </w:rPr>
+            </w:pPr>
+            <w:r xmlns:w="http://schemas.openxmlformats.org/wordprocessingml/2006/main" xmlns:wp="http://schemas.openxmlformats.org/drawingml/2006/wordprocessingDrawing" xmlns:r="http://schemas.openxmlformats.org/officeDocument/2006/relationships" xmlns:w14="http://schemas.microsoft.com/office/word/2010/wordml">
+              <w:rPr>
+                <w:rFonts w:ascii="Times New Roman" w:hAnsi="Times New Roman" w:eastAsia="Times New Roman" w:cs="Times New Roman"/>
+                <w:i w:val="false"/>
+                <w:b w:val="false"/>
+                <w:u w:val="none"/>
+                <w:sz w:val="22"/>
+                <w:szCs w:val="22"/>
+                <w:color w:val="000000"/>
+              </w:rPr>
+              <w:t xml:space="preserve"/>
+            </w:r>
+          </w:p>
+        </w:tc>
+        <w:tc>
+          <w:tcPr>
+            <w:tcBorders>
+              <w:bottom w:val="none" w:sz="0" w:space="0" w:color="000000"/>
+              <w:top w:val="none" w:sz="0" w:space="0" w:color="000000"/>
+              <w:left w:val="none" w:sz="0" w:space="0" w:color="000000"/>
+              <w:right w:val="none" w:sz="0" w:space="0" w:color="000000"/>
+            </w:tcBorders>
+            <w:shd w:val="clear" w:color="auto" w:fill="FFFFFF"/>
+            <w:tcMar>
+              <w:top w:w="0" w:type="dxa"/>
+              <w:bottom w:w="0" w:type="dxa"/>
+              <w:left w:w="0" w:type="dxa"/>
+              <w:right w:w="0" w:type="dxa"/>
+            </w:tcMar>
+            <w:vAlign w:val="center"/>
+          </w:tcPr>
+          <w:p>
+            <w:pPr>
+              <w:pStyle w:val="Normal"/>
+              <w:jc w:val="center"/>
+              <w:pBdr>
+                <w:bottom w:val="none" w:sz="0" w:space="0" w:color="000000"/>
+                <w:top w:val="none" w:sz="0" w:space="0" w:color="000000"/>
+                <w:left w:val="none" w:sz="0" w:space="0" w:color="000000"/>
+                <w:right w:val="none" w:sz="0" w:space="0" w:color="000000"/>
+              </w:pBdr>
+              <w:spacing w:after="40" w:before="40" w:line="240"/>
+              <w:ind w:left="100" w:right="100" w:firstLine="0" w:firstLineChars="0"/>
+              <w:rPr>
+                <w:rFonts w:ascii="Times New Roman" w:hAnsi="Times New Roman" w:eastAsia="Times New Roman" w:cs="Times New Roman"/>
+                <w:i w:val="false"/>
+                <w:b w:val="false"/>
+                <w:u w:val="none"/>
+                <w:sz w:val="22"/>
+                <w:szCs w:val="22"/>
+                <w:color w:val="000000"/>
+              </w:rPr>
+            </w:pPr>
+            <w:r xmlns:w="http://schemas.openxmlformats.org/wordprocessingml/2006/main" xmlns:wp="http://schemas.openxmlformats.org/drawingml/2006/wordprocessingDrawing" xmlns:r="http://schemas.openxmlformats.org/officeDocument/2006/relationships" xmlns:w14="http://schemas.microsoft.com/office/word/2010/wordml">
+              <w:rPr>
+                <w:rFonts w:ascii="Times New Roman" w:hAnsi="Times New Roman" w:eastAsia="Times New Roman" w:cs="Times New Roman"/>
+                <w:i w:val="false"/>
+                <w:b w:val="false"/>
+                <w:u w:val="none"/>
+                <w:sz w:val="22"/>
+                <w:szCs w:val="22"/>
+                <w:color w:val="000000"/>
+              </w:rPr>
+              <w:t xml:space="preserve"/>
+            </w:r>
+          </w:p>
+        </w:tc>
+        <w:tc>
+          <w:tcPr>
+            <w:tcBorders>
+              <w:bottom w:val="none" w:sz="0" w:space="0" w:color="000000"/>
+              <w:top w:val="none" w:sz="0" w:space="0" w:color="000000"/>
+              <w:left w:val="none" w:sz="0" w:space="0" w:color="000000"/>
+              <w:right w:val="none" w:sz="0" w:space="0" w:color="000000"/>
+            </w:tcBorders>
+            <w:shd w:val="clear" w:color="auto" w:fill="FFFFFF"/>
+            <w:tcMar>
+              <w:top w:w="0" w:type="dxa"/>
+              <w:bottom w:w="0" w:type="dxa"/>
+              <w:left w:w="0" w:type="dxa"/>
+              <w:right w:w="0" w:type="dxa"/>
+            </w:tcMar>
+            <w:vAlign w:val="center"/>
+          </w:tcPr>
+          <w:p>
+            <w:pPr>
+              <w:pStyle w:val="Normal"/>
+              <w:jc w:val="center"/>
+              <w:pBdr>
+                <w:bottom w:val="none" w:sz="0" w:space="0" w:color="000000"/>
+                <w:top w:val="none" w:sz="0" w:space="0" w:color="000000"/>
+                <w:left w:val="none" w:sz="0" w:space="0" w:color="000000"/>
+                <w:right w:val="none" w:sz="0" w:space="0" w:color="000000"/>
+              </w:pBdr>
+              <w:spacing w:after="40" w:before="40" w:line="240"/>
+              <w:ind w:left="100" w:right="100" w:firstLine="0" w:firstLineChars="0"/>
+              <w:rPr>
+                <w:rFonts w:ascii="Times New Roman" w:hAnsi="Times New Roman" w:eastAsia="Times New Roman" w:cs="Times New Roman"/>
+                <w:i w:val="false"/>
+                <w:b w:val="false"/>
+                <w:u w:val="none"/>
+                <w:sz w:val="22"/>
+                <w:szCs w:val="22"/>
+                <w:color w:val="000000"/>
+              </w:rPr>
+            </w:pPr>
+            <w:r xmlns:w="http://schemas.openxmlformats.org/wordprocessingml/2006/main" xmlns:wp="http://schemas.openxmlformats.org/drawingml/2006/wordprocessingDrawing" xmlns:r="http://schemas.openxmlformats.org/officeDocument/2006/relationships" xmlns:w14="http://schemas.microsoft.com/office/word/2010/wordml">
+              <w:rPr>
+                <w:rFonts w:ascii="Times New Roman" w:hAnsi="Times New Roman" w:eastAsia="Times New Roman" w:cs="Times New Roman"/>
+                <w:i w:val="false"/>
+                <w:b w:val="false"/>
+                <w:u w:val="none"/>
+                <w:sz w:val="22"/>
+                <w:szCs w:val="22"/>
+                <w:color w:val="000000"/>
+              </w:rPr>
+              <w:t xml:space="preserve">0.81</w:t>
+            </w:r>
+          </w:p>
+        </w:tc>
+        <w:tc>
+          <w:tcPr>
+            <w:tcBorders>
+              <w:bottom w:val="none" w:sz="0" w:space="0" w:color="000000"/>
+              <w:top w:val="none" w:sz="0" w:space="0" w:color="000000"/>
+              <w:left w:val="none" w:sz="0" w:space="0" w:color="000000"/>
+              <w:right w:val="none" w:sz="0" w:space="0" w:color="000000"/>
+            </w:tcBorders>
+            <w:shd w:val="clear" w:color="auto" w:fill="FFFFFF"/>
+            <w:tcMar>
+              <w:top w:w="0" w:type="dxa"/>
+              <w:bottom w:w="0" w:type="dxa"/>
+              <w:left w:w="0" w:type="dxa"/>
+              <w:right w:w="0" w:type="dxa"/>
+            </w:tcMar>
+            <w:vAlign w:val="center"/>
+          </w:tcPr>
+          <w:p>
+            <w:pPr>
+              <w:pStyle w:val="Normal"/>
+              <w:jc w:val="center"/>
+              <w:pBdr>
+                <w:bottom w:val="none" w:sz="0" w:space="0" w:color="000000"/>
+                <w:top w:val="none" w:sz="0" w:space="0" w:color="000000"/>
+                <w:left w:val="none" w:sz="0" w:space="0" w:color="000000"/>
+                <w:right w:val="none" w:sz="0" w:space="0" w:color="000000"/>
+              </w:pBdr>
+              <w:spacing w:after="40" w:before="40" w:line="240"/>
+              <w:ind w:left="100" w:right="100" w:firstLine="0" w:firstLineChars="0"/>
+              <w:rPr>
+                <w:rFonts w:ascii="Times New Roman" w:hAnsi="Times New Roman" w:eastAsia="Times New Roman" w:cs="Times New Roman"/>
+                <w:i w:val="false"/>
+                <w:b w:val="false"/>
+                <w:u w:val="none"/>
+                <w:sz w:val="22"/>
+                <w:szCs w:val="22"/>
+                <w:color w:val="000000"/>
+              </w:rPr>
+            </w:pPr>
+            <w:r xmlns:w="http://schemas.openxmlformats.org/wordprocessingml/2006/main" xmlns:wp="http://schemas.openxmlformats.org/drawingml/2006/wordprocessingDrawing" xmlns:r="http://schemas.openxmlformats.org/officeDocument/2006/relationships" xmlns:w14="http://schemas.microsoft.com/office/word/2010/wordml">
+              <w:rPr>
+                <w:rFonts w:ascii="Times New Roman" w:hAnsi="Times New Roman" w:eastAsia="Times New Roman" w:cs="Times New Roman"/>
+                <w:i w:val="false"/>
+                <w:b w:val="false"/>
+                <w:u w:val="none"/>
+                <w:sz w:val="22"/>
+                <w:szCs w:val="22"/>
+                <w:color w:val="000000"/>
+              </w:rPr>
+              <w:t xml:space="preserve">0.99</w:t>
+            </w:r>
+          </w:p>
+        </w:tc>
+      </w:tr>
+      <w:tr>
+        <w:trPr>
+          <w:trHeight w:val="360" w:hRule="auto"/>
+        </w:trPr>
+        body 9
+        <w:tc>
+          <w:tcPr>
+            <w:vMerge/>
+            <w:tcBorders>
+              <w:bottom w:val="single" w:sz="8" w:space="0" w:color="666666"/>
+              <w:top w:val="none" w:sz="0" w:space="0" w:color="000000"/>
+              <w:left w:val="none" w:sz="0" w:space="0" w:color="000000"/>
+              <w:right w:val="none" w:sz="0" w:space="0" w:color="000000"/>
+            </w:tcBorders>
+            <w:shd w:val="clear" w:color="auto" w:fill="FFFFFF"/>
+            <w:tcMar>
+              <w:top w:w="0" w:type="dxa"/>
+              <w:bottom w:w="0" w:type="dxa"/>
+              <w:left w:w="0" w:type="dxa"/>
+              <w:right w:w="0" w:type="dxa"/>
+            </w:tcMar>
+            <w:vAlign w:val="center"/>
+          </w:tcPr>
+          <w:p>
+            <w:pPr>
+              <w:pStyle w:val="Normal"/>
+              <w:jc w:val="center"/>
+              <w:pBdr>
+                <w:bottom w:val="none" w:sz="0" w:space="0" w:color="000000"/>
+                <w:top w:val="none" w:sz="0" w:space="0" w:color="000000"/>
+                <w:left w:val="none" w:sz="0" w:space="0" w:color="000000"/>
+                <w:right w:val="none" w:sz="0" w:space="0" w:color="000000"/>
+              </w:pBdr>
+              <w:spacing w:after="40" w:before="40" w:line="240"/>
+              <w:ind w:left="100" w:right="100" w:firstLine="0" w:firstLineChars="0"/>
+              <w:rPr>
+                <w:rFonts w:ascii="Times New Roman" w:hAnsi="Times New Roman" w:eastAsia="Times New Roman" w:cs="Times New Roman"/>
+                <w:i w:val="false"/>
+                <w:b w:val="false"/>
+                <w:u w:val="none"/>
+                <w:sz w:val="22"/>
+                <w:szCs w:val="22"/>
+                <w:color w:val="000000"/>
+              </w:rPr>
+            </w:pPr>
+          </w:p>
+        </w:tc>
+        <w:tc>
+          <w:tcPr>
+            <w:tcBorders>
+              <w:bottom w:val="single" w:sz="8" w:space="0" w:color="666666"/>
+              <w:top w:val="none" w:sz="0" w:space="0" w:color="000000"/>
+              <w:left w:val="none" w:sz="0" w:space="0" w:color="000000"/>
+              <w:right w:val="none" w:sz="0" w:space="0" w:color="000000"/>
+            </w:tcBorders>
+            <w:shd w:val="clear" w:color="auto" w:fill="FFFFFF"/>
+            <w:tcMar>
+              <w:top w:w="0" w:type="dxa"/>
+              <w:bottom w:w="0" w:type="dxa"/>
+              <w:left w:w="0" w:type="dxa"/>
+              <w:right w:w="0" w:type="dxa"/>
+            </w:tcMar>
+            <w:vAlign w:val="center"/>
+          </w:tcPr>
+          <w:p>
+            <w:pPr>
+              <w:pStyle w:val="Normal"/>
+              <w:jc w:val="center"/>
+              <w:pBdr>
+                <w:bottom w:val="none" w:sz="0" w:space="0" w:color="000000"/>
+                <w:top w:val="none" w:sz="0" w:space="0" w:color="000000"/>
+                <w:left w:val="none" w:sz="0" w:space="0" w:color="000000"/>
+                <w:right w:val="none" w:sz="0" w:space="0" w:color="000000"/>
+              </w:pBdr>
+              <w:spacing w:after="40" w:before="40" w:line="240"/>
+              <w:ind w:left="100" w:right="100" w:firstLine="0" w:firstLineChars="0"/>
+              <w:rPr>
+                <w:rFonts w:ascii="Times New Roman" w:hAnsi="Times New Roman" w:eastAsia="Times New Roman" w:cs="Times New Roman"/>
+                <w:i w:val="false"/>
+                <w:b w:val="false"/>
+                <w:u w:val="none"/>
+                <w:sz w:val="22"/>
+                <w:szCs w:val="22"/>
+                <w:color w:val="000000"/>
+              </w:rPr>
+            </w:pPr>
+            <w:r xmlns:w="http://schemas.openxmlformats.org/wordprocessingml/2006/main" xmlns:wp="http://schemas.openxmlformats.org/drawingml/2006/wordprocessingDrawing" xmlns:r="http://schemas.openxmlformats.org/officeDocument/2006/relationships" xmlns:w14="http://schemas.microsoft.com/office/word/2010/wordml">
+              <w:rPr>
+                <w:rFonts w:ascii="Times New Roman" w:hAnsi="Times New Roman" w:eastAsia="Times New Roman" w:cs="Times New Roman"/>
+                <w:i w:val="false"/>
+                <w:b w:val="false"/>
+                <w:u w:val="none"/>
+                <w:sz w:val="22"/>
+                <w:szCs w:val="22"/>
+                <w:color w:val="000000"/>
+              </w:rPr>
+              <w:t xml:space="preserve">Unrestrained</w:t>
+            </w:r>
+          </w:p>
+        </w:tc>
+        <w:tc>
+          <w:tcPr>
+            <w:tcBorders>
+              <w:bottom w:val="single" w:sz="8" w:space="0" w:color="666666"/>
+              <w:top w:val="none" w:sz="0" w:space="0" w:color="000000"/>
+              <w:left w:val="none" w:sz="0" w:space="0" w:color="000000"/>
+              <w:right w:val="none" w:sz="0" w:space="0" w:color="000000"/>
+            </w:tcBorders>
+            <w:shd w:val="clear" w:color="auto" w:fill="FFFFFF"/>
+            <w:tcMar>
+              <w:top w:w="0" w:type="dxa"/>
+              <w:bottom w:w="0" w:type="dxa"/>
+              <w:left w:w="0" w:type="dxa"/>
+              <w:right w:w="0" w:type="dxa"/>
+            </w:tcMar>
+            <w:vAlign w:val="center"/>
+          </w:tcPr>
+          <w:p>
+            <w:pPr>
+              <w:pStyle w:val="Normal"/>
+              <w:jc w:val="center"/>
+              <w:pBdr>
+                <w:bottom w:val="none" w:sz="0" w:space="0" w:color="000000"/>
+                <w:top w:val="none" w:sz="0" w:space="0" w:color="000000"/>
+                <w:left w:val="none" w:sz="0" w:space="0" w:color="000000"/>
+                <w:right w:val="none" w:sz="0" w:space="0" w:color="000000"/>
+              </w:pBdr>
+              <w:spacing w:after="40" w:before="40" w:line="240"/>
+              <w:ind w:left="100" w:right="100" w:firstLine="0" w:firstLineChars="0"/>
+              <w:rPr>
+                <w:rFonts w:ascii="Times New Roman" w:hAnsi="Times New Roman" w:eastAsia="Times New Roman" w:cs="Times New Roman"/>
+                <w:i w:val="false"/>
+                <w:b w:val="false"/>
+                <w:u w:val="none"/>
+                <w:sz w:val="22"/>
+                <w:szCs w:val="22"/>
+                <w:color w:val="000000"/>
+              </w:rPr>
+            </w:pPr>
+            <w:r xmlns:w="http://schemas.openxmlformats.org/wordprocessingml/2006/main" xmlns:wp="http://schemas.openxmlformats.org/drawingml/2006/wordprocessingDrawing" xmlns:r="http://schemas.openxmlformats.org/officeDocument/2006/relationships" xmlns:w14="http://schemas.microsoft.com/office/word/2010/wordml">
+              <w:rPr>
+                <w:rFonts w:ascii="Times New Roman" w:hAnsi="Times New Roman" w:eastAsia="Times New Roman" w:cs="Times New Roman"/>
+                <w:i w:val="false"/>
+                <w:b w:val="false"/>
+                <w:u w:val="none"/>
+                <w:sz w:val="22"/>
+                <w:szCs w:val="22"/>
+                <w:color w:val="000000"/>
+              </w:rPr>
+              <w:t xml:space="preserve"/>
+            </w:r>
+          </w:p>
+        </w:tc>
+        <w:tc>
+          <w:tcPr>
+            <w:tcBorders>
+              <w:bottom w:val="single" w:sz="8" w:space="0" w:color="666666"/>
+              <w:top w:val="none" w:sz="0" w:space="0" w:color="000000"/>
+              <w:left w:val="none" w:sz="0" w:space="0" w:color="000000"/>
+              <w:right w:val="none" w:sz="0" w:space="0" w:color="000000"/>
+            </w:tcBorders>
+            <w:shd w:val="clear" w:color="auto" w:fill="FFFFFF"/>
+            <w:tcMar>
+              <w:top w:w="0" w:type="dxa"/>
+              <w:bottom w:w="0" w:type="dxa"/>
+              <w:left w:w="0" w:type="dxa"/>
+              <w:right w:w="0" w:type="dxa"/>
+            </w:tcMar>
+            <w:vAlign w:val="center"/>
+          </w:tcPr>
+          <w:p>
+            <w:pPr>
+              <w:pStyle w:val="Normal"/>
+              <w:jc w:val="center"/>
+              <w:pBdr>
+                <w:bottom w:val="none" w:sz="0" w:space="0" w:color="000000"/>
+                <w:top w:val="none" w:sz="0" w:space="0" w:color="000000"/>
+                <w:left w:val="none" w:sz="0" w:space="0" w:color="000000"/>
+                <w:right w:val="none" w:sz="0" w:space="0" w:color="000000"/>
+              </w:pBdr>
+              <w:spacing w:after="40" w:before="40" w:line="240"/>
+              <w:ind w:left="100" w:right="100" w:firstLine="0" w:firstLineChars="0"/>
+              <w:rPr>
+                <w:rFonts w:ascii="Times New Roman" w:hAnsi="Times New Roman" w:eastAsia="Times New Roman" w:cs="Times New Roman"/>
+                <w:i w:val="false"/>
+                <w:b w:val="false"/>
+                <w:u w:val="none"/>
+                <w:sz w:val="22"/>
+                <w:szCs w:val="22"/>
+                <w:color w:val="000000"/>
+              </w:rPr>
+            </w:pPr>
+            <w:r xmlns:w="http://schemas.openxmlformats.org/wordprocessingml/2006/main" xmlns:wp="http://schemas.openxmlformats.org/drawingml/2006/wordprocessingDrawing" xmlns:r="http://schemas.openxmlformats.org/officeDocument/2006/relationships" xmlns:w14="http://schemas.microsoft.com/office/word/2010/wordml">
+              <w:rPr>
+                <w:rFonts w:ascii="Times New Roman" w:hAnsi="Times New Roman" w:eastAsia="Times New Roman" w:cs="Times New Roman"/>
+                <w:i w:val="false"/>
+                <w:b w:val="false"/>
+                <w:u w:val="none"/>
+                <w:sz w:val="22"/>
+                <w:szCs w:val="22"/>
+                <w:color w:val="000000"/>
+              </w:rPr>
+              <w:t xml:space="preserve"/>
+            </w:r>
+          </w:p>
+        </w:tc>
+        <w:tc>
+          <w:tcPr>
+            <w:tcBorders>
+              <w:bottom w:val="single" w:sz="8" w:space="0" w:color="666666"/>
+              <w:top w:val="none" w:sz="0" w:space="0" w:color="000000"/>
+              <w:left w:val="none" w:sz="0" w:space="0" w:color="000000"/>
+              <w:right w:val="none" w:sz="0" w:space="0" w:color="000000"/>
+            </w:tcBorders>
+            <w:shd w:val="clear" w:color="auto" w:fill="FFFFFF"/>
+            <w:tcMar>
+              <w:top w:w="0" w:type="dxa"/>
+              <w:bottom w:w="0" w:type="dxa"/>
+              <w:left w:w="0" w:type="dxa"/>
+              <w:right w:w="0" w:type="dxa"/>
+            </w:tcMar>
+            <w:vAlign w:val="center"/>
+          </w:tcPr>
+          <w:p>
+            <w:pPr>
+              <w:pStyle w:val="Normal"/>
+              <w:jc w:val="center"/>
+              <w:pBdr>
+                <w:bottom w:val="none" w:sz="0" w:space="0" w:color="000000"/>
+                <w:top w:val="none" w:sz="0" w:space="0" w:color="000000"/>
+                <w:left w:val="none" w:sz="0" w:space="0" w:color="000000"/>
+                <w:right w:val="none" w:sz="0" w:space="0" w:color="000000"/>
+              </w:pBdr>
+              <w:spacing w:after="40" w:before="40" w:line="240"/>
+              <w:ind w:left="100" w:right="100" w:firstLine="0" w:firstLineChars="0"/>
+              <w:rPr>
+                <w:rFonts w:ascii="Times New Roman" w:hAnsi="Times New Roman" w:eastAsia="Times New Roman" w:cs="Times New Roman"/>
+                <w:i w:val="false"/>
+                <w:b w:val="false"/>
+                <w:u w:val="none"/>
+                <w:sz w:val="22"/>
+                <w:szCs w:val="22"/>
+                <w:color w:val="000000"/>
+              </w:rPr>
+            </w:pPr>
+            <w:r xmlns:w="http://schemas.openxmlformats.org/wordprocessingml/2006/main" xmlns:wp="http://schemas.openxmlformats.org/drawingml/2006/wordprocessingDrawing" xmlns:r="http://schemas.openxmlformats.org/officeDocument/2006/relationships" xmlns:w14="http://schemas.microsoft.com/office/word/2010/wordml">
+              <w:rPr>
+                <w:rFonts w:ascii="Times New Roman" w:hAnsi="Times New Roman" w:eastAsia="Times New Roman" w:cs="Times New Roman"/>
+                <w:i w:val="false"/>
+                <w:b w:val="false"/>
+                <w:u w:val="none"/>
+                <w:sz w:val="22"/>
+                <w:szCs w:val="22"/>
+                <w:color w:val="000000"/>
+              </w:rPr>
+              <w:t xml:space="preserve">0.92</w:t>
+            </w:r>
+          </w:p>
+        </w:tc>
+        <w:tc>
+          <w:tcPr>
+            <w:tcBorders>
+              <w:bottom w:val="single" w:sz="8" w:space="0" w:color="666666"/>
+              <w:top w:val="none" w:sz="0" w:space="0" w:color="000000"/>
+              <w:left w:val="none" w:sz="0" w:space="0" w:color="000000"/>
+              <w:right w:val="none" w:sz="0" w:space="0" w:color="000000"/>
+            </w:tcBorders>
+            <w:shd w:val="clear" w:color="auto" w:fill="FFFFFF"/>
+            <w:tcMar>
+              <w:top w:w="0" w:type="dxa"/>
+              <w:bottom w:w="0" w:type="dxa"/>
+              <w:left w:w="0" w:type="dxa"/>
+              <w:right w:w="0" w:type="dxa"/>
+            </w:tcMar>
+            <w:vAlign w:val="center"/>
+          </w:tcPr>
+          <w:p>
+            <w:pPr>
+              <w:pStyle w:val="Normal"/>
+              <w:jc w:val="center"/>
+              <w:pBdr>
+                <w:bottom w:val="none" w:sz="0" w:space="0" w:color="000000"/>
+                <w:top w:val="none" w:sz="0" w:space="0" w:color="000000"/>
+                <w:left w:val="none" w:sz="0" w:space="0" w:color="000000"/>
+                <w:right w:val="none" w:sz="0" w:space="0" w:color="000000"/>
+              </w:pBdr>
+              <w:spacing w:after="40" w:before="40" w:line="240"/>
+              <w:ind w:left="100" w:right="100" w:firstLine="0" w:firstLineChars="0"/>
+              <w:rPr>
+                <w:rFonts w:ascii="Times New Roman" w:hAnsi="Times New Roman" w:eastAsia="Times New Roman" w:cs="Times New Roman"/>
+                <w:i w:val="false"/>
+                <w:b w:val="false"/>
+                <w:u w:val="none"/>
+                <w:sz w:val="22"/>
+                <w:szCs w:val="22"/>
+                <w:color w:val="000000"/>
+              </w:rPr>
+            </w:pPr>
+            <w:r xmlns:w="http://schemas.openxmlformats.org/wordprocessingml/2006/main" xmlns:wp="http://schemas.openxmlformats.org/drawingml/2006/wordprocessingDrawing" xmlns:r="http://schemas.openxmlformats.org/officeDocument/2006/relationships" xmlns:w14="http://schemas.microsoft.com/office/word/2010/wordml">
+              <w:rPr>
+                <w:rFonts w:ascii="Times New Roman" w:hAnsi="Times New Roman" w:eastAsia="Times New Roman" w:cs="Times New Roman"/>
+                <w:i w:val="false"/>
+                <w:b w:val="false"/>
+                <w:u w:val="none"/>
+                <w:sz w:val="22"/>
+                <w:szCs w:val="22"/>
+                <w:color w:val="000000"/>
+              </w:rPr>
+              <w:t xml:space="preserve">0.99</w:t>
+            </w:r>
+          </w:p>
+        </w:tc>
+      </w:tr>
+      <w:tr>
+        <w:trPr>
+          <w:trHeight w:val="360" w:hRule="auto"/>
+        </w:trPr>
+        body10
+        <w:tc>
+          <w:tcPr>
+            <w:vMerge w:val="restart"/>
+            <w:tcBorders>
+              <w:bottom w:val="single" w:sz="6" w:space="0" w:color="000000"/>
+              <w:top w:val="single" w:sz="8" w:space="0" w:color="666666"/>
+              <w:left w:val="none" w:sz="0" w:space="0" w:color="000000"/>
+              <w:right w:val="none" w:sz="0" w:space="0" w:color="000000"/>
+            </w:tcBorders>
+            <w:shd w:val="clear" w:color="auto" w:fill="FFFFFF"/>
+            <w:tcMar>
+              <w:top w:w="0" w:type="dxa"/>
+              <w:bottom w:w="0" w:type="dxa"/>
+              <w:left w:w="0" w:type="dxa"/>
+              <w:right w:w="0" w:type="dxa"/>
+            </w:tcMar>
+            <w:vAlign w:val="center"/>
+          </w:tcPr>
+          <w:p>
+            <w:pPr>
+              <w:pStyle w:val="Normal"/>
+              <w:jc w:val="center"/>
+              <w:pBdr>
+                <w:bottom w:val="none" w:sz="0" w:space="0" w:color="000000"/>
+                <w:top w:val="none" w:sz="0" w:space="0" w:color="000000"/>
+                <w:left w:val="none" w:sz="0" w:space="0" w:color="000000"/>
+                <w:right w:val="none" w:sz="0" w:space="0" w:color="000000"/>
+              </w:pBdr>
+              <w:spacing w:after="40" w:before="40" w:line="240"/>
+              <w:ind w:left="100" w:right="100" w:firstLine="0" w:firstLineChars="0"/>
+              <w:rPr>
+                <w:rFonts w:ascii="Times New Roman" w:hAnsi="Times New Roman" w:eastAsia="Times New Roman" w:cs="Times New Roman"/>
+                <w:i w:val="false"/>
+                <w:b w:val="false"/>
+                <w:u w:val="none"/>
+                <w:sz w:val="22"/>
+                <w:szCs w:val="22"/>
+                <w:color w:val="000000"/>
+              </w:rPr>
+            </w:pPr>
+            <w:r xmlns:w="http://schemas.openxmlformats.org/wordprocessingml/2006/main" xmlns:wp="http://schemas.openxmlformats.org/drawingml/2006/wordprocessingDrawing" xmlns:r="http://schemas.openxmlformats.org/officeDocument/2006/relationships" xmlns:w14="http://schemas.microsoft.com/office/word/2010/wordml">
+              <w:rPr>
+                <w:rFonts w:ascii="Times New Roman" w:hAnsi="Times New Roman" w:eastAsia="Times New Roman" w:cs="Times New Roman"/>
+                <w:i w:val="false"/>
+                <w:b w:val="false"/>
+                <w:u w:val="none"/>
+                <w:sz w:val="22"/>
+                <w:szCs w:val="22"/>
+                <w:color w:val="000000"/>
+              </w:rPr>
+              <w:t xml:space="preserve">PPV</w:t>
+            </w:r>
+          </w:p>
+        </w:tc>
+        <w:tc>
+          <w:tcPr>
+            <w:tcBorders>
+              <w:bottom w:val="none" w:sz="0" w:space="0" w:color="000000"/>
+              <w:top w:val="single" w:sz="8" w:space="0" w:color="666666"/>
+              <w:left w:val="none" w:sz="0" w:space="0" w:color="000000"/>
+              <w:right w:val="none" w:sz="0" w:space="0" w:color="000000"/>
+            </w:tcBorders>
+            <w:shd w:val="clear" w:color="auto" w:fill="FFFFFF"/>
+            <w:tcMar>
+              <w:top w:w="0" w:type="dxa"/>
+              <w:bottom w:w="0" w:type="dxa"/>
+              <w:left w:w="0" w:type="dxa"/>
+              <w:right w:w="0" w:type="dxa"/>
+            </w:tcMar>
+            <w:vAlign w:val="center"/>
+          </w:tcPr>
+          <w:p>
+            <w:pPr>
+              <w:pStyle w:val="Normal"/>
+              <w:jc w:val="center"/>
+              <w:pBdr>
+                <w:bottom w:val="none" w:sz="0" w:space="0" w:color="000000"/>
+                <w:top w:val="none" w:sz="0" w:space="0" w:color="000000"/>
+                <w:left w:val="none" w:sz="0" w:space="0" w:color="000000"/>
+                <w:right w:val="none" w:sz="0" w:space="0" w:color="000000"/>
+              </w:pBdr>
+              <w:spacing w:after="40" w:before="40" w:line="240"/>
+              <w:ind w:left="100" w:right="100" w:firstLine="0" w:firstLineChars="0"/>
+              <w:rPr>
+                <w:rFonts w:ascii="Times New Roman" w:hAnsi="Times New Roman" w:eastAsia="Times New Roman" w:cs="Times New Roman"/>
+                <w:i w:val="false"/>
+                <w:b w:val="false"/>
+                <w:u w:val="none"/>
+                <w:sz w:val="22"/>
+                <w:szCs w:val="22"/>
+                <w:color w:val="000000"/>
+              </w:rPr>
+            </w:pPr>
+            <w:r xmlns:w="http://schemas.openxmlformats.org/wordprocessingml/2006/main" xmlns:wp="http://schemas.openxmlformats.org/drawingml/2006/wordprocessingDrawing" xmlns:r="http://schemas.openxmlformats.org/officeDocument/2006/relationships" xmlns:w14="http://schemas.microsoft.com/office/word/2010/wordml">
+              <w:rPr>
+                <w:rFonts w:ascii="Times New Roman" w:hAnsi="Times New Roman" w:eastAsia="Times New Roman" w:cs="Times New Roman"/>
+                <w:i w:val="false"/>
+                <w:b w:val="false"/>
+                <w:u w:val="none"/>
+                <w:sz w:val="22"/>
+                <w:szCs w:val="22"/>
+                <w:color w:val="000000"/>
+              </w:rPr>
+              <w:t xml:space="preserve">Held</w:t>
+            </w:r>
+          </w:p>
+        </w:tc>
+        <w:tc>
+          <w:tcPr>
+            <w:tcBorders>
+              <w:bottom w:val="none" w:sz="0" w:space="0" w:color="000000"/>
+              <w:top w:val="single" w:sz="8" w:space="0" w:color="666666"/>
+              <w:left w:val="none" w:sz="0" w:space="0" w:color="000000"/>
+              <w:right w:val="none" w:sz="0" w:space="0" w:color="000000"/>
+            </w:tcBorders>
+            <w:shd w:val="clear" w:color="auto" w:fill="FFFFFF"/>
+            <w:tcMar>
+              <w:top w:w="0" w:type="dxa"/>
+              <w:bottom w:w="0" w:type="dxa"/>
+              <w:left w:w="0" w:type="dxa"/>
+              <w:right w:w="0" w:type="dxa"/>
+            </w:tcMar>
+            <w:vAlign w:val="center"/>
+          </w:tcPr>
+          <w:p>
+            <w:pPr>
+              <w:pStyle w:val="Normal"/>
+              <w:jc w:val="center"/>
+              <w:pBdr>
+                <w:bottom w:val="none" w:sz="0" w:space="0" w:color="000000"/>
+                <w:top w:val="none" w:sz="0" w:space="0" w:color="000000"/>
+                <w:left w:val="none" w:sz="0" w:space="0" w:color="000000"/>
+                <w:right w:val="none" w:sz="0" w:space="0" w:color="000000"/>
+              </w:pBdr>
+              <w:spacing w:after="40" w:before="40" w:line="240"/>
+              <w:ind w:left="100" w:right="100" w:firstLine="0" w:firstLineChars="0"/>
+              <w:rPr>
+                <w:rFonts w:ascii="Times New Roman" w:hAnsi="Times New Roman" w:eastAsia="Times New Roman" w:cs="Times New Roman"/>
+                <w:i w:val="false"/>
+                <w:b w:val="false"/>
+                <w:u w:val="none"/>
+                <w:sz w:val="22"/>
+                <w:szCs w:val="22"/>
+                <w:color w:val="000000"/>
+              </w:rPr>
+            </w:pPr>
+            <w:r xmlns:w="http://schemas.openxmlformats.org/wordprocessingml/2006/main" xmlns:wp="http://schemas.openxmlformats.org/drawingml/2006/wordprocessingDrawing" xmlns:r="http://schemas.openxmlformats.org/officeDocument/2006/relationships" xmlns:w14="http://schemas.microsoft.com/office/word/2010/wordml">
+              <w:rPr>
+                <w:rFonts w:ascii="Times New Roman" w:hAnsi="Times New Roman" w:eastAsia="Times New Roman" w:cs="Times New Roman"/>
+                <w:i w:val="false"/>
+                <w:b w:val="false"/>
+                <w:u w:val="none"/>
+                <w:sz w:val="22"/>
+                <w:szCs w:val="22"/>
+                <w:color w:val="000000"/>
+              </w:rPr>
+              <w:t xml:space="preserve">0.94</w:t>
+            </w:r>
+          </w:p>
+        </w:tc>
+        <w:tc>
+          <w:tcPr>
+            <w:tcBorders>
+              <w:bottom w:val="none" w:sz="0" w:space="0" w:color="000000"/>
+              <w:top w:val="single" w:sz="8" w:space="0" w:color="666666"/>
+              <w:left w:val="none" w:sz="0" w:space="0" w:color="000000"/>
+              <w:right w:val="none" w:sz="0" w:space="0" w:color="000000"/>
+            </w:tcBorders>
+            <w:shd w:val="clear" w:color="auto" w:fill="FFFFFF"/>
+            <w:tcMar>
+              <w:top w:w="0" w:type="dxa"/>
+              <w:bottom w:w="0" w:type="dxa"/>
+              <w:left w:w="0" w:type="dxa"/>
+              <w:right w:w="0" w:type="dxa"/>
+            </w:tcMar>
+            <w:vAlign w:val="center"/>
+          </w:tcPr>
+          <w:p>
+            <w:pPr>
+              <w:pStyle w:val="Normal"/>
+              <w:jc w:val="center"/>
+              <w:pBdr>
+                <w:bottom w:val="none" w:sz="0" w:space="0" w:color="000000"/>
+                <w:top w:val="none" w:sz="0" w:space="0" w:color="000000"/>
+                <w:left w:val="none" w:sz="0" w:space="0" w:color="000000"/>
+                <w:right w:val="none" w:sz="0" w:space="0" w:color="000000"/>
+              </w:pBdr>
+              <w:spacing w:after="40" w:before="40" w:line="240"/>
+              <w:ind w:left="100" w:right="100" w:firstLine="0" w:firstLineChars="0"/>
+              <w:rPr>
+                <w:rFonts w:ascii="Times New Roman" w:hAnsi="Times New Roman" w:eastAsia="Times New Roman" w:cs="Times New Roman"/>
+                <w:i w:val="false"/>
+                <w:b w:val="false"/>
+                <w:u w:val="none"/>
+                <w:sz w:val="22"/>
+                <w:szCs w:val="22"/>
+                <w:color w:val="000000"/>
+              </w:rPr>
+            </w:pPr>
+            <w:r xmlns:w="http://schemas.openxmlformats.org/wordprocessingml/2006/main" xmlns:wp="http://schemas.openxmlformats.org/drawingml/2006/wordprocessingDrawing" xmlns:r="http://schemas.openxmlformats.org/officeDocument/2006/relationships" xmlns:w14="http://schemas.microsoft.com/office/word/2010/wordml">
+              <w:rPr>
+                <w:rFonts w:ascii="Times New Roman" w:hAnsi="Times New Roman" w:eastAsia="Times New Roman" w:cs="Times New Roman"/>
+                <w:i w:val="false"/>
+                <w:b w:val="false"/>
+                <w:u w:val="none"/>
+                <w:sz w:val="22"/>
+                <w:szCs w:val="22"/>
+                <w:color w:val="000000"/>
+              </w:rPr>
+              <w:t xml:space="preserve">0.72</w:t>
+            </w:r>
+          </w:p>
+        </w:tc>
+        <w:tc>
+          <w:tcPr>
+            <w:tcBorders>
+              <w:bottom w:val="none" w:sz="0" w:space="0" w:color="000000"/>
+              <w:top w:val="single" w:sz="8" w:space="0" w:color="666666"/>
+              <w:left w:val="none" w:sz="0" w:space="0" w:color="000000"/>
+              <w:right w:val="none" w:sz="0" w:space="0" w:color="000000"/>
+            </w:tcBorders>
+            <w:shd w:val="clear" w:color="auto" w:fill="FFFFFF"/>
+            <w:tcMar>
+              <w:top w:w="0" w:type="dxa"/>
+              <w:bottom w:w="0" w:type="dxa"/>
+              <w:left w:w="0" w:type="dxa"/>
+              <w:right w:w="0" w:type="dxa"/>
+            </w:tcMar>
+            <w:vAlign w:val="center"/>
+          </w:tcPr>
+          <w:p>
+            <w:pPr>
+              <w:pStyle w:val="Normal"/>
+              <w:jc w:val="center"/>
+              <w:pBdr>
+                <w:bottom w:val="none" w:sz="0" w:space="0" w:color="000000"/>
+                <w:top w:val="none" w:sz="0" w:space="0" w:color="000000"/>
+                <w:left w:val="none" w:sz="0" w:space="0" w:color="000000"/>
+                <w:right w:val="none" w:sz="0" w:space="0" w:color="000000"/>
+              </w:pBdr>
+              <w:spacing w:after="40" w:before="40" w:line="240"/>
+              <w:ind w:left="100" w:right="100" w:firstLine="0" w:firstLineChars="0"/>
+              <w:rPr>
+                <w:rFonts w:ascii="Times New Roman" w:hAnsi="Times New Roman" w:eastAsia="Times New Roman" w:cs="Times New Roman"/>
+                <w:i w:val="false"/>
+                <w:b w:val="false"/>
+                <w:u w:val="none"/>
+                <w:sz w:val="22"/>
+                <w:szCs w:val="22"/>
+                <w:color w:val="000000"/>
+              </w:rPr>
+            </w:pPr>
+            <w:r xmlns:w="http://schemas.openxmlformats.org/wordprocessingml/2006/main" xmlns:wp="http://schemas.openxmlformats.org/drawingml/2006/wordprocessingDrawing" xmlns:r="http://schemas.openxmlformats.org/officeDocument/2006/relationships" xmlns:w14="http://schemas.microsoft.com/office/word/2010/wordml">
+              <w:rPr>
+                <w:rFonts w:ascii="Times New Roman" w:hAnsi="Times New Roman" w:eastAsia="Times New Roman" w:cs="Times New Roman"/>
+                <w:i w:val="false"/>
+                <w:b w:val="false"/>
+                <w:u w:val="none"/>
+                <w:sz w:val="22"/>
+                <w:szCs w:val="22"/>
+                <w:color w:val="000000"/>
+              </w:rPr>
+              <w:t xml:space="preserve"/>
+            </w:r>
+          </w:p>
+        </w:tc>
+        <w:tc>
+          <w:tcPr>
+            <w:tcBorders>
+              <w:bottom w:val="none" w:sz="0" w:space="0" w:color="000000"/>
+              <w:top w:val="single" w:sz="8" w:space="0" w:color="666666"/>
+              <w:left w:val="none" w:sz="0" w:space="0" w:color="000000"/>
+              <w:right w:val="none" w:sz="0" w:space="0" w:color="000000"/>
+            </w:tcBorders>
+            <w:shd w:val="clear" w:color="auto" w:fill="FFFFFF"/>
+            <w:tcMar>
+              <w:top w:w="0" w:type="dxa"/>
+              <w:bottom w:w="0" w:type="dxa"/>
+              <w:left w:w="0" w:type="dxa"/>
+              <w:right w:w="0" w:type="dxa"/>
+            </w:tcMar>
+            <w:vAlign w:val="center"/>
+          </w:tcPr>
+          <w:p>
+            <w:pPr>
+              <w:pStyle w:val="Normal"/>
+              <w:jc w:val="center"/>
+              <w:pBdr>
+                <w:bottom w:val="none" w:sz="0" w:space="0" w:color="000000"/>
+                <w:top w:val="none" w:sz="0" w:space="0" w:color="000000"/>
+                <w:left w:val="none" w:sz="0" w:space="0" w:color="000000"/>
+                <w:right w:val="none" w:sz="0" w:space="0" w:color="000000"/>
+              </w:pBdr>
+              <w:spacing w:after="40" w:before="40" w:line="240"/>
+              <w:ind w:left="100" w:right="100" w:firstLine="0" w:firstLineChars="0"/>
+              <w:rPr>
+                <w:rFonts w:ascii="Times New Roman" w:hAnsi="Times New Roman" w:eastAsia="Times New Roman" w:cs="Times New Roman"/>
+                <w:i w:val="false"/>
+                <w:b w:val="false"/>
+                <w:u w:val="none"/>
+                <w:sz w:val="22"/>
+                <w:szCs w:val="22"/>
+                <w:color w:val="000000"/>
+              </w:rPr>
+            </w:pPr>
+            <w:r xmlns:w="http://schemas.openxmlformats.org/wordprocessingml/2006/main" xmlns:wp="http://schemas.openxmlformats.org/drawingml/2006/wordprocessingDrawing" xmlns:r="http://schemas.openxmlformats.org/officeDocument/2006/relationships" xmlns:w14="http://schemas.microsoft.com/office/word/2010/wordml">
+              <w:rPr>
+                <w:rFonts w:ascii="Times New Roman" w:hAnsi="Times New Roman" w:eastAsia="Times New Roman" w:cs="Times New Roman"/>
+                <w:i w:val="false"/>
+                <w:b w:val="false"/>
+                <w:u w:val="none"/>
+                <w:sz w:val="22"/>
+                <w:szCs w:val="22"/>
+                <w:color w:val="000000"/>
+              </w:rPr>
+              <w:t xml:space="preserve"/>
+            </w:r>
+          </w:p>
+        </w:tc>
+      </w:tr>
+      <w:tr>
+        <w:trPr>
+          <w:trHeight w:val="360" w:hRule="auto"/>
+        </w:trPr>
+        body11
+        <w:tc>
+          <w:tcPr>
+            <w:vMerge/>
+            <w:tcBorders>
+              <w:bottom w:val="none" w:sz="0" w:space="0" w:color="000000"/>
+              <w:top w:val="single" w:sz="6" w:space="0" w:color="000000"/>
+              <w:left w:val="none" w:sz="0" w:space="0" w:color="000000"/>
+              <w:right w:val="none" w:sz="0" w:space="0" w:color="000000"/>
+            </w:tcBorders>
+            <w:shd w:val="clear" w:color="auto" w:fill="FFFFFF"/>
+            <w:tcMar>
+              <w:top w:w="0" w:type="dxa"/>
+              <w:bottom w:w="0" w:type="dxa"/>
+              <w:left w:w="0" w:type="dxa"/>
+              <w:right w:w="0" w:type="dxa"/>
+            </w:tcMar>
+            <w:vAlign w:val="center"/>
+          </w:tcPr>
+          <w:p>
+            <w:pPr>
+              <w:pStyle w:val="Normal"/>
+              <w:jc w:val="center"/>
+              <w:pBdr>
+                <w:bottom w:val="none" w:sz="0" w:space="0" w:color="000000"/>
+                <w:top w:val="none" w:sz="0" w:space="0" w:color="000000"/>
+                <w:left w:val="none" w:sz="0" w:space="0" w:color="000000"/>
+                <w:right w:val="none" w:sz="0" w:space="0" w:color="000000"/>
+              </w:pBdr>
+              <w:spacing w:after="40" w:before="40" w:line="240"/>
+              <w:ind w:left="100" w:right="100" w:firstLine="0" w:firstLineChars="0"/>
+              <w:rPr>
+                <w:rFonts w:ascii="Times New Roman" w:hAnsi="Times New Roman" w:eastAsia="Times New Roman" w:cs="Times New Roman"/>
+                <w:i w:val="false"/>
+                <w:b w:val="false"/>
+                <w:u w:val="none"/>
+                <w:sz w:val="22"/>
+                <w:szCs w:val="22"/>
+                <w:color w:val="000000"/>
+              </w:rPr>
+            </w:pPr>
+          </w:p>
+        </w:tc>
+        <w:tc>
+          <w:tcPr>
+            <w:tcBorders>
+              <w:bottom w:val="none" w:sz="0" w:space="0" w:color="000000"/>
+              <w:top w:val="none" w:sz="0" w:space="0" w:color="000000"/>
+              <w:left w:val="none" w:sz="0" w:space="0" w:color="000000"/>
+              <w:right w:val="none" w:sz="0" w:space="0" w:color="000000"/>
+            </w:tcBorders>
+            <w:shd w:val="clear" w:color="auto" w:fill="FFFFFF"/>
+            <w:tcMar>
+              <w:top w:w="0" w:type="dxa"/>
+              <w:bottom w:w="0" w:type="dxa"/>
+              <w:left w:w="0" w:type="dxa"/>
+              <w:right w:w="0" w:type="dxa"/>
+            </w:tcMar>
+            <w:vAlign w:val="center"/>
+          </w:tcPr>
+          <w:p>
+            <w:pPr>
+              <w:pStyle w:val="Normal"/>
+              <w:jc w:val="center"/>
+              <w:pBdr>
+                <w:bottom w:val="none" w:sz="0" w:space="0" w:color="000000"/>
+                <w:top w:val="none" w:sz="0" w:space="0" w:color="000000"/>
+                <w:left w:val="none" w:sz="0" w:space="0" w:color="000000"/>
+                <w:right w:val="none" w:sz="0" w:space="0" w:color="000000"/>
+              </w:pBdr>
+              <w:spacing w:after="40" w:before="40" w:line="240"/>
+              <w:ind w:left="100" w:right="100" w:firstLine="0" w:firstLineChars="0"/>
+              <w:rPr>
+                <w:rFonts w:ascii="Times New Roman" w:hAnsi="Times New Roman" w:eastAsia="Times New Roman" w:cs="Times New Roman"/>
+                <w:i w:val="false"/>
+                <w:b w:val="false"/>
+                <w:u w:val="none"/>
+                <w:sz w:val="22"/>
+                <w:szCs w:val="22"/>
+                <w:color w:val="000000"/>
+              </w:rPr>
+            </w:pPr>
+            <w:r xmlns:w="http://schemas.openxmlformats.org/wordprocessingml/2006/main" xmlns:wp="http://schemas.openxmlformats.org/drawingml/2006/wordprocessingDrawing" xmlns:r="http://schemas.openxmlformats.org/officeDocument/2006/relationships" xmlns:w14="http://schemas.microsoft.com/office/word/2010/wordml">
+              <w:rPr>
+                <w:rFonts w:ascii="Times New Roman" w:hAnsi="Times New Roman" w:eastAsia="Times New Roman" w:cs="Times New Roman"/>
+                <w:i w:val="false"/>
+                <w:b w:val="false"/>
+                <w:u w:val="none"/>
+                <w:sz w:val="22"/>
+                <w:szCs w:val="22"/>
+                <w:color w:val="000000"/>
+              </w:rPr>
+              <w:t xml:space="preserve">Supine</w:t>
+            </w:r>
+          </w:p>
+        </w:tc>
+        <w:tc>
+          <w:tcPr>
+            <w:tcBorders>
+              <w:bottom w:val="none" w:sz="0" w:space="0" w:color="000000"/>
+              <w:top w:val="none" w:sz="0" w:space="0" w:color="000000"/>
+              <w:left w:val="none" w:sz="0" w:space="0" w:color="000000"/>
+              <w:right w:val="none" w:sz="0" w:space="0" w:color="000000"/>
+            </w:tcBorders>
+            <w:shd w:val="clear" w:color="auto" w:fill="FFFFFF"/>
+            <w:tcMar>
+              <w:top w:w="0" w:type="dxa"/>
+              <w:bottom w:w="0" w:type="dxa"/>
+              <w:left w:w="0" w:type="dxa"/>
+              <w:right w:w="0" w:type="dxa"/>
+            </w:tcMar>
+            <w:vAlign w:val="center"/>
+          </w:tcPr>
+          <w:p>
+            <w:pPr>
+              <w:pStyle w:val="Normal"/>
+              <w:jc w:val="center"/>
+              <w:pBdr>
+                <w:bottom w:val="none" w:sz="0" w:space="0" w:color="000000"/>
+                <w:top w:val="none" w:sz="0" w:space="0" w:color="000000"/>
+                <w:left w:val="none" w:sz="0" w:space="0" w:color="000000"/>
+                <w:right w:val="none" w:sz="0" w:space="0" w:color="000000"/>
+              </w:pBdr>
+              <w:spacing w:after="40" w:before="40" w:line="240"/>
+              <w:ind w:left="100" w:right="100" w:firstLine="0" w:firstLineChars="0"/>
+              <w:rPr>
+                <w:rFonts w:ascii="Times New Roman" w:hAnsi="Times New Roman" w:eastAsia="Times New Roman" w:cs="Times New Roman"/>
+                <w:i w:val="false"/>
+                <w:b w:val="false"/>
+                <w:u w:val="none"/>
+                <w:sz w:val="22"/>
+                <w:szCs w:val="22"/>
+                <w:color w:val="000000"/>
+              </w:rPr>
+            </w:pPr>
+            <w:r xmlns:w="http://schemas.openxmlformats.org/wordprocessingml/2006/main" xmlns:wp="http://schemas.openxmlformats.org/drawingml/2006/wordprocessingDrawing" xmlns:r="http://schemas.openxmlformats.org/officeDocument/2006/relationships" xmlns:w14="http://schemas.microsoft.com/office/word/2010/wordml">
+              <w:rPr>
+                <w:rFonts w:ascii="Times New Roman" w:hAnsi="Times New Roman" w:eastAsia="Times New Roman" w:cs="Times New Roman"/>
+                <w:i w:val="false"/>
+                <w:b w:val="false"/>
+                <w:u w:val="none"/>
+                <w:sz w:val="22"/>
+                <w:szCs w:val="22"/>
+                <w:color w:val="000000"/>
+              </w:rPr>
+              <w:t xml:space="preserve">0.84</w:t>
+            </w:r>
+          </w:p>
+        </w:tc>
+        <w:tc>
+          <w:tcPr>
+            <w:tcBorders>
+              <w:bottom w:val="none" w:sz="0" w:space="0" w:color="000000"/>
+              <w:top w:val="none" w:sz="0" w:space="0" w:color="000000"/>
+              <w:left w:val="none" w:sz="0" w:space="0" w:color="000000"/>
+              <w:right w:val="none" w:sz="0" w:space="0" w:color="000000"/>
+            </w:tcBorders>
+            <w:shd w:val="clear" w:color="auto" w:fill="FFFFFF"/>
+            <w:tcMar>
+              <w:top w:w="0" w:type="dxa"/>
+              <w:bottom w:w="0" w:type="dxa"/>
+              <w:left w:w="0" w:type="dxa"/>
+              <w:right w:w="0" w:type="dxa"/>
+            </w:tcMar>
+            <w:vAlign w:val="center"/>
+          </w:tcPr>
+          <w:p>
+            <w:pPr>
+              <w:pStyle w:val="Normal"/>
+              <w:jc w:val="center"/>
+              <w:pBdr>
+                <w:bottom w:val="none" w:sz="0" w:space="0" w:color="000000"/>
+                <w:top w:val="none" w:sz="0" w:space="0" w:color="000000"/>
+                <w:left w:val="none" w:sz="0" w:space="0" w:color="000000"/>
+                <w:right w:val="none" w:sz="0" w:space="0" w:color="000000"/>
+              </w:pBdr>
+              <w:spacing w:after="40" w:before="40" w:line="240"/>
+              <w:ind w:left="100" w:right="100" w:firstLine="0" w:firstLineChars="0"/>
+              <w:rPr>
+                <w:rFonts w:ascii="Times New Roman" w:hAnsi="Times New Roman" w:eastAsia="Times New Roman" w:cs="Times New Roman"/>
+                <w:i w:val="false"/>
+                <w:b w:val="false"/>
+                <w:u w:val="none"/>
+                <w:sz w:val="22"/>
+                <w:szCs w:val="22"/>
+                <w:color w:val="000000"/>
+              </w:rPr>
+            </w:pPr>
+            <w:r xmlns:w="http://schemas.openxmlformats.org/wordprocessingml/2006/main" xmlns:wp="http://schemas.openxmlformats.org/drawingml/2006/wordprocessingDrawing" xmlns:r="http://schemas.openxmlformats.org/officeDocument/2006/relationships" xmlns:w14="http://schemas.microsoft.com/office/word/2010/wordml">
+              <w:rPr>
+                <w:rFonts w:ascii="Times New Roman" w:hAnsi="Times New Roman" w:eastAsia="Times New Roman" w:cs="Times New Roman"/>
+                <w:i w:val="false"/>
+                <w:b w:val="false"/>
+                <w:u w:val="none"/>
+                <w:sz w:val="22"/>
+                <w:szCs w:val="22"/>
+                <w:color w:val="000000"/>
+              </w:rPr>
+              <w:t xml:space="preserve">0.76</w:t>
+            </w:r>
+          </w:p>
+        </w:tc>
+        <w:tc>
+          <w:tcPr>
+            <w:tcBorders>
+              <w:bottom w:val="none" w:sz="0" w:space="0" w:color="000000"/>
+              <w:top w:val="none" w:sz="0" w:space="0" w:color="000000"/>
+              <w:left w:val="none" w:sz="0" w:space="0" w:color="000000"/>
+              <w:right w:val="none" w:sz="0" w:space="0" w:color="000000"/>
+            </w:tcBorders>
+            <w:shd w:val="clear" w:color="auto" w:fill="FFFFFF"/>
+            <w:tcMar>
+              <w:top w:w="0" w:type="dxa"/>
+              <w:bottom w:w="0" w:type="dxa"/>
+              <w:left w:w="0" w:type="dxa"/>
+              <w:right w:w="0" w:type="dxa"/>
+            </w:tcMar>
+            <w:vAlign w:val="center"/>
+          </w:tcPr>
+          <w:p>
+            <w:pPr>
+              <w:pStyle w:val="Normal"/>
+              <w:jc w:val="center"/>
+              <w:pBdr>
+                <w:bottom w:val="none" w:sz="0" w:space="0" w:color="000000"/>
+                <w:top w:val="none" w:sz="0" w:space="0" w:color="000000"/>
+                <w:left w:val="none" w:sz="0" w:space="0" w:color="000000"/>
+                <w:right w:val="none" w:sz="0" w:space="0" w:color="000000"/>
+              </w:pBdr>
+              <w:spacing w:after="40" w:before="40" w:line="240"/>
+              <w:ind w:left="100" w:right="100" w:firstLine="0" w:firstLineChars="0"/>
+              <w:rPr>
+                <w:rFonts w:ascii="Times New Roman" w:hAnsi="Times New Roman" w:eastAsia="Times New Roman" w:cs="Times New Roman"/>
+                <w:i w:val="false"/>
+                <w:b w:val="false"/>
+                <w:u w:val="none"/>
+                <w:sz w:val="22"/>
+                <w:szCs w:val="22"/>
+                <w:color w:val="000000"/>
+              </w:rPr>
+            </w:pPr>
+            <w:r xmlns:w="http://schemas.openxmlformats.org/wordprocessingml/2006/main" xmlns:wp="http://schemas.openxmlformats.org/drawingml/2006/wordprocessingDrawing" xmlns:r="http://schemas.openxmlformats.org/officeDocument/2006/relationships" xmlns:w14="http://schemas.microsoft.com/office/word/2010/wordml">
+              <w:rPr>
+                <w:rFonts w:ascii="Times New Roman" w:hAnsi="Times New Roman" w:eastAsia="Times New Roman" w:cs="Times New Roman"/>
+                <w:i w:val="false"/>
+                <w:b w:val="false"/>
+                <w:u w:val="none"/>
+                <w:sz w:val="22"/>
+                <w:szCs w:val="22"/>
+                <w:color w:val="000000"/>
+              </w:rPr>
+              <w:t xml:space="preserve"/>
+            </w:r>
+          </w:p>
+        </w:tc>
+        <w:tc>
+          <w:tcPr>
+            <w:tcBorders>
+              <w:bottom w:val="none" w:sz="0" w:space="0" w:color="000000"/>
+              <w:top w:val="none" w:sz="0" w:space="0" w:color="000000"/>
+              <w:left w:val="none" w:sz="0" w:space="0" w:color="000000"/>
+              <w:right w:val="none" w:sz="0" w:space="0" w:color="000000"/>
+            </w:tcBorders>
+            <w:shd w:val="clear" w:color="auto" w:fill="FFFFFF"/>
+            <w:tcMar>
+              <w:top w:w="0" w:type="dxa"/>
+              <w:bottom w:w="0" w:type="dxa"/>
+              <w:left w:w="0" w:type="dxa"/>
+              <w:right w:w="0" w:type="dxa"/>
+            </w:tcMar>
+            <w:vAlign w:val="center"/>
+          </w:tcPr>
+          <w:p>
+            <w:pPr>
+              <w:pStyle w:val="Normal"/>
+              <w:jc w:val="center"/>
+              <w:pBdr>
+                <w:bottom w:val="none" w:sz="0" w:space="0" w:color="000000"/>
+                <w:top w:val="none" w:sz="0" w:space="0" w:color="000000"/>
+                <w:left w:val="none" w:sz="0" w:space="0" w:color="000000"/>
+                <w:right w:val="none" w:sz="0" w:space="0" w:color="000000"/>
+              </w:pBdr>
+              <w:spacing w:after="40" w:before="40" w:line="240"/>
+              <w:ind w:left="100" w:right="100" w:firstLine="0" w:firstLineChars="0"/>
+              <w:rPr>
+                <w:rFonts w:ascii="Times New Roman" w:hAnsi="Times New Roman" w:eastAsia="Times New Roman" w:cs="Times New Roman"/>
+                <w:i w:val="false"/>
+                <w:b w:val="false"/>
+                <w:u w:val="none"/>
+                <w:sz w:val="22"/>
+                <w:szCs w:val="22"/>
+                <w:color w:val="000000"/>
+              </w:rPr>
+            </w:pPr>
+            <w:r xmlns:w="http://schemas.openxmlformats.org/wordprocessingml/2006/main" xmlns:wp="http://schemas.openxmlformats.org/drawingml/2006/wordprocessingDrawing" xmlns:r="http://schemas.openxmlformats.org/officeDocument/2006/relationships" xmlns:w14="http://schemas.microsoft.com/office/word/2010/wordml">
+              <w:rPr>
+                <w:rFonts w:ascii="Times New Roman" w:hAnsi="Times New Roman" w:eastAsia="Times New Roman" w:cs="Times New Roman"/>
+                <w:i w:val="false"/>
+                <w:b w:val="false"/>
+                <w:u w:val="none"/>
+                <w:sz w:val="22"/>
+                <w:szCs w:val="22"/>
+                <w:color w:val="000000"/>
+              </w:rPr>
+              <w:t xml:space="preserve"/>
+            </w:r>
+          </w:p>
+        </w:tc>
+      </w:tr>
+      <w:tr>
+        <w:trPr>
+          <w:trHeight w:val="360" w:hRule="auto"/>
+        </w:trPr>
+        body12
+        <w:tc>
+          <w:tcPr>
+            <w:vMerge/>
+            <w:tcBorders>
+              <w:bottom w:val="none" w:sz="0" w:space="0" w:color="000000"/>
+              <w:top w:val="none" w:sz="0" w:space="0" w:color="000000"/>
+              <w:left w:val="none" w:sz="0" w:space="0" w:color="000000"/>
+              <w:right w:val="none" w:sz="0" w:space="0" w:color="000000"/>
+            </w:tcBorders>
+            <w:shd w:val="clear" w:color="auto" w:fill="FFFFFF"/>
+            <w:tcMar>
+              <w:top w:w="0" w:type="dxa"/>
+              <w:bottom w:w="0" w:type="dxa"/>
+              <w:left w:w="0" w:type="dxa"/>
+              <w:right w:w="0" w:type="dxa"/>
+            </w:tcMar>
+            <w:vAlign w:val="center"/>
+          </w:tcPr>
+          <w:p>
+            <w:pPr>
+              <w:pStyle w:val="Normal"/>
+              <w:jc w:val="center"/>
+              <w:pBdr>
+                <w:bottom w:val="none" w:sz="0" w:space="0" w:color="000000"/>
+                <w:top w:val="none" w:sz="0" w:space="0" w:color="000000"/>
+                <w:left w:val="none" w:sz="0" w:space="0" w:color="000000"/>
+                <w:right w:val="none" w:sz="0" w:space="0" w:color="000000"/>
+              </w:pBdr>
+              <w:spacing w:after="40" w:before="40" w:line="240"/>
+              <w:ind w:left="100" w:right="100" w:firstLine="0" w:firstLineChars="0"/>
+              <w:rPr>
+                <w:rFonts w:ascii="Times New Roman" w:hAnsi="Times New Roman" w:eastAsia="Times New Roman" w:cs="Times New Roman"/>
+                <w:i w:val="false"/>
+                <w:b w:val="false"/>
+                <w:u w:val="none"/>
+                <w:sz w:val="22"/>
+                <w:szCs w:val="22"/>
+                <w:color w:val="000000"/>
+              </w:rPr>
+            </w:pPr>
+          </w:p>
+        </w:tc>
+        <w:tc>
+          <w:tcPr>
+            <w:tcBorders>
+              <w:bottom w:val="none" w:sz="0" w:space="0" w:color="000000"/>
+              <w:top w:val="none" w:sz="0" w:space="0" w:color="000000"/>
+              <w:left w:val="none" w:sz="0" w:space="0" w:color="000000"/>
+              <w:right w:val="none" w:sz="0" w:space="0" w:color="000000"/>
+            </w:tcBorders>
+            <w:shd w:val="clear" w:color="auto" w:fill="FFFFFF"/>
+            <w:tcMar>
+              <w:top w:w="0" w:type="dxa"/>
+              <w:bottom w:w="0" w:type="dxa"/>
+              <w:left w:w="0" w:type="dxa"/>
+              <w:right w:w="0" w:type="dxa"/>
+            </w:tcMar>
+            <w:vAlign w:val="center"/>
+          </w:tcPr>
+          <w:p>
+            <w:pPr>
+              <w:pStyle w:val="Normal"/>
+              <w:jc w:val="center"/>
+              <w:pBdr>
+                <w:bottom w:val="none" w:sz="0" w:space="0" w:color="000000"/>
+                <w:top w:val="none" w:sz="0" w:space="0" w:color="000000"/>
+                <w:left w:val="none" w:sz="0" w:space="0" w:color="000000"/>
+                <w:right w:val="none" w:sz="0" w:space="0" w:color="000000"/>
+              </w:pBdr>
+              <w:spacing w:after="40" w:before="40" w:line="240"/>
+              <w:ind w:left="100" w:right="100" w:firstLine="0" w:firstLineChars="0"/>
+              <w:rPr>
+                <w:rFonts w:ascii="Times New Roman" w:hAnsi="Times New Roman" w:eastAsia="Times New Roman" w:cs="Times New Roman"/>
+                <w:i w:val="false"/>
+                <w:b w:val="false"/>
+                <w:u w:val="none"/>
+                <w:sz w:val="22"/>
+                <w:szCs w:val="22"/>
+                <w:color w:val="000000"/>
+              </w:rPr>
+            </w:pPr>
+            <w:r xmlns:w="http://schemas.openxmlformats.org/wordprocessingml/2006/main" xmlns:wp="http://schemas.openxmlformats.org/drawingml/2006/wordprocessingDrawing" xmlns:r="http://schemas.openxmlformats.org/officeDocument/2006/relationships" xmlns:w14="http://schemas.microsoft.com/office/word/2010/wordml">
+              <w:rPr>
+                <w:rFonts w:ascii="Times New Roman" w:hAnsi="Times New Roman" w:eastAsia="Times New Roman" w:cs="Times New Roman"/>
+                <w:i w:val="false"/>
+                <w:b w:val="false"/>
+                <w:u w:val="none"/>
+                <w:sz w:val="22"/>
+                <w:szCs w:val="22"/>
+                <w:color w:val="000000"/>
+              </w:rPr>
+              <w:t xml:space="preserve">Prone</w:t>
+            </w:r>
+          </w:p>
+        </w:tc>
+        <w:tc>
+          <w:tcPr>
+            <w:tcBorders>
+              <w:bottom w:val="none" w:sz="0" w:space="0" w:color="000000"/>
+              <w:top w:val="none" w:sz="0" w:space="0" w:color="000000"/>
+              <w:left w:val="none" w:sz="0" w:space="0" w:color="000000"/>
+              <w:right w:val="none" w:sz="0" w:space="0" w:color="000000"/>
+            </w:tcBorders>
+            <w:shd w:val="clear" w:color="auto" w:fill="FFFFFF"/>
+            <w:tcMar>
+              <w:top w:w="0" w:type="dxa"/>
+              <w:bottom w:w="0" w:type="dxa"/>
+              <w:left w:w="0" w:type="dxa"/>
+              <w:right w:w="0" w:type="dxa"/>
+            </w:tcMar>
+            <w:vAlign w:val="center"/>
+          </w:tcPr>
+          <w:p>
+            <w:pPr>
+              <w:pStyle w:val="Normal"/>
+              <w:jc w:val="center"/>
+              <w:pBdr>
+                <w:bottom w:val="none" w:sz="0" w:space="0" w:color="000000"/>
+                <w:top w:val="none" w:sz="0" w:space="0" w:color="000000"/>
+                <w:left w:val="none" w:sz="0" w:space="0" w:color="000000"/>
+                <w:right w:val="none" w:sz="0" w:space="0" w:color="000000"/>
+              </w:pBdr>
+              <w:spacing w:after="40" w:before="40" w:line="240"/>
+              <w:ind w:left="100" w:right="100" w:firstLine="0" w:firstLineChars="0"/>
+              <w:rPr>
+                <w:rFonts w:ascii="Times New Roman" w:hAnsi="Times New Roman" w:eastAsia="Times New Roman" w:cs="Times New Roman"/>
+                <w:i w:val="false"/>
+                <w:b w:val="false"/>
+                <w:u w:val="none"/>
+                <w:sz w:val="22"/>
+                <w:szCs w:val="22"/>
+                <w:color w:val="000000"/>
+              </w:rPr>
+            </w:pPr>
+            <w:r xmlns:w="http://schemas.openxmlformats.org/wordprocessingml/2006/main" xmlns:wp="http://schemas.openxmlformats.org/drawingml/2006/wordprocessingDrawing" xmlns:r="http://schemas.openxmlformats.org/officeDocument/2006/relationships" xmlns:w14="http://schemas.microsoft.com/office/word/2010/wordml">
+              <w:rPr>
+                <w:rFonts w:ascii="Times New Roman" w:hAnsi="Times New Roman" w:eastAsia="Times New Roman" w:cs="Times New Roman"/>
+                <w:i w:val="false"/>
+                <w:b w:val="false"/>
+                <w:u w:val="none"/>
+                <w:sz w:val="22"/>
+                <w:szCs w:val="22"/>
+                <w:color w:val="000000"/>
+              </w:rPr>
+              <w:t xml:space="preserve">0.89</w:t>
+            </w:r>
+          </w:p>
+        </w:tc>
+        <w:tc>
+          <w:tcPr>
+            <w:tcBorders>
+              <w:bottom w:val="none" w:sz="0" w:space="0" w:color="000000"/>
+              <w:top w:val="none" w:sz="0" w:space="0" w:color="000000"/>
+              <w:left w:val="none" w:sz="0" w:space="0" w:color="000000"/>
+              <w:right w:val="none" w:sz="0" w:space="0" w:color="000000"/>
+            </w:tcBorders>
+            <w:shd w:val="clear" w:color="auto" w:fill="FFFFFF"/>
+            <w:tcMar>
+              <w:top w:w="0" w:type="dxa"/>
+              <w:bottom w:w="0" w:type="dxa"/>
+              <w:left w:w="0" w:type="dxa"/>
+              <w:right w:w="0" w:type="dxa"/>
+            </w:tcMar>
+            <w:vAlign w:val="center"/>
+          </w:tcPr>
+          <w:p>
+            <w:pPr>
+              <w:pStyle w:val="Normal"/>
+              <w:jc w:val="center"/>
+              <w:pBdr>
+                <w:bottom w:val="none" w:sz="0" w:space="0" w:color="000000"/>
+                <w:top w:val="none" w:sz="0" w:space="0" w:color="000000"/>
+                <w:left w:val="none" w:sz="0" w:space="0" w:color="000000"/>
+                <w:right w:val="none" w:sz="0" w:space="0" w:color="000000"/>
+              </w:pBdr>
+              <w:spacing w:after="40" w:before="40" w:line="240"/>
+              <w:ind w:left="100" w:right="100" w:firstLine="0" w:firstLineChars="0"/>
+              <w:rPr>
+                <w:rFonts w:ascii="Times New Roman" w:hAnsi="Times New Roman" w:eastAsia="Times New Roman" w:cs="Times New Roman"/>
+                <w:i w:val="false"/>
+                <w:b w:val="false"/>
+                <w:u w:val="none"/>
+                <w:sz w:val="22"/>
+                <w:szCs w:val="22"/>
+                <w:color w:val="000000"/>
+              </w:rPr>
+            </w:pPr>
+            <w:r xmlns:w="http://schemas.openxmlformats.org/wordprocessingml/2006/main" xmlns:wp="http://schemas.openxmlformats.org/drawingml/2006/wordprocessingDrawing" xmlns:r="http://schemas.openxmlformats.org/officeDocument/2006/relationships" xmlns:w14="http://schemas.microsoft.com/office/word/2010/wordml">
+              <w:rPr>
+                <w:rFonts w:ascii="Times New Roman" w:hAnsi="Times New Roman" w:eastAsia="Times New Roman" w:cs="Times New Roman"/>
+                <w:i w:val="false"/>
+                <w:b w:val="false"/>
+                <w:u w:val="none"/>
+                <w:sz w:val="22"/>
+                <w:szCs w:val="22"/>
+                <w:color w:val="000000"/>
+              </w:rPr>
+              <w:t xml:space="preserve">0.97</w:t>
+            </w:r>
+          </w:p>
+        </w:tc>
+        <w:tc>
+          <w:tcPr>
+            <w:tcBorders>
+              <w:bottom w:val="none" w:sz="0" w:space="0" w:color="000000"/>
+              <w:top w:val="none" w:sz="0" w:space="0" w:color="000000"/>
+              <w:left w:val="none" w:sz="0" w:space="0" w:color="000000"/>
+              <w:right w:val="none" w:sz="0" w:space="0" w:color="000000"/>
+            </w:tcBorders>
+            <w:shd w:val="clear" w:color="auto" w:fill="FFFFFF"/>
+            <w:tcMar>
+              <w:top w:w="0" w:type="dxa"/>
+              <w:bottom w:w="0" w:type="dxa"/>
+              <w:left w:w="0" w:type="dxa"/>
+              <w:right w:w="0" w:type="dxa"/>
+            </w:tcMar>
+            <w:vAlign w:val="center"/>
+          </w:tcPr>
+          <w:p>
+            <w:pPr>
+              <w:pStyle w:val="Normal"/>
+              <w:jc w:val="center"/>
+              <w:pBdr>
+                <w:bottom w:val="none" w:sz="0" w:space="0" w:color="000000"/>
+                <w:top w:val="none" w:sz="0" w:space="0" w:color="000000"/>
+                <w:left w:val="none" w:sz="0" w:space="0" w:color="000000"/>
+                <w:right w:val="none" w:sz="0" w:space="0" w:color="000000"/>
+              </w:pBdr>
+              <w:spacing w:after="40" w:before="40" w:line="240"/>
+              <w:ind w:left="100" w:right="100" w:firstLine="0" w:firstLineChars="0"/>
+              <w:rPr>
+                <w:rFonts w:ascii="Times New Roman" w:hAnsi="Times New Roman" w:eastAsia="Times New Roman" w:cs="Times New Roman"/>
+                <w:i w:val="false"/>
+                <w:b w:val="false"/>
+                <w:u w:val="none"/>
+                <w:sz w:val="22"/>
+                <w:szCs w:val="22"/>
+                <w:color w:val="000000"/>
+              </w:rPr>
+            </w:pPr>
+            <w:r xmlns:w="http://schemas.openxmlformats.org/wordprocessingml/2006/main" xmlns:wp="http://schemas.openxmlformats.org/drawingml/2006/wordprocessingDrawing" xmlns:r="http://schemas.openxmlformats.org/officeDocument/2006/relationships" xmlns:w14="http://schemas.microsoft.com/office/word/2010/wordml">
+              <w:rPr>
+                <w:rFonts w:ascii="Times New Roman" w:hAnsi="Times New Roman" w:eastAsia="Times New Roman" w:cs="Times New Roman"/>
+                <w:i w:val="false"/>
+                <w:b w:val="false"/>
+                <w:u w:val="none"/>
+                <w:sz w:val="22"/>
+                <w:szCs w:val="22"/>
+                <w:color w:val="000000"/>
+              </w:rPr>
+              <w:t xml:space="preserve"/>
+            </w:r>
+          </w:p>
+        </w:tc>
+        <w:tc>
+          <w:tcPr>
+            <w:tcBorders>
+              <w:bottom w:val="none" w:sz="0" w:space="0" w:color="000000"/>
+              <w:top w:val="none" w:sz="0" w:space="0" w:color="000000"/>
+              <w:left w:val="none" w:sz="0" w:space="0" w:color="000000"/>
+              <w:right w:val="none" w:sz="0" w:space="0" w:color="000000"/>
+            </w:tcBorders>
+            <w:shd w:val="clear" w:color="auto" w:fill="FFFFFF"/>
+            <w:tcMar>
+              <w:top w:w="0" w:type="dxa"/>
+              <w:bottom w:w="0" w:type="dxa"/>
+              <w:left w:w="0" w:type="dxa"/>
+              <w:right w:w="0" w:type="dxa"/>
+            </w:tcMar>
+            <w:vAlign w:val="center"/>
+          </w:tcPr>
+          <w:p>
+            <w:pPr>
+              <w:pStyle w:val="Normal"/>
+              <w:jc w:val="center"/>
+              <w:pBdr>
+                <w:bottom w:val="none" w:sz="0" w:space="0" w:color="000000"/>
+                <w:top w:val="none" w:sz="0" w:space="0" w:color="000000"/>
+                <w:left w:val="none" w:sz="0" w:space="0" w:color="000000"/>
+                <w:right w:val="none" w:sz="0" w:space="0" w:color="000000"/>
+              </w:pBdr>
+              <w:spacing w:after="40" w:before="40" w:line="240"/>
+              <w:ind w:left="100" w:right="100" w:firstLine="0" w:firstLineChars="0"/>
+              <w:rPr>
+                <w:rFonts w:ascii="Times New Roman" w:hAnsi="Times New Roman" w:eastAsia="Times New Roman" w:cs="Times New Roman"/>
+                <w:i w:val="false"/>
+                <w:b w:val="false"/>
+                <w:u w:val="none"/>
+                <w:sz w:val="22"/>
+                <w:szCs w:val="22"/>
+                <w:color w:val="000000"/>
+              </w:rPr>
+            </w:pPr>
+            <w:r xmlns:w="http://schemas.openxmlformats.org/wordprocessingml/2006/main" xmlns:wp="http://schemas.openxmlformats.org/drawingml/2006/wordprocessingDrawing" xmlns:r="http://schemas.openxmlformats.org/officeDocument/2006/relationships" xmlns:w14="http://schemas.microsoft.com/office/word/2010/wordml">
+              <w:rPr>
+                <w:rFonts w:ascii="Times New Roman" w:hAnsi="Times New Roman" w:eastAsia="Times New Roman" w:cs="Times New Roman"/>
+                <w:i w:val="false"/>
+                <w:b w:val="false"/>
+                <w:u w:val="none"/>
+                <w:sz w:val="22"/>
+                <w:szCs w:val="22"/>
+                <w:color w:val="000000"/>
+              </w:rPr>
+              <w:t xml:space="preserve"/>
+            </w:r>
+          </w:p>
+        </w:tc>
+      </w:tr>
+      <w:tr>
+        <w:trPr>
+          <w:trHeight w:val="360" w:hRule="auto"/>
+        </w:trPr>
+        body13
+        <w:tc>
+          <w:tcPr>
+            <w:vMerge/>
+            <w:tcBorders>
+              <w:bottom w:val="none" w:sz="0" w:space="0" w:color="000000"/>
+              <w:top w:val="none" w:sz="0" w:space="0" w:color="000000"/>
+              <w:left w:val="none" w:sz="0" w:space="0" w:color="000000"/>
+              <w:right w:val="none" w:sz="0" w:space="0" w:color="000000"/>
+            </w:tcBorders>
+            <w:shd w:val="clear" w:color="auto" w:fill="FFFFFF"/>
+            <w:tcMar>
+              <w:top w:w="0" w:type="dxa"/>
+              <w:bottom w:w="0" w:type="dxa"/>
+              <w:left w:w="0" w:type="dxa"/>
+              <w:right w:w="0" w:type="dxa"/>
+            </w:tcMar>
+            <w:vAlign w:val="center"/>
+          </w:tcPr>
+          <w:p>
+            <w:pPr>
+              <w:pStyle w:val="Normal"/>
+              <w:jc w:val="center"/>
+              <w:pBdr>
+                <w:bottom w:val="none" w:sz="0" w:space="0" w:color="000000"/>
+                <w:top w:val="none" w:sz="0" w:space="0" w:color="000000"/>
+                <w:left w:val="none" w:sz="0" w:space="0" w:color="000000"/>
+                <w:right w:val="none" w:sz="0" w:space="0" w:color="000000"/>
+              </w:pBdr>
+              <w:spacing w:after="40" w:before="40" w:line="240"/>
+              <w:ind w:left="100" w:right="100" w:firstLine="0" w:firstLineChars="0"/>
+              <w:rPr>
+                <w:rFonts w:ascii="Times New Roman" w:hAnsi="Times New Roman" w:eastAsia="Times New Roman" w:cs="Times New Roman"/>
+                <w:i w:val="false"/>
+                <w:b w:val="false"/>
+                <w:u w:val="none"/>
+                <w:sz w:val="22"/>
+                <w:szCs w:val="22"/>
+                <w:color w:val="000000"/>
+              </w:rPr>
+            </w:pPr>
+          </w:p>
+        </w:tc>
+        <w:tc>
+          <w:tcPr>
+            <w:tcBorders>
+              <w:bottom w:val="none" w:sz="0" w:space="0" w:color="000000"/>
+              <w:top w:val="none" w:sz="0" w:space="0" w:color="000000"/>
+              <w:left w:val="none" w:sz="0" w:space="0" w:color="000000"/>
+              <w:right w:val="none" w:sz="0" w:space="0" w:color="000000"/>
+            </w:tcBorders>
+            <w:shd w:val="clear" w:color="auto" w:fill="FFFFFF"/>
+            <w:tcMar>
+              <w:top w:w="0" w:type="dxa"/>
+              <w:bottom w:w="0" w:type="dxa"/>
+              <w:left w:w="0" w:type="dxa"/>
+              <w:right w:w="0" w:type="dxa"/>
+            </w:tcMar>
+            <w:vAlign w:val="center"/>
+          </w:tcPr>
+          <w:p>
+            <w:pPr>
+              <w:pStyle w:val="Normal"/>
+              <w:jc w:val="center"/>
+              <w:pBdr>
+                <w:bottom w:val="none" w:sz="0" w:space="0" w:color="000000"/>
+                <w:top w:val="none" w:sz="0" w:space="0" w:color="000000"/>
+                <w:left w:val="none" w:sz="0" w:space="0" w:color="000000"/>
+                <w:right w:val="none" w:sz="0" w:space="0" w:color="000000"/>
+              </w:pBdr>
+              <w:spacing w:after="40" w:before="40" w:line="240"/>
+              <w:ind w:left="100" w:right="100" w:firstLine="0" w:firstLineChars="0"/>
+              <w:rPr>
+                <w:rFonts w:ascii="Times New Roman" w:hAnsi="Times New Roman" w:eastAsia="Times New Roman" w:cs="Times New Roman"/>
+                <w:i w:val="false"/>
+                <w:b w:val="false"/>
+                <w:u w:val="none"/>
+                <w:sz w:val="22"/>
+                <w:szCs w:val="22"/>
+                <w:color w:val="000000"/>
+              </w:rPr>
+            </w:pPr>
+            <w:r xmlns:w="http://schemas.openxmlformats.org/wordprocessingml/2006/main" xmlns:wp="http://schemas.openxmlformats.org/drawingml/2006/wordprocessingDrawing" xmlns:r="http://schemas.openxmlformats.org/officeDocument/2006/relationships" xmlns:w14="http://schemas.microsoft.com/office/word/2010/wordml">
+              <w:rPr>
+                <w:rFonts w:ascii="Times New Roman" w:hAnsi="Times New Roman" w:eastAsia="Times New Roman" w:cs="Times New Roman"/>
+                <w:i w:val="false"/>
+                <w:b w:val="false"/>
+                <w:u w:val="none"/>
+                <w:sz w:val="22"/>
+                <w:szCs w:val="22"/>
+                <w:color w:val="000000"/>
+              </w:rPr>
+              <w:t xml:space="preserve">Sitting</w:t>
+            </w:r>
+          </w:p>
+        </w:tc>
+        <w:tc>
+          <w:tcPr>
+            <w:tcBorders>
+              <w:bottom w:val="none" w:sz="0" w:space="0" w:color="000000"/>
+              <w:top w:val="none" w:sz="0" w:space="0" w:color="000000"/>
+              <w:left w:val="none" w:sz="0" w:space="0" w:color="000000"/>
+              <w:right w:val="none" w:sz="0" w:space="0" w:color="000000"/>
+            </w:tcBorders>
+            <w:shd w:val="clear" w:color="auto" w:fill="FFFFFF"/>
+            <w:tcMar>
+              <w:top w:w="0" w:type="dxa"/>
+              <w:bottom w:w="0" w:type="dxa"/>
+              <w:left w:w="0" w:type="dxa"/>
+              <w:right w:w="0" w:type="dxa"/>
+            </w:tcMar>
+            <w:vAlign w:val="center"/>
+          </w:tcPr>
+          <w:p>
+            <w:pPr>
+              <w:pStyle w:val="Normal"/>
+              <w:jc w:val="center"/>
+              <w:pBdr>
+                <w:bottom w:val="none" w:sz="0" w:space="0" w:color="000000"/>
+                <w:top w:val="none" w:sz="0" w:space="0" w:color="000000"/>
+                <w:left w:val="none" w:sz="0" w:space="0" w:color="000000"/>
+                <w:right w:val="none" w:sz="0" w:space="0" w:color="000000"/>
+              </w:pBdr>
+              <w:spacing w:after="40" w:before="40" w:line="240"/>
+              <w:ind w:left="100" w:right="100" w:firstLine="0" w:firstLineChars="0"/>
+              <w:rPr>
+                <w:rFonts w:ascii="Times New Roman" w:hAnsi="Times New Roman" w:eastAsia="Times New Roman" w:cs="Times New Roman"/>
+                <w:i w:val="false"/>
+                <w:b w:val="false"/>
+                <w:u w:val="none"/>
+                <w:sz w:val="22"/>
+                <w:szCs w:val="22"/>
+                <w:color w:val="000000"/>
+              </w:rPr>
+            </w:pPr>
+            <w:r xmlns:w="http://schemas.openxmlformats.org/wordprocessingml/2006/main" xmlns:wp="http://schemas.openxmlformats.org/drawingml/2006/wordprocessingDrawing" xmlns:r="http://schemas.openxmlformats.org/officeDocument/2006/relationships" xmlns:w14="http://schemas.microsoft.com/office/word/2010/wordml">
+              <w:rPr>
+                <w:rFonts w:ascii="Times New Roman" w:hAnsi="Times New Roman" w:eastAsia="Times New Roman" w:cs="Times New Roman"/>
+                <w:i w:val="false"/>
+                <w:b w:val="false"/>
+                <w:u w:val="none"/>
+                <w:sz w:val="22"/>
+                <w:szCs w:val="22"/>
+                <w:color w:val="000000"/>
+              </w:rPr>
+              <w:t xml:space="preserve">0.89</w:t>
+            </w:r>
+          </w:p>
+        </w:tc>
+        <w:tc>
+          <w:tcPr>
+            <w:tcBorders>
+              <w:bottom w:val="none" w:sz="0" w:space="0" w:color="000000"/>
+              <w:top w:val="none" w:sz="0" w:space="0" w:color="000000"/>
+              <w:left w:val="none" w:sz="0" w:space="0" w:color="000000"/>
+              <w:right w:val="none" w:sz="0" w:space="0" w:color="000000"/>
+            </w:tcBorders>
+            <w:shd w:val="clear" w:color="auto" w:fill="FFFFFF"/>
+            <w:tcMar>
+              <w:top w:w="0" w:type="dxa"/>
+              <w:bottom w:w="0" w:type="dxa"/>
+              <w:left w:w="0" w:type="dxa"/>
+              <w:right w:w="0" w:type="dxa"/>
+            </w:tcMar>
+            <w:vAlign w:val="center"/>
+          </w:tcPr>
+          <w:p>
+            <w:pPr>
+              <w:pStyle w:val="Normal"/>
+              <w:jc w:val="center"/>
+              <w:pBdr>
+                <w:bottom w:val="none" w:sz="0" w:space="0" w:color="000000"/>
+                <w:top w:val="none" w:sz="0" w:space="0" w:color="000000"/>
+                <w:left w:val="none" w:sz="0" w:space="0" w:color="000000"/>
+                <w:right w:val="none" w:sz="0" w:space="0" w:color="000000"/>
+              </w:pBdr>
+              <w:spacing w:after="40" w:before="40" w:line="240"/>
+              <w:ind w:left="100" w:right="100" w:firstLine="0" w:firstLineChars="0"/>
+              <w:rPr>
+                <w:rFonts w:ascii="Times New Roman" w:hAnsi="Times New Roman" w:eastAsia="Times New Roman" w:cs="Times New Roman"/>
+                <w:i w:val="false"/>
+                <w:b w:val="false"/>
+                <w:u w:val="none"/>
+                <w:sz w:val="22"/>
+                <w:szCs w:val="22"/>
+                <w:color w:val="000000"/>
+              </w:rPr>
+            </w:pPr>
+            <w:r xmlns:w="http://schemas.openxmlformats.org/wordprocessingml/2006/main" xmlns:wp="http://schemas.openxmlformats.org/drawingml/2006/wordprocessingDrawing" xmlns:r="http://schemas.openxmlformats.org/officeDocument/2006/relationships" xmlns:w14="http://schemas.microsoft.com/office/word/2010/wordml">
+              <w:rPr>
+                <w:rFonts w:ascii="Times New Roman" w:hAnsi="Times New Roman" w:eastAsia="Times New Roman" w:cs="Times New Roman"/>
+                <w:i w:val="false"/>
+                <w:b w:val="false"/>
+                <w:u w:val="none"/>
+                <w:sz w:val="22"/>
+                <w:szCs w:val="22"/>
+                <w:color w:val="000000"/>
+              </w:rPr>
+              <w:t xml:space="preserve">0.93</w:t>
+            </w:r>
+          </w:p>
+        </w:tc>
+        <w:tc>
+          <w:tcPr>
+            <w:tcBorders>
+              <w:bottom w:val="none" w:sz="0" w:space="0" w:color="000000"/>
+              <w:top w:val="none" w:sz="0" w:space="0" w:color="000000"/>
+              <w:left w:val="none" w:sz="0" w:space="0" w:color="000000"/>
+              <w:right w:val="none" w:sz="0" w:space="0" w:color="000000"/>
+            </w:tcBorders>
+            <w:shd w:val="clear" w:color="auto" w:fill="FFFFFF"/>
+            <w:tcMar>
+              <w:top w:w="0" w:type="dxa"/>
+              <w:bottom w:w="0" w:type="dxa"/>
+              <w:left w:w="0" w:type="dxa"/>
+              <w:right w:w="0" w:type="dxa"/>
+            </w:tcMar>
+            <w:vAlign w:val="center"/>
+          </w:tcPr>
+          <w:p>
+            <w:pPr>
+              <w:pStyle w:val="Normal"/>
+              <w:jc w:val="center"/>
+              <w:pBdr>
+                <w:bottom w:val="none" w:sz="0" w:space="0" w:color="000000"/>
+                <w:top w:val="none" w:sz="0" w:space="0" w:color="000000"/>
+                <w:left w:val="none" w:sz="0" w:space="0" w:color="000000"/>
+                <w:right w:val="none" w:sz="0" w:space="0" w:color="000000"/>
+              </w:pBdr>
+              <w:spacing w:after="40" w:before="40" w:line="240"/>
+              <w:ind w:left="100" w:right="100" w:firstLine="0" w:firstLineChars="0"/>
+              <w:rPr>
+                <w:rFonts w:ascii="Times New Roman" w:hAnsi="Times New Roman" w:eastAsia="Times New Roman" w:cs="Times New Roman"/>
+                <w:i w:val="false"/>
+                <w:b w:val="false"/>
+                <w:u w:val="none"/>
+                <w:sz w:val="22"/>
+                <w:szCs w:val="22"/>
+                <w:color w:val="000000"/>
+              </w:rPr>
+            </w:pPr>
+            <w:r xmlns:w="http://schemas.openxmlformats.org/wordprocessingml/2006/main" xmlns:wp="http://schemas.openxmlformats.org/drawingml/2006/wordprocessingDrawing" xmlns:r="http://schemas.openxmlformats.org/officeDocument/2006/relationships" xmlns:w14="http://schemas.microsoft.com/office/word/2010/wordml">
+              <w:rPr>
+                <w:rFonts w:ascii="Times New Roman" w:hAnsi="Times New Roman" w:eastAsia="Times New Roman" w:cs="Times New Roman"/>
+                <w:i w:val="false"/>
+                <w:b w:val="false"/>
+                <w:u w:val="none"/>
+                <w:sz w:val="22"/>
+                <w:szCs w:val="22"/>
+                <w:color w:val="000000"/>
+              </w:rPr>
+              <w:t xml:space="preserve"/>
+            </w:r>
+          </w:p>
+        </w:tc>
+        <w:tc>
+          <w:tcPr>
+            <w:tcBorders>
+              <w:bottom w:val="none" w:sz="0" w:space="0" w:color="000000"/>
+              <w:top w:val="none" w:sz="0" w:space="0" w:color="000000"/>
+              <w:left w:val="none" w:sz="0" w:space="0" w:color="000000"/>
+              <w:right w:val="none" w:sz="0" w:space="0" w:color="000000"/>
+            </w:tcBorders>
+            <w:shd w:val="clear" w:color="auto" w:fill="FFFFFF"/>
+            <w:tcMar>
+              <w:top w:w="0" w:type="dxa"/>
+              <w:bottom w:w="0" w:type="dxa"/>
+              <w:left w:w="0" w:type="dxa"/>
+              <w:right w:w="0" w:type="dxa"/>
+            </w:tcMar>
+            <w:vAlign w:val="center"/>
+          </w:tcPr>
+          <w:p>
+            <w:pPr>
+              <w:pStyle w:val="Normal"/>
+              <w:jc w:val="center"/>
+              <w:pBdr>
+                <w:bottom w:val="none" w:sz="0" w:space="0" w:color="000000"/>
+                <w:top w:val="none" w:sz="0" w:space="0" w:color="000000"/>
+                <w:left w:val="none" w:sz="0" w:space="0" w:color="000000"/>
+                <w:right w:val="none" w:sz="0" w:space="0" w:color="000000"/>
+              </w:pBdr>
+              <w:spacing w:after="40" w:before="40" w:line="240"/>
+              <w:ind w:left="100" w:right="100" w:firstLine="0" w:firstLineChars="0"/>
+              <w:rPr>
+                <w:rFonts w:ascii="Times New Roman" w:hAnsi="Times New Roman" w:eastAsia="Times New Roman" w:cs="Times New Roman"/>
+                <w:i w:val="false"/>
+                <w:b w:val="false"/>
+                <w:u w:val="none"/>
+                <w:sz w:val="22"/>
+                <w:szCs w:val="22"/>
+                <w:color w:val="000000"/>
+              </w:rPr>
+            </w:pPr>
+            <w:r xmlns:w="http://schemas.openxmlformats.org/wordprocessingml/2006/main" xmlns:wp="http://schemas.openxmlformats.org/drawingml/2006/wordprocessingDrawing" xmlns:r="http://schemas.openxmlformats.org/officeDocument/2006/relationships" xmlns:w14="http://schemas.microsoft.com/office/word/2010/wordml">
+              <w:rPr>
+                <w:rFonts w:ascii="Times New Roman" w:hAnsi="Times New Roman" w:eastAsia="Times New Roman" w:cs="Times New Roman"/>
+                <w:i w:val="false"/>
+                <w:b w:val="false"/>
+                <w:u w:val="none"/>
+                <w:sz w:val="22"/>
+                <w:szCs w:val="22"/>
+                <w:color w:val="000000"/>
+              </w:rPr>
+              <w:t xml:space="preserve"/>
+            </w:r>
+          </w:p>
+        </w:tc>
+      </w:tr>
+      <w:tr>
+        <w:trPr>
+          <w:trHeight w:val="360" w:hRule="auto"/>
+        </w:trPr>
+        body14
+        <w:tc>
+          <w:tcPr>
+            <w:vMerge/>
+            <w:tcBorders>
+              <w:bottom w:val="none" w:sz="0" w:space="0" w:color="000000"/>
+              <w:top w:val="none" w:sz="0" w:space="0" w:color="000000"/>
+              <w:left w:val="none" w:sz="0" w:space="0" w:color="000000"/>
+              <w:right w:val="none" w:sz="0" w:space="0" w:color="000000"/>
+            </w:tcBorders>
+            <w:shd w:val="clear" w:color="auto" w:fill="FFFFFF"/>
+            <w:tcMar>
+              <w:top w:w="0" w:type="dxa"/>
+              <w:bottom w:w="0" w:type="dxa"/>
+              <w:left w:w="0" w:type="dxa"/>
+              <w:right w:w="0" w:type="dxa"/>
+            </w:tcMar>
+            <w:vAlign w:val="center"/>
+          </w:tcPr>
+          <w:p>
+            <w:pPr>
+              <w:pStyle w:val="Normal"/>
+              <w:jc w:val="center"/>
+              <w:pBdr>
+                <w:bottom w:val="none" w:sz="0" w:space="0" w:color="000000"/>
+                <w:top w:val="none" w:sz="0" w:space="0" w:color="000000"/>
+                <w:left w:val="none" w:sz="0" w:space="0" w:color="000000"/>
+                <w:right w:val="none" w:sz="0" w:space="0" w:color="000000"/>
+              </w:pBdr>
+              <w:spacing w:after="40" w:before="40" w:line="240"/>
+              <w:ind w:left="100" w:right="100" w:firstLine="0" w:firstLineChars="0"/>
+              <w:rPr>
+                <w:rFonts w:ascii="Times New Roman" w:hAnsi="Times New Roman" w:eastAsia="Times New Roman" w:cs="Times New Roman"/>
+                <w:i w:val="false"/>
+                <w:b w:val="false"/>
+                <w:u w:val="none"/>
+                <w:sz w:val="22"/>
+                <w:szCs w:val="22"/>
+                <w:color w:val="000000"/>
+              </w:rPr>
+            </w:pPr>
+          </w:p>
+        </w:tc>
+        <w:tc>
+          <w:tcPr>
+            <w:tcBorders>
+              <w:bottom w:val="none" w:sz="0" w:space="0" w:color="000000"/>
+              <w:top w:val="none" w:sz="0" w:space="0" w:color="000000"/>
+              <w:left w:val="none" w:sz="0" w:space="0" w:color="000000"/>
+              <w:right w:val="none" w:sz="0" w:space="0" w:color="000000"/>
+            </w:tcBorders>
+            <w:shd w:val="clear" w:color="auto" w:fill="FFFFFF"/>
+            <w:tcMar>
+              <w:top w:w="0" w:type="dxa"/>
+              <w:bottom w:w="0" w:type="dxa"/>
+              <w:left w:w="0" w:type="dxa"/>
+              <w:right w:w="0" w:type="dxa"/>
+            </w:tcMar>
+            <w:vAlign w:val="center"/>
+          </w:tcPr>
+          <w:p>
+            <w:pPr>
+              <w:pStyle w:val="Normal"/>
+              <w:jc w:val="center"/>
+              <w:pBdr>
+                <w:bottom w:val="none" w:sz="0" w:space="0" w:color="000000"/>
+                <w:top w:val="none" w:sz="0" w:space="0" w:color="000000"/>
+                <w:left w:val="none" w:sz="0" w:space="0" w:color="000000"/>
+                <w:right w:val="none" w:sz="0" w:space="0" w:color="000000"/>
+              </w:pBdr>
+              <w:spacing w:after="40" w:before="40" w:line="240"/>
+              <w:ind w:left="100" w:right="100" w:firstLine="0" w:firstLineChars="0"/>
+              <w:rPr>
+                <w:rFonts w:ascii="Times New Roman" w:hAnsi="Times New Roman" w:eastAsia="Times New Roman" w:cs="Times New Roman"/>
+                <w:i w:val="false"/>
+                <w:b w:val="false"/>
+                <w:u w:val="none"/>
+                <w:sz w:val="22"/>
+                <w:szCs w:val="22"/>
+                <w:color w:val="000000"/>
+              </w:rPr>
+            </w:pPr>
+            <w:r xmlns:w="http://schemas.openxmlformats.org/wordprocessingml/2006/main" xmlns:wp="http://schemas.openxmlformats.org/drawingml/2006/wordprocessingDrawing" xmlns:r="http://schemas.openxmlformats.org/officeDocument/2006/relationships" xmlns:w14="http://schemas.microsoft.com/office/word/2010/wordml">
+              <w:rPr>
+                <w:rFonts w:ascii="Times New Roman" w:hAnsi="Times New Roman" w:eastAsia="Times New Roman" w:cs="Times New Roman"/>
+                <w:i w:val="false"/>
+                <w:b w:val="false"/>
+                <w:u w:val="none"/>
+                <w:sz w:val="22"/>
+                <w:szCs w:val="22"/>
+                <w:color w:val="000000"/>
+              </w:rPr>
+              <w:t xml:space="preserve">Standing</w:t>
+            </w:r>
+          </w:p>
+        </w:tc>
+        <w:tc>
+          <w:tcPr>
+            <w:tcBorders>
+              <w:bottom w:val="none" w:sz="0" w:space="0" w:color="000000"/>
+              <w:top w:val="none" w:sz="0" w:space="0" w:color="000000"/>
+              <w:left w:val="none" w:sz="0" w:space="0" w:color="000000"/>
+              <w:right w:val="none" w:sz="0" w:space="0" w:color="000000"/>
+            </w:tcBorders>
+            <w:shd w:val="clear" w:color="auto" w:fill="FFFFFF"/>
+            <w:tcMar>
+              <w:top w:w="0" w:type="dxa"/>
+              <w:bottom w:w="0" w:type="dxa"/>
+              <w:left w:w="0" w:type="dxa"/>
+              <w:right w:w="0" w:type="dxa"/>
+            </w:tcMar>
+            <w:vAlign w:val="center"/>
+          </w:tcPr>
+          <w:p>
+            <w:pPr>
+              <w:pStyle w:val="Normal"/>
+              <w:jc w:val="center"/>
+              <w:pBdr>
+                <w:bottom w:val="none" w:sz="0" w:space="0" w:color="000000"/>
+                <w:top w:val="none" w:sz="0" w:space="0" w:color="000000"/>
+                <w:left w:val="none" w:sz="0" w:space="0" w:color="000000"/>
+                <w:right w:val="none" w:sz="0" w:space="0" w:color="000000"/>
+              </w:pBdr>
+              <w:spacing w:after="40" w:before="40" w:line="240"/>
+              <w:ind w:left="100" w:right="100" w:firstLine="0" w:firstLineChars="0"/>
+              <w:rPr>
+                <w:rFonts w:ascii="Times New Roman" w:hAnsi="Times New Roman" w:eastAsia="Times New Roman" w:cs="Times New Roman"/>
+                <w:i w:val="false"/>
+                <w:b w:val="false"/>
+                <w:u w:val="none"/>
+                <w:sz w:val="22"/>
+                <w:szCs w:val="22"/>
+                <w:color w:val="000000"/>
+              </w:rPr>
+            </w:pPr>
+            <w:r xmlns:w="http://schemas.openxmlformats.org/wordprocessingml/2006/main" xmlns:wp="http://schemas.openxmlformats.org/drawingml/2006/wordprocessingDrawing" xmlns:r="http://schemas.openxmlformats.org/officeDocument/2006/relationships" xmlns:w14="http://schemas.microsoft.com/office/word/2010/wordml">
+              <w:rPr>
+                <w:rFonts w:ascii="Times New Roman" w:hAnsi="Times New Roman" w:eastAsia="Times New Roman" w:cs="Times New Roman"/>
+                <w:i w:val="false"/>
+                <w:b w:val="false"/>
+                <w:u w:val="none"/>
+                <w:sz w:val="22"/>
+                <w:szCs w:val="22"/>
+                <w:color w:val="000000"/>
+              </w:rPr>
+              <w:t xml:space="preserve">0.86</w:t>
+            </w:r>
+          </w:p>
+        </w:tc>
+        <w:tc>
+          <w:tcPr>
+            <w:tcBorders>
+              <w:bottom w:val="none" w:sz="0" w:space="0" w:color="000000"/>
+              <w:top w:val="none" w:sz="0" w:space="0" w:color="000000"/>
+              <w:left w:val="none" w:sz="0" w:space="0" w:color="000000"/>
+              <w:right w:val="none" w:sz="0" w:space="0" w:color="000000"/>
+            </w:tcBorders>
+            <w:shd w:val="clear" w:color="auto" w:fill="FFFFFF"/>
+            <w:tcMar>
+              <w:top w:w="0" w:type="dxa"/>
+              <w:bottom w:w="0" w:type="dxa"/>
+              <w:left w:w="0" w:type="dxa"/>
+              <w:right w:w="0" w:type="dxa"/>
+            </w:tcMar>
+            <w:vAlign w:val="center"/>
+          </w:tcPr>
+          <w:p>
+            <w:pPr>
+              <w:pStyle w:val="Normal"/>
+              <w:jc w:val="center"/>
+              <w:pBdr>
+                <w:bottom w:val="none" w:sz="0" w:space="0" w:color="000000"/>
+                <w:top w:val="none" w:sz="0" w:space="0" w:color="000000"/>
+                <w:left w:val="none" w:sz="0" w:space="0" w:color="000000"/>
+                <w:right w:val="none" w:sz="0" w:space="0" w:color="000000"/>
+              </w:pBdr>
+              <w:spacing w:after="40" w:before="40" w:line="240"/>
+              <w:ind w:left="100" w:right="100" w:firstLine="0" w:firstLineChars="0"/>
+              <w:rPr>
+                <w:rFonts w:ascii="Times New Roman" w:hAnsi="Times New Roman" w:eastAsia="Times New Roman" w:cs="Times New Roman"/>
+                <w:i w:val="false"/>
+                <w:b w:val="false"/>
+                <w:u w:val="none"/>
+                <w:sz w:val="22"/>
+                <w:szCs w:val="22"/>
+                <w:color w:val="000000"/>
+              </w:rPr>
+            </w:pPr>
+            <w:r xmlns:w="http://schemas.openxmlformats.org/wordprocessingml/2006/main" xmlns:wp="http://schemas.openxmlformats.org/drawingml/2006/wordprocessingDrawing" xmlns:r="http://schemas.openxmlformats.org/officeDocument/2006/relationships" xmlns:w14="http://schemas.microsoft.com/office/word/2010/wordml">
+              <w:rPr>
+                <w:rFonts w:ascii="Times New Roman" w:hAnsi="Times New Roman" w:eastAsia="Times New Roman" w:cs="Times New Roman"/>
+                <w:i w:val="false"/>
+                <w:b w:val="false"/>
+                <w:u w:val="none"/>
+                <w:sz w:val="22"/>
+                <w:szCs w:val="22"/>
+                <w:color w:val="000000"/>
+              </w:rPr>
+              <w:t xml:space="preserve">0.79</w:t>
+            </w:r>
+          </w:p>
+        </w:tc>
+        <w:tc>
+          <w:tcPr>
+            <w:tcBorders>
+              <w:bottom w:val="none" w:sz="0" w:space="0" w:color="000000"/>
+              <w:top w:val="none" w:sz="0" w:space="0" w:color="000000"/>
+              <w:left w:val="none" w:sz="0" w:space="0" w:color="000000"/>
+              <w:right w:val="none" w:sz="0" w:space="0" w:color="000000"/>
+            </w:tcBorders>
+            <w:shd w:val="clear" w:color="auto" w:fill="FFFFFF"/>
+            <w:tcMar>
+              <w:top w:w="0" w:type="dxa"/>
+              <w:bottom w:w="0" w:type="dxa"/>
+              <w:left w:w="0" w:type="dxa"/>
+              <w:right w:w="0" w:type="dxa"/>
+            </w:tcMar>
+            <w:vAlign w:val="center"/>
+          </w:tcPr>
+          <w:p>
+            <w:pPr>
+              <w:pStyle w:val="Normal"/>
+              <w:jc w:val="center"/>
+              <w:pBdr>
+                <w:bottom w:val="none" w:sz="0" w:space="0" w:color="000000"/>
+                <w:top w:val="none" w:sz="0" w:space="0" w:color="000000"/>
+                <w:left w:val="none" w:sz="0" w:space="0" w:color="000000"/>
+                <w:right w:val="none" w:sz="0" w:space="0" w:color="000000"/>
+              </w:pBdr>
+              <w:spacing w:after="40" w:before="40" w:line="240"/>
+              <w:ind w:left="100" w:right="100" w:firstLine="0" w:firstLineChars="0"/>
+              <w:rPr>
+                <w:rFonts w:ascii="Times New Roman" w:hAnsi="Times New Roman" w:eastAsia="Times New Roman" w:cs="Times New Roman"/>
+                <w:i w:val="false"/>
+                <w:b w:val="false"/>
+                <w:u w:val="none"/>
+                <w:sz w:val="22"/>
+                <w:szCs w:val="22"/>
+                <w:color w:val="000000"/>
+              </w:rPr>
+            </w:pPr>
+            <w:r xmlns:w="http://schemas.openxmlformats.org/wordprocessingml/2006/main" xmlns:wp="http://schemas.openxmlformats.org/drawingml/2006/wordprocessingDrawing" xmlns:r="http://schemas.openxmlformats.org/officeDocument/2006/relationships" xmlns:w14="http://schemas.microsoft.com/office/word/2010/wordml">
+              <w:rPr>
+                <w:rFonts w:ascii="Times New Roman" w:hAnsi="Times New Roman" w:eastAsia="Times New Roman" w:cs="Times New Roman"/>
+                <w:i w:val="false"/>
+                <w:b w:val="false"/>
+                <w:u w:val="none"/>
+                <w:sz w:val="22"/>
+                <w:szCs w:val="22"/>
+                <w:color w:val="000000"/>
+              </w:rPr>
+              <w:t xml:space="preserve"/>
+            </w:r>
+          </w:p>
+        </w:tc>
+        <w:tc>
+          <w:tcPr>
+            <w:tcBorders>
+              <w:bottom w:val="none" w:sz="0" w:space="0" w:color="000000"/>
+              <w:top w:val="none" w:sz="0" w:space="0" w:color="000000"/>
+              <w:left w:val="none" w:sz="0" w:space="0" w:color="000000"/>
+              <w:right w:val="none" w:sz="0" w:space="0" w:color="000000"/>
+            </w:tcBorders>
+            <w:shd w:val="clear" w:color="auto" w:fill="FFFFFF"/>
+            <w:tcMar>
+              <w:top w:w="0" w:type="dxa"/>
+              <w:bottom w:w="0" w:type="dxa"/>
+              <w:left w:w="0" w:type="dxa"/>
+              <w:right w:w="0" w:type="dxa"/>
+            </w:tcMar>
+            <w:vAlign w:val="center"/>
+          </w:tcPr>
+          <w:p>
+            <w:pPr>
+              <w:pStyle w:val="Normal"/>
+              <w:jc w:val="center"/>
+              <w:pBdr>
+                <w:bottom w:val="none" w:sz="0" w:space="0" w:color="000000"/>
+                <w:top w:val="none" w:sz="0" w:space="0" w:color="000000"/>
+                <w:left w:val="none" w:sz="0" w:space="0" w:color="000000"/>
+                <w:right w:val="none" w:sz="0" w:space="0" w:color="000000"/>
+              </w:pBdr>
+              <w:spacing w:after="40" w:before="40" w:line="240"/>
+              <w:ind w:left="100" w:right="100" w:firstLine="0" w:firstLineChars="0"/>
+              <w:rPr>
+                <w:rFonts w:ascii="Times New Roman" w:hAnsi="Times New Roman" w:eastAsia="Times New Roman" w:cs="Times New Roman"/>
+                <w:i w:val="false"/>
+                <w:b w:val="false"/>
+                <w:u w:val="none"/>
+                <w:sz w:val="22"/>
+                <w:szCs w:val="22"/>
+                <w:color w:val="000000"/>
+              </w:rPr>
+            </w:pPr>
+            <w:r xmlns:w="http://schemas.openxmlformats.org/wordprocessingml/2006/main" xmlns:wp="http://schemas.openxmlformats.org/drawingml/2006/wordprocessingDrawing" xmlns:r="http://schemas.openxmlformats.org/officeDocument/2006/relationships" xmlns:w14="http://schemas.microsoft.com/office/word/2010/wordml">
+              <w:rPr>
+                <w:rFonts w:ascii="Times New Roman" w:hAnsi="Times New Roman" w:eastAsia="Times New Roman" w:cs="Times New Roman"/>
+                <w:i w:val="false"/>
+                <w:b w:val="false"/>
+                <w:u w:val="none"/>
+                <w:sz w:val="22"/>
+                <w:szCs w:val="22"/>
+                <w:color w:val="000000"/>
+              </w:rPr>
+              <w:t xml:space="preserve"/>
+            </w:r>
+          </w:p>
+        </w:tc>
+      </w:tr>
+      <w:tr>
+        <w:trPr>
+          <w:trHeight w:val="360" w:hRule="auto"/>
+        </w:trPr>
+        body15
+        <w:tc>
+          <w:tcPr>
+            <w:vMerge/>
+            <w:tcBorders>
+              <w:bottom w:val="none" w:sz="0" w:space="0" w:color="000000"/>
+              <w:top w:val="none" w:sz="0" w:space="0" w:color="000000"/>
+              <w:left w:val="none" w:sz="0" w:space="0" w:color="000000"/>
+              <w:right w:val="none" w:sz="0" w:space="0" w:color="000000"/>
+            </w:tcBorders>
+            <w:shd w:val="clear" w:color="auto" w:fill="FFFFFF"/>
+            <w:tcMar>
+              <w:top w:w="0" w:type="dxa"/>
+              <w:bottom w:w="0" w:type="dxa"/>
+              <w:left w:w="0" w:type="dxa"/>
+              <w:right w:w="0" w:type="dxa"/>
+            </w:tcMar>
+            <w:vAlign w:val="center"/>
+          </w:tcPr>
+          <w:p>
+            <w:pPr>
+              <w:pStyle w:val="Normal"/>
+              <w:jc w:val="center"/>
+              <w:pBdr>
+                <w:bottom w:val="none" w:sz="0" w:space="0" w:color="000000"/>
+                <w:top w:val="none" w:sz="0" w:space="0" w:color="000000"/>
+                <w:left w:val="none" w:sz="0" w:space="0" w:color="000000"/>
+                <w:right w:val="none" w:sz="0" w:space="0" w:color="000000"/>
+              </w:pBdr>
+              <w:spacing w:after="40" w:before="40" w:line="240"/>
+              <w:ind w:left="100" w:right="100" w:firstLine="0" w:firstLineChars="0"/>
+              <w:rPr>
+                <w:rFonts w:ascii="Times New Roman" w:hAnsi="Times New Roman" w:eastAsia="Times New Roman" w:cs="Times New Roman"/>
+                <w:i w:val="false"/>
+                <w:b w:val="false"/>
+                <w:u w:val="none"/>
+                <w:sz w:val="22"/>
+                <w:szCs w:val="22"/>
+                <w:color w:val="000000"/>
+              </w:rPr>
+            </w:pPr>
+          </w:p>
+        </w:tc>
+        <w:tc>
+          <w:tcPr>
+            <w:tcBorders>
+              <w:bottom w:val="none" w:sz="0" w:space="0" w:color="000000"/>
+              <w:top w:val="none" w:sz="0" w:space="0" w:color="000000"/>
+              <w:left w:val="none" w:sz="0" w:space="0" w:color="000000"/>
+              <w:right w:val="none" w:sz="0" w:space="0" w:color="000000"/>
+            </w:tcBorders>
+            <w:shd w:val="clear" w:color="auto" w:fill="FFFFFF"/>
+            <w:tcMar>
+              <w:top w:w="0" w:type="dxa"/>
+              <w:bottom w:w="0" w:type="dxa"/>
+              <w:left w:w="0" w:type="dxa"/>
+              <w:right w:w="0" w:type="dxa"/>
+            </w:tcMar>
+            <w:vAlign w:val="center"/>
+          </w:tcPr>
+          <w:p>
+            <w:pPr>
+              <w:pStyle w:val="Normal"/>
+              <w:jc w:val="center"/>
+              <w:pBdr>
+                <w:bottom w:val="none" w:sz="0" w:space="0" w:color="000000"/>
+                <w:top w:val="none" w:sz="0" w:space="0" w:color="000000"/>
+                <w:left w:val="none" w:sz="0" w:space="0" w:color="000000"/>
+                <w:right w:val="none" w:sz="0" w:space="0" w:color="000000"/>
+              </w:pBdr>
+              <w:spacing w:after="40" w:before="40" w:line="240"/>
+              <w:ind w:left="100" w:right="100" w:firstLine="0" w:firstLineChars="0"/>
+              <w:rPr>
+                <w:rFonts w:ascii="Times New Roman" w:hAnsi="Times New Roman" w:eastAsia="Times New Roman" w:cs="Times New Roman"/>
+                <w:i w:val="false"/>
+                <w:b w:val="false"/>
+                <w:u w:val="none"/>
+                <w:sz w:val="22"/>
+                <w:szCs w:val="22"/>
+                <w:color w:val="000000"/>
+              </w:rPr>
+            </w:pPr>
+            <w:r xmlns:w="http://schemas.openxmlformats.org/wordprocessingml/2006/main" xmlns:wp="http://schemas.openxmlformats.org/drawingml/2006/wordprocessingDrawing" xmlns:r="http://schemas.openxmlformats.org/officeDocument/2006/relationships" xmlns:w14="http://schemas.microsoft.com/office/word/2010/wordml">
+              <w:rPr>
+                <w:rFonts w:ascii="Times New Roman" w:hAnsi="Times New Roman" w:eastAsia="Times New Roman" w:cs="Times New Roman"/>
+                <w:i w:val="false"/>
+                <w:b w:val="false"/>
+                <w:u w:val="none"/>
+                <w:sz w:val="22"/>
+                <w:szCs w:val="22"/>
+                <w:color w:val="000000"/>
+              </w:rPr>
+              <w:t xml:space="preserve">Restrained</w:t>
+            </w:r>
+          </w:p>
+        </w:tc>
+        <w:tc>
+          <w:tcPr>
+            <w:tcBorders>
+              <w:bottom w:val="none" w:sz="0" w:space="0" w:color="000000"/>
+              <w:top w:val="none" w:sz="0" w:space="0" w:color="000000"/>
+              <w:left w:val="none" w:sz="0" w:space="0" w:color="000000"/>
+              <w:right w:val="none" w:sz="0" w:space="0" w:color="000000"/>
+            </w:tcBorders>
+            <w:shd w:val="clear" w:color="auto" w:fill="FFFFFF"/>
+            <w:tcMar>
+              <w:top w:w="0" w:type="dxa"/>
+              <w:bottom w:w="0" w:type="dxa"/>
+              <w:left w:w="0" w:type="dxa"/>
+              <w:right w:w="0" w:type="dxa"/>
+            </w:tcMar>
+            <w:vAlign w:val="center"/>
+          </w:tcPr>
+          <w:p>
+            <w:pPr>
+              <w:pStyle w:val="Normal"/>
+              <w:jc w:val="center"/>
+              <w:pBdr>
+                <w:bottom w:val="none" w:sz="0" w:space="0" w:color="000000"/>
+                <w:top w:val="none" w:sz="0" w:space="0" w:color="000000"/>
+                <w:left w:val="none" w:sz="0" w:space="0" w:color="000000"/>
+                <w:right w:val="none" w:sz="0" w:space="0" w:color="000000"/>
+              </w:pBdr>
+              <w:spacing w:after="40" w:before="40" w:line="240"/>
+              <w:ind w:left="100" w:right="100" w:firstLine="0" w:firstLineChars="0"/>
+              <w:rPr>
+                <w:rFonts w:ascii="Times New Roman" w:hAnsi="Times New Roman" w:eastAsia="Times New Roman" w:cs="Times New Roman"/>
+                <w:i w:val="false"/>
+                <w:b w:val="false"/>
+                <w:u w:val="none"/>
+                <w:sz w:val="22"/>
+                <w:szCs w:val="22"/>
+                <w:color w:val="000000"/>
+              </w:rPr>
+            </w:pPr>
+            <w:r xmlns:w="http://schemas.openxmlformats.org/wordprocessingml/2006/main" xmlns:wp="http://schemas.openxmlformats.org/drawingml/2006/wordprocessingDrawing" xmlns:r="http://schemas.openxmlformats.org/officeDocument/2006/relationships" xmlns:w14="http://schemas.microsoft.com/office/word/2010/wordml">
+              <w:rPr>
+                <w:rFonts w:ascii="Times New Roman" w:hAnsi="Times New Roman" w:eastAsia="Times New Roman" w:cs="Times New Roman"/>
+                <w:i w:val="false"/>
+                <w:b w:val="false"/>
+                <w:u w:val="none"/>
+                <w:sz w:val="22"/>
+                <w:szCs w:val="22"/>
+                <w:color w:val="000000"/>
+              </w:rPr>
+              <w:t xml:space="preserve"/>
+            </w:r>
+          </w:p>
+        </w:tc>
+        <w:tc>
+          <w:tcPr>
+            <w:tcBorders>
+              <w:bottom w:val="none" w:sz="0" w:space="0" w:color="000000"/>
+              <w:top w:val="none" w:sz="0" w:space="0" w:color="000000"/>
+              <w:left w:val="none" w:sz="0" w:space="0" w:color="000000"/>
+              <w:right w:val="none" w:sz="0" w:space="0" w:color="000000"/>
+            </w:tcBorders>
+            <w:shd w:val="clear" w:color="auto" w:fill="FFFFFF"/>
+            <w:tcMar>
+              <w:top w:w="0" w:type="dxa"/>
+              <w:bottom w:w="0" w:type="dxa"/>
+              <w:left w:w="0" w:type="dxa"/>
+              <w:right w:w="0" w:type="dxa"/>
+            </w:tcMar>
+            <w:vAlign w:val="center"/>
+          </w:tcPr>
+          <w:p>
+            <w:pPr>
+              <w:pStyle w:val="Normal"/>
+              <w:jc w:val="center"/>
+              <w:pBdr>
+                <w:bottom w:val="none" w:sz="0" w:space="0" w:color="000000"/>
+                <w:top w:val="none" w:sz="0" w:space="0" w:color="000000"/>
+                <w:left w:val="none" w:sz="0" w:space="0" w:color="000000"/>
+                <w:right w:val="none" w:sz="0" w:space="0" w:color="000000"/>
+              </w:pBdr>
+              <w:spacing w:after="40" w:before="40" w:line="240"/>
+              <w:ind w:left="100" w:right="100" w:firstLine="0" w:firstLineChars="0"/>
+              <w:rPr>
+                <w:rFonts w:ascii="Times New Roman" w:hAnsi="Times New Roman" w:eastAsia="Times New Roman" w:cs="Times New Roman"/>
+                <w:i w:val="false"/>
+                <w:b w:val="false"/>
+                <w:u w:val="none"/>
+                <w:sz w:val="22"/>
+                <w:szCs w:val="22"/>
+                <w:color w:val="000000"/>
+              </w:rPr>
+            </w:pPr>
+            <w:r xmlns:w="http://schemas.openxmlformats.org/wordprocessingml/2006/main" xmlns:wp="http://schemas.openxmlformats.org/drawingml/2006/wordprocessingDrawing" xmlns:r="http://schemas.openxmlformats.org/officeDocument/2006/relationships" xmlns:w14="http://schemas.microsoft.com/office/word/2010/wordml">
+              <w:rPr>
+                <w:rFonts w:ascii="Times New Roman" w:hAnsi="Times New Roman" w:eastAsia="Times New Roman" w:cs="Times New Roman"/>
+                <w:i w:val="false"/>
+                <w:b w:val="false"/>
+                <w:u w:val="none"/>
+                <w:sz w:val="22"/>
+                <w:szCs w:val="22"/>
+                <w:color w:val="000000"/>
+              </w:rPr>
+              <w:t xml:space="preserve"/>
+            </w:r>
+          </w:p>
+        </w:tc>
+        <w:tc>
+          <w:tcPr>
+            <w:tcBorders>
+              <w:bottom w:val="none" w:sz="0" w:space="0" w:color="000000"/>
+              <w:top w:val="none" w:sz="0" w:space="0" w:color="000000"/>
+              <w:left w:val="none" w:sz="0" w:space="0" w:color="000000"/>
+              <w:right w:val="none" w:sz="0" w:space="0" w:color="000000"/>
+            </w:tcBorders>
+            <w:shd w:val="clear" w:color="auto" w:fill="FFFFFF"/>
+            <w:tcMar>
+              <w:top w:w="0" w:type="dxa"/>
+              <w:bottom w:w="0" w:type="dxa"/>
+              <w:left w:w="0" w:type="dxa"/>
+              <w:right w:w="0" w:type="dxa"/>
+            </w:tcMar>
+            <w:vAlign w:val="center"/>
+          </w:tcPr>
+          <w:p>
+            <w:pPr>
+              <w:pStyle w:val="Normal"/>
+              <w:jc w:val="center"/>
+              <w:pBdr>
+                <w:bottom w:val="none" w:sz="0" w:space="0" w:color="000000"/>
+                <w:top w:val="none" w:sz="0" w:space="0" w:color="000000"/>
+                <w:left w:val="none" w:sz="0" w:space="0" w:color="000000"/>
+                <w:right w:val="none" w:sz="0" w:space="0" w:color="000000"/>
+              </w:pBdr>
+              <w:spacing w:after="40" w:before="40" w:line="240"/>
+              <w:ind w:left="100" w:right="100" w:firstLine="0" w:firstLineChars="0"/>
+              <w:rPr>
+                <w:rFonts w:ascii="Times New Roman" w:hAnsi="Times New Roman" w:eastAsia="Times New Roman" w:cs="Times New Roman"/>
+                <w:i w:val="false"/>
+                <w:b w:val="false"/>
+                <w:u w:val="none"/>
+                <w:sz w:val="22"/>
+                <w:szCs w:val="22"/>
+                <w:color w:val="000000"/>
+              </w:rPr>
+            </w:pPr>
+            <w:r xmlns:w="http://schemas.openxmlformats.org/wordprocessingml/2006/main" xmlns:wp="http://schemas.openxmlformats.org/drawingml/2006/wordprocessingDrawing" xmlns:r="http://schemas.openxmlformats.org/officeDocument/2006/relationships" xmlns:w14="http://schemas.microsoft.com/office/word/2010/wordml">
+              <w:rPr>
+                <w:rFonts w:ascii="Times New Roman" w:hAnsi="Times New Roman" w:eastAsia="Times New Roman" w:cs="Times New Roman"/>
+                <w:i w:val="false"/>
+                <w:b w:val="false"/>
+                <w:u w:val="none"/>
+                <w:sz w:val="22"/>
+                <w:szCs w:val="22"/>
+                <w:color w:val="000000"/>
+              </w:rPr>
+              <w:t xml:space="preserve">0.83</w:t>
+            </w:r>
+          </w:p>
+        </w:tc>
+        <w:tc>
+          <w:tcPr>
+            <w:tcBorders>
+              <w:bottom w:val="none" w:sz="0" w:space="0" w:color="000000"/>
+              <w:top w:val="none" w:sz="0" w:space="0" w:color="000000"/>
+              <w:left w:val="none" w:sz="0" w:space="0" w:color="000000"/>
+              <w:right w:val="none" w:sz="0" w:space="0" w:color="000000"/>
+            </w:tcBorders>
+            <w:shd w:val="clear" w:color="auto" w:fill="FFFFFF"/>
+            <w:tcMar>
+              <w:top w:w="0" w:type="dxa"/>
+              <w:bottom w:w="0" w:type="dxa"/>
+              <w:left w:w="0" w:type="dxa"/>
+              <w:right w:w="0" w:type="dxa"/>
+            </w:tcMar>
+            <w:vAlign w:val="center"/>
+          </w:tcPr>
+          <w:p>
+            <w:pPr>
+              <w:pStyle w:val="Normal"/>
+              <w:jc w:val="center"/>
+              <w:pBdr>
+                <w:bottom w:val="none" w:sz="0" w:space="0" w:color="000000"/>
+                <w:top w:val="none" w:sz="0" w:space="0" w:color="000000"/>
+                <w:left w:val="none" w:sz="0" w:space="0" w:color="000000"/>
+                <w:right w:val="none" w:sz="0" w:space="0" w:color="000000"/>
+              </w:pBdr>
+              <w:spacing w:after="40" w:before="40" w:line="240"/>
+              <w:ind w:left="100" w:right="100" w:firstLine="0" w:firstLineChars="0"/>
+              <w:rPr>
+                <w:rFonts w:ascii="Times New Roman" w:hAnsi="Times New Roman" w:eastAsia="Times New Roman" w:cs="Times New Roman"/>
+                <w:i w:val="false"/>
+                <w:b w:val="false"/>
+                <w:u w:val="none"/>
+                <w:sz w:val="22"/>
+                <w:szCs w:val="22"/>
+                <w:color w:val="000000"/>
+              </w:rPr>
+            </w:pPr>
+            <w:r xmlns:w="http://schemas.openxmlformats.org/wordprocessingml/2006/main" xmlns:wp="http://schemas.openxmlformats.org/drawingml/2006/wordprocessingDrawing" xmlns:r="http://schemas.openxmlformats.org/officeDocument/2006/relationships" xmlns:w14="http://schemas.microsoft.com/office/word/2010/wordml">
+              <w:rPr>
+                <w:rFonts w:ascii="Times New Roman" w:hAnsi="Times New Roman" w:eastAsia="Times New Roman" w:cs="Times New Roman"/>
+                <w:i w:val="false"/>
+                <w:b w:val="false"/>
+                <w:u w:val="none"/>
+                <w:sz w:val="22"/>
+                <w:szCs w:val="22"/>
+                <w:color w:val="000000"/>
+              </w:rPr>
+              <w:t xml:space="preserve">0.99</w:t>
+            </w:r>
+          </w:p>
+        </w:tc>
+      </w:tr>
+      <w:tr>
+        <w:trPr>
+          <w:trHeight w:val="360" w:hRule="auto"/>
+        </w:trPr>
+        body16
+        <w:tc>
+          <w:tcPr>
+            <w:vMerge/>
+            <w:tcBorders>
+              <w:bottom w:val="single" w:sz="6" w:space="0" w:color="000000"/>
+              <w:top w:val="none" w:sz="0" w:space="0" w:color="000000"/>
+              <w:left w:val="none" w:sz="0" w:space="0" w:color="000000"/>
+              <w:right w:val="none" w:sz="0" w:space="0" w:color="000000"/>
+            </w:tcBorders>
+            <w:shd w:val="clear" w:color="auto" w:fill="FFFFFF"/>
+            <w:tcMar>
+              <w:top w:w="0" w:type="dxa"/>
+              <w:bottom w:w="0" w:type="dxa"/>
+              <w:left w:w="0" w:type="dxa"/>
+              <w:right w:w="0" w:type="dxa"/>
+            </w:tcMar>
+            <w:vAlign w:val="center"/>
+          </w:tcPr>
+          <w:p>
+            <w:pPr>
+              <w:pStyle w:val="Normal"/>
+              <w:jc w:val="center"/>
+              <w:pBdr>
+                <w:bottom w:val="none" w:sz="0" w:space="0" w:color="000000"/>
+                <w:top w:val="none" w:sz="0" w:space="0" w:color="000000"/>
+                <w:left w:val="none" w:sz="0" w:space="0" w:color="000000"/>
+                <w:right w:val="none" w:sz="0" w:space="0" w:color="000000"/>
+              </w:pBdr>
+              <w:spacing w:after="40" w:before="40" w:line="240"/>
+              <w:ind w:left="100" w:right="100" w:firstLine="0" w:firstLineChars="0"/>
+              <w:rPr>
+                <w:rFonts w:ascii="Times New Roman" w:hAnsi="Times New Roman" w:eastAsia="Times New Roman" w:cs="Times New Roman"/>
+                <w:i w:val="false"/>
+                <w:b w:val="false"/>
+                <w:u w:val="none"/>
+                <w:sz w:val="22"/>
+                <w:szCs w:val="22"/>
+                <w:color w:val="000000"/>
+              </w:rPr>
+            </w:pPr>
+          </w:p>
+        </w:tc>
+        <w:tc>
+          <w:tcPr>
+            <w:tcBorders>
+              <w:bottom w:val="single" w:sz="6" w:space="0" w:color="000000"/>
+              <w:top w:val="none" w:sz="0" w:space="0" w:color="000000"/>
+              <w:left w:val="none" w:sz="0" w:space="0" w:color="000000"/>
+              <w:right w:val="none" w:sz="0" w:space="0" w:color="000000"/>
+            </w:tcBorders>
+            <w:shd w:val="clear" w:color="auto" w:fill="FFFFFF"/>
+            <w:tcMar>
+              <w:top w:w="0" w:type="dxa"/>
+              <w:bottom w:w="0" w:type="dxa"/>
+              <w:left w:w="0" w:type="dxa"/>
+              <w:right w:w="0" w:type="dxa"/>
+            </w:tcMar>
+            <w:vAlign w:val="center"/>
+          </w:tcPr>
+          <w:p>
+            <w:pPr>
+              <w:pStyle w:val="Normal"/>
+              <w:jc w:val="center"/>
+              <w:pBdr>
+                <w:bottom w:val="none" w:sz="0" w:space="0" w:color="000000"/>
+                <w:top w:val="none" w:sz="0" w:space="0" w:color="000000"/>
+                <w:left w:val="none" w:sz="0" w:space="0" w:color="000000"/>
+                <w:right w:val="none" w:sz="0" w:space="0" w:color="000000"/>
+              </w:pBdr>
+              <w:spacing w:after="40" w:before="40" w:line="240"/>
+              <w:ind w:left="100" w:right="100" w:firstLine="0" w:firstLineChars="0"/>
+              <w:rPr>
+                <w:rFonts w:ascii="Times New Roman" w:hAnsi="Times New Roman" w:eastAsia="Times New Roman" w:cs="Times New Roman"/>
+                <w:i w:val="false"/>
+                <w:b w:val="false"/>
+                <w:u w:val="none"/>
+                <w:sz w:val="22"/>
+                <w:szCs w:val="22"/>
+                <w:color w:val="000000"/>
+              </w:rPr>
+            </w:pPr>
+            <w:r xmlns:w="http://schemas.openxmlformats.org/wordprocessingml/2006/main" xmlns:wp="http://schemas.openxmlformats.org/drawingml/2006/wordprocessingDrawing" xmlns:r="http://schemas.openxmlformats.org/officeDocument/2006/relationships" xmlns:w14="http://schemas.microsoft.com/office/word/2010/wordml">
+              <w:rPr>
+                <w:rFonts w:ascii="Times New Roman" w:hAnsi="Times New Roman" w:eastAsia="Times New Roman" w:cs="Times New Roman"/>
+                <w:i w:val="false"/>
+                <w:b w:val="false"/>
+                <w:u w:val="none"/>
+                <w:sz w:val="22"/>
+                <w:szCs w:val="22"/>
+                <w:color w:val="000000"/>
+              </w:rPr>
+              <w:t xml:space="preserve">Unrestrained</w:t>
+            </w:r>
+          </w:p>
+        </w:tc>
+        <w:tc>
+          <w:tcPr>
+            <w:tcBorders>
+              <w:bottom w:val="single" w:sz="6" w:space="0" w:color="000000"/>
+              <w:top w:val="none" w:sz="0" w:space="0" w:color="000000"/>
+              <w:left w:val="none" w:sz="0" w:space="0" w:color="000000"/>
+              <w:right w:val="none" w:sz="0" w:space="0" w:color="000000"/>
+            </w:tcBorders>
+            <w:shd w:val="clear" w:color="auto" w:fill="FFFFFF"/>
+            <w:tcMar>
+              <w:top w:w="0" w:type="dxa"/>
+              <w:bottom w:w="0" w:type="dxa"/>
+              <w:left w:w="0" w:type="dxa"/>
+              <w:right w:w="0" w:type="dxa"/>
+            </w:tcMar>
+            <w:vAlign w:val="center"/>
+          </w:tcPr>
+          <w:p>
+            <w:pPr>
+              <w:pStyle w:val="Normal"/>
+              <w:jc w:val="center"/>
+              <w:pBdr>
+                <w:bottom w:val="none" w:sz="0" w:space="0" w:color="000000"/>
+                <w:top w:val="none" w:sz="0" w:space="0" w:color="000000"/>
+                <w:left w:val="none" w:sz="0" w:space="0" w:color="000000"/>
+                <w:right w:val="none" w:sz="0" w:space="0" w:color="000000"/>
+              </w:pBdr>
+              <w:spacing w:after="40" w:before="40" w:line="240"/>
+              <w:ind w:left="100" w:right="100" w:firstLine="0" w:firstLineChars="0"/>
+              <w:rPr>
+                <w:rFonts w:ascii="Times New Roman" w:hAnsi="Times New Roman" w:eastAsia="Times New Roman" w:cs="Times New Roman"/>
+                <w:i w:val="false"/>
+                <w:b w:val="false"/>
+                <w:u w:val="none"/>
+                <w:sz w:val="22"/>
+                <w:szCs w:val="22"/>
+                <w:color w:val="000000"/>
+              </w:rPr>
+            </w:pPr>
+            <w:r xmlns:w="http://schemas.openxmlformats.org/wordprocessingml/2006/main" xmlns:wp="http://schemas.openxmlformats.org/drawingml/2006/wordprocessingDrawing" xmlns:r="http://schemas.openxmlformats.org/officeDocument/2006/relationships" xmlns:w14="http://schemas.microsoft.com/office/word/2010/wordml">
+              <w:rPr>
+                <w:rFonts w:ascii="Times New Roman" w:hAnsi="Times New Roman" w:eastAsia="Times New Roman" w:cs="Times New Roman"/>
+                <w:i w:val="false"/>
+                <w:b w:val="false"/>
+                <w:u w:val="none"/>
+                <w:sz w:val="22"/>
+                <w:szCs w:val="22"/>
+                <w:color w:val="000000"/>
+              </w:rPr>
+              <w:t xml:space="preserve"/>
+            </w:r>
+          </w:p>
+        </w:tc>
+        <w:tc>
+          <w:tcPr>
+            <w:tcBorders>
+              <w:bottom w:val="single" w:sz="6" w:space="0" w:color="000000"/>
+              <w:top w:val="none" w:sz="0" w:space="0" w:color="000000"/>
+              <w:left w:val="none" w:sz="0" w:space="0" w:color="000000"/>
+              <w:right w:val="none" w:sz="0" w:space="0" w:color="000000"/>
+            </w:tcBorders>
+            <w:shd w:val="clear" w:color="auto" w:fill="FFFFFF"/>
+            <w:tcMar>
+              <w:top w:w="0" w:type="dxa"/>
+              <w:bottom w:w="0" w:type="dxa"/>
+              <w:left w:w="0" w:type="dxa"/>
+              <w:right w:w="0" w:type="dxa"/>
+            </w:tcMar>
+            <w:vAlign w:val="center"/>
+          </w:tcPr>
+          <w:p>
+            <w:pPr>
+              <w:pStyle w:val="Normal"/>
+              <w:jc w:val="center"/>
+              <w:pBdr>
+                <w:bottom w:val="none" w:sz="0" w:space="0" w:color="000000"/>
+                <w:top w:val="none" w:sz="0" w:space="0" w:color="000000"/>
+                <w:left w:val="none" w:sz="0" w:space="0" w:color="000000"/>
+                <w:right w:val="none" w:sz="0" w:space="0" w:color="000000"/>
+              </w:pBdr>
+              <w:spacing w:after="40" w:before="40" w:line="240"/>
+              <w:ind w:left="100" w:right="100" w:firstLine="0" w:firstLineChars="0"/>
+              <w:rPr>
+                <w:rFonts w:ascii="Times New Roman" w:hAnsi="Times New Roman" w:eastAsia="Times New Roman" w:cs="Times New Roman"/>
+                <w:i w:val="false"/>
+                <w:b w:val="false"/>
+                <w:u w:val="none"/>
+                <w:sz w:val="22"/>
+                <w:szCs w:val="22"/>
+                <w:color w:val="000000"/>
+              </w:rPr>
+            </w:pPr>
+            <w:r xmlns:w="http://schemas.openxmlformats.org/wordprocessingml/2006/main" xmlns:wp="http://schemas.openxmlformats.org/drawingml/2006/wordprocessingDrawing" xmlns:r="http://schemas.openxmlformats.org/officeDocument/2006/relationships" xmlns:w14="http://schemas.microsoft.com/office/word/2010/wordml">
+              <w:rPr>
+                <w:rFonts w:ascii="Times New Roman" w:hAnsi="Times New Roman" w:eastAsia="Times New Roman" w:cs="Times New Roman"/>
+                <w:i w:val="false"/>
+                <w:b w:val="false"/>
+                <w:u w:val="none"/>
+                <w:sz w:val="22"/>
+                <w:szCs w:val="22"/>
+                <w:color w:val="000000"/>
+              </w:rPr>
+              <w:t xml:space="preserve"/>
+            </w:r>
+          </w:p>
+        </w:tc>
+        <w:tc>
+          <w:tcPr>
+            <w:tcBorders>
+              <w:bottom w:val="single" w:sz="6" w:space="0" w:color="000000"/>
+              <w:top w:val="none" w:sz="0" w:space="0" w:color="000000"/>
+              <w:left w:val="none" w:sz="0" w:space="0" w:color="000000"/>
+              <w:right w:val="none" w:sz="0" w:space="0" w:color="000000"/>
+            </w:tcBorders>
+            <w:shd w:val="clear" w:color="auto" w:fill="FFFFFF"/>
+            <w:tcMar>
+              <w:top w:w="0" w:type="dxa"/>
+              <w:bottom w:w="0" w:type="dxa"/>
+              <w:left w:w="0" w:type="dxa"/>
+              <w:right w:w="0" w:type="dxa"/>
+            </w:tcMar>
+            <w:vAlign w:val="center"/>
+          </w:tcPr>
+          <w:p>
+            <w:pPr>
+              <w:pStyle w:val="Normal"/>
+              <w:jc w:val="center"/>
+              <w:pBdr>
+                <w:bottom w:val="none" w:sz="0" w:space="0" w:color="000000"/>
+                <w:top w:val="none" w:sz="0" w:space="0" w:color="000000"/>
+                <w:left w:val="none" w:sz="0" w:space="0" w:color="000000"/>
+                <w:right w:val="none" w:sz="0" w:space="0" w:color="000000"/>
+              </w:pBdr>
+              <w:spacing w:after="40" w:before="40" w:line="240"/>
+              <w:ind w:left="100" w:right="100" w:firstLine="0" w:firstLineChars="0"/>
+              <w:rPr>
+                <w:rFonts w:ascii="Times New Roman" w:hAnsi="Times New Roman" w:eastAsia="Times New Roman" w:cs="Times New Roman"/>
+                <w:i w:val="false"/>
+                <w:b w:val="false"/>
+                <w:u w:val="none"/>
+                <w:sz w:val="22"/>
+                <w:szCs w:val="22"/>
+                <w:color w:val="000000"/>
+              </w:rPr>
+            </w:pPr>
+            <w:r xmlns:w="http://schemas.openxmlformats.org/wordprocessingml/2006/main" xmlns:wp="http://schemas.openxmlformats.org/drawingml/2006/wordprocessingDrawing" xmlns:r="http://schemas.openxmlformats.org/officeDocument/2006/relationships" xmlns:w14="http://schemas.microsoft.com/office/word/2010/wordml">
+              <w:rPr>
+                <w:rFonts w:ascii="Times New Roman" w:hAnsi="Times New Roman" w:eastAsia="Times New Roman" w:cs="Times New Roman"/>
+                <w:i w:val="false"/>
+                <w:b w:val="false"/>
+                <w:u w:val="none"/>
+                <w:sz w:val="22"/>
+                <w:szCs w:val="22"/>
+                <w:color w:val="000000"/>
+              </w:rPr>
+              <w:t xml:space="preserve">0.86</w:t>
+            </w:r>
+          </w:p>
+        </w:tc>
+        <w:tc>
+          <w:tcPr>
+            <w:tcBorders>
+              <w:bottom w:val="single" w:sz="6" w:space="0" w:color="000000"/>
+              <w:top w:val="none" w:sz="0" w:space="0" w:color="000000"/>
+              <w:left w:val="none" w:sz="0" w:space="0" w:color="000000"/>
+              <w:right w:val="none" w:sz="0" w:space="0" w:color="000000"/>
+            </w:tcBorders>
+            <w:shd w:val="clear" w:color="auto" w:fill="FFFFFF"/>
+            <w:tcMar>
+              <w:top w:w="0" w:type="dxa"/>
+              <w:bottom w:w="0" w:type="dxa"/>
+              <w:left w:w="0" w:type="dxa"/>
+              <w:right w:w="0" w:type="dxa"/>
+            </w:tcMar>
+            <w:vAlign w:val="center"/>
+          </w:tcPr>
+          <w:p>
+            <w:pPr>
+              <w:pStyle w:val="Normal"/>
+              <w:jc w:val="center"/>
+              <w:pBdr>
+                <w:bottom w:val="none" w:sz="0" w:space="0" w:color="000000"/>
+                <w:top w:val="none" w:sz="0" w:space="0" w:color="000000"/>
+                <w:left w:val="none" w:sz="0" w:space="0" w:color="000000"/>
+                <w:right w:val="none" w:sz="0" w:space="0" w:color="000000"/>
+              </w:pBdr>
+              <w:spacing w:after="40" w:before="40" w:line="240"/>
+              <w:ind w:left="100" w:right="100" w:firstLine="0" w:firstLineChars="0"/>
+              <w:rPr>
+                <w:rFonts w:ascii="Times New Roman" w:hAnsi="Times New Roman" w:eastAsia="Times New Roman" w:cs="Times New Roman"/>
+                <w:i w:val="false"/>
+                <w:b w:val="false"/>
+                <w:u w:val="none"/>
+                <w:sz w:val="22"/>
+                <w:szCs w:val="22"/>
+                <w:color w:val="000000"/>
+              </w:rPr>
+            </w:pPr>
+            <w:r xmlns:w="http://schemas.openxmlformats.org/wordprocessingml/2006/main" xmlns:wp="http://schemas.openxmlformats.org/drawingml/2006/wordprocessingDrawing" xmlns:r="http://schemas.openxmlformats.org/officeDocument/2006/relationships" xmlns:w14="http://schemas.microsoft.com/office/word/2010/wordml">
+              <w:rPr>
+                <w:rFonts w:ascii="Times New Roman" w:hAnsi="Times New Roman" w:eastAsia="Times New Roman" w:cs="Times New Roman"/>
+                <w:i w:val="false"/>
+                <w:b w:val="false"/>
+                <w:u w:val="none"/>
+                <w:sz w:val="22"/>
+                <w:szCs w:val="22"/>
+                <w:color w:val="000000"/>
+              </w:rPr>
+              <w:t xml:space="preserve">0.99</w:t>
+            </w:r>
+          </w:p>
+        </w:tc>
+      </w:tr>
+    </w:tbl>
+    <w:bookmarkEnd w:id="71"/>
+    <w:p>
+      <w:pPr>
+        <w:pStyle w:val="FigureNote"/>
+      </w:pPr>
+      <w:r>
+        <w:rPr>
+          <w:i/>
+          <w:iCs/>
+        </w:rPr>
+        <w:t xml:space="preserve">Note</w:t>
+      </w:r>
+      <w:r>
+        <w:t xml:space="preserve">. Biostamp performance values are means across 146 LOOCV iterations and Axivity model values are means across 55 LOOCV iterations.</w:t>
+      </w:r>
+    </w:p>
+    <w:p>
+      <w:r>
+        <w:br w:type="page"/>
+      </w:r>
+    </w:p>
+    <w:bookmarkStart w:id="75" w:name="fig-timeline"/>
     <w:p>
       <w:pPr>
         <w:pStyle w:val="FigureTitle"/>
@@ -2771,18 +8537,18 @@
           <wp:inline>
             <wp:extent cx="5943600" cy="7269398"/>
             <wp:effectExtent b="0" l="0" r="0" t="0"/>
-            <wp:docPr descr="" title="" id="71" name="Picture"/>
+            <wp:docPr descr="" title="" id="73" name="Picture"/>
             <a:graphic>
               <a:graphicData uri="http://schemas.openxmlformats.org/drawingml/2006/picture">
                 <pic:pic>
                   <pic:nvPicPr>
-                    <pic:cNvPr descr="timelines.png" id="72" name="Picture"/>
+                    <pic:cNvPr descr="timelines.png" id="74" name="Picture"/>
                     <pic:cNvPicPr>
                       <a:picLocks noChangeArrowheads="1" noChangeAspect="1"/>
                     </pic:cNvPicPr>
                   </pic:nvPicPr>
                   <pic:blipFill>
-                    <a:blip r:embed="rId70"/>
+                    <a:blip r:embed="rId72"/>
                     <a:stretch>
                       <a:fillRect/>
                     </a:stretch>
@@ -2809,7 +8575,7 @@
         </w:drawing>
       </w:r>
     </w:p>
-    <w:bookmarkEnd w:id="73"/>
+    <w:bookmarkEnd w:id="75"/>
     <w:p>
       <w:pPr>
         <w:pStyle w:val="FigureNote"/>
@@ -2830,7 +8596,7 @@
         <w:br w:type="page"/>
       </w:r>
     </w:p>
-    <w:bookmarkStart w:id="77" w:name="fig-age"/>
+    <w:bookmarkStart w:id="79" w:name="fig-age"/>
     <w:p>
       <w:pPr>
         <w:pStyle w:val="FigureTitle"/>
@@ -2856,18 +8622,18 @@
           <wp:inline>
             <wp:extent cx="5943600" cy="4358640"/>
             <wp:effectExtent b="0" l="0" r="0" t="0"/>
-            <wp:docPr descr="" title="" id="75" name="Picture"/>
+            <wp:docPr descr="" title="" id="77" name="Picture"/>
             <a:graphic>
               <a:graphicData uri="http://schemas.openxmlformats.org/drawingml/2006/picture">
                 <pic:pic>
                   <pic:nvPicPr>
-                    <pic:cNvPr descr="age_figure.png" id="76" name="Picture"/>
+                    <pic:cNvPr descr="age_figure.png" id="78" name="Picture"/>
                     <pic:cNvPicPr>
                       <a:picLocks noChangeArrowheads="1" noChangeAspect="1"/>
                     </pic:cNvPicPr>
                   </pic:nvPicPr>
                   <pic:blipFill>
-                    <a:blip r:embed="rId74"/>
+                    <a:blip r:embed="rId76"/>
                     <a:stretch>
                       <a:fillRect/>
                     </a:stretch>
@@ -2894,7 +8660,7 @@
         </w:drawing>
       </w:r>
     </w:p>
-    <w:bookmarkEnd w:id="77"/>
+    <w:bookmarkEnd w:id="79"/>
     <w:p>
       <w:pPr>
         <w:pStyle w:val="FigureNote"/>
@@ -2915,7 +8681,7 @@
         <w:br w:type="page"/>
       </w:r>
     </w:p>
-    <w:bookmarkEnd w:id="78"/>
+    <w:bookmarkEnd w:id="80"/>
     <w:sectPr>
       <w:headerReference r:id="rId8" w:type="even"/>
       <w:headerReference r:id="rId9" w:type="default"/>

--- a/sensing_methods_chapter.docx
+++ b/sensing_methods_chapter.docx
@@ -1822,11 +1822,13 @@
         <w:t xml:space="preserve">)</w:t>
       </w:r>
       <w:r>
-        <w:t xml:space="preserve">. Other metrics, such as macro-F1 and kappa statistics, help address class imbalance. Furthermore, by-class metrics quantify how well a model does at detecting true instances of a class (sensitivity) and how likely a prediction of a certain class matched the target behavior (positive predictive value).</w:t>
-      </w:r>
-      <w:r>
-        <w:t xml:space="preserve"> </w:t>
-      </w:r>
+        <w:t xml:space="preserve">. Other metrics, such as Cohen’s kappa, help address class imbalance. Furthermore, by-class metrics quantify how well a model does at detecting true instances of a class (sensitivity) and how likely a prediction of a certain class refereed to a true event (positive predictive value).</w:t>
+      </w:r>
+    </w:p>
+    <w:p>
+      <w:pPr>
+        <w:pStyle w:val="BodyText"/>
+      </w:pPr>
       <w:hyperlink w:anchor="tbl-metrics">
         <w:r>
           <w:rPr>
@@ -1839,26 +1841,145 @@
         <w:t xml:space="preserve"> </w:t>
       </w:r>
       <w:r>
-        <w:t xml:space="preserve">summarizes these metrics across the Biostamp and Axivity models of position and restraint through LOOCV.</w:t>
-      </w:r>
-    </w:p>
-    <w:p>
-      <w:pPr>
-        <w:pStyle w:val="BodyText"/>
-      </w:pPr>
-      <w:r>
-        <w:t xml:space="preserve">Project needs dictate what is relevant for evaluation (overall metrics vs. bouts, absolute time vs. relative time, generalization to new exemplars vs. best prediction of current data). Continuous outcomes (Yao) for prevalence predictions. Distal comparison. Bout structure</w:t>
+        <w:t xml:space="preserve">summarizes these metrics across the Biostamp and Axivity models of position and restraint by averaging across LOOCV iterations in each data set. Overall, results are consistent across both models with strong accuracy (87%-90%) and kappa values (.70-.84) that are comparable to inter-rater reliability metrics obtained from two human coders (91% and .86 for this coding scheme). By-class sensitivity and positive predictive values vary somewhat from class to class and from model to model. For example, the Axivity position model has stronger performance for detecting prone, whereas the Biostamp position model has stronger performance for detecting standing. Beyond these metrics, we have validated models in other ways that more directly relate to subsequent analyses, such as correlations between human-predicted prevalence and model-predicted prevalence of a given behavior during the ground truth observation. Strong correlations in the Biostamp position model within each class (</w:t>
+      </w:r>
+      <w:r>
+        <w:rPr>
+          <w:i/>
+          <w:iCs/>
+        </w:rPr>
+        <w:t xml:space="preserve">r</w:t>
+      </w:r>
+      <w:r>
+        <w:t xml:space="preserve">(Held) = .92,</w:t>
+      </w:r>
+      <w:r>
+        <w:t xml:space="preserve"> </w:t>
+      </w:r>
+      <w:r>
+        <w:rPr>
+          <w:i/>
+          <w:iCs/>
+        </w:rPr>
+        <w:t xml:space="preserve">r</w:t>
+      </w:r>
+      <w:r>
+        <w:t xml:space="preserve">(Supine) = .82,</w:t>
+      </w:r>
+      <w:r>
+        <w:t xml:space="preserve"> </w:t>
+      </w:r>
+      <w:r>
+        <w:rPr>
+          <w:i/>
+          <w:iCs/>
+        </w:rPr>
+        <w:t xml:space="preserve">r</w:t>
+      </w:r>
+      <w:r>
+        <w:t xml:space="preserve">(Prone) = .85,</w:t>
+      </w:r>
+      <w:r>
+        <w:t xml:space="preserve"> </w:t>
+      </w:r>
+      <w:r>
+        <w:rPr>
+          <w:i/>
+          <w:iCs/>
+        </w:rPr>
+        <w:t xml:space="preserve">r</w:t>
+      </w:r>
+      <w:r>
+        <w:t xml:space="preserve">(Supine) = .88,</w:t>
+      </w:r>
+      <w:r>
+        <w:t xml:space="preserve"> </w:t>
+      </w:r>
+      <w:r>
+        <w:rPr>
+          <w:i/>
+          <w:iCs/>
+        </w:rPr>
+        <w:t xml:space="preserve">r</w:t>
+      </w:r>
+      <w:r>
+        <w:t xml:space="preserve">(Standing) = .99) indicate that models are suitable to detect relative differences in time spent in each position between individuals</w:t>
+      </w:r>
+      <w:r>
+        <w:t xml:space="preserve"> </w:t>
+      </w:r>
+      <w:r>
+        <w:t xml:space="preserve">(</w:t>
+      </w:r>
+      <w:hyperlink w:anchor="ref-FranchakRousey2026">
+        <w:r>
+          <w:rPr>
+            <w:rStyle w:val="Hyperlink"/>
+          </w:rPr>
+          <w:t xml:space="preserve">Franchak, Rousey, et al., 2026</w:t>
+        </w:r>
+      </w:hyperlink>
+      <w:r>
+        <w:t xml:space="preserve">)</w:t>
+      </w:r>
+      <w:r>
+        <w:t xml:space="preserve">. Similar analyses for a</w:t>
+      </w:r>
+      <w:r>
+        <w:t xml:space="preserve"> </w:t>
+      </w:r>
+      <w:r>
+        <w:t xml:space="preserve">“distal comparison”</w:t>
+      </w:r>
+      <w:r>
+        <w:t xml:space="preserve"> </w:t>
+      </w:r>
+      <w:r>
+        <w:t xml:space="preserve">using a video recorded later in the day in participants’ homes helped show that model predictions continue to be accurate throughout hours of testing</w:t>
+      </w:r>
+      <w:r>
+        <w:t xml:space="preserve"> </w:t>
+      </w:r>
+      <w:r>
+        <w:t xml:space="preserve">(</w:t>
+      </w:r>
+      <w:hyperlink w:anchor="ref-FranchakTang2024">
+        <w:r>
+          <w:rPr>
+            <w:rStyle w:val="Hyperlink"/>
+          </w:rPr>
+          <w:t xml:space="preserve">Franchak, Tang, et al., 2024</w:t>
+        </w:r>
+      </w:hyperlink>
+      <w:r>
+        <w:t xml:space="preserve">)</w:t>
+      </w:r>
+      <w:r>
+        <w:t xml:space="preserve">. Finally, a strong correlation (</w:t>
+      </w:r>
+      <w:r>
+        <w:rPr>
+          <w:i/>
+          <w:iCs/>
+        </w:rPr>
+        <w:t xml:space="preserve">r</w:t>
+      </w:r>
+      <w:r>
+        <w:t xml:space="preserve"> </w:t>
+      </w:r>
+      <w:r>
+        <w:t xml:space="preserve">= .90) between human-coded and model-predicted bout durations suggest that model-predicted position events can be used to analyze the temporal structure from second-to-second (rather than only at the scale of the day).</w:t>
       </w:r>
     </w:p>
     <w:bookmarkEnd w:id="39"/>
     <w:bookmarkEnd w:id="40"/>
-    <w:bookmarkStart w:id="41" w:name="applications"/>
+    <w:bookmarkStart w:id="41" w:name="advantages-and-limitations"/>
     <w:p>
       <w:pPr>
         <w:pStyle w:val="Heading1"/>
       </w:pPr>
       <w:r>
-        <w:t xml:space="preserve">Applications</w:t>
+        <w:t xml:space="preserve">Advantages and Limitations</w:t>
       </w:r>
     </w:p>
     <w:p>
@@ -1866,7 +1987,61 @@
         <w:pStyle w:val="FirstParagraph"/>
       </w:pPr>
       <w:r>
-        <w:t xml:space="preserve">Mobile health and surveillance (Airaksinen)</w:t>
+        <w:t xml:space="preserve">Compared to other methods, such as video recording or caregiver surveys, the most important advantage of wearable sensing is the ability to record entire days of behavior. Each data point in</w:t>
+      </w:r>
+      <w:r>
+        <w:t xml:space="preserve"> </w:t>
+      </w:r>
+      <w:hyperlink w:anchor="fig-age">
+        <w:r>
+          <w:rPr>
+            <w:rStyle w:val="Hyperlink"/>
+          </w:rPr>
+          <w:t xml:space="preserve">Figure 2</w:t>
+        </w:r>
+      </w:hyperlink>
+      <w:r>
+        <w:t xml:space="preserve"> </w:t>
+      </w:r>
+      <w:r>
+        <w:t xml:space="preserve">comprises on average nearly 6 hours of second-by-second measurements that take place across the daily routine in the home, whereas other methods might average a few dozen survey responses or an hour of video recording. Full-day data are important because, as</w:t>
+      </w:r>
+      <w:r>
+        <w:t xml:space="preserve"> </w:t>
+      </w:r>
+      <w:hyperlink w:anchor="fig-timeline">
+        <w:r>
+          <w:rPr>
+            <w:rStyle w:val="Hyperlink"/>
+          </w:rPr>
+          <w:t xml:space="preserve">Figure 1</w:t>
+        </w:r>
+      </w:hyperlink>
+      <w:r>
+        <w:t xml:space="preserve"> </w:t>
+      </w:r>
+      <w:r>
+        <w:t xml:space="preserve">shows, a single infant’s day varies hour-by-hour in the types of activities that occur. Each exemplar infant had at least one long block of restrained sitting time that differed greatly from unrestrained times where they freely switched between prone, sitting, and standing. Temporally-rich data like these have allowed us show how the pace of everyday motor events changes with respect to infants’ age and motor milestone acquisition</w:t>
+      </w:r>
+      <w:r>
+        <w:t xml:space="preserve"> </w:t>
+      </w:r>
+      <w:r>
+        <w:t xml:space="preserve">(</w:t>
+      </w:r>
+      <w:hyperlink w:anchor="ref-FranchakRousey2026">
+        <w:r>
+          <w:rPr>
+            <w:rStyle w:val="Hyperlink"/>
+          </w:rPr>
+          <w:t xml:space="preserve">Franchak, Rousey, et al., 2026</w:t>
+        </w:r>
+      </w:hyperlink>
+      <w:r>
+        <w:t xml:space="preserve">)</w:t>
+      </w:r>
+      <w:r>
+        <w:t xml:space="preserve">. In future work, multiple-day recording will allow us to relate day-to-day consistency in motor behaviors to subsequent developmental outcomes CITE.</w:t>
       </w:r>
     </w:p>
     <w:p>
@@ -1874,7 +2049,50 @@
         <w:pStyle w:val="BodyText"/>
       </w:pPr>
       <w:r>
-        <w:t xml:space="preserve">Understanding atypical devel trajectories</w:t>
+        <w:t xml:space="preserve">Another advantage of continuous wearable sensor recordings is that they can be integrated with other types of in-home sensing technologies</w:t>
+      </w:r>
+      <w:r>
+        <w:t xml:space="preserve"> </w:t>
+      </w:r>
+      <w:r>
+        <w:t xml:space="preserve">(for a review, see</w:t>
+      </w:r>
+      <w:r>
+        <w:t xml:space="preserve"> </w:t>
+      </w:r>
+      <w:hyperlink w:anchor="ref-KaurKumar2026">
+        <w:r>
+          <w:rPr>
+            <w:rStyle w:val="Hyperlink"/>
+          </w:rPr>
+          <w:t xml:space="preserve">Kaur et al., 2026</w:t>
+        </w:r>
+      </w:hyperlink>
+      <w:r>
+        <w:t xml:space="preserve">)</w:t>
+      </w:r>
+      <w:r>
+        <w:t xml:space="preserve">. For example, our lab paired wearable sensor recordings with LENA audio recorders that automatically detect the frequency of adult speech that infants might hear</w:t>
+      </w:r>
+      <w:r>
+        <w:t xml:space="preserve"> </w:t>
+      </w:r>
+      <w:r>
+        <w:t xml:space="preserve">(</w:t>
+      </w:r>
+      <w:hyperlink w:anchor="ref-RouseyTang2026">
+        <w:r>
+          <w:rPr>
+            <w:rStyle w:val="Hyperlink"/>
+          </w:rPr>
+          <w:t xml:space="preserve">Rousey et al., 2026</w:t>
+        </w:r>
+      </w:hyperlink>
+      <w:r>
+        <w:t xml:space="preserve">)</w:t>
+      </w:r>
+      <w:r>
+        <w:t xml:space="preserve">. Synchronizing position and LENA signals allowed us to discover that within a day, infants hear relatively more words when they spend more time held by a caregiver or sitting. A new model that detects caregiver standing throughout the day will allow us to test how infants’ and caregivers’ movements are synchronized to one another across a day. Other research groups have integrated motion sensors with physiological CITE and proximity CITE sensors, WHY?. However, all of these examples highlight the largest drawback of wearable sensing, which is the lack of contextual information in comparison to video recording. Whereas videos capture everything that can be seen or heard, classification of sensors can only classify outcomes for which models are available. Although we can detect position and restraint from wearable sensors, those data alone cannot tell us about other variables of interest, such as the specific seat the infant is restrained in or whether they are holding an object. Whereas it is easy to check back to a video to see if a code was correct, we cannot check the accuracy of predictions during non-video recorded portions of the day.</w:t>
       </w:r>
     </w:p>
     <w:p>
@@ -1882,23 +2100,35 @@
         <w:pStyle w:val="BodyText"/>
       </w:pPr>
       <w:r>
-        <w:t xml:space="preserve">basic time series, dyadic interactions, etc.</w:t>
-      </w:r>
-    </w:p>
-    <w:p>
-      <w:pPr>
-        <w:pStyle w:val="BodyText"/>
-      </w:pPr>
-      <w:r>
-        <w:t xml:space="preserve">Integration with other sensor modalities</w:t>
-      </w:r>
-      <w:r>
-        <w:t xml:space="preserve"> </w:t>
-      </w:r>
-      <w:r>
-        <w:t xml:space="preserve">Rousey et al. (</w:t>
-      </w:r>
-      <w:hyperlink w:anchor="ref-RouseyTang2026">
+        <w:t xml:space="preserve">With these advantages and limitations in mind, there are many future applications for wearable sensing. Careful application requires validating predictions when applied to new samples</w:t>
+      </w:r>
+      <w:r>
+        <w:t xml:space="preserve"> </w:t>
+      </w:r>
+      <w:r>
+        <w:t xml:space="preserve">(</w:t>
+      </w:r>
+      <w:hyperlink w:anchor="ref-deBarbaroMadden-Rusnak2026aa">
+        <w:r>
+          <w:rPr>
+            <w:rStyle w:val="Hyperlink"/>
+          </w:rPr>
+          <w:t xml:space="preserve">Barbaro et al., 2026</w:t>
+        </w:r>
+      </w:hyperlink>
+      <w:r>
+        <w:t xml:space="preserve">)</w:t>
+      </w:r>
+      <w:r>
+        <w:t xml:space="preserve">. For example, we showed that position predictions were accurate among infants with cerebral palsy, enabling future studies to examine the impacts of motor delay on full-day motor experiences or to test the efficacy of clinical interventions in movement outcomes in that population.</w:t>
+      </w:r>
+      <w:r>
+        <w:t xml:space="preserve"> </w:t>
+      </w:r>
+      <w:r>
+        <w:t xml:space="preserve">Airaksinen et al. (</w:t>
+      </w:r>
+      <w:hyperlink w:anchor="ref-AiraksinenPalsa2026">
         <w:r>
           <w:rPr>
             <w:rStyle w:val="Hyperlink"/>
@@ -1913,34 +2143,11 @@
         <w:t xml:space="preserve"> </w:t>
       </w:r>
       <w:r>
-        <w:t xml:space="preserve">example.</w:t>
-      </w:r>
-      <w:r>
-        <w:t xml:space="preserve"> </w:t>
-      </w:r>
-      <w:r>
-        <w:t xml:space="preserve">Kaur et al. (</w:t>
-      </w:r>
-      <w:hyperlink w:anchor="ref-KaurKumar2026">
-        <w:r>
-          <w:rPr>
-            <w:rStyle w:val="Hyperlink"/>
-          </w:rPr>
-          <w:t xml:space="preserve">2026</w:t>
-        </w:r>
-      </w:hyperlink>
-      <w:r>
-        <w:t xml:space="preserve">)</w:t>
-      </w:r>
-      <w:r>
-        <w:t xml:space="preserve"> </w:t>
-      </w:r>
-      <w:r>
-        <w:t xml:space="preserve">review</w:t>
+        <w:t xml:space="preserve">have developed an automated motor skill metric derived from their wearable sensor recordings that is strongly correlated with the Alberta Infant Motor Scale, which requires a trained experimenter to administer and score. Automating clinically-relevant metrics has the potential to gather outcomes in settings where a clinical observation is not feasible.</w:t>
       </w:r>
     </w:p>
     <w:bookmarkEnd w:id="41"/>
-    <w:bookmarkStart w:id="80" w:name="references"/>
+    <w:bookmarkStart w:id="81" w:name="references"/>
     <w:p>
       <w:pPr>
         <w:pStyle w:val="Heading1"/>
@@ -1949,7 +2156,7 @@
         <w:t xml:space="preserve">References</w:t>
       </w:r>
     </w:p>
-    <w:bookmarkStart w:id="70" w:name="refs"/>
+    <w:bookmarkStart w:id="71" w:name="refs"/>
     <w:bookmarkStart w:id="42" w:name="ref-AiraksinenGallen2022"/>
     <w:p>
       <w:pPr>
@@ -1986,7 +2193,43 @@
       </w:r>
     </w:p>
     <w:bookmarkEnd w:id="42"/>
-    <w:bookmarkStart w:id="43" w:name="ref-AiraksinenRasanen2020"/>
+    <w:bookmarkStart w:id="43" w:name="ref-AiraksinenPalsa2026"/>
+    <w:p>
+      <w:pPr>
+        <w:pStyle w:val="Bibliography"/>
+      </w:pPr>
+      <w:r>
+        <w:t xml:space="preserve">Airaksinen, M., Palsa, T., Hautala, A., Boonzaaijer, M., Haataja, L. M., &amp; Vanhatalo, S. (2026). Gross motor performance of infants with an at-home wearable measurement and the alberta infant motor scale: A concurrent validity study.</w:t>
+      </w:r>
+      <w:r>
+        <w:t xml:space="preserve"> </w:t>
+      </w:r>
+      <w:r>
+        <w:rPr>
+          <w:i/>
+          <w:iCs/>
+        </w:rPr>
+        <w:t xml:space="preserve">Developmental Medicine and Child Neurology</w:t>
+      </w:r>
+      <w:r>
+        <w:t xml:space="preserve">,</w:t>
+      </w:r>
+      <w:r>
+        <w:t xml:space="preserve"> </w:t>
+      </w:r>
+      <w:r>
+        <w:rPr>
+          <w:i/>
+          <w:iCs/>
+        </w:rPr>
+        <w:t xml:space="preserve">dmcn.70175</w:t>
+      </w:r>
+      <w:r>
+        <w:t xml:space="preserve">.</w:t>
+      </w:r>
+    </w:p>
+    <w:bookmarkEnd w:id="43"/>
+    <w:bookmarkStart w:id="44" w:name="ref-AiraksinenRasanen2020"/>
     <w:p>
       <w:pPr>
         <w:pStyle w:val="Bibliography"/>
@@ -2021,8 +2264,8 @@
         <w:t xml:space="preserve">(1), 169.</w:t>
       </w:r>
     </w:p>
-    <w:bookmarkEnd w:id="43"/>
-    <w:bookmarkStart w:id="44" w:name="ref-AiraksinenRasanen2025"/>
+    <w:bookmarkEnd w:id="44"/>
+    <w:bookmarkStart w:id="45" w:name="ref-AiraksinenRasanen2025"/>
     <w:p>
       <w:pPr>
         <w:pStyle w:val="Bibliography"/>
@@ -2057,8 +2300,8 @@
         <w:t xml:space="preserve">(1), e58078.</w:t>
       </w:r>
     </w:p>
-    <w:bookmarkEnd w:id="44"/>
-    <w:bookmarkStart w:id="45" w:name="ref-deBarbaroMadden-Rusnak2026aa"/>
+    <w:bookmarkEnd w:id="45"/>
+    <w:bookmarkStart w:id="46" w:name="ref-deBarbaroMadden-Rusnak2026aa"/>
     <w:p>
       <w:pPr>
         <w:pStyle w:val="Bibliography"/>
@@ -2093,8 +2336,8 @@
         <w:t xml:space="preserve">(3), e70144.</w:t>
       </w:r>
     </w:p>
-    <w:bookmarkEnd w:id="45"/>
-    <w:bookmarkStart w:id="46" w:name="ref-CallahanSisler1997"/>
+    <w:bookmarkEnd w:id="46"/>
+    <w:bookmarkStart w:id="47" w:name="ref-CallahanSisler1997"/>
     <w:p>
       <w:pPr>
         <w:pStyle w:val="Bibliography"/>
@@ -2129,8 +2372,8 @@
         <w:t xml:space="preserve">(3), 233–235.</w:t>
       </w:r>
     </w:p>
-    <w:bookmarkEnd w:id="46"/>
-    <w:bookmarkStart w:id="47" w:name="ref-Franchak2019aa"/>
+    <w:bookmarkEnd w:id="47"/>
+    <w:bookmarkStart w:id="48" w:name="ref-Franchak2019aa"/>
     <w:p>
       <w:pPr>
         <w:pStyle w:val="Bibliography"/>
@@ -2165,8 +2408,8 @@
         <w:t xml:space="preserve">(2), 187–209.</w:t>
       </w:r>
     </w:p>
-    <w:bookmarkEnd w:id="47"/>
-    <w:bookmarkStart w:id="48" w:name="ref-FranchakFord2026"/>
+    <w:bookmarkEnd w:id="48"/>
+    <w:bookmarkStart w:id="49" w:name="ref-FranchakFord2026"/>
     <w:p>
       <w:pPr>
         <w:pStyle w:val="Bibliography"/>
@@ -2201,8 +2444,8 @@
         <w:t xml:space="preserve">(2), e70119.</w:t>
       </w:r>
     </w:p>
-    <w:bookmarkEnd w:id="48"/>
-    <w:bookmarkStart w:id="49" w:name="ref-FranchakKadooka2024"/>
+    <w:bookmarkEnd w:id="49"/>
+    <w:bookmarkStart w:id="50" w:name="ref-FranchakKadooka2024"/>
     <w:p>
       <w:pPr>
         <w:pStyle w:val="Bibliography"/>
@@ -2237,8 +2480,8 @@
         <w:t xml:space="preserve">(2), 228–242.</w:t>
       </w:r>
     </w:p>
-    <w:bookmarkEnd w:id="49"/>
-    <w:bookmarkStart w:id="50" w:name="ref-FranchakRousey2026"/>
+    <w:bookmarkEnd w:id="50"/>
+    <w:bookmarkStart w:id="51" w:name="ref-FranchakRousey2026"/>
     <w:p>
       <w:pPr>
         <w:pStyle w:val="Bibliography"/>
@@ -2260,8 +2503,8 @@
         <w:t xml:space="preserve">.</w:t>
       </w:r>
     </w:p>
-    <w:bookmarkEnd w:id="50"/>
-    <w:bookmarkStart w:id="51" w:name="ref-FranchakScott2021"/>
+    <w:bookmarkEnd w:id="51"/>
+    <w:bookmarkStart w:id="52" w:name="ref-FranchakScott2021"/>
     <w:p>
       <w:pPr>
         <w:pStyle w:val="Bibliography"/>
@@ -2296,8 +2539,8 @@
         <w:t xml:space="preserve">, 701343.</w:t>
       </w:r>
     </w:p>
-    <w:bookmarkEnd w:id="51"/>
-    <w:bookmarkStart w:id="52" w:name="ref-FranchakTang2024"/>
+    <w:bookmarkEnd w:id="52"/>
+    <w:bookmarkStart w:id="53" w:name="ref-FranchakTang2024"/>
     <w:p>
       <w:pPr>
         <w:pStyle w:val="Bibliography"/>
@@ -2332,8 +2575,8 @@
         <w:t xml:space="preserve">(5), 4982–5001.</w:t>
       </w:r>
     </w:p>
-    <w:bookmarkEnd w:id="52"/>
-    <w:bookmarkStart w:id="53" w:name="ref-GreenspanCunha2021"/>
+    <w:bookmarkEnd w:id="53"/>
+    <w:bookmarkStart w:id="54" w:name="ref-GreenspanCunha2021"/>
     <w:p>
       <w:pPr>
         <w:pStyle w:val="Bibliography"/>
@@ -2368,8 +2611,8 @@
         <w:t xml:space="preserve">, 101530.</w:t>
       </w:r>
     </w:p>
-    <w:bookmarkEnd w:id="53"/>
-    <w:bookmarkStart w:id="54" w:name="ref-HerzbergFletcher2021"/>
+    <w:bookmarkEnd w:id="54"/>
+    <w:bookmarkStart w:id="55" w:name="ref-HerzbergFletcher2021"/>
     <w:p>
       <w:pPr>
         <w:pStyle w:val="Bibliography"/>
@@ -2391,8 +2634,8 @@
         <w:t xml:space="preserve">.</w:t>
       </w:r>
     </w:p>
-    <w:bookmarkEnd w:id="54"/>
-    <w:bookmarkStart w:id="55" w:name="ref-KarasikKuchirko2022"/>
+    <w:bookmarkEnd w:id="55"/>
+    <w:bookmarkStart w:id="56" w:name="ref-KarasikKuchirko2022"/>
     <w:p>
       <w:pPr>
         <w:pStyle w:val="Bibliography"/>
@@ -2442,8 +2685,8 @@
         <w:t xml:space="preserve">(4).</w:t>
       </w:r>
     </w:p>
-    <w:bookmarkEnd w:id="55"/>
-    <w:bookmarkStart w:id="56" w:name="ref-KaurKumar2026"/>
+    <w:bookmarkEnd w:id="56"/>
+    <w:bookmarkStart w:id="57" w:name="ref-KaurKumar2026"/>
     <w:p>
       <w:pPr>
         <w:pStyle w:val="Bibliography"/>
@@ -2478,8 +2721,8 @@
         <w:t xml:space="preserve">(102217), 102217.</w:t>
       </w:r>
     </w:p>
-    <w:bookmarkEnd w:id="56"/>
-    <w:bookmarkStart w:id="57" w:name="ref-KretchAdolph2015"/>
+    <w:bookmarkEnd w:id="57"/>
+    <w:bookmarkStart w:id="58" w:name="ref-KretchAdolph2015"/>
     <w:p>
       <w:pPr>
         <w:pStyle w:val="Bibliography"/>
@@ -2514,8 +2757,8 @@
         <w:t xml:space="preserve">(5), 736–750.</w:t>
       </w:r>
     </w:p>
-    <w:bookmarkEnd w:id="57"/>
-    <w:bookmarkStart w:id="58" w:name="ref-KretchEnriques2026"/>
+    <w:bookmarkEnd w:id="58"/>
+    <w:bookmarkStart w:id="59" w:name="ref-KretchEnriques2026"/>
     <w:p>
       <w:pPr>
         <w:pStyle w:val="Bibliography"/>
@@ -2550,8 +2793,8 @@
         <w:t xml:space="preserve">(102215), 102215.</w:t>
       </w:r>
     </w:p>
-    <w:bookmarkEnd w:id="58"/>
-    <w:bookmarkStart w:id="59" w:name="ref-KretchFranchak2014"/>
+    <w:bookmarkEnd w:id="59"/>
+    <w:bookmarkStart w:id="60" w:name="ref-KretchFranchak2014"/>
     <w:p>
       <w:pPr>
         <w:pStyle w:val="Bibliography"/>
@@ -2586,8 +2829,8 @@
         <w:t xml:space="preserve">(4), 1503–1518.</w:t>
       </w:r>
     </w:p>
-    <w:bookmarkEnd w:id="59"/>
-    <w:bookmarkStart w:id="60" w:name="ref-KretchLuna2025"/>
+    <w:bookmarkEnd w:id="60"/>
+    <w:bookmarkStart w:id="61" w:name="ref-KretchLuna2025"/>
     <w:p>
       <w:pPr>
         <w:pStyle w:val="Bibliography"/>
@@ -2622,8 +2865,8 @@
         <w:t xml:space="preserve">, e70059.</w:t>
       </w:r>
     </w:p>
-    <w:bookmarkEnd w:id="60"/>
-    <w:bookmarkStart w:id="61" w:name="ref-KretchMarcinowski2022"/>
+    <w:bookmarkEnd w:id="61"/>
+    <w:bookmarkStart w:id="62" w:name="ref-KretchMarcinowski2022"/>
     <w:p>
       <w:pPr>
         <w:pStyle w:val="Bibliography"/>
@@ -2645,8 +2888,8 @@
         <w:t xml:space="preserve">, e13318.</w:t>
       </w:r>
     </w:p>
-    <w:bookmarkEnd w:id="61"/>
-    <w:bookmarkStart w:id="62" w:name="ref-LuoFranchak2020"/>
+    <w:bookmarkEnd w:id="62"/>
+    <w:bookmarkStart w:id="63" w:name="ref-LuoFranchak2020"/>
     <w:p>
       <w:pPr>
         <w:pStyle w:val="Bibliography"/>
@@ -2681,8 +2924,8 @@
         <w:t xml:space="preserve">(11), e0242009.</w:t>
       </w:r>
     </w:p>
-    <w:bookmarkEnd w:id="62"/>
-    <w:bookmarkStart w:id="63" w:name="ref-MalachowskiSalo2023"/>
+    <w:bookmarkEnd w:id="63"/>
+    <w:bookmarkStart w:id="64" w:name="ref-MalachowskiSalo2023"/>
     <w:p>
       <w:pPr>
         <w:pStyle w:val="Bibliography"/>
@@ -2704,8 +2947,8 @@
         <w:t xml:space="preserve">.</w:t>
       </w:r>
     </w:p>
-    <w:bookmarkEnd w:id="63"/>
-    <w:bookmarkStart w:id="64" w:name="ref-McElwainFisher2024"/>
+    <w:bookmarkEnd w:id="64"/>
+    <w:bookmarkStart w:id="65" w:name="ref-McElwainFisher2024"/>
     <w:p>
       <w:pPr>
         <w:pStyle w:val="Bibliography"/>
@@ -2740,8 +2983,8 @@
         <w:t xml:space="preserve">(1), e49316.</w:t>
       </w:r>
     </w:p>
-    <w:bookmarkEnd w:id="64"/>
-    <w:bookmarkStart w:id="65" w:name="ref-PargentSchoedel2022"/>
+    <w:bookmarkEnd w:id="65"/>
+    <w:bookmarkStart w:id="66" w:name="ref-PargentSchoedel2022"/>
     <w:p>
       <w:pPr>
         <w:pStyle w:val="Bibliography"/>
@@ -2777,8 +3020,8 @@
         <w:t xml:space="preserve">.</w:t>
       </w:r>
     </w:p>
-    <w:bookmarkEnd w:id="65"/>
-    <w:bookmarkStart w:id="66" w:name="ref-RouseyTang2026"/>
+    <w:bookmarkEnd w:id="66"/>
+    <w:bookmarkStart w:id="67" w:name="ref-RouseyTang2026"/>
     <w:p>
       <w:pPr>
         <w:pStyle w:val="Bibliography"/>
@@ -2813,8 +3056,8 @@
         <w:t xml:space="preserve">(2), e70120.</w:t>
       </w:r>
     </w:p>
-    <w:bookmarkEnd w:id="66"/>
-    <w:bookmarkStart w:id="67" w:name="ref-SoskaAdolph2014"/>
+    <w:bookmarkEnd w:id="67"/>
+    <w:bookmarkStart w:id="68" w:name="ref-SoskaAdolph2014"/>
     <w:p>
       <w:pPr>
         <w:pStyle w:val="Bibliography"/>
@@ -2849,8 +3092,8 @@
         <w:t xml:space="preserve">(2), 138–161.</w:t>
       </w:r>
     </w:p>
-    <w:bookmarkEnd w:id="67"/>
-    <w:bookmarkStart w:id="68" w:name="ref-WangRousey2026"/>
+    <w:bookmarkEnd w:id="68"/>
+    <w:bookmarkStart w:id="69" w:name="ref-WangRousey2026"/>
     <w:p>
       <w:pPr>
         <w:pStyle w:val="Bibliography"/>
@@ -2872,8 +3115,8 @@
         <w:t xml:space="preserve">.</w:t>
       </w:r>
     </w:p>
-    <w:bookmarkEnd w:id="68"/>
-    <w:bookmarkStart w:id="69" w:name="ref-YaoPlotz2019"/>
+    <w:bookmarkEnd w:id="69"/>
+    <w:bookmarkStart w:id="70" w:name="ref-YaoPlotz2019"/>
     <w:p>
       <w:pPr>
         <w:pStyle w:val="Bibliography"/>
@@ -2908,8 +3151,8 @@
         <w:t xml:space="preserve">(2).</w:t>
       </w:r>
     </w:p>
-    <w:bookmarkEnd w:id="69"/>
     <w:bookmarkEnd w:id="70"/>
+    <w:bookmarkEnd w:id="71"/>
     <w:p>
       <w:r>
         <w:br w:type="page"/>
@@ -2925,13 +3168,21 @@
         <w:br w:type="page"/>
       </w:r>
     </w:p>
-    <w:bookmarkStart w:id="71" w:name="tbl-metrics"/>
+    <w:bookmarkStart w:id="72" w:name="tbl-metrics"/>
     <w:p>
       <w:pPr>
-        <w:pStyle w:val="FigureWithNote"/>
+        <w:pStyle w:val="FigureTitle"/>
       </w:pPr>
       <w:r>
         <w:t xml:space="preserve">Table 1</w:t>
+      </w:r>
+    </w:p>
+    <w:p>
+      <w:pPr>
+        <w:pStyle w:val="Caption"/>
+      </w:pPr>
+      <w:r>
+        <w:t xml:space="preserve">Performance of position and restraint models for two data sets</w:t>
       </w:r>
     </w:p>
     <w:tbl xmlns:w="http://schemas.openxmlformats.org/wordprocessingml/2006/main" xmlns:r="http://schemas.openxmlformats.org/officeDocument/2006/relationships" xmlns:w14="http://schemas.microsoft.com/office/word/2010/wordml" xmlns:wp="http://schemas.openxmlformats.org/drawingml/2006/wordprocessingDrawing" xmlns:a="http://schemas.openxmlformats.org/drawingml/2006/main" xmlns:pic="http://schemas.openxmlformats.org/drawingml/2006/picture">
@@ -3754,7 +4005,7 @@
                 <w:szCs w:val="22"/>
                 <w:color w:val="000000"/>
               </w:rPr>
-              <w:t xml:space="preserve">0.95</w:t>
+              <w:t xml:space="preserve">0.89</w:t>
             </w:r>
           </w:p>
         </w:tc>
@@ -4078,7 +4329,7 @@
                 <w:szCs w:val="22"/>
                 <w:color w:val="000000"/>
               </w:rPr>
-              <w:t xml:space="preserve">0.99</w:t>
+              <w:t xml:space="preserve">0.72</w:t>
             </w:r>
           </w:p>
         </w:tc>
@@ -5968,7 +6219,7 @@
                 <w:szCs w:val="22"/>
                 <w:color w:val="000000"/>
               </w:rPr>
-              <w:t xml:space="preserve">0.99</w:t>
+              <w:t xml:space="preserve">0.74</w:t>
             </w:r>
           </w:p>
         </w:tc>
@@ -6281,7 +6532,7 @@
                 <w:szCs w:val="22"/>
                 <w:color w:val="000000"/>
               </w:rPr>
-              <w:t xml:space="preserve">0.99</w:t>
+              <w:t xml:space="preserve">0.96</w:t>
             </w:r>
           </w:p>
         </w:tc>
@@ -8171,7 +8422,7 @@
                 <w:szCs w:val="22"/>
                 <w:color w:val="000000"/>
               </w:rPr>
-              <w:t xml:space="preserve">0.99</w:t>
+              <w:t xml:space="preserve">0.91</w:t>
             </w:r>
           </w:p>
         </w:tc>
@@ -8484,13 +8735,13 @@
                 <w:szCs w:val="22"/>
                 <w:color w:val="000000"/>
               </w:rPr>
-              <w:t xml:space="preserve">0.99</w:t>
+              <w:t xml:space="preserve">0.89</w:t>
             </w:r>
           </w:p>
         </w:tc>
       </w:tr>
     </w:tbl>
-    <w:bookmarkEnd w:id="71"/>
+    <w:bookmarkEnd w:id="72"/>
     <w:p>
       <w:pPr>
         <w:pStyle w:val="FigureNote"/>
@@ -8511,7 +8762,7 @@
         <w:br w:type="page"/>
       </w:r>
     </w:p>
-    <w:bookmarkStart w:id="75" w:name="fig-timeline"/>
+    <w:bookmarkStart w:id="76" w:name="fig-timeline"/>
     <w:p>
       <w:pPr>
         <w:pStyle w:val="FigureTitle"/>
@@ -8537,18 +8788,18 @@
           <wp:inline>
             <wp:extent cx="5943600" cy="7269398"/>
             <wp:effectExtent b="0" l="0" r="0" t="0"/>
-            <wp:docPr descr="" title="" id="73" name="Picture"/>
+            <wp:docPr descr="" title="" id="74" name="Picture"/>
             <a:graphic>
               <a:graphicData uri="http://schemas.openxmlformats.org/drawingml/2006/picture">
                 <pic:pic>
                   <pic:nvPicPr>
-                    <pic:cNvPr descr="timelines.png" id="74" name="Picture"/>
+                    <pic:cNvPr descr="timelines.png" id="75" name="Picture"/>
                     <pic:cNvPicPr>
                       <a:picLocks noChangeArrowheads="1" noChangeAspect="1"/>
                     </pic:cNvPicPr>
                   </pic:nvPicPr>
                   <pic:blipFill>
-                    <a:blip r:embed="rId72"/>
+                    <a:blip r:embed="rId73"/>
                     <a:stretch>
                       <a:fillRect/>
                     </a:stretch>
@@ -8575,7 +8826,7 @@
         </w:drawing>
       </w:r>
     </w:p>
-    <w:bookmarkEnd w:id="75"/>
+    <w:bookmarkEnd w:id="76"/>
     <w:p>
       <w:pPr>
         <w:pStyle w:val="FigureNote"/>
@@ -8596,7 +8847,7 @@
         <w:br w:type="page"/>
       </w:r>
     </w:p>
-    <w:bookmarkStart w:id="79" w:name="fig-age"/>
+    <w:bookmarkStart w:id="80" w:name="fig-age"/>
     <w:p>
       <w:pPr>
         <w:pStyle w:val="FigureTitle"/>
@@ -8622,18 +8873,18 @@
           <wp:inline>
             <wp:extent cx="5943600" cy="4358640"/>
             <wp:effectExtent b="0" l="0" r="0" t="0"/>
-            <wp:docPr descr="" title="" id="77" name="Picture"/>
+            <wp:docPr descr="" title="" id="78" name="Picture"/>
             <a:graphic>
               <a:graphicData uri="http://schemas.openxmlformats.org/drawingml/2006/picture">
                 <pic:pic>
                   <pic:nvPicPr>
-                    <pic:cNvPr descr="age_figure.png" id="78" name="Picture"/>
+                    <pic:cNvPr descr="age_figure.png" id="79" name="Picture"/>
                     <pic:cNvPicPr>
                       <a:picLocks noChangeArrowheads="1" noChangeAspect="1"/>
                     </pic:cNvPicPr>
                   </pic:nvPicPr>
                   <pic:blipFill>
-                    <a:blip r:embed="rId76"/>
+                    <a:blip r:embed="rId77"/>
                     <a:stretch>
                       <a:fillRect/>
                     </a:stretch>
@@ -8660,7 +8911,7 @@
         </w:drawing>
       </w:r>
     </w:p>
-    <w:bookmarkEnd w:id="79"/>
+    <w:bookmarkEnd w:id="80"/>
     <w:p>
       <w:pPr>
         <w:pStyle w:val="FigureNote"/>
@@ -8681,7 +8932,7 @@
         <w:br w:type="page"/>
       </w:r>
     </w:p>
-    <w:bookmarkEnd w:id="80"/>
+    <w:bookmarkEnd w:id="81"/>
     <w:sectPr>
       <w:headerReference r:id="rId8" w:type="even"/>
       <w:headerReference r:id="rId9" w:type="default"/>

--- a/sensing_methods_chapter.docx
+++ b/sensing_methods_chapter.docx
@@ -229,7 +229,7 @@
         <w:pStyle w:val="FirstParagraph"/>
       </w:pPr>
       <w:r>
-        <w:t xml:space="preserve">Everyday learning inputs—visual experiences, object interactions, and social exchanges—are filtered through infants’ motor systems. In this chapter, I focus on two aspects of movement: position and restraint. Position refers to the configuration of the body with respect to gravity, such as lying supine on the back, prone on the stomach (whether stationary or crawling), sitting, or standing upright (whether stationary or walking). Infants’ position from moment to moment shapes their view of objects and faces</w:t>
+        <w:t xml:space="preserve">Everyday learning inputs—visual experiences, object interactions, and social exchanges—are filtered by infants’ movements. In this chapter, I focus on two aspects of movement: position and restraint. Position refers to the configuration of the body with respect to gravity, such as lying supine on the back, prone on the stomach (whether stationary or crawling), sitting, or standing upright (whether stationary or walking). Infants’ position from moment to moment shapes their view of objects and faces</w:t>
       </w:r>
       <w:r>
         <w:t xml:space="preserve"> </w:t>
@@ -337,7 +337,7 @@
         <w:t xml:space="preserve">)</w:t>
       </w:r>
       <w:r>
-        <w:t xml:space="preserve">. When infants are restrained, such as held in a caregiver’s arms or strapped into a car seat or high chair, they cannot change positions. When unrestrained, infants can voluntarily switch between positions in their motor skill repertoire. Restraint also shapes everyday learning inputs: Infants have broader views of the environment when carried off the ground</w:t>
+        <w:t xml:space="preserve">. When infants are restrained, such as held in a caregiver’s arms or strapped into a car seat or high chair, they cannot change positions. When unrestrained, infants can voluntarily switch between positions, provided they have sufficient skill to do so. Restraint also shapes everyday learning inputs: Infants have broader views of the environment when carried off the ground</w:t>
       </w:r>
       <w:r>
         <w:t xml:space="preserve"> </w:t>
@@ -408,7 +408,7 @@
         <w:pStyle w:val="BodyText"/>
       </w:pPr>
       <w:r>
-        <w:t xml:space="preserve">Thus, infants’ opportunities for learning depending on how much time they spend in different positions and restraint in everyday life, which vary according to infants’ age, motor skill development, and caregiving choices. With age, infants spend less time supine and restrained and spend more time sitting and standing</w:t>
+        <w:t xml:space="preserve">Thus, infants’ opportunities for learning depend everyday position and restraint times, which vary according to infants’ age, motor skill development, and caregiving choices. With age, infants spend less time supine and restrained and spend more time sitting and standing</w:t>
       </w:r>
       <w:r>
         <w:t xml:space="preserve"> </w:t>
@@ -510,7 +510,7 @@
         <w:t xml:space="preserve">)</w:t>
       </w:r>
       <w:r>
-        <w:t xml:space="preserve">. Despite these developmental trends, there are considerable individual differences that likely depend on caregiving practices and daily routines. Whereas some caregivers may choose to more often use specialized devices likes swings, jumpers, and exersaucers</w:t>
+        <w:t xml:space="preserve">. Despite these developmental trends, there are considerable individual differences that depend on caregiving practices and daily routines. Whereas some caregivers may choose to more often use specialized devices likes swings, jumpers, and exersaucers</w:t>
       </w:r>
       <w:r>
         <w:t xml:space="preserve"> </w:t>
@@ -572,7 +572,30 @@
         <w:pStyle w:val="BodyText"/>
       </w:pPr>
       <w:r>
-        <w:t xml:space="preserve">Consequently, position and restraint are distributed heterogeneously throughout the day</w:t>
+        <w:t xml:space="preserve">Consequently, position and restraint are distributed heterogeneously throughout the day. An hour spent playing might involve a long bout of time unrestrained during which the infant switches between sitting, prone, and standing positions. An hour spent eating a meal might involve a continuous bout of sitting while restrained in a high chair. An hour spent playing, fussing, and nursing could involve frequent switches between laying on the couch, crawling on the floor, and being held in caregivers’ arms. This poses a challenge for researchers who wish to measure everyday position and restraint, because sampling any single hour might fail to capture the full variation in movement across a day. Most video observations of infants’ home behavior sample 1-2 hours at most</w:t>
+      </w:r>
+      <w:r>
+        <w:t xml:space="preserve"> </w:t>
+      </w:r>
+      <w:r>
+        <w:t xml:space="preserve">(e.g.,</w:t>
+      </w:r>
+      <w:r>
+        <w:t xml:space="preserve"> </w:t>
+      </w:r>
+      <w:hyperlink w:anchor="ref-HerzbergFletcher2021">
+        <w:r>
+          <w:rPr>
+            <w:rStyle w:val="Hyperlink"/>
+          </w:rPr>
+          <w:t xml:space="preserve">Herzberg et al., 2021</w:t>
+        </w:r>
+      </w:hyperlink>
+      <w:r>
+        <w:t xml:space="preserve">)</w:t>
+      </w:r>
+      <w:r>
+        <w:t xml:space="preserve">, meaning that other parts of the daily routine go unobserved. Capturing a full waking day of infants’ movements on video would also mean labor-intensive video coding, which could take as many as 5 hours per hour of video to annotate</w:t>
       </w:r>
       <w:r>
         <w:t xml:space="preserve"> </w:t>
@@ -589,6 +612,720 @@
         </w:r>
       </w:hyperlink>
       <w:r>
+        <w:t xml:space="preserve">)</w:t>
+      </w:r>
+      <w:r>
+        <w:t xml:space="preserve">.</w:t>
+      </w:r>
+    </w:p>
+    <w:p>
+      <w:pPr>
+        <w:pStyle w:val="BodyText"/>
+      </w:pPr>
+      <w:r>
+        <w:t xml:space="preserve">Categorizing infant movement from wearable sensors provides an alternative that is well-suited to collecting full-day behavior in the home. Customized sensor garments that embed one or more inertial movement units (IMUs) into infant leggings or</w:t>
+      </w:r>
+      <w:r>
+        <w:t xml:space="preserve"> </w:t>
+      </w:r>
+      <w:r>
+        <w:t xml:space="preserve">“onesies”</w:t>
+      </w:r>
+      <w:r>
+        <w:t xml:space="preserve"> </w:t>
+      </w:r>
+      <w:r>
+        <w:t xml:space="preserve">can be worn for an entire day or multiple days, recording temporally-rich data wherever the infant goes</w:t>
+      </w:r>
+      <w:r>
+        <w:t xml:space="preserve"> </w:t>
+      </w:r>
+      <w:r>
+        <w:t xml:space="preserve">(</w:t>
+      </w:r>
+      <w:hyperlink w:anchor="ref-AiraksinenRasanen2020">
+        <w:r>
+          <w:rPr>
+            <w:rStyle w:val="Hyperlink"/>
+          </w:rPr>
+          <w:t xml:space="preserve">Airaksinen et al., 2020</w:t>
+        </w:r>
+      </w:hyperlink>
+      <w:r>
+        <w:t xml:space="preserve">;</w:t>
+      </w:r>
+      <w:r>
+        <w:t xml:space="preserve"> </w:t>
+      </w:r>
+      <w:hyperlink w:anchor="ref-FranchakTang2024">
+        <w:r>
+          <w:rPr>
+            <w:rStyle w:val="Hyperlink"/>
+          </w:rPr>
+          <w:t xml:space="preserve">Franchak, Tang, et al., 2024</w:t>
+        </w:r>
+      </w:hyperlink>
+      <w:r>
+        <w:t xml:space="preserve">;</w:t>
+      </w:r>
+      <w:r>
+        <w:t xml:space="preserve"> </w:t>
+      </w:r>
+      <w:hyperlink w:anchor="ref-GreenspanCunha2021">
+        <w:r>
+          <w:rPr>
+            <w:rStyle w:val="Hyperlink"/>
+          </w:rPr>
+          <w:t xml:space="preserve">Greenspan et al., 2021</w:t>
+        </w:r>
+      </w:hyperlink>
+      <w:r>
+        <w:t xml:space="preserve">;</w:t>
+      </w:r>
+      <w:r>
+        <w:t xml:space="preserve"> </w:t>
+      </w:r>
+      <w:hyperlink w:anchor="ref-McElwainFisher2024">
+        <w:r>
+          <w:rPr>
+            <w:rStyle w:val="Hyperlink"/>
+          </w:rPr>
+          <w:t xml:space="preserve">McElwain et al., 2024</w:t>
+        </w:r>
+      </w:hyperlink>
+      <w:r>
+        <w:t xml:space="preserve">)</w:t>
+      </w:r>
+      <w:r>
+        <w:t xml:space="preserve">. Collecting and annotating a relatively small amount of ground truth video has allowed researchers to train machine learning models that categorize infant position</w:t>
+      </w:r>
+      <w:r>
+        <w:t xml:space="preserve"> </w:t>
+      </w:r>
+      <w:r>
+        <w:t xml:space="preserve">(</w:t>
+      </w:r>
+      <w:hyperlink w:anchor="ref-AiraksinenRasanen2020">
+        <w:r>
+          <w:rPr>
+            <w:rStyle w:val="Hyperlink"/>
+          </w:rPr>
+          <w:t xml:space="preserve">Airaksinen et al., 2020</w:t>
+        </w:r>
+      </w:hyperlink>
+      <w:r>
+        <w:t xml:space="preserve">;</w:t>
+      </w:r>
+      <w:r>
+        <w:t xml:space="preserve"> </w:t>
+      </w:r>
+      <w:hyperlink w:anchor="ref-FranchakTang2024">
+        <w:r>
+          <w:rPr>
+            <w:rStyle w:val="Hyperlink"/>
+          </w:rPr>
+          <w:t xml:space="preserve">Franchak, Tang, et al., 2024</w:t>
+        </w:r>
+      </w:hyperlink>
+      <w:r>
+        <w:t xml:space="preserve">;</w:t>
+      </w:r>
+      <w:r>
+        <w:t xml:space="preserve"> </w:t>
+      </w:r>
+      <w:hyperlink w:anchor="ref-KretchEnriques2026">
+        <w:r>
+          <w:rPr>
+            <w:rStyle w:val="Hyperlink"/>
+          </w:rPr>
+          <w:t xml:space="preserve">Kretch et al., 2026</w:t>
+        </w:r>
+      </w:hyperlink>
+      <w:r>
+        <w:t xml:space="preserve">)</w:t>
+      </w:r>
+      <w:r>
+        <w:t xml:space="preserve"> </w:t>
+      </w:r>
+      <w:r>
+        <w:t xml:space="preserve">and holding/restraint</w:t>
+      </w:r>
+      <w:r>
+        <w:t xml:space="preserve"> </w:t>
+      </w:r>
+      <w:r>
+        <w:t xml:space="preserve">(</w:t>
+      </w:r>
+      <w:hyperlink w:anchor="ref-AiraksinenGallen2022">
+        <w:r>
+          <w:rPr>
+            <w:rStyle w:val="Hyperlink"/>
+          </w:rPr>
+          <w:t xml:space="preserve">Airaksinen et al., 2022</w:t>
+        </w:r>
+      </w:hyperlink>
+      <w:r>
+        <w:t xml:space="preserve">;</w:t>
+      </w:r>
+      <w:r>
+        <w:t xml:space="preserve"> </w:t>
+      </w:r>
+      <w:hyperlink w:anchor="ref-WangRousey2026">
+        <w:r>
+          <w:rPr>
+            <w:rStyle w:val="Hyperlink"/>
+          </w:rPr>
+          <w:t xml:space="preserve">Wang et al., 2026</w:t>
+        </w:r>
+      </w:hyperlink>
+      <w:r>
+        <w:t xml:space="preserve">;</w:t>
+      </w:r>
+      <w:r>
+        <w:t xml:space="preserve"> </w:t>
+      </w:r>
+      <w:hyperlink w:anchor="ref-YaoPlotz2019">
+        <w:r>
+          <w:rPr>
+            <w:rStyle w:val="Hyperlink"/>
+          </w:rPr>
+          <w:t xml:space="preserve">Yao et al., 2019</w:t>
+        </w:r>
+      </w:hyperlink>
+      <w:r>
+        <w:t xml:space="preserve">)</w:t>
+      </w:r>
+      <w:r>
+        <w:t xml:space="preserve"> </w:t>
+      </w:r>
+      <w:r>
+        <w:t xml:space="preserve">from the IMU signals, reducing the labor costs of measuring long durations of behavior.</w:t>
+      </w:r>
+    </w:p>
+    <w:p>
+      <w:pPr>
+        <w:pStyle w:val="BodyText"/>
+      </w:pPr>
+      <w:r>
+        <w:t xml:space="preserve">In the remainder of this chapter, I describe how to collect wearable sensor data, process and train machine learning models, and evaluate model accuracy for infant movement detection in the home. Although I focus on the workflow developed in my lab for categorizing infant position and restraint</w:t>
+      </w:r>
+      <w:r>
+        <w:t xml:space="preserve"> </w:t>
+      </w:r>
+      <w:r>
+        <w:t xml:space="preserve">(</w:t>
+      </w:r>
+      <w:hyperlink w:anchor="ref-FranchakTang2024">
+        <w:r>
+          <w:rPr>
+            <w:rStyle w:val="Hyperlink"/>
+          </w:rPr>
+          <w:t xml:space="preserve">Franchak, Tang, et al., 2024</w:t>
+        </w:r>
+      </w:hyperlink>
+      <w:r>
+        <w:t xml:space="preserve">;</w:t>
+      </w:r>
+      <w:r>
+        <w:t xml:space="preserve"> </w:t>
+      </w:r>
+      <w:hyperlink w:anchor="ref-KretchEnriques2026">
+        <w:r>
+          <w:rPr>
+            <w:rStyle w:val="Hyperlink"/>
+          </w:rPr>
+          <w:t xml:space="preserve">Kretch et al., 2026</w:t>
+        </w:r>
+      </w:hyperlink>
+      <w:r>
+        <w:t xml:space="preserve">;</w:t>
+      </w:r>
+      <w:r>
+        <w:t xml:space="preserve"> </w:t>
+      </w:r>
+      <w:hyperlink w:anchor="ref-WangRousey2026">
+        <w:r>
+          <w:rPr>
+            <w:rStyle w:val="Hyperlink"/>
+          </w:rPr>
+          <w:t xml:space="preserve">Wang et al., 2026</w:t>
+        </w:r>
+      </w:hyperlink>
+      <w:r>
+        <w:t xml:space="preserve">)</w:t>
+      </w:r>
+      <w:r>
+        <w:t xml:space="preserve">, the approach could be extended to categorize other movements across different participant populations. Indeed, the same workflow has allowed us to train models to categorize when infants’ adult caregivers are standing upright throughout the day. I end the chapter with a review of current and future applications that can leverage full-day wearable sensor detection of natural movement.</w:t>
+      </w:r>
+    </w:p>
+    <w:bookmarkEnd w:id="32"/>
+    <w:bookmarkStart w:id="36" w:name="data-collection"/>
+    <w:p>
+      <w:pPr>
+        <w:pStyle w:val="Heading1"/>
+      </w:pPr>
+      <w:r>
+        <w:t xml:space="preserve">Data Collection</w:t>
+      </w:r>
+    </w:p>
+    <w:p>
+      <w:pPr>
+        <w:pStyle w:val="FirstParagraph"/>
+      </w:pPr>
+      <w:r>
+        <w:t xml:space="preserve">The first studies categorizing infant movement from wearable sensors tested infants in brief, supervised observations in controlled laboratory settings where the entire session was video-recorded for ground truth validation</w:t>
+      </w:r>
+      <w:r>
+        <w:t xml:space="preserve"> </w:t>
+      </w:r>
+      <w:r>
+        <w:t xml:space="preserve">(</w:t>
+      </w:r>
+      <w:hyperlink w:anchor="ref-AiraksinenRasanen2020">
+        <w:r>
+          <w:rPr>
+            <w:rStyle w:val="Hyperlink"/>
+          </w:rPr>
+          <w:t xml:space="preserve">Airaksinen et al., 2020</w:t>
+        </w:r>
+      </w:hyperlink>
+      <w:r>
+        <w:t xml:space="preserve">;</w:t>
+      </w:r>
+      <w:r>
+        <w:t xml:space="preserve"> </w:t>
+      </w:r>
+      <w:hyperlink w:anchor="ref-FranchakScott2021">
+        <w:r>
+          <w:rPr>
+            <w:rStyle w:val="Hyperlink"/>
+          </w:rPr>
+          <w:t xml:space="preserve">Franchak et al., 2021</w:t>
+        </w:r>
+      </w:hyperlink>
+      <w:r>
+        <w:t xml:space="preserve">)</w:t>
+      </w:r>
+      <w:r>
+        <w:t xml:space="preserve">. Here, I highlight the methodological issues of later studies that collected data in participants’ homes across the full day</w:t>
+      </w:r>
+      <w:r>
+        <w:t xml:space="preserve"> </w:t>
+      </w:r>
+      <w:r>
+        <w:t xml:space="preserve">(</w:t>
+      </w:r>
+      <w:hyperlink w:anchor="ref-FranchakTang2024">
+        <w:r>
+          <w:rPr>
+            <w:rStyle w:val="Hyperlink"/>
+          </w:rPr>
+          <w:t xml:space="preserve">Franchak, Tang, et al., 2024</w:t>
+        </w:r>
+      </w:hyperlink>
+      <w:r>
+        <w:t xml:space="preserve">;</w:t>
+      </w:r>
+      <w:r>
+        <w:t xml:space="preserve"> </w:t>
+      </w:r>
+      <w:hyperlink w:anchor="ref-KretchEnriques2026">
+        <w:r>
+          <w:rPr>
+            <w:rStyle w:val="Hyperlink"/>
+          </w:rPr>
+          <w:t xml:space="preserve">Kretch et al., 2026</w:t>
+        </w:r>
+      </w:hyperlink>
+      <w:r>
+        <w:t xml:space="preserve">;</w:t>
+      </w:r>
+      <w:r>
+        <w:t xml:space="preserve"> </w:t>
+      </w:r>
+      <w:hyperlink w:anchor="ref-WangRousey2026">
+        <w:r>
+          <w:rPr>
+            <w:rStyle w:val="Hyperlink"/>
+          </w:rPr>
+          <w:t xml:space="preserve">Wang et al., 2026</w:t>
+        </w:r>
+      </w:hyperlink>
+      <w:r>
+        <w:t xml:space="preserve">)</w:t>
+      </w:r>
+      <w:r>
+        <w:t xml:space="preserve">. Whereas laboratory observations mostly focus on infant unrestrained play, testing across a day in the home requires models that can handle a wide range of behaviors beyond play, such as bouts of time spent held and restrained. Importantly, because training data based on laboratory behavior are unlikely to generalize to full-day home behavior</w:t>
+      </w:r>
+      <w:r>
+        <w:t xml:space="preserve"> </w:t>
+      </w:r>
+      <w:r>
+        <w:t xml:space="preserve">(</w:t>
+      </w:r>
+      <w:hyperlink w:anchor="ref-deBarbaroMadden-Rusnak2026aa">
+        <w:r>
+          <w:rPr>
+            <w:rStyle w:val="Hyperlink"/>
+          </w:rPr>
+          <w:t xml:space="preserve">Barbaro et al., 2026</w:t>
+        </w:r>
+      </w:hyperlink>
+      <w:r>
+        <w:t xml:space="preserve">)</w:t>
+      </w:r>
+      <w:r>
+        <w:t xml:space="preserve">, we train and validate models completely based on sensor and video data collected in the home. Full days are too long to exhaustively video record and annotate, so data collection begins in the morning with the infant wearing the sensor garment during a video recorded segment for model training/validation, which is followed by a sensor-only recording that captures infants’ movements until they go to sleep at the end of the day.</w:t>
+      </w:r>
+    </w:p>
+    <w:bookmarkStart w:id="33" w:name="sensor-garment"/>
+    <w:p>
+      <w:pPr>
+        <w:pStyle w:val="Heading2"/>
+      </w:pPr>
+      <w:r>
+        <w:t xml:space="preserve">Sensor Garment</w:t>
+      </w:r>
+    </w:p>
+    <w:p>
+      <w:pPr>
+        <w:pStyle w:val="FirstParagraph"/>
+      </w:pPr>
+      <w:r>
+        <w:t xml:space="preserve">Collecting full-day data requires infants to be able to comfortably wear the sensors wherever they go, which means embedding the IMUs into a sensor garment. The sensor garment must be snug against the body to ensure that IMUs only pick up movements of the infant’s body and so that IMUs remain in the same anatomical location. For example, a poorly designed sensor garment that allows the ankle sensor to bounce while the infant walks or to slide from the medial to lateral surface of the ankle would be difficult to robustly model. Securely fastening the sensors in pockets or with snaps prevents infants from handling sensors, which could be unsafe, and ensures that sensors stay in the desired location. Researchers have arrived at different solutions for sensor garments and placement.</w:t>
+      </w:r>
+      <w:r>
+        <w:t xml:space="preserve"> </w:t>
+      </w:r>
+      <w:r>
+        <w:t xml:space="preserve">Airaksinen et al. (</w:t>
+      </w:r>
+      <w:hyperlink w:anchor="ref-AiraksinenGallen2022">
+        <w:r>
+          <w:rPr>
+            <w:rStyle w:val="Hyperlink"/>
+          </w:rPr>
+          <w:t xml:space="preserve">2022</w:t>
+        </w:r>
+      </w:hyperlink>
+      <w:r>
+        <w:t xml:space="preserve">)</w:t>
+      </w:r>
+      <w:r>
+        <w:t xml:space="preserve"> </w:t>
+      </w:r>
+      <w:r>
+        <w:t xml:space="preserve">placed sensors on the upper segments of infants’ left and right arms and thighs in a onesie. Our lab embeds sensors on infants’ left and right ankles and hips in a pair of snug leggings</w:t>
+      </w:r>
+      <w:r>
+        <w:t xml:space="preserve"> </w:t>
+      </w:r>
+      <w:r>
+        <w:t xml:space="preserve">(</w:t>
+      </w:r>
+      <w:hyperlink w:anchor="ref-FranchakTang2024">
+        <w:r>
+          <w:rPr>
+            <w:rStyle w:val="Hyperlink"/>
+          </w:rPr>
+          <w:t xml:space="preserve">Franchak, Tang, et al., 2024</w:t>
+        </w:r>
+      </w:hyperlink>
+      <w:r>
+        <w:t xml:space="preserve">)</w:t>
+      </w:r>
+      <w:r>
+        <w:t xml:space="preserve">. Both types of placement yield accurate models. However, different placements mean that models are not interoperable; each model is specific to the number and locations of sensors used at training.</w:t>
+      </w:r>
+    </w:p>
+    <w:p>
+      <w:pPr>
+        <w:pStyle w:val="BodyText"/>
+      </w:pPr>
+      <w:r>
+        <w:t xml:space="preserve">Choosing the number of sensors means balancing costs and benefits. It is more expensive and more complicated to use more sensors, but gathering data from different anatomical locations yields more accurate models. For example, we found that median model accuracy decreased from 89.4% with four sensors to 70%-85% when using only one of the four sensors</w:t>
+      </w:r>
+      <w:r>
+        <w:t xml:space="preserve"> </w:t>
+      </w:r>
+      <w:r>
+        <w:t xml:space="preserve">(</w:t>
+      </w:r>
+      <w:hyperlink w:anchor="ref-FranchakTang2024">
+        <w:r>
+          <w:rPr>
+            <w:rStyle w:val="Hyperlink"/>
+          </w:rPr>
+          <w:t xml:space="preserve">Franchak, Tang, et al., 2024</w:t>
+        </w:r>
+      </w:hyperlink>
+      <w:r>
+        <w:t xml:space="preserve">)</w:t>
+      </w:r>
+      <w:r>
+        <w:t xml:space="preserve">;</w:t>
+      </w:r>
+      <w:r>
+        <w:t xml:space="preserve"> </w:t>
+      </w:r>
+      <w:r>
+        <w:t xml:space="preserve">Airaksinen et al. (</w:t>
+      </w:r>
+      <w:hyperlink w:anchor="ref-AiraksinenRasanen2025">
+        <w:r>
+          <w:rPr>
+            <w:rStyle w:val="Hyperlink"/>
+          </w:rPr>
+          <w:t xml:space="preserve">2025</w:t>
+        </w:r>
+      </w:hyperlink>
+      <w:r>
+        <w:t xml:space="preserve">)</w:t>
+      </w:r>
+      <w:r>
+        <w:t xml:space="preserve"> </w:t>
+      </w:r>
+      <w:r>
+        <w:t xml:space="preserve">found similar performance decrements when reducing sensor number. Sensor modalities also matter.</w:t>
+      </w:r>
+      <w:r>
+        <w:t xml:space="preserve"> </w:t>
+      </w:r>
+      <w:r>
+        <w:t xml:space="preserve">Airaksinen et al. (</w:t>
+      </w:r>
+      <w:hyperlink w:anchor="ref-AiraksinenRasanen2025">
+        <w:r>
+          <w:rPr>
+            <w:rStyle w:val="Hyperlink"/>
+          </w:rPr>
+          <w:t xml:space="preserve">2025</w:t>
+        </w:r>
+      </w:hyperlink>
+      <w:r>
+        <w:t xml:space="preserve">)</w:t>
+      </w:r>
+      <w:r>
+        <w:t xml:space="preserve"> </w:t>
+      </w:r>
+      <w:r>
+        <w:t xml:space="preserve">found that models that incorporate both accelerometer and gyroscope data outperform acceleration-only models. Other aspects of the sensors, such as sampling rate, are less impactful.</w:t>
+      </w:r>
+    </w:p>
+    <w:p>
+      <w:pPr>
+        <w:pStyle w:val="BodyText"/>
+      </w:pPr>
+      <w:r>
+        <w:t xml:space="preserve">We have used two IMUs models across different investigations, the now-discontinued MC10 Biostamp sensor</w:t>
+      </w:r>
+      <w:r>
+        <w:t xml:space="preserve"> </w:t>
+      </w:r>
+      <w:r>
+        <w:t xml:space="preserve">(</w:t>
+      </w:r>
+      <w:hyperlink w:anchor="ref-FranchakTang2024">
+        <w:r>
+          <w:rPr>
+            <w:rStyle w:val="Hyperlink"/>
+          </w:rPr>
+          <w:t xml:space="preserve">Franchak, Tang, et al., 2024</w:t>
+        </w:r>
+      </w:hyperlink>
+      <w:r>
+        <w:t xml:space="preserve">)</w:t>
+      </w:r>
+      <w:r>
+        <w:t xml:space="preserve"> </w:t>
+      </w:r>
+      <w:r>
+        <w:t xml:space="preserve">and the Axivity AX6 sensor</w:t>
+      </w:r>
+      <w:r>
+        <w:t xml:space="preserve"> </w:t>
+      </w:r>
+      <w:r>
+        <w:t xml:space="preserve">(</w:t>
+      </w:r>
+      <w:hyperlink w:anchor="ref-KretchEnriques2026">
+        <w:r>
+          <w:rPr>
+            <w:rStyle w:val="Hyperlink"/>
+          </w:rPr>
+          <w:t xml:space="preserve">Kretch et al., 2026</w:t>
+        </w:r>
+      </w:hyperlink>
+      <w:r>
+        <w:t xml:space="preserve">)</w:t>
+      </w:r>
+      <w:r>
+        <w:t xml:space="preserve">. Each sensor records triaxial acceleration and gyroscope data at at high sampling rate (e.g., 50 Hz), with sufficiently long battery life and on-board storage to capture data across an entire day (or in the case of Axivity, up to an entire week). Small form factors and light weight allow each sensor to be worn across an entire day in a pair of leggings without protruding from the body. Other commercially-available sensors, such as those meant to be worn on adults’ wrists, are bulky and contain LCD screens that make them unsuitable to wear in an infant garment.</w:t>
+      </w:r>
+    </w:p>
+    <w:bookmarkEnd w:id="33"/>
+    <w:bookmarkStart w:id="34" w:name="capturing-ground-truth-video"/>
+    <w:p>
+      <w:pPr>
+        <w:pStyle w:val="Heading2"/>
+      </w:pPr>
+      <w:r>
+        <w:t xml:space="preserve">Capturing Ground Truth Video</w:t>
+      </w:r>
+    </w:p>
+    <w:p>
+      <w:pPr>
+        <w:pStyle w:val="FirstParagraph"/>
+      </w:pPr>
+      <w:r>
+        <w:t xml:space="preserve">Training and validating a supervised machine learning model requires ground truth data</w:t>
+      </w:r>
+      <w:r>
+        <w:t xml:space="preserve"> </w:t>
+      </w:r>
+      <w:r>
+        <w:t xml:space="preserve">(</w:t>
+      </w:r>
+      <w:hyperlink w:anchor="ref-PargentSchoedel2022">
+        <w:r>
+          <w:rPr>
+            <w:rStyle w:val="Hyperlink"/>
+          </w:rPr>
+          <w:t xml:space="preserve">Pargent et al., 2022</w:t>
+        </w:r>
+      </w:hyperlink>
+      <w:r>
+        <w:t xml:space="preserve">)</w:t>
+      </w:r>
+      <w:r>
+        <w:t xml:space="preserve">. For infant position and restraint, we video record the first 1-3 hours of each session using a tripod-mounted action camera (e.g., GoPro) that captures infants’ movements. Trained human coders annotate the videos to classify each video frame’s position (held, supine, prone, sitting, or standing) and restraint category (restrained or unrestrained). Synchronizing the video codes to the sensor time series allows later model training and testing. As described previously</w:t>
+      </w:r>
+      <w:r>
+        <w:t xml:space="preserve"> </w:t>
+      </w:r>
+      <w:r>
+        <w:t xml:space="preserve">(</w:t>
+      </w:r>
+      <w:hyperlink w:anchor="ref-FranchakTang2024">
+        <w:r>
+          <w:rPr>
+            <w:rStyle w:val="Hyperlink"/>
+          </w:rPr>
+          <w:t xml:space="preserve">Franchak, Tang, et al., 2024</w:t>
+        </w:r>
+      </w:hyperlink>
+      <w:r>
+        <w:t xml:space="preserve">;</w:t>
+      </w:r>
+      <w:r>
+        <w:t xml:space="preserve"> </w:t>
+      </w:r>
+      <w:hyperlink w:anchor="ref-KretchEnriques2026">
+        <w:r>
+          <w:rPr>
+            <w:rStyle w:val="Hyperlink"/>
+          </w:rPr>
+          <w:t xml:space="preserve">Kretch et al., 2026</w:t>
+        </w:r>
+      </w:hyperlink>
+      <w:r>
+        <w:t xml:space="preserve">)</w:t>
+      </w:r>
+      <w:r>
+        <w:t xml:space="preserve">, dropping the sensor garment in view of the video camera and allowing it to sit at rest for a defined interval, such as 30 s, allows researchers to identify what moment in the IMU time series corresponds to a reference point in the video to synchronize across recording devices. Times where the infant is out of the field of view of the camera are excluded from model training/validation.</w:t>
+      </w:r>
+    </w:p>
+    <w:bookmarkEnd w:id="34"/>
+    <w:bookmarkStart w:id="35" w:name="full-day-or-multiple-day-considerations"/>
+    <w:p>
+      <w:pPr>
+        <w:pStyle w:val="Heading2"/>
+      </w:pPr>
+      <w:r>
+        <w:t xml:space="preserve">Full-Day or Multiple-Day Considerations</w:t>
+      </w:r>
+    </w:p>
+    <w:p>
+      <w:pPr>
+        <w:pStyle w:val="FirstParagraph"/>
+      </w:pPr>
+      <w:r>
+        <w:t xml:space="preserve">Unlike laboratory studies, which can be scheduled to avoid infant’s naps and bath times, capturing full-day data means that there are necessary interruptions to sensor recording. Machine learning models attempt to predict the best category for every data point recorded by sensors, which means they will label times when the sensor garment is crumpled on the floor while the infant takes a bath or when the family left the house. Thus, it is important to identify when infants are wearing the sensors to make predictions only during those times. Our approach is to ask caregivers to log the beginning and end of every nap and any other time that infants are not wearing the leggings, such as diaper changes and baths. The example timelines in</w:t>
+      </w:r>
+      <w:r>
+        <w:t xml:space="preserve"> </w:t>
+      </w:r>
+      <w:hyperlink w:anchor="fig-timeline">
+        <w:r>
+          <w:rPr>
+            <w:rStyle w:val="Hyperlink"/>
+          </w:rPr>
+          <w:t xml:space="preserve">Figure 1</w:t>
+        </w:r>
+      </w:hyperlink>
+      <w:r>
+        <w:t xml:space="preserve"> </w:t>
+      </w:r>
+      <w:r>
+        <w:t xml:space="preserve">show gray rectangles indicating excluded times based on caregiver logs. Caregivers also remove the leggings and log any times when they leave the house (e.g., trips to the grocery store or walks around the neighborhood). Although it is possible for infants to wear the leggings out of the home, current models are not validated to distinguish transport activities such as riding in a car or stroller.</w:t>
+      </w:r>
+    </w:p>
+    <w:p>
+      <w:pPr>
+        <w:pStyle w:val="BodyText"/>
+      </w:pPr>
+      <w:r>
+        <w:t xml:space="preserve">Thus, the full recording time from when infants first put on the leggings until they take them off before bedtime (the time between the start and end lines on</w:t>
+      </w:r>
+      <w:r>
+        <w:t xml:space="preserve"> </w:t>
+      </w:r>
+      <w:hyperlink w:anchor="fig-timeline">
+        <w:r>
+          <w:rPr>
+            <w:rStyle w:val="Hyperlink"/>
+          </w:rPr>
+          <w:t xml:space="preserve">Figure 1</w:t>
+        </w:r>
+      </w:hyperlink>
+      <w:r>
+        <w:t xml:space="preserve">) is longer than the amount of usable data when infants are awake and wearing the sensors (times in</w:t>
+      </w:r>
+      <w:r>
+        <w:t xml:space="preserve"> </w:t>
+      </w:r>
+      <w:hyperlink w:anchor="fig-timeline">
+        <w:r>
+          <w:rPr>
+            <w:rStyle w:val="Hyperlink"/>
+          </w:rPr>
+          <w:t xml:space="preserve">Figure 1</w:t>
+        </w:r>
+      </w:hyperlink>
+      <w:r>
+        <w:t xml:space="preserve"> </w:t>
+      </w:r>
+      <w:r>
+        <w:t xml:space="preserve">with predictions). In our past work, we recorded 136 sessions from 67 infants in hopes of capturing the full waking day</w:t>
+      </w:r>
+      <w:r>
+        <w:t xml:space="preserve"> </w:t>
+      </w:r>
+      <w:r>
+        <w:t xml:space="preserve">(for a more detailed description of the dataset, see</w:t>
+      </w:r>
+      <w:r>
+        <w:t xml:space="preserve"> </w:t>
+      </w:r>
+      <w:hyperlink w:anchor="ref-RouseyTang2026">
+        <w:r>
+          <w:rPr>
+            <w:rStyle w:val="Hyperlink"/>
+          </w:rPr>
+          <w:t xml:space="preserve">Rousey et al., 2026</w:t>
+        </w:r>
+      </w:hyperlink>
+      <w:r>
         <w:t xml:space="preserve">;</w:t>
       </w:r>
       <w:r>
@@ -606,30 +1343,47 @@
         <w:t xml:space="preserve">)</w:t>
       </w:r>
       <w:r>
-        <w:t xml:space="preserve">. An hour spent playing might involve a long bout of time unrestrained during which the infant switches between sitting, prone, and standing positions. An hour spent eating a meal might involve a continuous bout of sitting while restrained in a high chair. An hour spent playing, fussing, and nursing could involve frequent switches between laying on the couch, crawling on the floor, and being held in caregivers’ arms. This poses a challenge for researchers who wish to measure everyday position and restraint, because sampling any single hour might fail to capture the full variation in movement across a day. Most video observations of infants’ home behavior sample 1-2 hours at most</w:t>
-      </w:r>
-      <w:r>
-        <w:t xml:space="preserve"> </w:t>
-      </w:r>
-      <w:r>
-        <w:t xml:space="preserve">(e.g.,</w:t>
-      </w:r>
-      <w:r>
-        <w:t xml:space="preserve"> </w:t>
-      </w:r>
-      <w:hyperlink w:anchor="ref-HerzbergFletcher2021">
-        <w:r>
-          <w:rPr>
-            <w:rStyle w:val="Hyperlink"/>
-          </w:rPr>
-          <w:t xml:space="preserve">Herzberg et al., 2021</w:t>
-        </w:r>
-      </w:hyperlink>
-      <w:r>
-        <w:t xml:space="preserve">)</w:t>
-      </w:r>
-      <w:r>
-        <w:t xml:space="preserve">, meaning that other parts of the daily routine go unobserved. Capturing a full waking day of infants’ movements on video would also mean labor-intensive video coding, which could take as many as 5 hours per hour video to annotate</w:t>
+        <w:t xml:space="preserve">. Full recording time ranged from 2-12 hours (median = 9.8) and usable data time ranged from 2-10.5 hours (median = 5.8). Shorter usable recording time resulted from long excursions out of the house combined with long naps at home.</w:t>
+      </w:r>
+    </w:p>
+    <w:p>
+      <w:pPr>
+        <w:pStyle w:val="BodyText"/>
+      </w:pPr>
+      <w:r>
+        <w:t xml:space="preserve">In ongoing work, we are recording multiple days of data from each participant to investigate the day-to-day consistency of motor experiences. Although the Axivity sensors can easily record data for a full week, adding additional days of data collection introduces additional challenges. First, caregivers must switch the sensors into a clean garment each day, which requires clear labels and instructions to ensure that sensors are placed in the correct location and orientation. Second, long recordings can introduce timing drift due to small differences in the internal clocks of each sensor. By creating a synchronization point each morning (the caregiver drops the sensor garment on the floor) we can correct for drift to ensure that the sensors are synchronized.</w:t>
+      </w:r>
+    </w:p>
+    <w:bookmarkEnd w:id="35"/>
+    <w:bookmarkEnd w:id="36"/>
+    <w:bookmarkStart w:id="40" w:name="data-processing-and-model-training"/>
+    <w:p>
+      <w:pPr>
+        <w:pStyle w:val="Heading1"/>
+      </w:pPr>
+      <w:r>
+        <w:t xml:space="preserve">Data Processing and Model Training</w:t>
+      </w:r>
+    </w:p>
+    <w:p>
+      <w:pPr>
+        <w:pStyle w:val="FirstParagraph"/>
+      </w:pPr>
+      <w:r>
+        <w:t xml:space="preserve">After picking up the sensor garment from the family, researchers return to the laboratory to download the raw sensor data and begin data processing. Each of the four sensors records a time series of linear acceleration (X/Y/Z in</w:t>
+      </w:r>
+      <w:r>
+        <w:t xml:space="preserve"> </w:t>
+      </w:r>
+      <w:r>
+        <w:rPr>
+          <w:i/>
+          <w:iCs/>
+        </w:rPr>
+        <w:t xml:space="preserve">g</w:t>
+      </w:r>
+      <w:r>
+        <w:t xml:space="preserve">s) and rotational velocity (roll/pitch/yaw in degrees/s) at 50 Hz. We pre-process the data by summarizing the raw data into a time series of motion features that describe sensor movements for pre-specified windows of time (e.g., each 4-s period). Once these motion features are joined with ground truth annotations from video coding, machine learning models can be trained and validated. Below, I describe the processing steps and summarize previously-published validation metrics for the position</w:t>
       </w:r>
       <w:r>
         <w:t xml:space="preserve"> </w:t>
@@ -646,36 +1400,96 @@
         </w:r>
       </w:hyperlink>
       <w:r>
+        <w:t xml:space="preserve">;</w:t>
+      </w:r>
+      <w:r>
+        <w:t xml:space="preserve"> </w:t>
+      </w:r>
+      <w:hyperlink w:anchor="ref-KretchEnriques2026">
+        <w:r>
+          <w:rPr>
+            <w:rStyle w:val="Hyperlink"/>
+          </w:rPr>
+          <w:t xml:space="preserve">Kretch et al., 2026</w:t>
+        </w:r>
+      </w:hyperlink>
+      <w:r>
         <w:t xml:space="preserve">)</w:t>
       </w:r>
       <w:r>
-        <w:t xml:space="preserve">.</w:t>
+        <w:t xml:space="preserve"> </w:t>
+      </w:r>
+      <w:r>
+        <w:t xml:space="preserve">and restraint</w:t>
+      </w:r>
+      <w:r>
+        <w:t xml:space="preserve"> </w:t>
+      </w:r>
+      <w:r>
+        <w:t xml:space="preserve">(</w:t>
+      </w:r>
+      <w:hyperlink w:anchor="ref-WangRousey2026">
+        <w:r>
+          <w:rPr>
+            <w:rStyle w:val="Hyperlink"/>
+          </w:rPr>
+          <w:t xml:space="preserve">Wang et al., 2026</w:t>
+        </w:r>
+      </w:hyperlink>
+      <w:r>
+        <w:t xml:space="preserve">)</w:t>
+      </w:r>
+      <w:r>
+        <w:t xml:space="preserve"> </w:t>
+      </w:r>
+      <w:r>
+        <w:t xml:space="preserve">models.</w:t>
+      </w:r>
+    </w:p>
+    <w:bookmarkStart w:id="37" w:name="extracting-motion-features"/>
+    <w:p>
+      <w:pPr>
+        <w:pStyle w:val="Heading2"/>
+      </w:pPr>
+      <w:r>
+        <w:t xml:space="preserve">Extracting Motion Features</w:t>
       </w:r>
     </w:p>
     <w:p>
       <w:pPr>
-        <w:pStyle w:val="BodyText"/>
-      </w:pPr>
-      <w:r>
-        <w:t xml:space="preserve">Categorizing infant movement from wearable sensors provides an alternative to video that is well-suited to collecting full-day behavior in the home. Customized sensor garments that embed one or more inertial movement units (IMUs) into infant leggings or</w:t>
-      </w:r>
-      <w:r>
-        <w:t xml:space="preserve"> </w:t>
-      </w:r>
-      <w:r>
-        <w:t xml:space="preserve">“onesies”</w:t>
-      </w:r>
-      <w:r>
-        <w:t xml:space="preserve"> </w:t>
-      </w:r>
-      <w:r>
-        <w:t xml:space="preserve">can be worn for an entire day or multiple days, recording temporally-rich data wherever the infant goes</w:t>
+        <w:pStyle w:val="FirstParagraph"/>
+      </w:pPr>
+      <w:r>
+        <w:t xml:space="preserve">Movements take place over time, but each raw sensor sample describes the instantaneous acceleration and rotation for a moment in time. In order to categorize position and restraint from those samples, we summarize how the raw data samples behave within a pre-specified window of time, most commonly 4 s. With sensors sampling at 50 Hz, that means that each 4 s window contains 200 samples of raw data. Following past work</w:t>
       </w:r>
       <w:r>
         <w:t xml:space="preserve"> </w:t>
       </w:r>
       <w:r>
         <w:t xml:space="preserve">(</w:t>
+      </w:r>
+      <w:hyperlink w:anchor="ref-NamPark2013">
+        <w:r>
+          <w:rPr>
+            <w:rStyle w:val="Hyperlink"/>
+          </w:rPr>
+          <w:t xml:space="preserve">Nam &amp; Park, 2013</w:t>
+        </w:r>
+      </w:hyperlink>
+      <w:r>
+        <w:t xml:space="preserve">)</w:t>
+      </w:r>
+      <w:r>
+        <w:t xml:space="preserve">, we summarize those 200 samples by calculating a series of single-value statistics for each the 24 sensor signals—each unique combination of 4 locations (left/right ankle/hip) by 3 axes (X/Y/Z) by 2 modalities (accelerometer/gyroscope). Single-signal features were the minimum, maximum, 25th percentile, 75th percentile, mean, median, skew, kurtosis, standard deviation, and sum of the signal. Additional motion features integrate across multiple sensors, such as the total magnitude of acceleration across the 4 sensors or the correlation in gyroscope pitch signals between the left and right hip. In total, we extract 436 motion features that serve as predictors in machine learning models to predict the ground truth model that corresponds to each window. Note that the windowing and feature engineering are steps needed for the particular machine learning models we fit; other classes of models, such neural networks, use different pre-processing steps</w:t>
+      </w:r>
+      <w:r>
+        <w:t xml:space="preserve"> </w:t>
+      </w:r>
+      <w:r>
+        <w:t xml:space="preserve">(see</w:t>
+      </w:r>
+      <w:r>
+        <w:t xml:space="preserve"> </w:t>
       </w:r>
       <w:hyperlink w:anchor="ref-AiraksinenRasanen2020">
         <w:r>
@@ -686,10 +1500,96 @@
         </w:r>
       </w:hyperlink>
       <w:r>
-        <w:t xml:space="preserve">;</w:t>
-      </w:r>
-      <w:r>
-        <w:t xml:space="preserve"> </w:t>
+        <w:t xml:space="preserve">,</w:t>
+      </w:r>
+      <w:r>
+        <w:t xml:space="preserve"> </w:t>
+      </w:r>
+      <w:hyperlink w:anchor="ref-AiraksinenRasanen2025">
+        <w:r>
+          <w:rPr>
+            <w:rStyle w:val="Hyperlink"/>
+          </w:rPr>
+          <w:t xml:space="preserve">2025</w:t>
+        </w:r>
+      </w:hyperlink>
+      <w:r>
+        <w:t xml:space="preserve">)</w:t>
+      </w:r>
+      <w:r>
+        <w:t xml:space="preserve">.</w:t>
+      </w:r>
+    </w:p>
+    <w:p>
+      <w:pPr>
+        <w:pStyle w:val="BodyText"/>
+      </w:pPr>
+      <w:r>
+        <w:t xml:space="preserve">The pre-processing steps are important because they determine what information is available to the machine learning model to learn how to classify the categories of interest. Tree-based models, such as the random forest, choose which features to use based on their informativeness, so including uninformative or redundant features is not a problem; they are simply filtered out. However, a lack of informative features would result in a poor model. What features are important will depend on the behavior categories the researcher wishes to model and how they might be captured in the movements of the sensors at the chosen anatomical locations. Although the same 436 features we use lead to equally accurate models of position and restraint, they lead to less accurate models of locomotion (crawling versus walking versus stationary). Window length may also relate to model accuracy. If windows are too short, they might not capture enough variation in sensor signals to represent the target behavior. If windows are too long, they cannot represent events of shorter duration. In</w:t>
+      </w:r>
+      <w:r>
+        <w:t xml:space="preserve"> </w:t>
+      </w:r>
+      <w:r>
+        <w:t xml:space="preserve">Wang et al. (</w:t>
+      </w:r>
+      <w:hyperlink w:anchor="ref-WangRousey2026">
+        <w:r>
+          <w:rPr>
+            <w:rStyle w:val="Hyperlink"/>
+          </w:rPr>
+          <w:t xml:space="preserve">2026</w:t>
+        </w:r>
+      </w:hyperlink>
+      <w:r>
+        <w:t xml:space="preserve">)</w:t>
+      </w:r>
+      <w:r>
+        <w:t xml:space="preserve">, we found slight differences in restraint modeling performance when comparing between 4 s, 16 s, and 32 s window lengths (87%, 88%, and 89% accuracy, respectively), with longer windows resulting in slightly less bias predictions. Testing multiple window lengths and motion feature sets can allow for performance-driven decisions about pre-processing parameters.</w:t>
+      </w:r>
+    </w:p>
+    <w:bookmarkEnd w:id="37"/>
+    <w:bookmarkStart w:id="38" w:name="model-training-and-validation"/>
+    <w:p>
+      <w:pPr>
+        <w:pStyle w:val="Heading2"/>
+      </w:pPr>
+      <w:r>
+        <w:t xml:space="preserve">Model Training and Validation</w:t>
+      </w:r>
+    </w:p>
+    <w:p>
+      <w:pPr>
+        <w:pStyle w:val="FirstParagraph"/>
+      </w:pPr>
+      <w:r>
+        <w:t xml:space="preserve">Evaluating and building machine learning models requires partitioning data into training and testing sets</w:t>
+      </w:r>
+      <w:r>
+        <w:t xml:space="preserve"> </w:t>
+      </w:r>
+      <w:r>
+        <w:t xml:space="preserve">(</w:t>
+      </w:r>
+      <w:hyperlink w:anchor="ref-PargentSchoedel2022">
+        <w:r>
+          <w:rPr>
+            <w:rStyle w:val="Hyperlink"/>
+          </w:rPr>
+          <w:t xml:space="preserve">Pargent et al., 2022</w:t>
+        </w:r>
+      </w:hyperlink>
+      <w:r>
+        <w:t xml:space="preserve">)</w:t>
+      </w:r>
+      <w:r>
+        <w:t xml:space="preserve">. Training data sets are used to build a model, and testing data sets are used to evaluate the model using data that did not appear in the training set. Allowing testing data to appear in the training set could lead to overfitting, whereby the model appears to perform well because it has learned idiosyncratic features of the data set that do not generalize. More robust tests hold out entire participant sessions from the data set to see how well the model can generalize to new cases. In our past work</w:t>
+      </w:r>
+      <w:r>
+        <w:t xml:space="preserve"> </w:t>
+      </w:r>
+      <w:r>
+        <w:t xml:space="preserve">(</w:t>
       </w:r>
       <w:hyperlink w:anchor="ref-FranchakTang2024">
         <w:r>
@@ -705,12 +1605,12 @@
       <w:r>
         <w:t xml:space="preserve"> </w:t>
       </w:r>
-      <w:hyperlink w:anchor="ref-GreenspanCunha2021">
+      <w:hyperlink w:anchor="ref-KretchEnriques2026">
         <w:r>
           <w:rPr>
             <w:rStyle w:val="Hyperlink"/>
           </w:rPr>
-          <w:t xml:space="preserve">Greenspan et al., 2021</w:t>
+          <w:t xml:space="preserve">Kretch et al., 2026</w:t>
         </w:r>
       </w:hyperlink>
       <w:r>
@@ -718,6 +1618,558 @@
       </w:r>
       <w:r>
         <w:t xml:space="preserve"> </w:t>
+      </w:r>
+      <w:hyperlink w:anchor="ref-WangRousey2026">
+        <w:r>
+          <w:rPr>
+            <w:rStyle w:val="Hyperlink"/>
+          </w:rPr>
+          <w:t xml:space="preserve">Wang et al., 2026</w:t>
+        </w:r>
+      </w:hyperlink>
+      <w:r>
+        <w:t xml:space="preserve">)</w:t>
+      </w:r>
+      <w:r>
+        <w:t xml:space="preserve">, we primarily have used leave-one-out cross-validation (LOOCV) in which we rotate through the entire set of participants to hold out each participant out as the testing set to see how well a model trained on the remaining participants can generalize. In some cases, we have also created customized training data sets to test specific hypotheses about model composition. For example, when assessing how best to predict body position in infants with cerebral palsy, we discovered that models that mix data from infants with cerebral palsy and with typical development outperform models that contain only a single participant group</w:t>
+      </w:r>
+      <w:r>
+        <w:t xml:space="preserve"> </w:t>
+      </w:r>
+      <w:r>
+        <w:t xml:space="preserve">(e.g.,</w:t>
+      </w:r>
+      <w:r>
+        <w:t xml:space="preserve"> </w:t>
+      </w:r>
+      <w:hyperlink w:anchor="ref-KretchEnriques2026">
+        <w:r>
+          <w:rPr>
+            <w:rStyle w:val="Hyperlink"/>
+          </w:rPr>
+          <w:t xml:space="preserve">Kretch et al., 2026</w:t>
+        </w:r>
+      </w:hyperlink>
+      <w:r>
+        <w:t xml:space="preserve">)</w:t>
+      </w:r>
+      <w:r>
+        <w:t xml:space="preserve">.</w:t>
+      </w:r>
+    </w:p>
+    <w:p>
+      <w:pPr>
+        <w:pStyle w:val="BodyText"/>
+      </w:pPr>
+      <w:r>
+        <w:t xml:space="preserve">Models can be trained once data are partitioned. We have exclusively used random forest models [</w:t>
+      </w:r>
+      <w:r>
+        <w:t xml:space="preserve">Breiman (</w:t>
+      </w:r>
+      <w:hyperlink w:anchor="ref-Breiman2001">
+        <w:r>
+          <w:rPr>
+            <w:rStyle w:val="Hyperlink"/>
+          </w:rPr>
+          <w:t xml:space="preserve">2001</w:t>
+        </w:r>
+      </w:hyperlink>
+      <w:r>
+        <w:t xml:space="preserve">)</w:t>
+      </w:r>
+      <w:r>
+        <w:t xml:space="preserve">] in our past work because they perform well in multi-class categorization, are resistant to overfitting, and do not require much tuning compared with other models we considered, such as XGBoost and tabnet. Random forest models are easy to implement in R, Python, or Julia on consumer hardware. Although we tune hyperparameters, such as the number of trees and the number of features to select per split, their values have minimal effect on classification performance (&lt; 1% difference in accuracy).</w:t>
+      </w:r>
+    </w:p>
+    <w:p>
+      <w:pPr>
+        <w:pStyle w:val="BodyText"/>
+      </w:pPr>
+      <w:r>
+        <w:t xml:space="preserve">Once a model has been trained, it can be used to predict classification labels for new exemplars, such as extending to full-day data or new participants for which no ground truth labels exist.</w:t>
+      </w:r>
+      <w:r>
+        <w:t xml:space="preserve"> </w:t>
+      </w:r>
+      <w:hyperlink w:anchor="fig-timeline">
+        <w:r>
+          <w:rPr>
+            <w:rStyle w:val="Hyperlink"/>
+          </w:rPr>
+          <w:t xml:space="preserve">Figure 1</w:t>
+        </w:r>
+      </w:hyperlink>
+      <w:r>
+        <w:t xml:space="preserve"> </w:t>
+      </w:r>
+      <w:r>
+        <w:t xml:space="preserve">shows full-day predictions for a 9-month-old and an 11-month-old predicted from a model trained from participants in a different study [i.e.,</w:t>
+      </w:r>
+      <w:r>
+        <w:t xml:space="preserve"> </w:t>
+      </w:r>
+      <w:r>
+        <w:t xml:space="preserve">Kretch et al. (</w:t>
+      </w:r>
+      <w:hyperlink w:anchor="ref-KretchEnriques2026">
+        <w:r>
+          <w:rPr>
+            <w:rStyle w:val="Hyperlink"/>
+          </w:rPr>
+          <w:t xml:space="preserve">2026</w:t>
+        </w:r>
+      </w:hyperlink>
+      <w:r>
+        <w:t xml:space="preserve">)</w:t>
+      </w:r>
+      <w:r>
+        <w:t xml:space="preserve">].</w:t>
+      </w:r>
+    </w:p>
+    <w:bookmarkEnd w:id="38"/>
+    <w:bookmarkStart w:id="39" w:name="X78e19abd4d149dedadadba2104cdf9a13b28027"/>
+    <w:p>
+      <w:pPr>
+        <w:pStyle w:val="Heading2"/>
+      </w:pPr>
+      <w:r>
+        <w:t xml:space="preserve">Performance of Position and Restraint Models</w:t>
+      </w:r>
+    </w:p>
+    <w:p>
+      <w:pPr>
+        <w:pStyle w:val="FirstParagraph"/>
+      </w:pPr>
+      <w:r>
+        <w:t xml:space="preserve">To date, we have trained position and restraint models on two independent data sets, one that used Biostamp sensors</w:t>
+      </w:r>
+      <w:r>
+        <w:t xml:space="preserve"> </w:t>
+      </w:r>
+      <w:r>
+        <w:t xml:space="preserve">(</w:t>
+      </w:r>
+      <w:hyperlink w:anchor="ref-FranchakTang2024">
+        <w:r>
+          <w:rPr>
+            <w:rStyle w:val="Hyperlink"/>
+          </w:rPr>
+          <w:t xml:space="preserve">Franchak, Tang, et al., 2024</w:t>
+        </w:r>
+      </w:hyperlink>
+      <w:r>
+        <w:t xml:space="preserve">;</w:t>
+      </w:r>
+      <w:r>
+        <w:t xml:space="preserve"> </w:t>
+      </w:r>
+      <w:hyperlink w:anchor="ref-WangRousey2026">
+        <w:r>
+          <w:rPr>
+            <w:rStyle w:val="Hyperlink"/>
+          </w:rPr>
+          <w:t xml:space="preserve">Wang et al., 2026</w:t>
+        </w:r>
+      </w:hyperlink>
+      <w:r>
+        <w:t xml:space="preserve">)</w:t>
+      </w:r>
+      <w:r>
+        <w:t xml:space="preserve"> </w:t>
+      </w:r>
+      <w:r>
+        <w:t xml:space="preserve">and one that used the Axivity sensors</w:t>
+      </w:r>
+      <w:r>
+        <w:t xml:space="preserve"> </w:t>
+      </w:r>
+      <w:r>
+        <w:t xml:space="preserve">(</w:t>
+      </w:r>
+      <w:hyperlink w:anchor="ref-KretchEnriques2026">
+        <w:r>
+          <w:rPr>
+            <w:rStyle w:val="Hyperlink"/>
+          </w:rPr>
+          <w:t xml:space="preserve">Kretch et al., 2026</w:t>
+        </w:r>
+      </w:hyperlink>
+      <w:r>
+        <w:t xml:space="preserve">)</w:t>
+      </w:r>
+      <w:r>
+        <w:t xml:space="preserve">. Aside from the sensor hardware and participants themselves (variation in participant number and ages), all aspects of the procedure were identical across the data sets—sensor placement, ground truth annotation, windowing and motion features pre-processing, LOOCV data partitioning, and random forest modeling. Thus, each model comprises an independent replication of these procedures.</w:t>
+      </w:r>
+      <w:r>
+        <w:t xml:space="preserve"> </w:t>
+      </w:r>
+      <w:hyperlink w:anchor="fig-age">
+        <w:r>
+          <w:rPr>
+            <w:rStyle w:val="Hyperlink"/>
+          </w:rPr>
+          <w:t xml:space="preserve">Figure 2</w:t>
+        </w:r>
+      </w:hyperlink>
+      <w:r>
+        <w:t xml:space="preserve"> </w:t>
+      </w:r>
+      <w:r>
+        <w:t xml:space="preserve">shows summarized results—daily time spent in each position/restraint combination—by infant age with predictions made from the two different model sets. Moreover, each data set includes infants at 7 and 11 months, allowing direct age-matched comparisons. As</w:t>
+      </w:r>
+      <w:r>
+        <w:t xml:space="preserve"> </w:t>
+      </w:r>
+      <w:hyperlink w:anchor="fig-age">
+        <w:r>
+          <w:rPr>
+            <w:rStyle w:val="Hyperlink"/>
+          </w:rPr>
+          <w:t xml:space="preserve">Figure 2</w:t>
+        </w:r>
+      </w:hyperlink>
+      <w:r>
+        <w:t xml:space="preserve"> </w:t>
+      </w:r>
+      <w:r>
+        <w:t xml:space="preserve">shows, the summarized data have strong face validity: With age, infants spend less time supine and more time sitting and standing. In particular, older infants spend increasing amounts of time in unrestrained sitting and standing positions as their motor skills develop. More sitting and standing time in younger infants was while restrained, such as when supported by a caregiver or placed in an infant seat or exersaucer. Although the position and restraint models are fully independent of each other, they show strong consistency in that moments were rarely classified as unrestrained and held (by definition, impossible) or restrained and prone (unlikely although possible). Of course, the models are not perfect. The notable outlier session that contains a large amount of restrained holding time is likely a classification error.</w:t>
+      </w:r>
+    </w:p>
+    <w:p>
+      <w:pPr>
+        <w:pStyle w:val="BodyText"/>
+      </w:pPr>
+      <w:r>
+        <w:t xml:space="preserve">To better evaluate model performance, we compare model predicted classifier outputs against ground truth human annotations for each window in a given testing data set. It is important to assess multiple metrics of classification performance, especially in data sets with imbalanced frequency of categories (e.g., prone is typically rare and sitting is frequent at all ages). Overall accuracy (percentage agreement between human codes and model predictions) can mask poor prediction of low-frequency categories if the model does well at predicting the most frequent ones</w:t>
+      </w:r>
+      <w:r>
+        <w:t xml:space="preserve"> </w:t>
+      </w:r>
+      <w:r>
+        <w:t xml:space="preserve">(</w:t>
+      </w:r>
+      <w:hyperlink w:anchor="ref-deBarbaroMadden-Rusnak2026aa">
+        <w:r>
+          <w:rPr>
+            <w:rStyle w:val="Hyperlink"/>
+          </w:rPr>
+          <w:t xml:space="preserve">Barbaro et al., 2026</w:t>
+        </w:r>
+      </w:hyperlink>
+      <w:r>
+        <w:t xml:space="preserve">)</w:t>
+      </w:r>
+      <w:r>
+        <w:t xml:space="preserve">. Other metrics, such as Cohen’s kappa, help address class imbalance. Furthermore, by-class metrics quantify how well a model does at detecting true instances of a class (sensitivity) and how likely a prediction of a certain class corresponded with a true event (positive predictive value).</w:t>
+      </w:r>
+    </w:p>
+    <w:p>
+      <w:pPr>
+        <w:pStyle w:val="BodyText"/>
+      </w:pPr>
+      <w:hyperlink w:anchor="tbl-metrics">
+        <w:r>
+          <w:rPr>
+            <w:rStyle w:val="Hyperlink"/>
+          </w:rPr>
+          <w:t xml:space="preserve">Table 1</w:t>
+        </w:r>
+      </w:hyperlink>
+      <w:r>
+        <w:t xml:space="preserve"> </w:t>
+      </w:r>
+      <w:r>
+        <w:t xml:space="preserve">summarizes these metrics across the Biostamp and Axivity models of position and restraint by averaging across LOOCV iterations in each data set. Overall, results are consistent across both models with strong accuracy (87%-90%) and kappa values (.70-.84). These metrics compare favorably to inter-rater reliability accuracy (91%) and kappa (.86) agreement statistics for two human coders scoring infants’ position. By-class sensitivity and positive predictive values vary somewhat from class to class and from model to model. For example, the Axivity position model has stronger performance for detecting prone, whereas the Biostamp position model has stronger performance for detecting standing. Beyond these metrics, we have validated models in other ways that more directly relate to subsequent analyses, such as correlations between human-predicted prevalence and model-predicted prevalence of a given behavior during the ground truth observation. Strong correlations in the Biostamp position model within each class (</w:t>
+      </w:r>
+      <w:r>
+        <w:rPr>
+          <w:i/>
+          <w:iCs/>
+        </w:rPr>
+        <w:t xml:space="preserve">r</w:t>
+      </w:r>
+      <w:r>
+        <w:t xml:space="preserve">(Held) = .92,</w:t>
+      </w:r>
+      <w:r>
+        <w:t xml:space="preserve"> </w:t>
+      </w:r>
+      <w:r>
+        <w:rPr>
+          <w:i/>
+          <w:iCs/>
+        </w:rPr>
+        <w:t xml:space="preserve">r</w:t>
+      </w:r>
+      <w:r>
+        <w:t xml:space="preserve">(Supine) = .82,</w:t>
+      </w:r>
+      <w:r>
+        <w:t xml:space="preserve"> </w:t>
+      </w:r>
+      <w:r>
+        <w:rPr>
+          <w:i/>
+          <w:iCs/>
+        </w:rPr>
+        <w:t xml:space="preserve">r</w:t>
+      </w:r>
+      <w:r>
+        <w:t xml:space="preserve">(Prone) = .85,</w:t>
+      </w:r>
+      <w:r>
+        <w:t xml:space="preserve"> </w:t>
+      </w:r>
+      <w:r>
+        <w:rPr>
+          <w:i/>
+          <w:iCs/>
+        </w:rPr>
+        <w:t xml:space="preserve">r</w:t>
+      </w:r>
+      <w:r>
+        <w:t xml:space="preserve">(Supine) = .88,</w:t>
+      </w:r>
+      <w:r>
+        <w:t xml:space="preserve"> </w:t>
+      </w:r>
+      <w:r>
+        <w:rPr>
+          <w:i/>
+          <w:iCs/>
+        </w:rPr>
+        <w:t xml:space="preserve">r</w:t>
+      </w:r>
+      <w:r>
+        <w:t xml:space="preserve">(Standing) = .99) indicate that models are suitable to detect relative differences in time spent in each position between individuals or across ages (as in</w:t>
+      </w:r>
+      <w:r>
+        <w:t xml:space="preserve"> </w:t>
+      </w:r>
+      <w:hyperlink w:anchor="fig-age">
+        <w:r>
+          <w:rPr>
+            <w:rStyle w:val="Hyperlink"/>
+          </w:rPr>
+          <w:t xml:space="preserve">Figure 2</w:t>
+        </w:r>
+      </w:hyperlink>
+      <w:r>
+        <w:t xml:space="preserve">). Similar analyses for a</w:t>
+      </w:r>
+      <w:r>
+        <w:t xml:space="preserve"> </w:t>
+      </w:r>
+      <w:r>
+        <w:t xml:space="preserve">“distal comparison”</w:t>
+      </w:r>
+      <w:r>
+        <w:t xml:space="preserve"> </w:t>
+      </w:r>
+      <w:r>
+        <w:t xml:space="preserve">using a video recorded later in the day in participants’ homes helped show that model predictions continue to be accurate throughout hours of testing</w:t>
+      </w:r>
+      <w:r>
+        <w:t xml:space="preserve"> </w:t>
+      </w:r>
+      <w:r>
+        <w:t xml:space="preserve">(</w:t>
+      </w:r>
+      <w:hyperlink w:anchor="ref-FranchakTang2024">
+        <w:r>
+          <w:rPr>
+            <w:rStyle w:val="Hyperlink"/>
+          </w:rPr>
+          <w:t xml:space="preserve">Franchak, Tang, et al., 2024</w:t>
+        </w:r>
+      </w:hyperlink>
+      <w:r>
+        <w:t xml:space="preserve">)</w:t>
+      </w:r>
+      <w:r>
+        <w:t xml:space="preserve">. Finally, a strong correlations between human-coded and model-predicted bout durations</w:t>
+      </w:r>
+      <w:r>
+        <w:t xml:space="preserve"> </w:t>
+      </w:r>
+      <w:r>
+        <w:t xml:space="preserve">(</w:t>
+      </w:r>
+      <w:hyperlink w:anchor="ref-FranchakRousey2026">
+        <w:r>
+          <w:rPr>
+            <w:rStyle w:val="Hyperlink"/>
+          </w:rPr>
+          <w:t xml:space="preserve">Franchak, Rousey, et al., 2026</w:t>
+        </w:r>
+      </w:hyperlink>
+      <w:r>
+        <w:t xml:space="preserve">;</w:t>
+      </w:r>
+      <w:r>
+        <w:t xml:space="preserve"> </w:t>
+      </w:r>
+      <w:hyperlink w:anchor="ref-WangFranchak2026">
+        <w:r>
+          <w:rPr>
+            <w:rStyle w:val="Hyperlink"/>
+          </w:rPr>
+          <w:t xml:space="preserve">Wang &amp; Franchak, 2026</w:t>
+        </w:r>
+      </w:hyperlink>
+      <w:r>
+        <w:t xml:space="preserve">)</w:t>
+      </w:r>
+      <w:r>
+        <w:t xml:space="preserve"> </w:t>
+      </w:r>
+      <w:r>
+        <w:t xml:space="preserve">suggest that model-predicted position events can be used to analyze the temporal structure from second-to-second (rather than only at the scale of the day).</w:t>
+      </w:r>
+    </w:p>
+    <w:bookmarkEnd w:id="39"/>
+    <w:bookmarkEnd w:id="40"/>
+    <w:bookmarkStart w:id="41" w:name="advantages-and-limitations"/>
+    <w:p>
+      <w:pPr>
+        <w:pStyle w:val="Heading1"/>
+      </w:pPr>
+      <w:r>
+        <w:t xml:space="preserve">Advantages and Limitations</w:t>
+      </w:r>
+    </w:p>
+    <w:p>
+      <w:pPr>
+        <w:pStyle w:val="FirstParagraph"/>
+      </w:pPr>
+      <w:r>
+        <w:t xml:space="preserve">Compared to other methods, such as video recording or caregiver surveys, the most important advantage of wearable sensing is the ability to record entire days of behavior. Each data point in</w:t>
+      </w:r>
+      <w:r>
+        <w:t xml:space="preserve"> </w:t>
+      </w:r>
+      <w:hyperlink w:anchor="fig-age">
+        <w:r>
+          <w:rPr>
+            <w:rStyle w:val="Hyperlink"/>
+          </w:rPr>
+          <w:t xml:space="preserve">Figure 2</w:t>
+        </w:r>
+      </w:hyperlink>
+      <w:r>
+        <w:t xml:space="preserve"> </w:t>
+      </w:r>
+      <w:r>
+        <w:t xml:space="preserve">comprises an average of nearly 6 hours of second-by-second measurements that take place across the daily routine in the home, whereas other methods might average a few dozen survey responses or an hour of video recording. Full-day data are important because, as</w:t>
+      </w:r>
+      <w:r>
+        <w:t xml:space="preserve"> </w:t>
+      </w:r>
+      <w:hyperlink w:anchor="fig-timeline">
+        <w:r>
+          <w:rPr>
+            <w:rStyle w:val="Hyperlink"/>
+          </w:rPr>
+          <w:t xml:space="preserve">Figure 1</w:t>
+        </w:r>
+      </w:hyperlink>
+      <w:r>
+        <w:t xml:space="preserve"> </w:t>
+      </w:r>
+      <w:r>
+        <w:t xml:space="preserve">shows, a single infant’s day varies hour-by-hour in the types of activities that occur. Capturing long durations of behavior mitigates the risk of time sampling bias. Each exemplar infant had at least one long block of restrained sitting time that differed greatly from unrestrained times where they freely switched between prone, sitting, and standing. Estimates of daily position and restraint frequency would vary greatly if we were to sample only the hour that contained those restrained sitting episodes or only hours that excluded such episodes. Temporally-rich data like these have allowed us show how the pace of everyday motor events changes with respect to infants’ age and motor milestone acquisition</w:t>
+      </w:r>
+      <w:r>
+        <w:t xml:space="preserve"> </w:t>
+      </w:r>
+      <w:r>
+        <w:t xml:space="preserve">(</w:t>
+      </w:r>
+      <w:hyperlink w:anchor="ref-FranchakRousey2026">
+        <w:r>
+          <w:rPr>
+            <w:rStyle w:val="Hyperlink"/>
+          </w:rPr>
+          <w:t xml:space="preserve">Franchak, Rousey, et al., 2026</w:t>
+        </w:r>
+      </w:hyperlink>
+      <w:r>
+        <w:t xml:space="preserve">;</w:t>
+      </w:r>
+      <w:r>
+        <w:t xml:space="preserve"> </w:t>
+      </w:r>
+      <w:hyperlink w:anchor="ref-WangFranchak2026">
+        <w:r>
+          <w:rPr>
+            <w:rStyle w:val="Hyperlink"/>
+          </w:rPr>
+          <w:t xml:space="preserve">Wang &amp; Franchak, 2026</w:t>
+        </w:r>
+      </w:hyperlink>
+      <w:r>
+        <w:t xml:space="preserve">)</w:t>
+      </w:r>
+      <w:r>
+        <w:t xml:space="preserve">. In future work, multiple-day recording will allow us to relate day-to-day consistency in motor behaviors to subsequent developmental outcomes.</w:t>
+      </w:r>
+    </w:p>
+    <w:p>
+      <w:pPr>
+        <w:pStyle w:val="BodyText"/>
+      </w:pPr>
+      <w:r>
+        <w:t xml:space="preserve">Another advantage of continuous wearable sensor recordings is that they can be integrated with other types of in-home sensing technologies</w:t>
+      </w:r>
+      <w:r>
+        <w:t xml:space="preserve"> </w:t>
+      </w:r>
+      <w:r>
+        <w:t xml:space="preserve">(for a review, see</w:t>
+      </w:r>
+      <w:r>
+        <w:t xml:space="preserve"> </w:t>
+      </w:r>
+      <w:hyperlink w:anchor="ref-KaurKumar2026">
+        <w:r>
+          <w:rPr>
+            <w:rStyle w:val="Hyperlink"/>
+          </w:rPr>
+          <w:t xml:space="preserve">Kaur et al., 2026</w:t>
+        </w:r>
+      </w:hyperlink>
+      <w:r>
+        <w:t xml:space="preserve">)</w:t>
+      </w:r>
+      <w:r>
+        <w:t xml:space="preserve">. For example, our lab paired wearable sensor recordings with LENA audio recorders that automatically detect the frequency of adult speech that infants might hear</w:t>
+      </w:r>
+      <w:r>
+        <w:t xml:space="preserve"> </w:t>
+      </w:r>
+      <w:r>
+        <w:t xml:space="preserve">(</w:t>
+      </w:r>
+      <w:hyperlink w:anchor="ref-RouseyTang2026">
+        <w:r>
+          <w:rPr>
+            <w:rStyle w:val="Hyperlink"/>
+          </w:rPr>
+          <w:t xml:space="preserve">Rousey et al., 2026</w:t>
+        </w:r>
+      </w:hyperlink>
+      <w:r>
+        <w:t xml:space="preserve">)</w:t>
+      </w:r>
+      <w:r>
+        <w:t xml:space="preserve">. Synchronizing position and LENA signals allowed us to discover that within a day, infants hear relatively more words when they spend more time held by a caregiver or sitting. A new model that detects caregiver standing throughout the day will allow us to test how infants’ and caregivers’ movements are synchronized to one another across a day. Other research groups collect wearable sensor streams that include physiological data</w:t>
+      </w:r>
+      <w:r>
+        <w:t xml:space="preserve"> </w:t>
+      </w:r>
+      <w:r>
+        <w:t xml:space="preserve">(</w:t>
       </w:r>
       <w:hyperlink w:anchor="ref-McElwainFisher2024">
         <w:r>
@@ -731,7 +2183,10 @@
         <w:t xml:space="preserve">)</w:t>
       </w:r>
       <w:r>
-        <w:t xml:space="preserve">. Collecting and annotating a relatively small amount of ground truth video has allowed researchers to train machine learning models that categorize infant position</w:t>
+        <w:t xml:space="preserve"> </w:t>
+      </w:r>
+      <w:r>
+        <w:t xml:space="preserve">and infant-caregiver proximity</w:t>
       </w:r>
       <w:r>
         <w:t xml:space="preserve"> </w:t>
@@ -739,33 +2194,56 @@
       <w:r>
         <w:t xml:space="preserve">(</w:t>
       </w:r>
-      <w:hyperlink w:anchor="ref-AiraksinenRasanen2020">
+      <w:hyperlink w:anchor="ref-SaloPannuto2021">
         <w:r>
           <w:rPr>
             <w:rStyle w:val="Hyperlink"/>
           </w:rPr>
-          <w:t xml:space="preserve">Airaksinen et al., 2020</w:t>
+          <w:t xml:space="preserve">Salo et al., 2021</w:t>
         </w:r>
       </w:hyperlink>
       <w:r>
-        <w:t xml:space="preserve">;</w:t>
-      </w:r>
-      <w:r>
-        <w:t xml:space="preserve"> </w:t>
-      </w:r>
-      <w:hyperlink w:anchor="ref-FranchakTang2024">
+        <w:t xml:space="preserve">)</w:t>
+      </w:r>
+      <w:r>
+        <w:t xml:space="preserve"> </w:t>
+      </w:r>
+      <w:r>
+        <w:t xml:space="preserve">that provide additional ways of characterizing naturalistic social interactions. However, all of these examples highlight the largest drawback of wearable sensing, which is the lack of contextual information in comparison to video recording. Whereas videos capture everything that can be seen or heard, classification of sensors can only classify outcomes for which models are available. Although we can detect position and restraint from wearable sensors, those data alone cannot tell us about other variables of interest, such as the specific seat the infant is restrained in or whether they are holding an object. Whereas it is easy to check back to a video to see if a code was correct, we cannot check the accuracy of predictions during non-video recorded portions of the day.</w:t>
+      </w:r>
+    </w:p>
+    <w:p>
+      <w:pPr>
+        <w:pStyle w:val="BodyText"/>
+      </w:pPr>
+      <w:r>
+        <w:t xml:space="preserve">With these advantages and limitations in mind, there are many future applications for wearable sensing. Careful application requires validating predictions when applied to new samples</w:t>
+      </w:r>
+      <w:r>
+        <w:t xml:space="preserve"> </w:t>
+      </w:r>
+      <w:r>
+        <w:t xml:space="preserve">(</w:t>
+      </w:r>
+      <w:hyperlink w:anchor="ref-deBarbaroMadden-Rusnak2026aa">
         <w:r>
           <w:rPr>
             <w:rStyle w:val="Hyperlink"/>
           </w:rPr>
-          <w:t xml:space="preserve">Franchak, Tang, et al., 2024</w:t>
+          <w:t xml:space="preserve">Barbaro et al., 2026</w:t>
         </w:r>
       </w:hyperlink>
       <w:r>
-        <w:t xml:space="preserve">;</w:t>
-      </w:r>
-      <w:r>
-        <w:t xml:space="preserve"> </w:t>
+        <w:t xml:space="preserve">)</w:t>
+      </w:r>
+      <w:r>
+        <w:t xml:space="preserve">. For example, we showed that position predictions were accurate among infants with cerebral palsy</w:t>
+      </w:r>
+      <w:r>
+        <w:t xml:space="preserve"> </w:t>
+      </w:r>
+      <w:r>
+        <w:t xml:space="preserve">(</w:t>
       </w:r>
       <w:hyperlink w:anchor="ref-KretchEnriques2026">
         <w:r>
@@ -779,1348 +2257,7 @@
         <w:t xml:space="preserve">)</w:t>
       </w:r>
       <w:r>
-        <w:t xml:space="preserve"> </w:t>
-      </w:r>
-      <w:r>
-        <w:t xml:space="preserve">and holding/restraint</w:t>
-      </w:r>
-      <w:r>
-        <w:t xml:space="preserve"> </w:t>
-      </w:r>
-      <w:r>
-        <w:t xml:space="preserve">(</w:t>
-      </w:r>
-      <w:hyperlink w:anchor="ref-AiraksinenGallen2022">
-        <w:r>
-          <w:rPr>
-            <w:rStyle w:val="Hyperlink"/>
-          </w:rPr>
-          <w:t xml:space="preserve">Airaksinen et al., 2022</w:t>
-        </w:r>
-      </w:hyperlink>
-      <w:r>
-        <w:t xml:space="preserve">;</w:t>
-      </w:r>
-      <w:r>
-        <w:t xml:space="preserve"> </w:t>
-      </w:r>
-      <w:hyperlink w:anchor="ref-WangRousey2026">
-        <w:r>
-          <w:rPr>
-            <w:rStyle w:val="Hyperlink"/>
-          </w:rPr>
-          <w:t xml:space="preserve">Wang et al., 2026</w:t>
-        </w:r>
-      </w:hyperlink>
-      <w:r>
-        <w:t xml:space="preserve">;</w:t>
-      </w:r>
-      <w:r>
-        <w:t xml:space="preserve"> </w:t>
-      </w:r>
-      <w:hyperlink w:anchor="ref-YaoPlotz2019">
-        <w:r>
-          <w:rPr>
-            <w:rStyle w:val="Hyperlink"/>
-          </w:rPr>
-          <w:t xml:space="preserve">Yao et al., 2019</w:t>
-        </w:r>
-      </w:hyperlink>
-      <w:r>
-        <w:t xml:space="preserve">)</w:t>
-      </w:r>
-      <w:r>
-        <w:t xml:space="preserve"> </w:t>
-      </w:r>
-      <w:r>
-        <w:t xml:space="preserve">from the IMU signals.</w:t>
-      </w:r>
-    </w:p>
-    <w:p>
-      <w:pPr>
-        <w:pStyle w:val="BodyText"/>
-      </w:pPr>
-      <w:r>
-        <w:t xml:space="preserve">In the remainder of this chapter, I describe how to collect wearable sensor data, process and train machine learning models, and evaluate model accuracy for infant movement detection in the home. Although I focus on the workflow developed in my lab for categorizing infant position and restraint</w:t>
-      </w:r>
-      <w:r>
-        <w:t xml:space="preserve"> </w:t>
-      </w:r>
-      <w:r>
-        <w:t xml:space="preserve">(</w:t>
-      </w:r>
-      <w:hyperlink w:anchor="ref-FranchakTang2024">
-        <w:r>
-          <w:rPr>
-            <w:rStyle w:val="Hyperlink"/>
-          </w:rPr>
-          <w:t xml:space="preserve">Franchak, Tang, et al., 2024</w:t>
-        </w:r>
-      </w:hyperlink>
-      <w:r>
-        <w:t xml:space="preserve">;</w:t>
-      </w:r>
-      <w:r>
-        <w:t xml:space="preserve"> </w:t>
-      </w:r>
-      <w:hyperlink w:anchor="ref-KretchEnriques2026">
-        <w:r>
-          <w:rPr>
-            <w:rStyle w:val="Hyperlink"/>
-          </w:rPr>
-          <w:t xml:space="preserve">Kretch et al., 2026</w:t>
-        </w:r>
-      </w:hyperlink>
-      <w:r>
-        <w:t xml:space="preserve">;</w:t>
-      </w:r>
-      <w:r>
-        <w:t xml:space="preserve"> </w:t>
-      </w:r>
-      <w:hyperlink w:anchor="ref-WangRousey2026">
-        <w:r>
-          <w:rPr>
-            <w:rStyle w:val="Hyperlink"/>
-          </w:rPr>
-          <w:t xml:space="preserve">Wang et al., 2026</w:t>
-        </w:r>
-      </w:hyperlink>
-      <w:r>
-        <w:t xml:space="preserve">)</w:t>
-      </w:r>
-      <w:r>
-        <w:t xml:space="preserve">, the approach could be extended to categorize other movements across different participant populations. Indeed, the same workflow has allowed us to train models to categorize when infants’ adult caregivers are standing upright throughout the day. I end the chapter with a review of current and future applications that can leverage full-day wearable sensor detection of natural movement.</w:t>
-      </w:r>
-    </w:p>
-    <w:bookmarkEnd w:id="32"/>
-    <w:bookmarkStart w:id="36" w:name="data-collection"/>
-    <w:p>
-      <w:pPr>
-        <w:pStyle w:val="Heading1"/>
-      </w:pPr>
-      <w:r>
-        <w:t xml:space="preserve">Data Collection</w:t>
-      </w:r>
-    </w:p>
-    <w:p>
-      <w:pPr>
-        <w:pStyle w:val="FirstParagraph"/>
-      </w:pPr>
-      <w:r>
-        <w:t xml:space="preserve">The first studies categorizing infant movement from wearable sensors tested infants in brief (15-60 minute), supervised observations in controlled laboratory settings where the entire session was video-recorded for ground truth validation</w:t>
-      </w:r>
-      <w:r>
-        <w:t xml:space="preserve"> </w:t>
-      </w:r>
-      <w:r>
-        <w:t xml:space="preserve">(</w:t>
-      </w:r>
-      <w:hyperlink w:anchor="ref-AiraksinenRasanen2020">
-        <w:r>
-          <w:rPr>
-            <w:rStyle w:val="Hyperlink"/>
-          </w:rPr>
-          <w:t xml:space="preserve">Airaksinen et al., 2020</w:t>
-        </w:r>
-      </w:hyperlink>
-      <w:r>
-        <w:t xml:space="preserve">;</w:t>
-      </w:r>
-      <w:r>
-        <w:t xml:space="preserve"> </w:t>
-      </w:r>
-      <w:hyperlink w:anchor="ref-FranchakScott2021">
-        <w:r>
-          <w:rPr>
-            <w:rStyle w:val="Hyperlink"/>
-          </w:rPr>
-          <w:t xml:space="preserve">Franchak et al., 2021</w:t>
-        </w:r>
-      </w:hyperlink>
-      <w:r>
-        <w:t xml:space="preserve">)</w:t>
-      </w:r>
-      <w:r>
-        <w:t xml:space="preserve">. Here, I highlight the methodological issues of later studies that collected data in participants’ homes across the full day</w:t>
-      </w:r>
-      <w:r>
-        <w:t xml:space="preserve"> </w:t>
-      </w:r>
-      <w:r>
-        <w:t xml:space="preserve">(</w:t>
-      </w:r>
-      <w:hyperlink w:anchor="ref-FranchakTang2024">
-        <w:r>
-          <w:rPr>
-            <w:rStyle w:val="Hyperlink"/>
-          </w:rPr>
-          <w:t xml:space="preserve">Franchak, Tang, et al., 2024</w:t>
-        </w:r>
-      </w:hyperlink>
-      <w:r>
-        <w:t xml:space="preserve">;</w:t>
-      </w:r>
-      <w:r>
-        <w:t xml:space="preserve"> </w:t>
-      </w:r>
-      <w:hyperlink w:anchor="ref-KretchEnriques2026">
-        <w:r>
-          <w:rPr>
-            <w:rStyle w:val="Hyperlink"/>
-          </w:rPr>
-          <w:t xml:space="preserve">Kretch et al., 2026</w:t>
-        </w:r>
-      </w:hyperlink>
-      <w:r>
-        <w:t xml:space="preserve">;</w:t>
-      </w:r>
-      <w:r>
-        <w:t xml:space="preserve"> </w:t>
-      </w:r>
-      <w:hyperlink w:anchor="ref-WangRousey2026">
-        <w:r>
-          <w:rPr>
-            <w:rStyle w:val="Hyperlink"/>
-          </w:rPr>
-          <w:t xml:space="preserve">Wang et al., 2026</w:t>
-        </w:r>
-      </w:hyperlink>
-      <w:r>
-        <w:t xml:space="preserve">)</w:t>
-      </w:r>
-      <w:r>
-        <w:t xml:space="preserve">. Whereas laboratory observations mostly focus on infant and locomotor play, testing across a day in the home requires models that can handle a wide range of behaviors beyond play, such as bouts of time spent held and restrained. Importantly, training data of lab behavior are unlikely to generalize to full-day behavior in the home</w:t>
-      </w:r>
-      <w:r>
-        <w:t xml:space="preserve"> </w:t>
-      </w:r>
-      <w:r>
-        <w:t xml:space="preserve">(</w:t>
-      </w:r>
-      <w:hyperlink w:anchor="ref-deBarbaroMadden-Rusnak2026aa">
-        <w:r>
-          <w:rPr>
-            <w:rStyle w:val="Hyperlink"/>
-          </w:rPr>
-          <w:t xml:space="preserve">Barbaro et al., 2026</w:t>
-        </w:r>
-      </w:hyperlink>
-      <w:r>
-        <w:t xml:space="preserve">)</w:t>
-      </w:r>
-      <w:r>
-        <w:t xml:space="preserve">, we train and validate models completely based on sensor and video data collected in the home. Full days are too long to exhaustively video record, so data collection begins in the morning with the infant wearing the sensor garment during a video recorded segment for model training/validation, which is followed by a sensor-only recording that captures infants’ movements until they go to sleep at the end of the day.</w:t>
-      </w:r>
-    </w:p>
-    <w:bookmarkStart w:id="33" w:name="sensor-garment"/>
-    <w:p>
-      <w:pPr>
-        <w:pStyle w:val="Heading2"/>
-      </w:pPr>
-      <w:r>
-        <w:t xml:space="preserve">Sensor Garment</w:t>
-      </w:r>
-    </w:p>
-    <w:p>
-      <w:pPr>
-        <w:pStyle w:val="FirstParagraph"/>
-      </w:pPr>
-      <w:r>
-        <w:t xml:space="preserve">Collecting full-day data requires infants to be able to comfortably wear the sensors wherever they go, which means embedding the IMUs into a sensor garment. The sensor garment must be snug against the body to ensure that IMUs only pick up movements of the infant’s body and that IMUs remain in the same anatomical location. For example, a poorly designed sensor garment that allows the ankle sensor to bounce while the infant walks or to slide from the medial to lateral surface of the ankle would be difficult to robustly model. Securely fastening the sensors in pockets or with snaps prevents infants from handling sensors, which could be unsafe, and ensures that sensors stay in the desired location. Researchers have arrived at different solutions for sensor garments and placement.</w:t>
-      </w:r>
-      <w:r>
-        <w:t xml:space="preserve"> </w:t>
-      </w:r>
-      <w:r>
-        <w:t xml:space="preserve">Airaksinen et al. (</w:t>
-      </w:r>
-      <w:hyperlink w:anchor="ref-AiraksinenGallen2022">
-        <w:r>
-          <w:rPr>
-            <w:rStyle w:val="Hyperlink"/>
-          </w:rPr>
-          <w:t xml:space="preserve">2022</w:t>
-        </w:r>
-      </w:hyperlink>
-      <w:r>
-        <w:t xml:space="preserve">)</w:t>
-      </w:r>
-      <w:r>
-        <w:t xml:space="preserve"> </w:t>
-      </w:r>
-      <w:r>
-        <w:t xml:space="preserve">placed sensors on the upper segments of infants’ left and right arms and thighs in a onesie. Our lab embeds sensors on infants’ left and right ankles and hips in a pair of snug leggings</w:t>
-      </w:r>
-      <w:r>
-        <w:t xml:space="preserve"> </w:t>
-      </w:r>
-      <w:r>
-        <w:t xml:space="preserve">(</w:t>
-      </w:r>
-      <w:hyperlink w:anchor="ref-FranchakTang2024">
-        <w:r>
-          <w:rPr>
-            <w:rStyle w:val="Hyperlink"/>
-          </w:rPr>
-          <w:t xml:space="preserve">Franchak, Tang, et al., 2024</w:t>
-        </w:r>
-      </w:hyperlink>
-      <w:r>
-        <w:t xml:space="preserve">)</w:t>
-      </w:r>
-      <w:r>
-        <w:t xml:space="preserve">. As we discuss below, both types of placement can yield accurate results. However, different placements mean that models are not interoperable; each model is specific to the number and locations of sensors used at training.</w:t>
-      </w:r>
-    </w:p>
-    <w:p>
-      <w:pPr>
-        <w:pStyle w:val="BodyText"/>
-      </w:pPr>
-      <w:r>
-        <w:t xml:space="preserve">Choosing the number of sensors means balancing costs and benefits. It is more expensive and more complicated to use more sensors, but gathering data from different anatomical locations yields more accurate models. For example, we found that median model accuracy decreased from 89.4% with four sensors to 70%-85% when using only one of the four sensors</w:t>
-      </w:r>
-      <w:r>
-        <w:t xml:space="preserve"> </w:t>
-      </w:r>
-      <w:r>
-        <w:t xml:space="preserve">(</w:t>
-      </w:r>
-      <w:hyperlink w:anchor="ref-FranchakTang2024">
-        <w:r>
-          <w:rPr>
-            <w:rStyle w:val="Hyperlink"/>
-          </w:rPr>
-          <w:t xml:space="preserve">Franchak, Tang, et al., 2024</w:t>
-        </w:r>
-      </w:hyperlink>
-      <w:r>
-        <w:t xml:space="preserve">)</w:t>
-      </w:r>
-      <w:r>
-        <w:t xml:space="preserve">;</w:t>
-      </w:r>
-      <w:r>
-        <w:t xml:space="preserve"> </w:t>
-      </w:r>
-      <w:r>
-        <w:t xml:space="preserve">Airaksinen et al. (</w:t>
-      </w:r>
-      <w:hyperlink w:anchor="ref-AiraksinenRasanen2025">
-        <w:r>
-          <w:rPr>
-            <w:rStyle w:val="Hyperlink"/>
-          </w:rPr>
-          <w:t xml:space="preserve">2025</w:t>
-        </w:r>
-      </w:hyperlink>
-      <w:r>
-        <w:t xml:space="preserve">)</w:t>
-      </w:r>
-      <w:r>
-        <w:t xml:space="preserve"> </w:t>
-      </w:r>
-      <w:r>
-        <w:t xml:space="preserve">found similar drop-offs in performance when reducing sensor number. Sensor modalities also matter.</w:t>
-      </w:r>
-      <w:r>
-        <w:t xml:space="preserve"> </w:t>
-      </w:r>
-      <w:r>
-        <w:t xml:space="preserve">Airaksinen et al. (</w:t>
-      </w:r>
-      <w:hyperlink w:anchor="ref-AiraksinenRasanen2025">
-        <w:r>
-          <w:rPr>
-            <w:rStyle w:val="Hyperlink"/>
-          </w:rPr>
-          <w:t xml:space="preserve">2025</w:t>
-        </w:r>
-      </w:hyperlink>
-      <w:r>
-        <w:t xml:space="preserve">)</w:t>
-      </w:r>
-      <w:r>
-        <w:t xml:space="preserve"> </w:t>
-      </w:r>
-      <w:r>
-        <w:t xml:space="preserve">found that models that incorporate both accelerometer and gyroscope data outperform acceleration-only models. Other aspects of the sensors, such as sampling rate, are less impactful.</w:t>
-      </w:r>
-    </w:p>
-    <w:p>
-      <w:pPr>
-        <w:pStyle w:val="BodyText"/>
-      </w:pPr>
-      <w:r>
-        <w:t xml:space="preserve">We have used two IMUs models across different investigations, the now-discontinued MC10 Biostamp sensor</w:t>
-      </w:r>
-      <w:r>
-        <w:t xml:space="preserve"> </w:t>
-      </w:r>
-      <w:r>
-        <w:t xml:space="preserve">(</w:t>
-      </w:r>
-      <w:hyperlink w:anchor="ref-FranchakTang2024">
-        <w:r>
-          <w:rPr>
-            <w:rStyle w:val="Hyperlink"/>
-          </w:rPr>
-          <w:t xml:space="preserve">Franchak, Tang, et al., 2024</w:t>
-        </w:r>
-      </w:hyperlink>
-      <w:r>
-        <w:t xml:space="preserve">)</w:t>
-      </w:r>
-      <w:r>
-        <w:t xml:space="preserve"> </w:t>
-      </w:r>
-      <w:r>
-        <w:t xml:space="preserve">and the Axivity AX6 sensor</w:t>
-      </w:r>
-      <w:r>
-        <w:t xml:space="preserve"> </w:t>
-      </w:r>
-      <w:r>
-        <w:t xml:space="preserve">(</w:t>
-      </w:r>
-      <w:hyperlink w:anchor="ref-KretchEnriques2026">
-        <w:r>
-          <w:rPr>
-            <w:rStyle w:val="Hyperlink"/>
-          </w:rPr>
-          <w:t xml:space="preserve">Kretch et al., 2026</w:t>
-        </w:r>
-      </w:hyperlink>
-      <w:r>
-        <w:t xml:space="preserve">)</w:t>
-      </w:r>
-      <w:r>
-        <w:t xml:space="preserve">. Each sensor records triaxial acceleration and gyroscope data at at high sampling rate (e.g., 50 Hz), with sufficiently long battery life and on-board storage to capture data across an entire day (or in the case of Axivity, up to an entire week). Small form factors and light weight allow each sensor to be worn across an entire day in a pair of leggings without protruding from the body. Other commercially-available sensors, such as those meant to be worn on adults’ wrists, are bulky and contain LCD screens that make them unsuitable to wear in an infant garment.</w:t>
-      </w:r>
-    </w:p>
-    <w:bookmarkEnd w:id="33"/>
-    <w:bookmarkStart w:id="34" w:name="capturing-ground-truth-video"/>
-    <w:p>
-      <w:pPr>
-        <w:pStyle w:val="Heading2"/>
-      </w:pPr>
-      <w:r>
-        <w:t xml:space="preserve">Capturing Ground Truth Video</w:t>
-      </w:r>
-    </w:p>
-    <w:p>
-      <w:pPr>
-        <w:pStyle w:val="FirstParagraph"/>
-      </w:pPr>
-      <w:r>
-        <w:t xml:space="preserve">Training and validating a supervised machine learning model requires ground truth data. For infant position and restraint, we video record the first 1-3 hours of each session using a tripod-mounted action camera (e.g., GoPro) that caregivers can move from room to room to capture infants’ movements. Trained human coders annotate the videos to classify each moment’s position (held, supine, prone, sitting, or standing) and restraint category (restrained or unrestrained). Synchronizing the video codes to the sensor time series allows later model training and testing. As described previously</w:t>
-      </w:r>
-      <w:r>
-        <w:t xml:space="preserve"> </w:t>
-      </w:r>
-      <w:r>
-        <w:t xml:space="preserve">(</w:t>
-      </w:r>
-      <w:hyperlink w:anchor="ref-FranchakTang2024">
-        <w:r>
-          <w:rPr>
-            <w:rStyle w:val="Hyperlink"/>
-          </w:rPr>
-          <w:t xml:space="preserve">Franchak, Tang, et al., 2024</w:t>
-        </w:r>
-      </w:hyperlink>
-      <w:r>
-        <w:t xml:space="preserve">;</w:t>
-      </w:r>
-      <w:r>
-        <w:t xml:space="preserve"> </w:t>
-      </w:r>
-      <w:hyperlink w:anchor="ref-KretchEnriques2026">
-        <w:r>
-          <w:rPr>
-            <w:rStyle w:val="Hyperlink"/>
-          </w:rPr>
-          <w:t xml:space="preserve">Kretch et al., 2026</w:t>
-        </w:r>
-      </w:hyperlink>
-      <w:r>
-        <w:t xml:space="preserve">)</w:t>
-      </w:r>
-      <w:r>
-        <w:t xml:space="preserve">, dropping the sensor garment in view of the video camera and allowing it to sit at rest for a defined interval, such as 30 s, allows researchers to identify what moment in the IMU time series corresponds to the video annotations to synchronize across recording devices. Times where the infant out of the field of view of the camera are excluded from model training/validation.</w:t>
-      </w:r>
-    </w:p>
-    <w:bookmarkEnd w:id="34"/>
-    <w:bookmarkStart w:id="35" w:name="full-day-or-multiple-day-considerations"/>
-    <w:p>
-      <w:pPr>
-        <w:pStyle w:val="Heading2"/>
-      </w:pPr>
-      <w:r>
-        <w:t xml:space="preserve">Full-Day or Multiple-Day Considerations</w:t>
-      </w:r>
-    </w:p>
-    <w:p>
-      <w:pPr>
-        <w:pStyle w:val="FirstParagraph"/>
-      </w:pPr>
-      <w:r>
-        <w:t xml:space="preserve">Unlike laboratory studies, which can be scheduled to ideally avoid infant’s naps and bath times, capturing full-day data means that there are necessary interruptions to sensor recording. Machine learning models attempt to predict the best category for every data point recorded by sensors, which means they will attempt to label times where the sensor garment is crumpled on the floor while the infant takes a bath. Thus, it is important to distinguish when infants are wearing the sensors to make predictions only during those times. Our approach is to ask caregivers to log the beginning and end of every nap and any other time that infants are not wearing the leggings, such as diaper changes and baths. The examples timelines in</w:t>
-      </w:r>
-      <w:r>
-        <w:t xml:space="preserve"> </w:t>
-      </w:r>
-      <w:hyperlink w:anchor="fig-timeline">
-        <w:r>
-          <w:rPr>
-            <w:rStyle w:val="Hyperlink"/>
-          </w:rPr>
-          <w:t xml:space="preserve">Figure 1</w:t>
-        </w:r>
-      </w:hyperlink>
-      <w:r>
-        <w:t xml:space="preserve"> </w:t>
-      </w:r>
-      <w:r>
-        <w:t xml:space="preserve">show gray rectangles indicating excluded times based on caregiver logs. Caregivers also remove the leggings and log any times that they leave the house (e.g., trips to the grocery store or walks around the neighborhood). Although it is possible for infants to wear the leggings out of the home, current models are not validated to distinguish transport behaviors such as riding in a car or stroller.</w:t>
-      </w:r>
-    </w:p>
-    <w:p>
-      <w:pPr>
-        <w:pStyle w:val="BodyText"/>
-      </w:pPr>
-      <w:r>
-        <w:t xml:space="preserve">Thus, the full recording time from when infants first put on the leggings until they take them off before bedtime (the time between the start and end lines on</w:t>
-      </w:r>
-      <w:r>
-        <w:t xml:space="preserve"> </w:t>
-      </w:r>
-      <w:hyperlink w:anchor="fig-timeline">
-        <w:r>
-          <w:rPr>
-            <w:rStyle w:val="Hyperlink"/>
-          </w:rPr>
-          <w:t xml:space="preserve">Figure 1</w:t>
-        </w:r>
-      </w:hyperlink>
-      <w:r>
-        <w:t xml:space="preserve">) is longer than the amount of usable data when infants are awake and wearing the sensors (times in</w:t>
-      </w:r>
-      <w:r>
-        <w:t xml:space="preserve"> </w:t>
-      </w:r>
-      <w:hyperlink w:anchor="fig-timeline">
-        <w:r>
-          <w:rPr>
-            <w:rStyle w:val="Hyperlink"/>
-          </w:rPr>
-          <w:t xml:space="preserve">Figure 1</w:t>
-        </w:r>
-      </w:hyperlink>
-      <w:r>
-        <w:t xml:space="preserve"> </w:t>
-      </w:r>
-      <w:r>
-        <w:t xml:space="preserve">with predictions). In our past work, we recorded 136 sessions from 67 infants in hopes of capturing the full waking day</w:t>
-      </w:r>
-      <w:r>
-        <w:t xml:space="preserve"> </w:t>
-      </w:r>
-      <w:r>
-        <w:t xml:space="preserve">(for a more detailed description of the dataset, see</w:t>
-      </w:r>
-      <w:r>
-        <w:t xml:space="preserve"> </w:t>
-      </w:r>
-      <w:hyperlink w:anchor="ref-RouseyTang2026">
-        <w:r>
-          <w:rPr>
-            <w:rStyle w:val="Hyperlink"/>
-          </w:rPr>
-          <w:t xml:space="preserve">Rousey et al., 2026</w:t>
-        </w:r>
-      </w:hyperlink>
-      <w:r>
-        <w:t xml:space="preserve">;</w:t>
-      </w:r>
-      <w:r>
-        <w:t xml:space="preserve"> </w:t>
-      </w:r>
-      <w:hyperlink w:anchor="ref-FranchakRousey2026">
-        <w:r>
-          <w:rPr>
-            <w:rStyle w:val="Hyperlink"/>
-          </w:rPr>
-          <w:t xml:space="preserve">Franchak, Rousey, et al., 2026</w:t>
-        </w:r>
-      </w:hyperlink>
-      <w:r>
-        <w:t xml:space="preserve">)</w:t>
-      </w:r>
-      <w:r>
-        <w:t xml:space="preserve">. Full recording time ranged from 2-12 hours (median = 9.8) and usable data time ranged from 2-10.5 hours (median = 5.8). Shorter usable recording time resulted from long excursions out of the house combined with long naps at home.</w:t>
-      </w:r>
-    </w:p>
-    <w:p>
-      <w:pPr>
-        <w:pStyle w:val="BodyText"/>
-      </w:pPr>
-      <w:r>
-        <w:t xml:space="preserve">In ongoing work, we are recording multiple days of data from each participant to investigate the day-to-day consistency of motor experiences (NEED IN PREP CITE). Although the Axivity sensors can easily record data for a full week, adding additional days of data collection introduces additional challenges. First, caregivers must switch the sensors into a clean garment each day, which requires clear labels and instructions to ensure that sensors are placed in the correct location and orientation. Second, long recordings can introduce timing drift due to small differences in the internal clocks of each sensor. By creating a synchronization point each morning (the caregiver drops the sensor garment on the floor) we can correct for drift to ensure that the sensors are synchronized.</w:t>
-      </w:r>
-    </w:p>
-    <w:bookmarkEnd w:id="35"/>
-    <w:bookmarkEnd w:id="36"/>
-    <w:bookmarkStart w:id="40" w:name="data-processing-and-model-training"/>
-    <w:p>
-      <w:pPr>
-        <w:pStyle w:val="Heading1"/>
-      </w:pPr>
-      <w:r>
-        <w:t xml:space="preserve">Data Processing and Model Training</w:t>
-      </w:r>
-    </w:p>
-    <w:p>
-      <w:pPr>
-        <w:pStyle w:val="FirstParagraph"/>
-      </w:pPr>
-      <w:r>
-        <w:t xml:space="preserve">After picking up the sensor garment from the family, researchers download the raw sensor data in the laboratory to begin data processing. Each sensor records a time series of linear acceleration (X/Y/Z in</w:t>
-      </w:r>
-      <w:r>
-        <w:t xml:space="preserve"> </w:t>
-      </w:r>
-      <w:r>
-        <w:rPr>
-          <w:i/>
-          <w:iCs/>
-        </w:rPr>
-        <w:t xml:space="preserve">g</w:t>
-      </w:r>
-      <w:r>
-        <w:t xml:space="preserve">s) and rotational velocity (roll/pitch/yaw in degrees/s) at 50 Hz. We pre-process the data by summarizing the raw data into a time series of motion features that describe sensor movements for windows of time (e.g., each 4-s period). Once these motion features are joined with ground truth annotations from video coding, machine learning models can be trained and validated. Below, I describe the processing steps and summarize previously-published validation metrics for the position</w:t>
-      </w:r>
-      <w:r>
-        <w:t xml:space="preserve"> </w:t>
-      </w:r>
-      <w:r>
-        <w:t xml:space="preserve">(</w:t>
-      </w:r>
-      <w:hyperlink w:anchor="ref-FranchakTang2024">
-        <w:r>
-          <w:rPr>
-            <w:rStyle w:val="Hyperlink"/>
-          </w:rPr>
-          <w:t xml:space="preserve">Franchak, Tang, et al., 2024</w:t>
-        </w:r>
-      </w:hyperlink>
-      <w:r>
-        <w:t xml:space="preserve">;</w:t>
-      </w:r>
-      <w:r>
-        <w:t xml:space="preserve"> </w:t>
-      </w:r>
-      <w:hyperlink w:anchor="ref-KretchEnriques2026">
-        <w:r>
-          <w:rPr>
-            <w:rStyle w:val="Hyperlink"/>
-          </w:rPr>
-          <w:t xml:space="preserve">Kretch et al., 2026</w:t>
-        </w:r>
-      </w:hyperlink>
-      <w:r>
-        <w:t xml:space="preserve">)</w:t>
-      </w:r>
-      <w:r>
-        <w:t xml:space="preserve"> </w:t>
-      </w:r>
-      <w:r>
-        <w:t xml:space="preserve">and restraint</w:t>
-      </w:r>
-      <w:r>
-        <w:t xml:space="preserve"> </w:t>
-      </w:r>
-      <w:r>
-        <w:t xml:space="preserve">(</w:t>
-      </w:r>
-      <w:hyperlink w:anchor="ref-WangRousey2026">
-        <w:r>
-          <w:rPr>
-            <w:rStyle w:val="Hyperlink"/>
-          </w:rPr>
-          <w:t xml:space="preserve">Wang et al., 2026</w:t>
-        </w:r>
-      </w:hyperlink>
-      <w:r>
-        <w:t xml:space="preserve">)</w:t>
-      </w:r>
-      <w:r>
-        <w:t xml:space="preserve"> </w:t>
-      </w:r>
-      <w:r>
-        <w:t xml:space="preserve">models.</w:t>
-      </w:r>
-    </w:p>
-    <w:bookmarkStart w:id="37" w:name="extracting-motion-features"/>
-    <w:p>
-      <w:pPr>
-        <w:pStyle w:val="Heading2"/>
-      </w:pPr>
-      <w:r>
-        <w:t xml:space="preserve">Extracting Motion Features</w:t>
-      </w:r>
-    </w:p>
-    <w:p>
-      <w:pPr>
-        <w:pStyle w:val="FirstParagraph"/>
-      </w:pPr>
-      <w:r>
-        <w:t xml:space="preserve">Movements take place over time, but each raw sensor sample describes the instantaneous acceleration and rotation for a moment in time. In order to categorize position and restraint from those samples, we summarize how the raw data samples behave within a pre-specified window of time, most commonly 4 s. With sensors sampling at 50 Hz, that means that each 4 s window contains 200 samples of raw data. Following past work NEEDCITES, we summarize those 200 samples by calculating a series of single-value statistics for each the 24 sensor signals—each unique combination of 4 locations (left/right ankle/hip) by 3 axes (X/Y/Z) by 2 modalities (accelerometer/gyroscope). Single-signal features were the minimum, maximum, 25th percentile, 75th percentile, mean, median, skew, kurtosis, standard deviation, and sum of the signal. Additional motion features integrate across multiple sensors, such as the total magnitude of acceleration across the 4 sensors or the correlation in gyroscope pitch signals between the left and right hip. In total, we extract 436 motion features that serve as predictors in machine learning models to predict the ground truth model that corresponds to each window. Note that the windowing and feature engineering are steps needed for the particular machine learning models we fit; other classes of models, such neural networks, can operate directly on raw data and pre-processing steps will differ</w:t>
-      </w:r>
-      <w:r>
-        <w:t xml:space="preserve"> </w:t>
-      </w:r>
-      <w:r>
-        <w:t xml:space="preserve">(see</w:t>
-      </w:r>
-      <w:r>
-        <w:t xml:space="preserve"> </w:t>
-      </w:r>
-      <w:hyperlink w:anchor="ref-AiraksinenRasanen2020">
-        <w:r>
-          <w:rPr>
-            <w:rStyle w:val="Hyperlink"/>
-          </w:rPr>
-          <w:t xml:space="preserve">Airaksinen et al., 2020</w:t>
-        </w:r>
-      </w:hyperlink>
-      <w:r>
-        <w:t xml:space="preserve">)</w:t>
-      </w:r>
-      <w:r>
-        <w:t xml:space="preserve"> </w:t>
-      </w:r>
-      <w:r>
-        <w:t xml:space="preserve">CHECK CORRECT CITE</w:t>
-      </w:r>
-    </w:p>
-    <w:p>
-      <w:pPr>
-        <w:pStyle w:val="BodyText"/>
-      </w:pPr>
-      <w:r>
-        <w:t xml:space="preserve">The pre-processing steps are important because they determine what information the machine learning model has to learn how to predict the categories of interest Researchers must decide how to window their data and which features to calculate. Tree-based models, such as the random forest, choose which features to use based on their informativeness, so including uninformative or redundant features is not a problem; they are simply filtered out. However, a lack of informative features would result in a poor model. What features are important will depend on the behavior categories the researcher wishes to model and how they might be captured in the movements of the sensors at the chosen anatomical locations. Although the same 436 features we use lead to equally accurate models of position and restraint, they lead to less accurate models of locomotion (crawling versus walking versus stationary). Window length may also relate to model accuracy. If windows are too short, they might not capture enough variation in sensor signals to represent the target behavior. If windows are too long, they cannot represent events of shorter duration. In</w:t>
-      </w:r>
-      <w:r>
-        <w:t xml:space="preserve"> </w:t>
-      </w:r>
-      <w:r>
-        <w:t xml:space="preserve">Wang et al. (</w:t>
-      </w:r>
-      <w:hyperlink w:anchor="ref-WangRousey2026">
-        <w:r>
-          <w:rPr>
-            <w:rStyle w:val="Hyperlink"/>
-          </w:rPr>
-          <w:t xml:space="preserve">2026</w:t>
-        </w:r>
-      </w:hyperlink>
-      <w:r>
-        <w:t xml:space="preserve">)</w:t>
-      </w:r>
-      <w:r>
-        <w:t xml:space="preserve">, we found slight differences in restraint modeling performance when comparing between 4 s, 16 s, and 32 s window lengths (87%, 88%, and 89% accuracy, respectively), with longer windows resulting in slightly less bias predictions. Testing multiple window lengths and motion feature sets can allow for performance-driven decisions about pre-processing parameters.</w:t>
-      </w:r>
-    </w:p>
-    <w:bookmarkEnd w:id="37"/>
-    <w:bookmarkStart w:id="38" w:name="model-training-and-validation"/>
-    <w:p>
-      <w:pPr>
-        <w:pStyle w:val="Heading2"/>
-      </w:pPr>
-      <w:r>
-        <w:t xml:space="preserve">Model Training and Validation</w:t>
-      </w:r>
-    </w:p>
-    <w:p>
-      <w:pPr>
-        <w:pStyle w:val="FirstParagraph"/>
-      </w:pPr>
-      <w:r>
-        <w:t xml:space="preserve">Evaluating and building machine learning models requires partitioning data into training and testing sets</w:t>
-      </w:r>
-      <w:r>
-        <w:t xml:space="preserve"> </w:t>
-      </w:r>
-      <w:r>
-        <w:t xml:space="preserve">(</w:t>
-      </w:r>
-      <w:hyperlink w:anchor="ref-PargentSchoedel2022">
-        <w:r>
-          <w:rPr>
-            <w:rStyle w:val="Hyperlink"/>
-          </w:rPr>
-          <w:t xml:space="preserve">Pargent et al., 2022</w:t>
-        </w:r>
-      </w:hyperlink>
-      <w:r>
-        <w:t xml:space="preserve">)</w:t>
-      </w:r>
-      <w:r>
-        <w:t xml:space="preserve">. Training data sets are used to build a model, and testing data sets are used to evaluate the model using data that did not appear in the training set. Allowing testing data to appear in the training set could lead to overfitting, whereby the model appears to perform well because it has learned idiosyncratic features of the data set. More robust tests hold out entire participant sessions from the data set to see how well the model can generalize to new cases. In our past work</w:t>
-      </w:r>
-      <w:r>
-        <w:t xml:space="preserve"> </w:t>
-      </w:r>
-      <w:r>
-        <w:t xml:space="preserve">(</w:t>
-      </w:r>
-      <w:hyperlink w:anchor="ref-FranchakTang2024">
-        <w:r>
-          <w:rPr>
-            <w:rStyle w:val="Hyperlink"/>
-          </w:rPr>
-          <w:t xml:space="preserve">Franchak, Tang, et al., 2024</w:t>
-        </w:r>
-      </w:hyperlink>
-      <w:r>
-        <w:t xml:space="preserve">;</w:t>
-      </w:r>
-      <w:r>
-        <w:t xml:space="preserve"> </w:t>
-      </w:r>
-      <w:hyperlink w:anchor="ref-KretchEnriques2026">
-        <w:r>
-          <w:rPr>
-            <w:rStyle w:val="Hyperlink"/>
-          </w:rPr>
-          <w:t xml:space="preserve">Kretch et al., 2026</w:t>
-        </w:r>
-      </w:hyperlink>
-      <w:r>
-        <w:t xml:space="preserve">;</w:t>
-      </w:r>
-      <w:r>
-        <w:t xml:space="preserve"> </w:t>
-      </w:r>
-      <w:hyperlink w:anchor="ref-WangRousey2026">
-        <w:r>
-          <w:rPr>
-            <w:rStyle w:val="Hyperlink"/>
-          </w:rPr>
-          <w:t xml:space="preserve">Wang et al., 2026</w:t>
-        </w:r>
-      </w:hyperlink>
-      <w:r>
-        <w:t xml:space="preserve">)</w:t>
-      </w:r>
-      <w:r>
-        <w:t xml:space="preserve">, we primarily have used leave-one-out cross-validation (LOOCV) in which we rotate through the entire set of participants to leave each one out as the testing set to see how well a model trained on the remaining participants can generalize. In some cases, we have also created customized training data sets to test specific hypotheses about model composition. For example, when assessing how best to predict body position in infants with cerebral palsy, we discovered that models that mix data from infants with cerebral palsy and with typical development outperform models that contain only a single participant group</w:t>
-      </w:r>
-      <w:r>
-        <w:t xml:space="preserve"> </w:t>
-      </w:r>
-      <w:r>
-        <w:t xml:space="preserve">(e.g.,</w:t>
-      </w:r>
-      <w:r>
-        <w:t xml:space="preserve"> </w:t>
-      </w:r>
-      <w:hyperlink w:anchor="ref-KretchEnriques2026">
-        <w:r>
-          <w:rPr>
-            <w:rStyle w:val="Hyperlink"/>
-          </w:rPr>
-          <w:t xml:space="preserve">Kretch et al., 2026</w:t>
-        </w:r>
-      </w:hyperlink>
-      <w:r>
-        <w:t xml:space="preserve">)</w:t>
-      </w:r>
-      <w:r>
-        <w:t xml:space="preserve">.</w:t>
-      </w:r>
-    </w:p>
-    <w:p>
-      <w:pPr>
-        <w:pStyle w:val="BodyText"/>
-      </w:pPr>
-      <w:r>
-        <w:t xml:space="preserve">Models can be trained once data are partitioned. We have exclusively used random forest models CITE in our past work because they perform well in multi-class categorization, are resistant to overfitting, and do not require much tuning compared with other models we tested, such as XGBoost, tabnet, and Catboost CHECK. Random forest models are easy to implement in R, Python, or Julia on consumer hardware. Although we tune hyperparameters, such as the number of trees and the number of features to select per split, their values have minimal effect on classification performance (&lt; 1% difference in accuracy). Once a model has been trained, it can be used to predict classification labels for new exemplars, such as extending to full-day data or new participants for which no ground truth labels exist.</w:t>
-      </w:r>
-      <w:r>
-        <w:t xml:space="preserve"> </w:t>
-      </w:r>
-      <w:hyperlink w:anchor="fig-timeline">
-        <w:r>
-          <w:rPr>
-            <w:rStyle w:val="Hyperlink"/>
-          </w:rPr>
-          <w:t xml:space="preserve">Figure 1</w:t>
-        </w:r>
-      </w:hyperlink>
-      <w:r>
-        <w:t xml:space="preserve"> </w:t>
-      </w:r>
-      <w:r>
-        <w:t xml:space="preserve">shows full-day predictions for a 9-month-old and an 11-month-old predicted from a model trained from participants in a different study</w:t>
-      </w:r>
-      <w:r>
-        <w:t xml:space="preserve"> </w:t>
-      </w:r>
-      <w:r>
-        <w:t xml:space="preserve">(i.e.,</w:t>
-      </w:r>
-      <w:r>
-        <w:t xml:space="preserve"> </w:t>
-      </w:r>
-      <w:hyperlink w:anchor="ref-KretchEnriques2026">
-        <w:r>
-          <w:rPr>
-            <w:rStyle w:val="Hyperlink"/>
-          </w:rPr>
-          <w:t xml:space="preserve">Kretch et al., 2026</w:t>
-        </w:r>
-      </w:hyperlink>
-      <w:r>
-        <w:t xml:space="preserve">)</w:t>
-      </w:r>
-      <w:r>
-        <w:t xml:space="preserve">.</w:t>
-      </w:r>
-    </w:p>
-    <w:bookmarkEnd w:id="38"/>
-    <w:bookmarkStart w:id="39" w:name="X78e19abd4d149dedadadba2104cdf9a13b28027"/>
-    <w:p>
-      <w:pPr>
-        <w:pStyle w:val="Heading2"/>
-      </w:pPr>
-      <w:r>
-        <w:t xml:space="preserve">Performance of Position and Restraint Models</w:t>
-      </w:r>
-    </w:p>
-    <w:p>
-      <w:pPr>
-        <w:pStyle w:val="FirstParagraph"/>
-      </w:pPr>
-      <w:r>
-        <w:t xml:space="preserve">To date, we have trained position and restraint models on two independent data sets, one that used Biostamp sensors</w:t>
-      </w:r>
-      <w:r>
-        <w:t xml:space="preserve"> </w:t>
-      </w:r>
-      <w:r>
-        <w:t xml:space="preserve">(</w:t>
-      </w:r>
-      <w:hyperlink w:anchor="ref-FranchakTang2024">
-        <w:r>
-          <w:rPr>
-            <w:rStyle w:val="Hyperlink"/>
-          </w:rPr>
-          <w:t xml:space="preserve">Franchak, Tang, et al., 2024</w:t>
-        </w:r>
-      </w:hyperlink>
-      <w:r>
-        <w:t xml:space="preserve">;</w:t>
-      </w:r>
-      <w:r>
-        <w:t xml:space="preserve"> </w:t>
-      </w:r>
-      <w:hyperlink w:anchor="ref-WangRousey2026">
-        <w:r>
-          <w:rPr>
-            <w:rStyle w:val="Hyperlink"/>
-          </w:rPr>
-          <w:t xml:space="preserve">Wang et al., 2026</w:t>
-        </w:r>
-      </w:hyperlink>
-      <w:r>
-        <w:t xml:space="preserve">)</w:t>
-      </w:r>
-      <w:r>
-        <w:t xml:space="preserve"> </w:t>
-      </w:r>
-      <w:r>
-        <w:t xml:space="preserve">and one that used the Axivity sensors</w:t>
-      </w:r>
-      <w:r>
-        <w:t xml:space="preserve"> </w:t>
-      </w:r>
-      <w:r>
-        <w:t xml:space="preserve">(</w:t>
-      </w:r>
-      <w:hyperlink w:anchor="ref-KretchEnriques2026">
-        <w:r>
-          <w:rPr>
-            <w:rStyle w:val="Hyperlink"/>
-          </w:rPr>
-          <w:t xml:space="preserve">Kretch et al., 2026</w:t>
-        </w:r>
-      </w:hyperlink>
-      <w:r>
-        <w:t xml:space="preserve">)</w:t>
-      </w:r>
-      <w:r>
-        <w:t xml:space="preserve">. Aside from the sensor hardware and participants themselves (variation in participant number and ages), all aspects of the procedure were identical across the data sets—sensor placement, ground truth annotation, windowing and motion features pre-processing, LOOCV data partitioning, and random forest modeling. Thus, each model comprises an independent replication of these procedures.</w:t>
-      </w:r>
-      <w:r>
-        <w:t xml:space="preserve"> </w:t>
-      </w:r>
-      <w:hyperlink w:anchor="fig-age">
-        <w:r>
-          <w:rPr>
-            <w:rStyle w:val="Hyperlink"/>
-          </w:rPr>
-          <w:t xml:space="preserve">Figure 2</w:t>
-        </w:r>
-      </w:hyperlink>
-      <w:r>
-        <w:t xml:space="preserve"> </w:t>
-      </w:r>
-      <w:r>
-        <w:t xml:space="preserve">shows summarized results—daily time spent in each position/restraint combination—by infant age with predictions made from the two different model sets. Moreover, each data set includes infants at 7 and 11 months, allowing direct age-matched comparisons. As</w:t>
-      </w:r>
-      <w:r>
-        <w:t xml:space="preserve"> </w:t>
-      </w:r>
-      <w:hyperlink w:anchor="fig-age">
-        <w:r>
-          <w:rPr>
-            <w:rStyle w:val="Hyperlink"/>
-          </w:rPr>
-          <w:t xml:space="preserve">Figure 2</w:t>
-        </w:r>
-      </w:hyperlink>
-      <w:r>
-        <w:t xml:space="preserve"> </w:t>
-      </w:r>
-      <w:r>
-        <w:t xml:space="preserve">shows, the summarized data have strong face validity: With age, infants spend less time supine and more time sitting and standing. In particular, older infants spend increasing amounts of time in unrestrained sitting and standing positions as their motor skills develop. More sitting and standing time in younger infants was while restrained, such as when supported by a caregiver or placed in an infant seat or exersaucer. Although the position and restraint models are fully independent of each other, they show strong consistency in that moments were rarely classified as unrestrained and held (by definition, impossible) or restrained and prone (unlikely although possible). Of course, the models are not perfect. The notable outlier session that contains a large amount of restrained holding time is likely a classification error.</w:t>
-      </w:r>
-    </w:p>
-    <w:p>
-      <w:pPr>
-        <w:pStyle w:val="BodyText"/>
-      </w:pPr>
-      <w:r>
-        <w:t xml:space="preserve">To better evaluate model performance, we compare model predicted classifier outputs against ground truth human annotations for each window in a given testing data set. It is important to assess multiple metrics of classification performance, especially in data sets with imbalanced frequency of categories (e.g., prone is typically rare and sitting is frequent at all ages). Overall accuracy (percentage agreement between human codes and model predictions) can mask poor prediction of low-frequency categories if the model does well at predicting the most frequent ones</w:t>
-      </w:r>
-      <w:r>
-        <w:t xml:space="preserve"> </w:t>
-      </w:r>
-      <w:r>
-        <w:t xml:space="preserve">(</w:t>
-      </w:r>
-      <w:hyperlink w:anchor="ref-deBarbaroMadden-Rusnak2026aa">
-        <w:r>
-          <w:rPr>
-            <w:rStyle w:val="Hyperlink"/>
-          </w:rPr>
-          <w:t xml:space="preserve">Barbaro et al., 2026</w:t>
-        </w:r>
-      </w:hyperlink>
-      <w:r>
-        <w:t xml:space="preserve">)</w:t>
-      </w:r>
-      <w:r>
-        <w:t xml:space="preserve">. Other metrics, such as Cohen’s kappa, help address class imbalance. Furthermore, by-class metrics quantify how well a model does at detecting true instances of a class (sensitivity) and how likely a prediction of a certain class refereed to a true event (positive predictive value).</w:t>
-      </w:r>
-    </w:p>
-    <w:p>
-      <w:pPr>
-        <w:pStyle w:val="BodyText"/>
-      </w:pPr>
-      <w:hyperlink w:anchor="tbl-metrics">
-        <w:r>
-          <w:rPr>
-            <w:rStyle w:val="Hyperlink"/>
-          </w:rPr>
-          <w:t xml:space="preserve">Table 1</w:t>
-        </w:r>
-      </w:hyperlink>
-      <w:r>
-        <w:t xml:space="preserve"> </w:t>
-      </w:r>
-      <w:r>
-        <w:t xml:space="preserve">summarizes these metrics across the Biostamp and Axivity models of position and restraint by averaging across LOOCV iterations in each data set. Overall, results are consistent across both models with strong accuracy (87%-90%) and kappa values (.70-.84) that are comparable to inter-rater reliability metrics obtained from two human coders (91% and .86 for this coding scheme). By-class sensitivity and positive predictive values vary somewhat from class to class and from model to model. For example, the Axivity position model has stronger performance for detecting prone, whereas the Biostamp position model has stronger performance for detecting standing. Beyond these metrics, we have validated models in other ways that more directly relate to subsequent analyses, such as correlations between human-predicted prevalence and model-predicted prevalence of a given behavior during the ground truth observation. Strong correlations in the Biostamp position model within each class (</w:t>
-      </w:r>
-      <w:r>
-        <w:rPr>
-          <w:i/>
-          <w:iCs/>
-        </w:rPr>
-        <w:t xml:space="preserve">r</w:t>
-      </w:r>
-      <w:r>
-        <w:t xml:space="preserve">(Held) = .92,</w:t>
-      </w:r>
-      <w:r>
-        <w:t xml:space="preserve"> </w:t>
-      </w:r>
-      <w:r>
-        <w:rPr>
-          <w:i/>
-          <w:iCs/>
-        </w:rPr>
-        <w:t xml:space="preserve">r</w:t>
-      </w:r>
-      <w:r>
-        <w:t xml:space="preserve">(Supine) = .82,</w:t>
-      </w:r>
-      <w:r>
-        <w:t xml:space="preserve"> </w:t>
-      </w:r>
-      <w:r>
-        <w:rPr>
-          <w:i/>
-          <w:iCs/>
-        </w:rPr>
-        <w:t xml:space="preserve">r</w:t>
-      </w:r>
-      <w:r>
-        <w:t xml:space="preserve">(Prone) = .85,</w:t>
-      </w:r>
-      <w:r>
-        <w:t xml:space="preserve"> </w:t>
-      </w:r>
-      <w:r>
-        <w:rPr>
-          <w:i/>
-          <w:iCs/>
-        </w:rPr>
-        <w:t xml:space="preserve">r</w:t>
-      </w:r>
-      <w:r>
-        <w:t xml:space="preserve">(Supine) = .88,</w:t>
-      </w:r>
-      <w:r>
-        <w:t xml:space="preserve"> </w:t>
-      </w:r>
-      <w:r>
-        <w:rPr>
-          <w:i/>
-          <w:iCs/>
-        </w:rPr>
-        <w:t xml:space="preserve">r</w:t>
-      </w:r>
-      <w:r>
-        <w:t xml:space="preserve">(Standing) = .99) indicate that models are suitable to detect relative differences in time spent in each position between individuals</w:t>
-      </w:r>
-      <w:r>
-        <w:t xml:space="preserve"> </w:t>
-      </w:r>
-      <w:r>
-        <w:t xml:space="preserve">(</w:t>
-      </w:r>
-      <w:hyperlink w:anchor="ref-FranchakRousey2026">
-        <w:r>
-          <w:rPr>
-            <w:rStyle w:val="Hyperlink"/>
-          </w:rPr>
-          <w:t xml:space="preserve">Franchak, Rousey, et al., 2026</w:t>
-        </w:r>
-      </w:hyperlink>
-      <w:r>
-        <w:t xml:space="preserve">)</w:t>
-      </w:r>
-      <w:r>
-        <w:t xml:space="preserve">. Similar analyses for a</w:t>
-      </w:r>
-      <w:r>
-        <w:t xml:space="preserve"> </w:t>
-      </w:r>
-      <w:r>
-        <w:t xml:space="preserve">“distal comparison”</w:t>
-      </w:r>
-      <w:r>
-        <w:t xml:space="preserve"> </w:t>
-      </w:r>
-      <w:r>
-        <w:t xml:space="preserve">using a video recorded later in the day in participants’ homes helped show that model predictions continue to be accurate throughout hours of testing</w:t>
-      </w:r>
-      <w:r>
-        <w:t xml:space="preserve"> </w:t>
-      </w:r>
-      <w:r>
-        <w:t xml:space="preserve">(</w:t>
-      </w:r>
-      <w:hyperlink w:anchor="ref-FranchakTang2024">
-        <w:r>
-          <w:rPr>
-            <w:rStyle w:val="Hyperlink"/>
-          </w:rPr>
-          <w:t xml:space="preserve">Franchak, Tang, et al., 2024</w:t>
-        </w:r>
-      </w:hyperlink>
-      <w:r>
-        <w:t xml:space="preserve">)</w:t>
-      </w:r>
-      <w:r>
-        <w:t xml:space="preserve">. Finally, a strong correlation (</w:t>
-      </w:r>
-      <w:r>
-        <w:rPr>
-          <w:i/>
-          <w:iCs/>
-        </w:rPr>
-        <w:t xml:space="preserve">r</w:t>
-      </w:r>
-      <w:r>
-        <w:t xml:space="preserve"> </w:t>
-      </w:r>
-      <w:r>
-        <w:t xml:space="preserve">= .90) between human-coded and model-predicted bout durations suggest that model-predicted position events can be used to analyze the temporal structure from second-to-second (rather than only at the scale of the day).</w:t>
-      </w:r>
-    </w:p>
-    <w:bookmarkEnd w:id="39"/>
-    <w:bookmarkEnd w:id="40"/>
-    <w:bookmarkStart w:id="41" w:name="advantages-and-limitations"/>
-    <w:p>
-      <w:pPr>
-        <w:pStyle w:val="Heading1"/>
-      </w:pPr>
-      <w:r>
-        <w:t xml:space="preserve">Advantages and Limitations</w:t>
-      </w:r>
-    </w:p>
-    <w:p>
-      <w:pPr>
-        <w:pStyle w:val="FirstParagraph"/>
-      </w:pPr>
-      <w:r>
-        <w:t xml:space="preserve">Compared to other methods, such as video recording or caregiver surveys, the most important advantage of wearable sensing is the ability to record entire days of behavior. Each data point in</w:t>
-      </w:r>
-      <w:r>
-        <w:t xml:space="preserve"> </w:t>
-      </w:r>
-      <w:hyperlink w:anchor="fig-age">
-        <w:r>
-          <w:rPr>
-            <w:rStyle w:val="Hyperlink"/>
-          </w:rPr>
-          <w:t xml:space="preserve">Figure 2</w:t>
-        </w:r>
-      </w:hyperlink>
-      <w:r>
-        <w:t xml:space="preserve"> </w:t>
-      </w:r>
-      <w:r>
-        <w:t xml:space="preserve">comprises on average nearly 6 hours of second-by-second measurements that take place across the daily routine in the home, whereas other methods might average a few dozen survey responses or an hour of video recording. Full-day data are important because, as</w:t>
-      </w:r>
-      <w:r>
-        <w:t xml:space="preserve"> </w:t>
-      </w:r>
-      <w:hyperlink w:anchor="fig-timeline">
-        <w:r>
-          <w:rPr>
-            <w:rStyle w:val="Hyperlink"/>
-          </w:rPr>
-          <w:t xml:space="preserve">Figure 1</w:t>
-        </w:r>
-      </w:hyperlink>
-      <w:r>
-        <w:t xml:space="preserve"> </w:t>
-      </w:r>
-      <w:r>
-        <w:t xml:space="preserve">shows, a single infant’s day varies hour-by-hour in the types of activities that occur. Each exemplar infant had at least one long block of restrained sitting time that differed greatly from unrestrained times where they freely switched between prone, sitting, and standing. Temporally-rich data like these have allowed us show how the pace of everyday motor events changes with respect to infants’ age and motor milestone acquisition</w:t>
-      </w:r>
-      <w:r>
-        <w:t xml:space="preserve"> </w:t>
-      </w:r>
-      <w:r>
-        <w:t xml:space="preserve">(</w:t>
-      </w:r>
-      <w:hyperlink w:anchor="ref-FranchakRousey2026">
-        <w:r>
-          <w:rPr>
-            <w:rStyle w:val="Hyperlink"/>
-          </w:rPr>
-          <w:t xml:space="preserve">Franchak, Rousey, et al., 2026</w:t>
-        </w:r>
-      </w:hyperlink>
-      <w:r>
-        <w:t xml:space="preserve">)</w:t>
-      </w:r>
-      <w:r>
-        <w:t xml:space="preserve">. In future work, multiple-day recording will allow us to relate day-to-day consistency in motor behaviors to subsequent developmental outcomes CITE.</w:t>
-      </w:r>
-    </w:p>
-    <w:p>
-      <w:pPr>
-        <w:pStyle w:val="BodyText"/>
-      </w:pPr>
-      <w:r>
-        <w:t xml:space="preserve">Another advantage of continuous wearable sensor recordings is that they can be integrated with other types of in-home sensing technologies</w:t>
-      </w:r>
-      <w:r>
-        <w:t xml:space="preserve"> </w:t>
-      </w:r>
-      <w:r>
-        <w:t xml:space="preserve">(for a review, see</w:t>
-      </w:r>
-      <w:r>
-        <w:t xml:space="preserve"> </w:t>
-      </w:r>
-      <w:hyperlink w:anchor="ref-KaurKumar2026">
-        <w:r>
-          <w:rPr>
-            <w:rStyle w:val="Hyperlink"/>
-          </w:rPr>
-          <w:t xml:space="preserve">Kaur et al., 2026</w:t>
-        </w:r>
-      </w:hyperlink>
-      <w:r>
-        <w:t xml:space="preserve">)</w:t>
-      </w:r>
-      <w:r>
-        <w:t xml:space="preserve">. For example, our lab paired wearable sensor recordings with LENA audio recorders that automatically detect the frequency of adult speech that infants might hear</w:t>
-      </w:r>
-      <w:r>
-        <w:t xml:space="preserve"> </w:t>
-      </w:r>
-      <w:r>
-        <w:t xml:space="preserve">(</w:t>
-      </w:r>
-      <w:hyperlink w:anchor="ref-RouseyTang2026">
-        <w:r>
-          <w:rPr>
-            <w:rStyle w:val="Hyperlink"/>
-          </w:rPr>
-          <w:t xml:space="preserve">Rousey et al., 2026</w:t>
-        </w:r>
-      </w:hyperlink>
-      <w:r>
-        <w:t xml:space="preserve">)</w:t>
-      </w:r>
-      <w:r>
-        <w:t xml:space="preserve">. Synchronizing position and LENA signals allowed us to discover that within a day, infants hear relatively more words when they spend more time held by a caregiver or sitting. A new model that detects caregiver standing throughout the day will allow us to test how infants’ and caregivers’ movements are synchronized to one another across a day. Other research groups have integrated motion sensors with physiological CITE and proximity CITE sensors, WHY?. However, all of these examples highlight the largest drawback of wearable sensing, which is the lack of contextual information in comparison to video recording. Whereas videos capture everything that can be seen or heard, classification of sensors can only classify outcomes for which models are available. Although we can detect position and restraint from wearable sensors, those data alone cannot tell us about other variables of interest, such as the specific seat the infant is restrained in or whether they are holding an object. Whereas it is easy to check back to a video to see if a code was correct, we cannot check the accuracy of predictions during non-video recorded portions of the day.</w:t>
-      </w:r>
-    </w:p>
-    <w:p>
-      <w:pPr>
-        <w:pStyle w:val="BodyText"/>
-      </w:pPr>
-      <w:r>
-        <w:t xml:space="preserve">With these advantages and limitations in mind, there are many future applications for wearable sensing. Careful application requires validating predictions when applied to new samples</w:t>
-      </w:r>
-      <w:r>
-        <w:t xml:space="preserve"> </w:t>
-      </w:r>
-      <w:r>
-        <w:t xml:space="preserve">(</w:t>
-      </w:r>
-      <w:hyperlink w:anchor="ref-deBarbaroMadden-Rusnak2026aa">
-        <w:r>
-          <w:rPr>
-            <w:rStyle w:val="Hyperlink"/>
-          </w:rPr>
-          <w:t xml:space="preserve">Barbaro et al., 2026</w:t>
-        </w:r>
-      </w:hyperlink>
-      <w:r>
-        <w:t xml:space="preserve">)</w:t>
-      </w:r>
-      <w:r>
-        <w:t xml:space="preserve">. For example, we showed that position predictions were accurate among infants with cerebral palsy, enabling future studies to examine the impacts of motor delay on full-day motor experiences or to test the efficacy of clinical interventions in movement outcomes in that population.</w:t>
+        <w:t xml:space="preserve">, enabling future studies to examine the impacts of motor delay on full-day motor experiences or to test the efficacy of clinical interventions in movement outcomes in that population.</w:t>
       </w:r>
       <w:r>
         <w:t xml:space="preserve"> </w:t>
@@ -2147,7 +2284,7 @@
       </w:r>
     </w:p>
     <w:bookmarkEnd w:id="41"/>
-    <w:bookmarkStart w:id="81" w:name="references"/>
+    <w:bookmarkStart w:id="85" w:name="references"/>
     <w:p>
       <w:pPr>
         <w:pStyle w:val="Heading1"/>
@@ -2156,7 +2293,7 @@
         <w:t xml:space="preserve">References</w:t>
       </w:r>
     </w:p>
-    <w:bookmarkStart w:id="71" w:name="refs"/>
+    <w:bookmarkStart w:id="75" w:name="refs"/>
     <w:bookmarkStart w:id="42" w:name="ref-AiraksinenGallen2022"/>
     <w:p>
       <w:pPr>
@@ -2337,7 +2474,43 @@
       </w:r>
     </w:p>
     <w:bookmarkEnd w:id="46"/>
-    <w:bookmarkStart w:id="47" w:name="ref-CallahanSisler1997"/>
+    <w:bookmarkStart w:id="47" w:name="ref-Breiman2001"/>
+    <w:p>
+      <w:pPr>
+        <w:pStyle w:val="Bibliography"/>
+      </w:pPr>
+      <w:r>
+        <w:t xml:space="preserve">Breiman, L. (2001). Random forests.</w:t>
+      </w:r>
+      <w:r>
+        <w:t xml:space="preserve"> </w:t>
+      </w:r>
+      <w:r>
+        <w:rPr>
+          <w:i/>
+          <w:iCs/>
+        </w:rPr>
+        <w:t xml:space="preserve">Machine Learning</w:t>
+      </w:r>
+      <w:r>
+        <w:t xml:space="preserve">,</w:t>
+      </w:r>
+      <w:r>
+        <w:t xml:space="preserve"> </w:t>
+      </w:r>
+      <w:r>
+        <w:rPr>
+          <w:i/>
+          <w:iCs/>
+        </w:rPr>
+        <w:t xml:space="preserve">45</w:t>
+      </w:r>
+      <w:r>
+        <w:t xml:space="preserve">(1), 5–32.</w:t>
+      </w:r>
+    </w:p>
+    <w:bookmarkEnd w:id="47"/>
+    <w:bookmarkStart w:id="48" w:name="ref-CallahanSisler1997"/>
     <w:p>
       <w:pPr>
         <w:pStyle w:val="Bibliography"/>
@@ -2372,8 +2545,8 @@
         <w:t xml:space="preserve">(3), 233–235.</w:t>
       </w:r>
     </w:p>
-    <w:bookmarkEnd w:id="47"/>
-    <w:bookmarkStart w:id="48" w:name="ref-Franchak2019aa"/>
+    <w:bookmarkEnd w:id="48"/>
+    <w:bookmarkStart w:id="49" w:name="ref-Franchak2019aa"/>
     <w:p>
       <w:pPr>
         <w:pStyle w:val="Bibliography"/>
@@ -2408,8 +2581,8 @@
         <w:t xml:space="preserve">(2), 187–209.</w:t>
       </w:r>
     </w:p>
-    <w:bookmarkEnd w:id="48"/>
-    <w:bookmarkStart w:id="49" w:name="ref-FranchakFord2026"/>
+    <w:bookmarkEnd w:id="49"/>
+    <w:bookmarkStart w:id="50" w:name="ref-FranchakFord2026"/>
     <w:p>
       <w:pPr>
         <w:pStyle w:val="Bibliography"/>
@@ -2444,8 +2617,8 @@
         <w:t xml:space="preserve">(2), e70119.</w:t>
       </w:r>
     </w:p>
-    <w:bookmarkEnd w:id="49"/>
-    <w:bookmarkStart w:id="50" w:name="ref-FranchakKadooka2024"/>
+    <w:bookmarkEnd w:id="50"/>
+    <w:bookmarkStart w:id="51" w:name="ref-FranchakKadooka2024"/>
     <w:p>
       <w:pPr>
         <w:pStyle w:val="Bibliography"/>
@@ -2480,8 +2653,8 @@
         <w:t xml:space="preserve">(2), 228–242.</w:t>
       </w:r>
     </w:p>
-    <w:bookmarkEnd w:id="50"/>
-    <w:bookmarkStart w:id="51" w:name="ref-FranchakRousey2026"/>
+    <w:bookmarkEnd w:id="51"/>
+    <w:bookmarkStart w:id="52" w:name="ref-FranchakRousey2026"/>
     <w:p>
       <w:pPr>
         <w:pStyle w:val="Bibliography"/>
@@ -2503,8 +2676,8 @@
         <w:t xml:space="preserve">.</w:t>
       </w:r>
     </w:p>
-    <w:bookmarkEnd w:id="51"/>
-    <w:bookmarkStart w:id="52" w:name="ref-FranchakScott2021"/>
+    <w:bookmarkEnd w:id="52"/>
+    <w:bookmarkStart w:id="53" w:name="ref-FranchakScott2021"/>
     <w:p>
       <w:pPr>
         <w:pStyle w:val="Bibliography"/>
@@ -2539,8 +2712,8 @@
         <w:t xml:space="preserve">, 701343.</w:t>
       </w:r>
     </w:p>
-    <w:bookmarkEnd w:id="52"/>
-    <w:bookmarkStart w:id="53" w:name="ref-FranchakTang2024"/>
+    <w:bookmarkEnd w:id="53"/>
+    <w:bookmarkStart w:id="54" w:name="ref-FranchakTang2024"/>
     <w:p>
       <w:pPr>
         <w:pStyle w:val="Bibliography"/>
@@ -2575,8 +2748,8 @@
         <w:t xml:space="preserve">(5), 4982–5001.</w:t>
       </w:r>
     </w:p>
-    <w:bookmarkEnd w:id="53"/>
-    <w:bookmarkStart w:id="54" w:name="ref-GreenspanCunha2021"/>
+    <w:bookmarkEnd w:id="54"/>
+    <w:bookmarkStart w:id="55" w:name="ref-GreenspanCunha2021"/>
     <w:p>
       <w:pPr>
         <w:pStyle w:val="Bibliography"/>
@@ -2611,8 +2784,8 @@
         <w:t xml:space="preserve">, 101530.</w:t>
       </w:r>
     </w:p>
-    <w:bookmarkEnd w:id="54"/>
-    <w:bookmarkStart w:id="55" w:name="ref-HerzbergFletcher2021"/>
+    <w:bookmarkEnd w:id="55"/>
+    <w:bookmarkStart w:id="56" w:name="ref-HerzbergFletcher2021"/>
     <w:p>
       <w:pPr>
         <w:pStyle w:val="Bibliography"/>
@@ -2634,8 +2807,8 @@
         <w:t xml:space="preserve">.</w:t>
       </w:r>
     </w:p>
-    <w:bookmarkEnd w:id="55"/>
-    <w:bookmarkStart w:id="56" w:name="ref-KarasikKuchirko2022"/>
+    <w:bookmarkEnd w:id="56"/>
+    <w:bookmarkStart w:id="57" w:name="ref-KarasikKuchirko2022"/>
     <w:p>
       <w:pPr>
         <w:pStyle w:val="Bibliography"/>
@@ -2685,8 +2858,8 @@
         <w:t xml:space="preserve">(4).</w:t>
       </w:r>
     </w:p>
-    <w:bookmarkEnd w:id="56"/>
-    <w:bookmarkStart w:id="57" w:name="ref-KaurKumar2026"/>
+    <w:bookmarkEnd w:id="57"/>
+    <w:bookmarkStart w:id="58" w:name="ref-KaurKumar2026"/>
     <w:p>
       <w:pPr>
         <w:pStyle w:val="Bibliography"/>
@@ -2721,8 +2894,8 @@
         <w:t xml:space="preserve">(102217), 102217.</w:t>
       </w:r>
     </w:p>
-    <w:bookmarkEnd w:id="57"/>
-    <w:bookmarkStart w:id="58" w:name="ref-KretchAdolph2015"/>
+    <w:bookmarkEnd w:id="58"/>
+    <w:bookmarkStart w:id="59" w:name="ref-KretchAdolph2015"/>
     <w:p>
       <w:pPr>
         <w:pStyle w:val="Bibliography"/>
@@ -2757,8 +2930,8 @@
         <w:t xml:space="preserve">(5), 736–750.</w:t>
       </w:r>
     </w:p>
-    <w:bookmarkEnd w:id="58"/>
-    <w:bookmarkStart w:id="59" w:name="ref-KretchEnriques2026"/>
+    <w:bookmarkEnd w:id="59"/>
+    <w:bookmarkStart w:id="60" w:name="ref-KretchEnriques2026"/>
     <w:p>
       <w:pPr>
         <w:pStyle w:val="Bibliography"/>
@@ -2793,8 +2966,8 @@
         <w:t xml:space="preserve">(102215), 102215.</w:t>
       </w:r>
     </w:p>
-    <w:bookmarkEnd w:id="59"/>
-    <w:bookmarkStart w:id="60" w:name="ref-KretchFranchak2014"/>
+    <w:bookmarkEnd w:id="60"/>
+    <w:bookmarkStart w:id="61" w:name="ref-KretchFranchak2014"/>
     <w:p>
       <w:pPr>
         <w:pStyle w:val="Bibliography"/>
@@ -2829,8 +3002,8 @@
         <w:t xml:space="preserve">(4), 1503–1518.</w:t>
       </w:r>
     </w:p>
-    <w:bookmarkEnd w:id="60"/>
-    <w:bookmarkStart w:id="61" w:name="ref-KretchLuna2025"/>
+    <w:bookmarkEnd w:id="61"/>
+    <w:bookmarkStart w:id="62" w:name="ref-KretchLuna2025"/>
     <w:p>
       <w:pPr>
         <w:pStyle w:val="Bibliography"/>
@@ -2865,8 +3038,8 @@
         <w:t xml:space="preserve">, e70059.</w:t>
       </w:r>
     </w:p>
-    <w:bookmarkEnd w:id="61"/>
-    <w:bookmarkStart w:id="62" w:name="ref-KretchMarcinowski2022"/>
+    <w:bookmarkEnd w:id="62"/>
+    <w:bookmarkStart w:id="63" w:name="ref-KretchMarcinowski2022"/>
     <w:p>
       <w:pPr>
         <w:pStyle w:val="Bibliography"/>
@@ -2888,8 +3061,8 @@
         <w:t xml:space="preserve">, e13318.</w:t>
       </w:r>
     </w:p>
-    <w:bookmarkEnd w:id="62"/>
-    <w:bookmarkStart w:id="63" w:name="ref-LuoFranchak2020"/>
+    <w:bookmarkEnd w:id="63"/>
+    <w:bookmarkStart w:id="64" w:name="ref-LuoFranchak2020"/>
     <w:p>
       <w:pPr>
         <w:pStyle w:val="Bibliography"/>
@@ -2924,8 +3097,8 @@
         <w:t xml:space="preserve">(11), e0242009.</w:t>
       </w:r>
     </w:p>
-    <w:bookmarkEnd w:id="63"/>
-    <w:bookmarkStart w:id="64" w:name="ref-MalachowskiSalo2023"/>
+    <w:bookmarkEnd w:id="64"/>
+    <w:bookmarkStart w:id="65" w:name="ref-MalachowskiSalo2023"/>
     <w:p>
       <w:pPr>
         <w:pStyle w:val="Bibliography"/>
@@ -2947,8 +3120,8 @@
         <w:t xml:space="preserve">.</w:t>
       </w:r>
     </w:p>
-    <w:bookmarkEnd w:id="64"/>
-    <w:bookmarkStart w:id="65" w:name="ref-McElwainFisher2024"/>
+    <w:bookmarkEnd w:id="65"/>
+    <w:bookmarkStart w:id="66" w:name="ref-McElwainFisher2024"/>
     <w:p>
       <w:pPr>
         <w:pStyle w:val="Bibliography"/>
@@ -2983,8 +3156,44 @@
         <w:t xml:space="preserve">(1), e49316.</w:t>
       </w:r>
     </w:p>
-    <w:bookmarkEnd w:id="65"/>
-    <w:bookmarkStart w:id="66" w:name="ref-PargentSchoedel2022"/>
+    <w:bookmarkEnd w:id="66"/>
+    <w:bookmarkStart w:id="67" w:name="ref-NamPark2013"/>
+    <w:p>
+      <w:pPr>
+        <w:pStyle w:val="Bibliography"/>
+      </w:pPr>
+      <w:r>
+        <w:t xml:space="preserve">Nam, Y., &amp; Park, J. W. (2013). Child activity recognition based on cooperative fusion model of a triaxial accelerometer and a barometric pressure sensor.</w:t>
+      </w:r>
+      <w:r>
+        <w:t xml:space="preserve"> </w:t>
+      </w:r>
+      <w:r>
+        <w:rPr>
+          <w:i/>
+          <w:iCs/>
+        </w:rPr>
+        <w:t xml:space="preserve">IEEE Journal of Biomedical and Health Informatics</w:t>
+      </w:r>
+      <w:r>
+        <w:t xml:space="preserve">,</w:t>
+      </w:r>
+      <w:r>
+        <w:t xml:space="preserve"> </w:t>
+      </w:r>
+      <w:r>
+        <w:rPr>
+          <w:i/>
+          <w:iCs/>
+        </w:rPr>
+        <w:t xml:space="preserve">17</w:t>
+      </w:r>
+      <w:r>
+        <w:t xml:space="preserve">(2), 420–426.</w:t>
+      </w:r>
+    </w:p>
+    <w:bookmarkEnd w:id="67"/>
+    <w:bookmarkStart w:id="68" w:name="ref-PargentSchoedel2022"/>
     <w:p>
       <w:pPr>
         <w:pStyle w:val="Bibliography"/>
@@ -3020,8 +3229,8 @@
         <w:t xml:space="preserve">.</w:t>
       </w:r>
     </w:p>
-    <w:bookmarkEnd w:id="66"/>
-    <w:bookmarkStart w:id="67" w:name="ref-RouseyTang2026"/>
+    <w:bookmarkEnd w:id="68"/>
+    <w:bookmarkStart w:id="69" w:name="ref-RouseyTang2026"/>
     <w:p>
       <w:pPr>
         <w:pStyle w:val="Bibliography"/>
@@ -3056,8 +3265,31 @@
         <w:t xml:space="preserve">(2), e70120.</w:t>
       </w:r>
     </w:p>
-    <w:bookmarkEnd w:id="67"/>
-    <w:bookmarkStart w:id="68" w:name="ref-SoskaAdolph2014"/>
+    <w:bookmarkEnd w:id="69"/>
+    <w:bookmarkStart w:id="70" w:name="ref-SaloPannuto2021"/>
+    <w:p>
+      <w:pPr>
+        <w:pStyle w:val="Bibliography"/>
+      </w:pPr>
+      <w:r>
+        <w:t xml:space="preserve">Salo, V. C., Pannuto, P., Hedgecock, W., Biri, A., Russo, D. A., Piersiak, H. A., &amp; Humphreys, K. L. (2021). Measuring naturalistic proximity as a window into caregiver-child interaction patterns.</w:t>
+      </w:r>
+      <w:r>
+        <w:t xml:space="preserve"> </w:t>
+      </w:r>
+      <w:r>
+        <w:rPr>
+          <w:i/>
+          <w:iCs/>
+        </w:rPr>
+        <w:t xml:space="preserve">Behavior Research Methods</w:t>
+      </w:r>
+      <w:r>
+        <w:t xml:space="preserve">.</w:t>
+      </w:r>
+    </w:p>
+    <w:bookmarkEnd w:id="70"/>
+    <w:bookmarkStart w:id="71" w:name="ref-SoskaAdolph2014"/>
     <w:p>
       <w:pPr>
         <w:pStyle w:val="Bibliography"/>
@@ -3092,8 +3324,31 @@
         <w:t xml:space="preserve">(2), 138–161.</w:t>
       </w:r>
     </w:p>
-    <w:bookmarkEnd w:id="68"/>
-    <w:bookmarkStart w:id="69" w:name="ref-WangRousey2026"/>
+    <w:bookmarkEnd w:id="71"/>
+    <w:bookmarkStart w:id="72" w:name="ref-WangFranchak2026"/>
+    <w:p>
+      <w:pPr>
+        <w:pStyle w:val="Bibliography"/>
+      </w:pPr>
+      <w:r>
+        <w:t xml:space="preserve">Wang, H., &amp; Franchak, J. M. (2026).</w:t>
+      </w:r>
+      <w:r>
+        <w:t xml:space="preserve"> </w:t>
+      </w:r>
+      <w:r>
+        <w:rPr>
+          <w:i/>
+          <w:iCs/>
+        </w:rPr>
+        <w:t xml:space="preserve">The temporal structure of infant daily restrained experiences in the home</w:t>
+      </w:r>
+      <w:r>
+        <w:t xml:space="preserve">.</w:t>
+      </w:r>
+    </w:p>
+    <w:bookmarkEnd w:id="72"/>
+    <w:bookmarkStart w:id="73" w:name="ref-WangRousey2026"/>
     <w:p>
       <w:pPr>
         <w:pStyle w:val="Bibliography"/>
@@ -3115,8 +3370,8 @@
         <w:t xml:space="preserve">.</w:t>
       </w:r>
     </w:p>
-    <w:bookmarkEnd w:id="69"/>
-    <w:bookmarkStart w:id="70" w:name="ref-YaoPlotz2019"/>
+    <w:bookmarkEnd w:id="73"/>
+    <w:bookmarkStart w:id="74" w:name="ref-YaoPlotz2019"/>
     <w:p>
       <w:pPr>
         <w:pStyle w:val="Bibliography"/>
@@ -3151,8 +3406,8 @@
         <w:t xml:space="preserve">(2).</w:t>
       </w:r>
     </w:p>
-    <w:bookmarkEnd w:id="70"/>
-    <w:bookmarkEnd w:id="71"/>
+    <w:bookmarkEnd w:id="74"/>
+    <w:bookmarkEnd w:id="75"/>
     <w:p>
       <w:r>
         <w:br w:type="page"/>
@@ -3168,7 +3423,7 @@
         <w:br w:type="page"/>
       </w:r>
     </w:p>
-    <w:bookmarkStart w:id="72" w:name="tbl-metrics"/>
+    <w:bookmarkStart w:id="76" w:name="tbl-metrics"/>
     <w:p>
       <w:pPr>
         <w:pStyle w:val="FigureTitle"/>
@@ -8741,7 +8996,7 @@
         </w:tc>
       </w:tr>
     </w:tbl>
-    <w:bookmarkEnd w:id="72"/>
+    <w:bookmarkEnd w:id="76"/>
     <w:p>
       <w:pPr>
         <w:pStyle w:val="FigureNote"/>
@@ -8762,7 +9017,7 @@
         <w:br w:type="page"/>
       </w:r>
     </w:p>
-    <w:bookmarkStart w:id="76" w:name="fig-timeline"/>
+    <w:bookmarkStart w:id="80" w:name="fig-timeline"/>
     <w:p>
       <w:pPr>
         <w:pStyle w:val="FigureTitle"/>
@@ -8788,18 +9043,18 @@
           <wp:inline>
             <wp:extent cx="5943600" cy="7269398"/>
             <wp:effectExtent b="0" l="0" r="0" t="0"/>
-            <wp:docPr descr="" title="" id="74" name="Picture"/>
+            <wp:docPr descr="" title="" id="78" name="Picture"/>
             <a:graphic>
               <a:graphicData uri="http://schemas.openxmlformats.org/drawingml/2006/picture">
                 <pic:pic>
                   <pic:nvPicPr>
-                    <pic:cNvPr descr="timelines.png" id="75" name="Picture"/>
+                    <pic:cNvPr descr="timelines.png" id="79" name="Picture"/>
                     <pic:cNvPicPr>
                       <a:picLocks noChangeArrowheads="1" noChangeAspect="1"/>
                     </pic:cNvPicPr>
                   </pic:nvPicPr>
                   <pic:blipFill>
-                    <a:blip r:embed="rId73"/>
+                    <a:blip r:embed="rId77"/>
                     <a:stretch>
                       <a:fillRect/>
                     </a:stretch>
@@ -8826,7 +9081,7 @@
         </w:drawing>
       </w:r>
     </w:p>
-    <w:bookmarkEnd w:id="76"/>
+    <w:bookmarkEnd w:id="80"/>
     <w:p>
       <w:pPr>
         <w:pStyle w:val="FigureNote"/>
@@ -8847,7 +9102,7 @@
         <w:br w:type="page"/>
       </w:r>
     </w:p>
-    <w:bookmarkStart w:id="80" w:name="fig-age"/>
+    <w:bookmarkStart w:id="84" w:name="fig-age"/>
     <w:p>
       <w:pPr>
         <w:pStyle w:val="FigureTitle"/>
@@ -8873,18 +9128,18 @@
           <wp:inline>
             <wp:extent cx="5943600" cy="4358640"/>
             <wp:effectExtent b="0" l="0" r="0" t="0"/>
-            <wp:docPr descr="" title="" id="78" name="Picture"/>
+            <wp:docPr descr="" title="" id="82" name="Picture"/>
             <a:graphic>
               <a:graphicData uri="http://schemas.openxmlformats.org/drawingml/2006/picture">
                 <pic:pic>
                   <pic:nvPicPr>
-                    <pic:cNvPr descr="age_figure.png" id="79" name="Picture"/>
+                    <pic:cNvPr descr="age_figure.png" id="83" name="Picture"/>
                     <pic:cNvPicPr>
                       <a:picLocks noChangeArrowheads="1" noChangeAspect="1"/>
                     </pic:cNvPicPr>
                   </pic:nvPicPr>
                   <pic:blipFill>
-                    <a:blip r:embed="rId77"/>
+                    <a:blip r:embed="rId81"/>
                     <a:stretch>
                       <a:fillRect/>
                     </a:stretch>
@@ -8911,7 +9166,7 @@
         </w:drawing>
       </w:r>
     </w:p>
-    <w:bookmarkEnd w:id="80"/>
+    <w:bookmarkEnd w:id="84"/>
     <w:p>
       <w:pPr>
         <w:pStyle w:val="FigureNote"/>
@@ -8932,7 +9187,7 @@
         <w:br w:type="page"/>
       </w:r>
     </w:p>
-    <w:bookmarkEnd w:id="81"/>
+    <w:bookmarkEnd w:id="85"/>
     <w:sectPr>
       <w:headerReference r:id="rId8" w:type="even"/>
       <w:headerReference r:id="rId9" w:type="default"/>
